--- a/chapters/coding-practices.docx
+++ b/chapters/coding-practices.docx
@@ -15,7 +15,7 @@
         <w:pStyle w:val="Date"/>
       </w:pPr>
       <w:r>
-        <w:t xml:space="preserve">Last modified: 2026-10-10 01:40:28 (PDT)</w:t>
+        <w:t xml:space="preserve">Last modified: 2026-10-11 02:07:28 (PDT)</w:t>
       </w:r>
     </w:p>
     <w:p>

--- a/chapters/coding-practices.docx
+++ b/chapters/coding-practices.docx
@@ -15,7 +15,7 @@
         <w:pStyle w:val="Date"/>
       </w:pPr>
       <w:r>
-        <w:t xml:space="preserve">Last modified: 2026-10-11 02:07:28 (PDT)</w:t>
+        <w:t xml:space="preserve">Last modified: 2026-10-11 19:47:18 (PDT)</w:t>
       </w:r>
     </w:p>
     <w:p>

--- a/chapters/coding-practices.docx
+++ b/chapters/coding-practices.docx
@@ -15,7 +15,7 @@
         <w:pStyle w:val="Date"/>
       </w:pPr>
       <w:r>
-        <w:t xml:space="preserve">Last modified: 2026-10-11 19:47:18 (PDT)</w:t>
+        <w:t xml:space="preserve">Last modified: 2026-10-11 20:59:42 (PDT)</w:t>
       </w:r>
     </w:p>
     <w:p>

--- a/chapters/coding-practices.docx
+++ b/chapters/coding-practices.docx
@@ -15,7 +15,7 @@
         <w:pStyle w:val="Date"/>
       </w:pPr>
       <w:r>
-        <w:t xml:space="preserve">Last modified: 2026-10-11 20:59:42 (PDT)</w:t>
+        <w:t xml:space="preserve">Last modified: 2026-10-11 21:04:29 (PDT)</w:t>
       </w:r>
     </w:p>
     <w:p>
@@ -39127,7 +39127,7 @@
       </w:r>
     </w:p>
     <w:bookmarkEnd w:id="337"/>
-    <w:bookmarkStart w:id="360" w:name="sec-r-resources"/>
+    <w:bookmarkStart w:id="389" w:name="sec-r-resources"/>
     <w:p>
       <w:pPr>
         <w:pStyle w:val="Heading2"/>
@@ -39136,13 +39136,13 @@
         <w:t xml:space="preserve">47 Additional Resources</w:t>
       </w:r>
     </w:p>
-    <w:bookmarkStart w:id="338" w:name="r-package-development"/>
+    <w:bookmarkStart w:id="344" w:name="learning-r"/>
     <w:p>
       <w:pPr>
         <w:pStyle w:val="Heading3"/>
       </w:pPr>
       <w:r>
-        <w:t xml:space="preserve">47.1 R Package Development</w:t>
+        <w:t xml:space="preserve">47.1 Learning R</w:t>
       </w:r>
     </w:p>
     <w:p>
@@ -39154,19 +39154,19 @@
         </w:numPr>
       </w:pPr>
       <w:r>
-        <w:t xml:space="preserve">R Packages</w:t>
-      </w:r>
-      <w:r>
-        <w:t xml:space="preserve"> </w:t>
-      </w:r>
-      <w:r>
-        <w:t xml:space="preserve">(Wickham and Bryan 2023)</w:t>
-      </w:r>
-      <w:r>
-        <w:t xml:space="preserve"> </w:t>
-      </w:r>
-      <w:r>
-        <w:t xml:space="preserve">- comprehensive guide to R package development</w:t>
+        <w:t xml:space="preserve">R for Data Science</w:t>
+      </w:r>
+      <w:r>
+        <w:t xml:space="preserve"> </w:t>
+      </w:r>
+      <w:r>
+        <w:t xml:space="preserve">(Wickham et al. 2023)</w:t>
+      </w:r>
+      <w:r>
+        <w:t xml:space="preserve"> </w:t>
+      </w:r>
+      <w:r>
+        <w:t xml:space="preserve">- learn data science with the tidyverse</w:t>
       </w:r>
     </w:p>
     <w:p>
@@ -39177,20 +39177,19 @@
           <w:numId w:val="1076"/>
         </w:numPr>
       </w:pPr>
-      <w:r>
-        <w:t xml:space="preserve">Tidyverse design guide</w:t>
-      </w:r>
-      <w:r>
-        <w:t xml:space="preserve"> </w:t>
-      </w:r>
-      <w:r>
-        <w:t xml:space="preserve">(Wickham 2023)</w:t>
-      </w:r>
-      <w:r>
-        <w:t xml:space="preserve"> </w:t>
-      </w:r>
-      <w:r>
-        <w:t xml:space="preserve">- principles for designing R packages and APIs that are intuitive, composable, and consistent with tidyverse philosophy</w:t>
+      <w:hyperlink r:id="rId338">
+        <w:r>
+          <w:rPr>
+            <w:rStyle w:val="Hyperlink"/>
+          </w:rPr>
+          <w:t xml:space="preserve">R for Epidemiology</w:t>
+        </w:r>
+      </w:hyperlink>
+      <w:r>
+        <w:t xml:space="preserve"> </w:t>
+      </w:r>
+      <w:r>
+        <w:t xml:space="preserve">- an introduction to R, with epidemiology examples</w:t>
       </w:r>
     </w:p>
     <w:p>
@@ -39199,6 +39198,682 @@
         <w:numPr>
           <w:ilvl w:val="0"/>
           <w:numId w:val="1076"/>
+        </w:numPr>
+      </w:pPr>
+      <w:hyperlink r:id="rId339">
+        <w:r>
+          <w:rPr>
+            <w:rStyle w:val="Hyperlink"/>
+          </w:rPr>
+          <w:t xml:space="preserve">The Epidemiologist R Handbook</w:t>
+        </w:r>
+      </w:hyperlink>
+      <w:r>
+        <w:t xml:space="preserve"> </w:t>
+      </w:r>
+      <w:r>
+        <w:t xml:space="preserve">- task-oriented reference for applied epidemiology</w:t>
+      </w:r>
+    </w:p>
+    <w:p>
+      <w:pPr>
+        <w:pStyle w:val="Compact"/>
+        <w:numPr>
+          <w:ilvl w:val="0"/>
+          <w:numId w:val="1076"/>
+        </w:numPr>
+      </w:pPr>
+      <w:hyperlink r:id="rId340">
+        <w:r>
+          <w:rPr>
+            <w:rStyle w:val="Hyperlink"/>
+          </w:rPr>
+          <w:t xml:space="preserve">R Graphics Cookbook</w:t>
+        </w:r>
+      </w:hyperlink>
+      <w:r>
+        <w:t xml:space="preserve"> </w:t>
+      </w:r>
+      <w:r>
+        <w:t xml:space="preserve">- recipes for common</w:t>
+      </w:r>
+      <w:r>
+        <w:t xml:space="preserve"> </w:t>
+      </w:r>
+      <w:r>
+        <w:rPr>
+          <w:rStyle w:val="VerbatimChar"/>
+        </w:rPr>
+        <w:t xml:space="preserve">{ggplot2}</w:t>
+      </w:r>
+      <w:r>
+        <w:t xml:space="preserve"> </w:t>
+      </w:r>
+      <w:r>
+        <w:t xml:space="preserve">figures</w:t>
+      </w:r>
+    </w:p>
+    <w:p>
+      <w:pPr>
+        <w:pStyle w:val="Compact"/>
+        <w:numPr>
+          <w:ilvl w:val="0"/>
+          <w:numId w:val="1076"/>
+        </w:numPr>
+      </w:pPr>
+      <w:hyperlink r:id="rId341">
+        <w:r>
+          <w:rPr>
+            <w:rStyle w:val="Hyperlink"/>
+          </w:rPr>
+          <w:t xml:space="preserve">R for Reproducible Scientific Analysis</w:t>
+        </w:r>
+      </w:hyperlink>
+      <w:r>
+        <w:t xml:space="preserve"> </w:t>
+      </w:r>
+      <w:r>
+        <w:t xml:space="preserve">- Software Carpentry’s introductory lesson</w:t>
+      </w:r>
+    </w:p>
+    <w:p>
+      <w:pPr>
+        <w:pStyle w:val="Compact"/>
+        <w:numPr>
+          <w:ilvl w:val="0"/>
+          <w:numId w:val="1076"/>
+        </w:numPr>
+      </w:pPr>
+      <w:hyperlink r:id="rId342">
+        <w:r>
+          <w:rPr>
+            <w:rStyle w:val="Hyperlink"/>
+          </w:rPr>
+          <w:t xml:space="preserve">Building reproducible analytical pipelines with R</w:t>
+        </w:r>
+      </w:hyperlink>
+      <w:r>
+        <w:t xml:space="preserve"> </w:t>
+      </w:r>
+      <w:r>
+        <w:t xml:space="preserve">- project-level reproducibility in R</w:t>
+      </w:r>
+    </w:p>
+    <w:p>
+      <w:pPr>
+        <w:pStyle w:val="Compact"/>
+        <w:numPr>
+          <w:ilvl w:val="0"/>
+          <w:numId w:val="1076"/>
+        </w:numPr>
+      </w:pPr>
+      <w:hyperlink r:id="rId343">
+        <w:r>
+          <w:rPr>
+            <w:rStyle w:val="Hyperlink"/>
+          </w:rPr>
+          <w:t xml:space="preserve">Posit Recipes</w:t>
+        </w:r>
+      </w:hyperlink>
+      <w:r>
+        <w:t xml:space="preserve"> </w:t>
+      </w:r>
+      <w:r>
+        <w:t xml:space="preserve">- short, task-focused R code snippets</w:t>
+      </w:r>
+    </w:p>
+    <w:bookmarkEnd w:id="344"/>
+    <w:bookmarkStart w:id="349" w:name="coming-to-r-from-sas"/>
+    <w:p>
+      <w:pPr>
+        <w:pStyle w:val="Heading3"/>
+      </w:pPr>
+      <w:r>
+        <w:t xml:space="preserve">47.2 Coming to R from SAS</w:t>
+      </w:r>
+    </w:p>
+    <w:p>
+      <w:pPr>
+        <w:pStyle w:val="Compact"/>
+        <w:numPr>
+          <w:ilvl w:val="0"/>
+          <w:numId w:val="1077"/>
+        </w:numPr>
+      </w:pPr>
+      <w:hyperlink r:id="rId345">
+        <w:r>
+          <w:rPr>
+            <w:rStyle w:val="Hyperlink"/>
+          </w:rPr>
+          <w:t xml:space="preserve">The sassy system</w:t>
+        </w:r>
+      </w:hyperlink>
+      <w:r>
+        <w:t xml:space="preserve"> </w:t>
+      </w:r>
+      <w:r>
+        <w:t xml:space="preserve">- packages that bring familiar SAS concepts to R;</w:t>
+      </w:r>
+      <w:r>
+        <w:t xml:space="preserve"> </w:t>
+      </w:r>
+      <w:r>
+        <w:t xml:space="preserve">its</w:t>
+      </w:r>
+      <w:r>
+        <w:t xml:space="preserve"> </w:t>
+      </w:r>
+      <w:hyperlink r:id="rId346">
+        <w:r>
+          <w:rPr>
+            <w:rStyle w:val="VerbatimChar"/>
+          </w:rPr>
+          <w:t xml:space="preserve">{procs}</w:t>
+        </w:r>
+      </w:hyperlink>
+      <w:r>
+        <w:t xml:space="preserve"> </w:t>
+      </w:r>
+      <w:r>
+        <w:t xml:space="preserve">package</w:t>
+      </w:r>
+      <w:r>
+        <w:t xml:space="preserve"> </w:t>
+      </w:r>
+      <w:r>
+        <w:t xml:space="preserve">provides versions of</w:t>
+      </w:r>
+      <w:r>
+        <w:t xml:space="preserve"> </w:t>
+      </w:r>
+      <w:r>
+        <w:rPr>
+          <w:rStyle w:val="VerbatimChar"/>
+        </w:rPr>
+        <w:t xml:space="preserve">proc freq</w:t>
+      </w:r>
+      <w:r>
+        <w:t xml:space="preserve">,</w:t>
+      </w:r>
+      <w:r>
+        <w:t xml:space="preserve"> </w:t>
+      </w:r>
+      <w:r>
+        <w:rPr>
+          <w:rStyle w:val="VerbatimChar"/>
+        </w:rPr>
+        <w:t xml:space="preserve">proc means</w:t>
+      </w:r>
+      <w:r>
+        <w:t xml:space="preserve">,</w:t>
+      </w:r>
+      <w:r>
+        <w:t xml:space="preserve"> </w:t>
+      </w:r>
+      <w:r>
+        <w:rPr>
+          <w:rStyle w:val="VerbatimChar"/>
+        </w:rPr>
+        <w:t xml:space="preserve">proc ttest</w:t>
+      </w:r>
+      <w:r>
+        <w:t xml:space="preserve">,</w:t>
+      </w:r>
+      <w:r>
+        <w:t xml:space="preserve"> </w:t>
+      </w:r>
+      <w:r>
+        <w:rPr>
+          <w:rStyle w:val="VerbatimChar"/>
+        </w:rPr>
+        <w:t xml:space="preserve">proc reg</w:t>
+      </w:r>
+      <w:r>
+        <w:t xml:space="preserve">, and other common procedures</w:t>
+      </w:r>
+    </w:p>
+    <w:p>
+      <w:pPr>
+        <w:pStyle w:val="Compact"/>
+        <w:numPr>
+          <w:ilvl w:val="0"/>
+          <w:numId w:val="1077"/>
+        </w:numPr>
+      </w:pPr>
+      <w:hyperlink r:id="rId347">
+        <w:r>
+          <w:rPr>
+            <w:rStyle w:val="Hyperlink"/>
+          </w:rPr>
+          <w:t xml:space="preserve">R for SAS and SPSS Users</w:t>
+        </w:r>
+      </w:hyperlink>
+      <w:r>
+        <w:t xml:space="preserve"> </w:t>
+      </w:r>
+      <w:r>
+        <w:t xml:space="preserve">(Muenchen) - common SAS and SPSS tasks, done in R</w:t>
+      </w:r>
+    </w:p>
+    <w:p>
+      <w:pPr>
+        <w:pStyle w:val="Compact"/>
+        <w:numPr>
+          <w:ilvl w:val="0"/>
+          <w:numId w:val="1077"/>
+        </w:numPr>
+      </w:pPr>
+      <w:hyperlink r:id="rId348">
+        <w:r>
+          <w:rPr>
+            <w:rStyle w:val="Hyperlink"/>
+          </w:rPr>
+          <w:t xml:space="preserve">SAS and R</w:t>
+        </w:r>
+      </w:hyperlink>
+      <w:r>
+        <w:t xml:space="preserve"> </w:t>
+      </w:r>
+      <w:r>
+        <w:t xml:space="preserve">(Kleinman and Horton) - side-by-side SAS and R code for data management and analysis</w:t>
+      </w:r>
+    </w:p>
+    <w:bookmarkEnd w:id="349"/>
+    <w:bookmarkStart w:id="356" w:name="general-r-programming"/>
+    <w:p>
+      <w:pPr>
+        <w:pStyle w:val="Heading3"/>
+      </w:pPr>
+      <w:r>
+        <w:t xml:space="preserve">47.3 General R Programming</w:t>
+      </w:r>
+    </w:p>
+    <w:p>
+      <w:pPr>
+        <w:pStyle w:val="Compact"/>
+        <w:numPr>
+          <w:ilvl w:val="0"/>
+          <w:numId w:val="1078"/>
+        </w:numPr>
+      </w:pPr>
+      <w:r>
+        <w:t xml:space="preserve">Advanced R</w:t>
+      </w:r>
+      <w:r>
+        <w:t xml:space="preserve"> </w:t>
+      </w:r>
+      <w:r>
+        <w:t xml:space="preserve">(Wickham 2019)</w:t>
+      </w:r>
+      <w:r>
+        <w:t xml:space="preserve"> </w:t>
+      </w:r>
+      <w:r>
+        <w:t xml:space="preserve">- deep dive into R programming and internals, including</w:t>
+      </w:r>
+      <w:r>
+        <w:t xml:space="preserve"> </w:t>
+      </w:r>
+      <w:hyperlink r:id="rId350">
+        <w:r>
+          <w:rPr>
+            <w:rStyle w:val="Hyperlink"/>
+          </w:rPr>
+          <w:t xml:space="preserve">functions</w:t>
+        </w:r>
+      </w:hyperlink>
+      <w:r>
+        <w:t xml:space="preserve">,</w:t>
+      </w:r>
+      <w:r>
+        <w:t xml:space="preserve"> </w:t>
+      </w:r>
+      <w:hyperlink r:id="rId351">
+        <w:r>
+          <w:rPr>
+            <w:rStyle w:val="Hyperlink"/>
+          </w:rPr>
+          <w:t xml:space="preserve">object-oriented systems</w:t>
+        </w:r>
+      </w:hyperlink>
+      <w:r>
+        <w:t xml:space="preserve">,</w:t>
+      </w:r>
+      <w:r>
+        <w:t xml:space="preserve"> </w:t>
+      </w:r>
+      <w:r>
+        <w:t xml:space="preserve">and</w:t>
+      </w:r>
+      <w:r>
+        <w:t xml:space="preserve"> </w:t>
+      </w:r>
+      <w:hyperlink r:id="rId352">
+        <w:r>
+          <w:rPr>
+            <w:rStyle w:val="Hyperlink"/>
+          </w:rPr>
+          <w:t xml:space="preserve">debugging</w:t>
+        </w:r>
+      </w:hyperlink>
+    </w:p>
+    <w:p>
+      <w:pPr>
+        <w:pStyle w:val="Compact"/>
+        <w:numPr>
+          <w:ilvl w:val="0"/>
+          <w:numId w:val="1078"/>
+        </w:numPr>
+      </w:pPr>
+      <w:hyperlink r:id="rId353">
+        <w:r>
+          <w:rPr>
+            <w:rStyle w:val="Hyperlink"/>
+          </w:rPr>
+          <w:t xml:space="preserve">Debugging R code</w:t>
+        </w:r>
+      </w:hyperlink>
+      <w:r>
+        <w:t xml:space="preserve"> </w:t>
+      </w:r>
+      <w:r>
+        <w:t xml:space="preserve">(Simon Wood) -</w:t>
+      </w:r>
+      <w:r>
+        <w:t xml:space="preserve"> </w:t>
+      </w:r>
+      <w:r>
+        <w:t xml:space="preserve">debugging R and compiled code called from R</w:t>
+      </w:r>
+    </w:p>
+    <w:p>
+      <w:pPr>
+        <w:pStyle w:val="Compact"/>
+        <w:numPr>
+          <w:ilvl w:val="0"/>
+          <w:numId w:val="1078"/>
+        </w:numPr>
+      </w:pPr>
+      <w:hyperlink r:id="rId354">
+        <w:r>
+          <w:rPr>
+            <w:rStyle w:val="Hyperlink"/>
+          </w:rPr>
+          <w:t xml:space="preserve">Differences between the base R and</w:t>
+        </w:r>
+        <w:r>
+          <w:rPr>
+            <w:rStyle w:val="Hyperlink"/>
+          </w:rPr>
+          <w:t xml:space="preserve"> </w:t>
+        </w:r>
+        <w:r>
+          <w:rPr>
+            <w:rStyle w:val="VerbatimChar"/>
+          </w:rPr>
+          <w:t xml:space="preserve">{magrittr}</w:t>
+        </w:r>
+        <w:r>
+          <w:rPr>
+            <w:rStyle w:val="Hyperlink"/>
+          </w:rPr>
+          <w:t xml:space="preserve"> </w:t>
+        </w:r>
+        <w:r>
+          <w:rPr>
+            <w:rStyle w:val="Hyperlink"/>
+          </w:rPr>
+          <w:t xml:space="preserve">pipes</w:t>
+        </w:r>
+      </w:hyperlink>
+      <w:r>
+        <w:t xml:space="preserve"> </w:t>
+      </w:r>
+      <w:r>
+        <w:t xml:space="preserve">- how</w:t>
+      </w:r>
+      <w:r>
+        <w:t xml:space="preserve"> </w:t>
+      </w:r>
+      <w:r>
+        <w:rPr>
+          <w:rStyle w:val="VerbatimChar"/>
+        </w:rPr>
+        <w:t xml:space="preserve">|&gt;</w:t>
+      </w:r>
+      <w:r>
+        <w:t xml:space="preserve"> </w:t>
+      </w:r>
+      <w:r>
+        <w:t xml:space="preserve">and</w:t>
+      </w:r>
+      <w:r>
+        <w:t xml:space="preserve"> </w:t>
+      </w:r>
+      <w:r>
+        <w:rPr>
+          <w:rStyle w:val="VerbatimChar"/>
+        </w:rPr>
+        <w:t xml:space="preserve">%&gt;%</w:t>
+      </w:r>
+      <w:r>
+        <w:t xml:space="preserve"> </w:t>
+      </w:r>
+      <w:r>
+        <w:t xml:space="preserve">behave differently</w:t>
+      </w:r>
+    </w:p>
+    <w:p>
+      <w:pPr>
+        <w:pStyle w:val="Compact"/>
+        <w:numPr>
+          <w:ilvl w:val="0"/>
+          <w:numId w:val="1078"/>
+        </w:numPr>
+      </w:pPr>
+      <w:hyperlink r:id="rId355">
+        <w:r>
+          <w:rPr>
+            <w:rStyle w:val="Hyperlink"/>
+          </w:rPr>
+          <w:t xml:space="preserve">Spatial Data Science: With Applications in R</w:t>
+        </w:r>
+      </w:hyperlink>
+      <w:r>
+        <w:t xml:space="preserve"> </w:t>
+      </w:r>
+      <w:r>
+        <w:t xml:space="preserve">- spatial data analysis in R</w:t>
+      </w:r>
+    </w:p>
+    <w:bookmarkEnd w:id="356"/>
+    <w:bookmarkStart w:id="359" w:name="summary-tables"/>
+    <w:p>
+      <w:pPr>
+        <w:pStyle w:val="Heading3"/>
+      </w:pPr>
+      <w:r>
+        <w:t xml:space="preserve">47.4 Summary tables</w:t>
+      </w:r>
+    </w:p>
+    <w:p>
+      <w:pPr>
+        <w:pStyle w:val="Compact"/>
+        <w:numPr>
+          <w:ilvl w:val="0"/>
+          <w:numId w:val="1079"/>
+        </w:numPr>
+      </w:pPr>
+      <w:hyperlink r:id="rId137">
+        <w:r>
+          <w:rPr>
+            <w:rStyle w:val="VerbatimChar"/>
+          </w:rPr>
+          <w:t xml:space="preserve">{gtsummary}</w:t>
+        </w:r>
+      </w:hyperlink>
+      <w:r>
+        <w:t xml:space="preserve"> </w:t>
+      </w:r>
+      <w:r>
+        <w:t xml:space="preserve">- flexible demographics and summary tables; start here</w:t>
+      </w:r>
+    </w:p>
+    <w:p>
+      <w:pPr>
+        <w:pStyle w:val="Compact"/>
+        <w:numPr>
+          <w:ilvl w:val="0"/>
+          <w:numId w:val="1079"/>
+        </w:numPr>
+      </w:pPr>
+      <w:hyperlink r:id="rId357">
+        <w:r>
+          <w:rPr>
+            <w:rStyle w:val="VerbatimChar"/>
+          </w:rPr>
+          <w:t xml:space="preserve">{table1}</w:t>
+        </w:r>
+      </w:hyperlink>
+      <w:r>
+        <w:t xml:space="preserve"> </w:t>
+      </w:r>
+      <w:r>
+        <w:t xml:space="preserve">- HTML</w:t>
+      </w:r>
+      <w:r>
+        <w:t xml:space="preserve"> </w:t>
+      </w:r>
+      <w:r>
+        <w:t xml:space="preserve">“Table 1”</w:t>
+      </w:r>
+      <w:r>
+        <w:t xml:space="preserve"> </w:t>
+      </w:r>
+      <w:r>
+        <w:t xml:space="preserve">demographics tables</w:t>
+      </w:r>
+    </w:p>
+    <w:p>
+      <w:pPr>
+        <w:pStyle w:val="Compact"/>
+        <w:numPr>
+          <w:ilvl w:val="0"/>
+          <w:numId w:val="1079"/>
+        </w:numPr>
+      </w:pPr>
+      <w:hyperlink r:id="rId358">
+        <w:r>
+          <w:rPr>
+            <w:rStyle w:val="VerbatimChar"/>
+          </w:rPr>
+          <w:t xml:space="preserve">{arsenal}</w:t>
+        </w:r>
+      </w:hyperlink>
+      <w:r>
+        <w:t xml:space="preserve"> </w:t>
+      </w:r>
+      <w:r>
+        <w:t xml:space="preserve">- summary tables, from the Mayo Clinic</w:t>
+      </w:r>
+    </w:p>
+    <w:p>
+      <w:pPr>
+        <w:pStyle w:val="Compact"/>
+        <w:numPr>
+          <w:ilvl w:val="0"/>
+          <w:numId w:val="1079"/>
+        </w:numPr>
+      </w:pPr>
+      <w:r>
+        <w:rPr>
+          <w:rStyle w:val="VerbatimChar"/>
+        </w:rPr>
+        <w:t xml:space="preserve">{procs}</w:t>
+      </w:r>
+      <w:r>
+        <w:t xml:space="preserve"> </w:t>
+      </w:r>
+      <w:r>
+        <w:t xml:space="preserve">(under</w:t>
+      </w:r>
+      <w:r>
+        <w:t xml:space="preserve"> </w:t>
+      </w:r>
+      <w:r>
+        <w:t xml:space="preserve">“Coming to R from SAS”</w:t>
+      </w:r>
+      <w:r>
+        <w:t xml:space="preserve"> </w:t>
+      </w:r>
+      <w:r>
+        <w:t xml:space="preserve">above) - SAS-style frequency and means tables</w:t>
+      </w:r>
+    </w:p>
+    <w:bookmarkEnd w:id="359"/>
+    <w:bookmarkStart w:id="364" w:name="r-package-development"/>
+    <w:p>
+      <w:pPr>
+        <w:pStyle w:val="Heading3"/>
+      </w:pPr>
+      <w:r>
+        <w:t xml:space="preserve">47.5 R Package Development</w:t>
+      </w:r>
+    </w:p>
+    <w:p>
+      <w:pPr>
+        <w:pStyle w:val="Compact"/>
+        <w:numPr>
+          <w:ilvl w:val="0"/>
+          <w:numId w:val="1080"/>
+        </w:numPr>
+      </w:pPr>
+      <w:r>
+        <w:t xml:space="preserve">R Packages</w:t>
+      </w:r>
+      <w:r>
+        <w:t xml:space="preserve"> </w:t>
+      </w:r>
+      <w:r>
+        <w:t xml:space="preserve">(Wickham and Bryan 2023)</w:t>
+      </w:r>
+      <w:r>
+        <w:t xml:space="preserve"> </w:t>
+      </w:r>
+      <w:r>
+        <w:t xml:space="preserve">- comprehensive guide to R package development</w:t>
+      </w:r>
+    </w:p>
+    <w:p>
+      <w:pPr>
+        <w:pStyle w:val="Compact"/>
+        <w:numPr>
+          <w:ilvl w:val="0"/>
+          <w:numId w:val="1080"/>
+        </w:numPr>
+      </w:pPr>
+      <w:r>
+        <w:t xml:space="preserve">Tidyverse design guide</w:t>
+      </w:r>
+      <w:r>
+        <w:t xml:space="preserve"> </w:t>
+      </w:r>
+      <w:r>
+        <w:t xml:space="preserve">(Wickham 2023)</w:t>
+      </w:r>
+      <w:r>
+        <w:t xml:space="preserve"> </w:t>
+      </w:r>
+      <w:r>
+        <w:t xml:space="preserve">- principles for designing R packages and APIs that are intuitive, composable, and consistent with tidyverse philosophy</w:t>
+      </w:r>
+    </w:p>
+    <w:p>
+      <w:pPr>
+        <w:pStyle w:val="Compact"/>
+        <w:numPr>
+          <w:ilvl w:val="0"/>
+          <w:numId w:val="1080"/>
         </w:numPr>
       </w:pPr>
       <w:hyperlink r:id="rId36">
@@ -39221,7 +39896,7 @@
         <w:pStyle w:val="Compact"/>
         <w:numPr>
           <w:ilvl w:val="0"/>
-          <w:numId w:val="1076"/>
+          <w:numId w:val="1080"/>
         </w:numPr>
       </w:pPr>
       <w:hyperlink r:id="rId37">
@@ -39244,7 +39919,7 @@
         <w:pStyle w:val="Compact"/>
         <w:numPr>
           <w:ilvl w:val="0"/>
-          <w:numId w:val="1076"/>
+          <w:numId w:val="1080"/>
         </w:numPr>
       </w:pPr>
       <w:hyperlink r:id="rId23">
@@ -39267,7 +39942,7 @@
         <w:pStyle w:val="Compact"/>
         <w:numPr>
           <w:ilvl w:val="0"/>
-          <w:numId w:val="1076"/>
+          <w:numId w:val="1080"/>
         </w:numPr>
       </w:pPr>
       <w:hyperlink r:id="rId39">
@@ -39285,38 +39960,64 @@
         <w:t xml:space="preserve">- unit testing framework</w:t>
       </w:r>
     </w:p>
-    <w:bookmarkEnd w:id="338"/>
-    <w:bookmarkStart w:id="339" w:name="general-r-programming"/>
-    <w:p>
-      <w:pPr>
-        <w:pStyle w:val="Heading3"/>
-      </w:pPr>
-      <w:r>
-        <w:t xml:space="preserve">47.2 General R Programming</w:t>
-      </w:r>
-    </w:p>
     <w:p>
       <w:pPr>
         <w:pStyle w:val="Compact"/>
         <w:numPr>
           <w:ilvl w:val="0"/>
-          <w:numId w:val="1077"/>
+          <w:numId w:val="1080"/>
         </w:numPr>
       </w:pPr>
-      <w:r>
-        <w:t xml:space="preserve">R for Data Science</w:t>
-      </w:r>
-      <w:r>
-        <w:t xml:space="preserve"> </w:t>
-      </w:r>
-      <w:r>
-        <w:t xml:space="preserve">(Wickham et al. 2023)</w:t>
-      </w:r>
-      <w:r>
-        <w:t xml:space="preserve"> </w:t>
-      </w:r>
-      <w:r>
-        <w:t xml:space="preserve">- learn data science with the tidyverse</w:t>
+      <w:hyperlink r:id="rId360">
+        <w:r>
+          <w:rPr>
+            <w:rStyle w:val="Hyperlink"/>
+          </w:rPr>
+          <w:t xml:space="preserve">Releasing to CRAN</w:t>
+        </w:r>
+      </w:hyperlink>
+      <w:r>
+        <w:t xml:space="preserve"> </w:t>
+      </w:r>
+      <w:r>
+        <w:t xml:space="preserve">and the</w:t>
+      </w:r>
+      <w:r>
+        <w:t xml:space="preserve"> </w:t>
+      </w:r>
+      <w:hyperlink r:id="rId361">
+        <w:r>
+          <w:rPr>
+            <w:rStyle w:val="Hyperlink"/>
+          </w:rPr>
+          <w:t xml:space="preserve">CRAN Cookbook</w:t>
+        </w:r>
+      </w:hyperlink>
+      <w:r>
+        <w:t xml:space="preserve"> </w:t>
+      </w:r>
+      <w:r>
+        <w:t xml:space="preserve">- preparing a CRAN submission</w:t>
+      </w:r>
+      <w:r>
+        <w:t xml:space="preserve"> </w:t>
+      </w:r>
+      <w:r>
+        <w:t xml:space="preserve">(see also</w:t>
+      </w:r>
+      <w:r>
+        <w:t xml:space="preserve"> </w:t>
+      </w:r>
+      <w:hyperlink r:id="rId362">
+        <w:r>
+          <w:rPr>
+            <w:rStyle w:val="Hyperlink"/>
+          </w:rPr>
+          <w:t xml:space="preserve">Code Publication</w:t>
+        </w:r>
+      </w:hyperlink>
+      <w:r>
+        <w:t xml:space="preserve">)</w:t>
       </w:r>
     </w:p>
     <w:p>
@@ -39324,33 +40025,32 @@
         <w:pStyle w:val="Compact"/>
         <w:numPr>
           <w:ilvl w:val="0"/>
-          <w:numId w:val="1077"/>
+          <w:numId w:val="1080"/>
         </w:numPr>
       </w:pPr>
-      <w:r>
-        <w:t xml:space="preserve">Advanced R</w:t>
-      </w:r>
-      <w:r>
-        <w:t xml:space="preserve"> </w:t>
-      </w:r>
-      <w:r>
-        <w:t xml:space="preserve">(Wickham 2019)</w:t>
-      </w:r>
-      <w:r>
-        <w:t xml:space="preserve"> </w:t>
-      </w:r>
-      <w:r>
-        <w:t xml:space="preserve">- deep dive into R programming and internals</w:t>
-      </w:r>
-    </w:p>
-    <w:bookmarkEnd w:id="339"/>
-    <w:bookmarkStart w:id="340" w:name="shiny-development"/>
+      <w:hyperlink r:id="rId363">
+        <w:r>
+          <w:rPr>
+            <w:rStyle w:val="Hyperlink"/>
+          </w:rPr>
+          <w:t xml:space="preserve">Contributing to R</w:t>
+        </w:r>
+      </w:hyperlink>
+      <w:r>
+        <w:t xml:space="preserve"> </w:t>
+      </w:r>
+      <w:r>
+        <w:t xml:space="preserve">- getting involved with base R itself</w:t>
+      </w:r>
+    </w:p>
+    <w:bookmarkEnd w:id="364"/>
+    <w:bookmarkStart w:id="365" w:name="shiny-development"/>
     <w:p>
       <w:pPr>
         <w:pStyle w:val="Heading3"/>
       </w:pPr>
       <w:r>
-        <w:t xml:space="preserve">47.3 Shiny Development</w:t>
+        <w:t xml:space="preserve">47.6 Shiny Development</w:t>
       </w:r>
     </w:p>
     <w:p>
@@ -39358,7 +40058,7 @@
         <w:pStyle w:val="Compact"/>
         <w:numPr>
           <w:ilvl w:val="0"/>
-          <w:numId w:val="1078"/>
+          <w:numId w:val="1081"/>
         </w:numPr>
       </w:pPr>
       <w:r>
@@ -39382,7 +40082,7 @@
         <w:pStyle w:val="Compact"/>
         <w:numPr>
           <w:ilvl w:val="0"/>
-          <w:numId w:val="1078"/>
+          <w:numId w:val="1081"/>
         </w:numPr>
       </w:pPr>
       <w:r>
@@ -39401,14 +40101,14 @@
         <w:t xml:space="preserve">- best practices for production Shiny applications</w:t>
       </w:r>
     </w:p>
-    <w:bookmarkEnd w:id="340"/>
-    <w:bookmarkStart w:id="359" w:name="git-and-version-control"/>
+    <w:bookmarkEnd w:id="365"/>
+    <w:bookmarkStart w:id="388" w:name="git-and-version-control"/>
     <w:p>
       <w:pPr>
         <w:pStyle w:val="Heading3"/>
       </w:pPr>
       <w:r>
-        <w:t xml:space="preserve">47.4 Git and Version Control</w:t>
+        <w:t xml:space="preserve">47.7 Git and Version Control</w:t>
       </w:r>
     </w:p>
     <w:p>
@@ -39416,7 +40116,7 @@
         <w:pStyle w:val="Compact"/>
         <w:numPr>
           <w:ilvl w:val="0"/>
-          <w:numId w:val="1079"/>
+          <w:numId w:val="1082"/>
         </w:numPr>
       </w:pPr>
       <w:r>
@@ -39440,10 +40140,129 @@
         <w:pStyle w:val="Compact"/>
         <w:numPr>
           <w:ilvl w:val="0"/>
-          <w:numId w:val="1079"/>
+          <w:numId w:val="1082"/>
         </w:numPr>
       </w:pPr>
-      <w:hyperlink r:id="rId341">
+      <w:hyperlink r:id="rId366">
+        <w:r>
+          <w:rPr>
+            <w:rStyle w:val="Hyperlink"/>
+          </w:rPr>
+          <w:t xml:space="preserve">Pull request helpers in</w:t>
+        </w:r>
+        <w:r>
+          <w:rPr>
+            <w:rStyle w:val="Hyperlink"/>
+          </w:rPr>
+          <w:t xml:space="preserve"> </w:t>
+        </w:r>
+        <w:r>
+          <w:rPr>
+            <w:rStyle w:val="VerbatimChar"/>
+          </w:rPr>
+          <w:t xml:space="preserve">{usethis}</w:t>
+        </w:r>
+      </w:hyperlink>
+      <w:r>
+        <w:t xml:space="preserve"> </w:t>
+      </w:r>
+      <w:r>
+        <w:t xml:space="preserve">- the</w:t>
+      </w:r>
+      <w:r>
+        <w:t xml:space="preserve"> </w:t>
+      </w:r>
+      <w:r>
+        <w:rPr>
+          <w:rStyle w:val="VerbatimChar"/>
+        </w:rPr>
+        <w:t xml:space="preserve">pr_*()</w:t>
+      </w:r>
+      <w:r>
+        <w:t xml:space="preserve"> </w:t>
+      </w:r>
+      <w:r>
+        <w:t xml:space="preserve">workflow from R</w:t>
+      </w:r>
+    </w:p>
+    <w:p>
+      <w:pPr>
+        <w:pStyle w:val="Compact"/>
+        <w:numPr>
+          <w:ilvl w:val="0"/>
+          <w:numId w:val="1082"/>
+        </w:numPr>
+      </w:pPr>
+      <w:hyperlink r:id="rId367">
+        <w:r>
+          <w:rPr>
+            <w:rStyle w:val="Hyperlink"/>
+          </w:rPr>
+          <w:t xml:space="preserve">Oh Shit, Git!?!</w:t>
+        </w:r>
+      </w:hyperlink>
+      <w:r>
+        <w:t xml:space="preserve"> </w:t>
+      </w:r>
+      <w:r>
+        <w:t xml:space="preserve">- plain-language fixes for common Git mistakes</w:t>
+      </w:r>
+    </w:p>
+    <w:p>
+      <w:pPr>
+        <w:pStyle w:val="Compact"/>
+        <w:numPr>
+          <w:ilvl w:val="0"/>
+          <w:numId w:val="1082"/>
+        </w:numPr>
+      </w:pPr>
+      <w:hyperlink r:id="rId368">
+        <w:r>
+          <w:rPr>
+            <w:rStyle w:val="VerbatimChar"/>
+          </w:rPr>
+          <w:t xml:space="preserve">{saperlipopette}</w:t>
+        </w:r>
+      </w:hyperlink>
+      <w:r>
+        <w:t xml:space="preserve"> </w:t>
+      </w:r>
+      <w:r>
+        <w:t xml:space="preserve">- practice Git rescue exercises from R</w:t>
+      </w:r>
+    </w:p>
+    <w:p>
+      <w:pPr>
+        <w:pStyle w:val="Compact"/>
+        <w:numPr>
+          <w:ilvl w:val="0"/>
+          <w:numId w:val="1082"/>
+        </w:numPr>
+      </w:pPr>
+      <w:hyperlink r:id="rId369">
+        <w:r>
+          <w:rPr>
+            <w:rStyle w:val="Hyperlink"/>
+          </w:rPr>
+          <w:t xml:space="preserve">Git Magic</w:t>
+        </w:r>
+      </w:hyperlink>
+      <w:r>
+        <w:t xml:space="preserve"> </w:t>
+      </w:r>
+      <w:r>
+        <w:t xml:space="preserve">- a short, free Git book</w:t>
+      </w:r>
+    </w:p>
+    <w:p>
+      <w:pPr>
+        <w:pStyle w:val="Compact"/>
+        <w:numPr>
+          <w:ilvl w:val="0"/>
+          <w:numId w:val="1082"/>
+        </w:numPr>
+      </w:pPr>
+      <w:hyperlink r:id="rId370">
         <w:r>
           <w:rPr>
             <w:rStyle w:val="VerbatimChar"/>
@@ -39464,8 +40283,8 @@
         <w:t xml:space="preserve">organized by patterns like tags or issues</w:t>
       </w:r>
     </w:p>
-    <w:bookmarkStart w:id="358" w:name="refs"/>
-    <w:bookmarkStart w:id="343" w:name="ref-bryan2023happygit"/>
+    <w:bookmarkStart w:id="387" w:name="refs"/>
+    <w:bookmarkStart w:id="372" w:name="ref-bryan2023happygit"/>
     <w:p>
       <w:pPr>
         <w:pStyle w:val="Bibliography"/>
@@ -39489,7 +40308,7 @@
       <w:r>
         <w:t xml:space="preserve"> </w:t>
       </w:r>
-      <w:hyperlink r:id="rId342">
+      <w:hyperlink r:id="rId371">
         <w:r>
           <w:rPr>
             <w:rStyle w:val="Hyperlink"/>
@@ -39501,8 +40320,8 @@
         <w:t xml:space="preserve">.</w:t>
       </w:r>
     </w:p>
-    <w:bookmarkEnd w:id="343"/>
-    <w:bookmarkStart w:id="344" w:name="ref-reprex"/>
+    <w:bookmarkEnd w:id="372"/>
+    <w:bookmarkStart w:id="373" w:name="ref-reprex"/>
     <w:p>
       <w:pPr>
         <w:pStyle w:val="Bibliography"/>
@@ -39538,8 +40357,8 @@
         <w:t xml:space="preserve">.</w:t>
       </w:r>
     </w:p>
-    <w:bookmarkEnd w:id="344"/>
-    <w:bookmarkStart w:id="346" w:name="ref-fay2021engineering"/>
+    <w:bookmarkEnd w:id="373"/>
+    <w:bookmarkStart w:id="375" w:name="ref-fay2021engineering"/>
     <w:p>
       <w:pPr>
         <w:pStyle w:val="Bibliography"/>
@@ -39563,7 +40382,7 @@
       <w:r>
         <w:t xml:space="preserve"> </w:t>
       </w:r>
-      <w:hyperlink r:id="rId345">
+      <w:hyperlink r:id="rId374">
         <w:r>
           <w:rPr>
             <w:rStyle w:val="Hyperlink"/>
@@ -39575,8 +40394,8 @@
         <w:t xml:space="preserve">.</w:t>
       </w:r>
     </w:p>
-    <w:bookmarkEnd w:id="346"/>
-    <w:bookmarkStart w:id="348" w:name="ref-wickham2019advr"/>
+    <w:bookmarkEnd w:id="375"/>
+    <w:bookmarkStart w:id="377" w:name="ref-wickham2019advr"/>
     <w:p>
       <w:pPr>
         <w:pStyle w:val="Bibliography"/>
@@ -39600,7 +40419,7 @@
       <w:r>
         <w:t xml:space="preserve"> </w:t>
       </w:r>
-      <w:hyperlink r:id="rId347">
+      <w:hyperlink r:id="rId376">
         <w:r>
           <w:rPr>
             <w:rStyle w:val="Hyperlink"/>
@@ -39612,8 +40431,8 @@
         <w:t xml:space="preserve">.</w:t>
       </w:r>
     </w:p>
-    <w:bookmarkEnd w:id="348"/>
-    <w:bookmarkStart w:id="350" w:name="ref-wickham2021shiny"/>
+    <w:bookmarkEnd w:id="377"/>
+    <w:bookmarkStart w:id="379" w:name="ref-wickham2021shiny"/>
     <w:p>
       <w:pPr>
         <w:pStyle w:val="Bibliography"/>
@@ -39637,7 +40456,7 @@
       <w:r>
         <w:t xml:space="preserve"> </w:t>
       </w:r>
-      <w:hyperlink r:id="rId349">
+      <w:hyperlink r:id="rId378">
         <w:r>
           <w:rPr>
             <w:rStyle w:val="Hyperlink"/>
@@ -39649,8 +40468,8 @@
         <w:t xml:space="preserve">.</w:t>
       </w:r>
     </w:p>
-    <w:bookmarkEnd w:id="350"/>
-    <w:bookmarkStart w:id="352" w:name="ref-wickham2023tidydesign"/>
+    <w:bookmarkEnd w:id="379"/>
+    <w:bookmarkStart w:id="381" w:name="ref-wickham2023tidydesign"/>
     <w:p>
       <w:pPr>
         <w:pStyle w:val="Bibliography"/>
@@ -39674,7 +40493,7 @@
       <w:r>
         <w:t xml:space="preserve"> </w:t>
       </w:r>
-      <w:hyperlink r:id="rId351">
+      <w:hyperlink r:id="rId380">
         <w:r>
           <w:rPr>
             <w:rStyle w:val="Hyperlink"/>
@@ -39686,8 +40505,8 @@
         <w:t xml:space="preserve">.</w:t>
       </w:r>
     </w:p>
-    <w:bookmarkEnd w:id="352"/>
-    <w:bookmarkStart w:id="354" w:name="ref-wickham2023rpkgs"/>
+    <w:bookmarkEnd w:id="381"/>
+    <w:bookmarkStart w:id="383" w:name="ref-wickham2023rpkgs"/>
     <w:p>
       <w:pPr>
         <w:pStyle w:val="Bibliography"/>
@@ -39711,7 +40530,7 @@
       <w:r>
         <w:t xml:space="preserve"> </w:t>
       </w:r>
-      <w:hyperlink r:id="rId353">
+      <w:hyperlink r:id="rId382">
         <w:r>
           <w:rPr>
             <w:rStyle w:val="Hyperlink"/>
@@ -39723,8 +40542,8 @@
         <w:t xml:space="preserve">.</w:t>
       </w:r>
     </w:p>
-    <w:bookmarkEnd w:id="354"/>
-    <w:bookmarkStart w:id="356" w:name="ref-wickham2023r4ds"/>
+    <w:bookmarkEnd w:id="383"/>
+    <w:bookmarkStart w:id="385" w:name="ref-wickham2023r4ds"/>
     <w:p>
       <w:pPr>
         <w:pStyle w:val="Bibliography"/>
@@ -39748,7 +40567,7 @@
       <w:r>
         <w:t xml:space="preserve"> </w:t>
       </w:r>
-      <w:hyperlink r:id="rId355">
+      <w:hyperlink r:id="rId384">
         <w:r>
           <w:rPr>
             <w:rStyle w:val="Hyperlink"/>
@@ -39760,8 +40579,8 @@
         <w:t xml:space="preserve">.</w:t>
       </w:r>
     </w:p>
-    <w:bookmarkEnd w:id="356"/>
-    <w:bookmarkStart w:id="357" w:name="ref-R-roxygen2"/>
+    <w:bookmarkEnd w:id="385"/>
+    <w:bookmarkStart w:id="386" w:name="ref-R-roxygen2"/>
     <w:p>
       <w:pPr>
         <w:pStyle w:val="Bibliography"/>
@@ -39797,10 +40616,10 @@
         <w:t xml:space="preserve">.</w:t>
       </w:r>
     </w:p>
-    <w:bookmarkEnd w:id="357"/>
-    <w:bookmarkEnd w:id="358"/>
-    <w:bookmarkEnd w:id="359"/>
-    <w:bookmarkEnd w:id="360"/>
+    <w:bookmarkEnd w:id="386"/>
+    <w:bookmarkEnd w:id="387"/>
+    <w:bookmarkEnd w:id="388"/>
+    <w:bookmarkEnd w:id="389"/>
     <w:sectPr>
       <w:footnotePr>
         <w:numRestart w:val="eachSect"/>
@@ -40687,6 +41506,15 @@
     <w:abstractNumId w:val="991"/>
   </w:num>
   <w:num w:numId="1079">
+    <w:abstractNumId w:val="991"/>
+  </w:num>
+  <w:num w:numId="1080">
+    <w:abstractNumId w:val="991"/>
+  </w:num>
+  <w:num w:numId="1081">
+    <w:abstractNumId w:val="991"/>
+  </w:num>
+  <w:num w:numId="1082">
     <w:abstractNumId w:val="991"/>
   </w:num>
 </w:numbering>

--- a/chapters/coding-practices.docx
+++ b/chapters/coding-practices.docx
@@ -15,7 +15,7 @@
         <w:pStyle w:val="Date"/>
       </w:pPr>
       <w:r>
-        <w:t xml:space="preserve">Last modified: 2026-10-11 21:04:29 (PDT)</w:t>
+        <w:t xml:space="preserve">Last modified: 2026-10-12 00:36:52 (PDT)</w:t>
       </w:r>
     </w:p>
     <w:p>

--- a/chapters/coding-practices.docx
+++ b/chapters/coding-practices.docx
@@ -15,7 +15,7 @@
         <w:pStyle w:val="Date"/>
       </w:pPr>
       <w:r>
-        <w:t xml:space="preserve">Last modified: 2026-10-12 00:36:52 (PDT)</w:t>
+        <w:t xml:space="preserve">Last modified: 2026-10-12 01:04:11 (PDT)</w:t>
       </w:r>
     </w:p>
     <w:p>
@@ -25,7 +25,7 @@
       <w:bookmarkStart w:id="9" w:name="sec-r-coding-practices"/>
       <w:bookmarkEnd w:id="9"/>
     </w:p>
-    <w:bookmarkStart w:id="10" w:name="lab-protocols-for-code-and-data"/>
+    <w:bookmarkStart w:id="10" w:name="sec-lab-protocols-for-code-and-data"/>
     <w:p>
       <w:pPr>
         <w:pStyle w:val="Heading2"/>
@@ -5635,7 +5635,7 @@
     </w:p>
     <w:bookmarkEnd w:id="47"/>
     <w:bookmarkEnd w:id="48"/>
-    <w:bookmarkStart w:id="50" w:name="organizing-scripts"/>
+    <w:bookmarkStart w:id="50" w:name="sec-organizing-scripts"/>
     <w:p>
       <w:pPr>
         <w:pStyle w:val="Heading2"/>
@@ -25649,7 +25649,7 @@
     </w:p>
     <w:bookmarkEnd w:id="146"/>
     <w:bookmarkEnd w:id="147"/>
-    <w:bookmarkStart w:id="154" w:name="object-naming"/>
+    <w:bookmarkStart w:id="154" w:name="sec-coding-practices-object-naming"/>
     <w:p>
       <w:pPr>
         <w:pStyle w:val="Heading2"/>
@@ -26178,7 +26178,7 @@
       </w:r>
     </w:p>
     <w:bookmarkEnd w:id="154"/>
-    <w:bookmarkStart w:id="155" w:name="function-calls"/>
+    <w:bookmarkStart w:id="155" w:name="sec-function-calls"/>
     <w:p>
       <w:pPr>
         <w:pStyle w:val="Heading2"/>
@@ -29603,7 +29603,7 @@
       </w:r>
     </w:p>
     <w:bookmarkEnd w:id="184"/>
-    <w:bookmarkStart w:id="189" w:name="readingsaving-data"/>
+    <w:bookmarkStart w:id="189" w:name="sec-readingsaving-data"/>
     <w:p>
       <w:pPr>
         <w:pStyle w:val="Heading2"/>
@@ -29972,7 +29972,7 @@
     </w:p>
     <w:bookmarkEnd w:id="188"/>
     <w:bookmarkEnd w:id="189"/>
-    <w:bookmarkStart w:id="195" w:name="integrating-box-and-dropbox"/>
+    <w:bookmarkStart w:id="195" w:name="sec-integrating-box-and-dropbox"/>
     <w:p>
       <w:pPr>
         <w:pStyle w:val="Heading2"/>
@@ -36349,7 +36349,7 @@
       </w:hyperlink>
     </w:p>
     <w:bookmarkEnd w:id="316"/>
-    <w:bookmarkStart w:id="319" w:name="coding-with-r-and-python"/>
+    <w:bookmarkStart w:id="319" w:name="sec-coding-with-r-and-python"/>
     <w:p>
       <w:pPr>
         <w:pStyle w:val="Heading2"/>
@@ -36398,7 +36398,7 @@
       </w:r>
     </w:p>
     <w:bookmarkEnd w:id="319"/>
-    <w:bookmarkStart w:id="325" w:name="X4707fc3d29ccc8f46e4e422d4c06c560a63a17f"/>
+    <w:bookmarkStart w:id="325" w:name="X06dce33c5a777f8322711dde05e81eef8b1d1f6"/>
     <w:p>
       <w:pPr>
         <w:pStyle w:val="Heading2"/>

--- a/chapters/coding-practices.docx
+++ b/chapters/coding-practices.docx
@@ -15,7 +15,7 @@
         <w:pStyle w:val="Date"/>
       </w:pPr>
       <w:r>
-        <w:t xml:space="preserve">Last modified: 2026-10-12 01:04:11 (PDT)</w:t>
+        <w:t xml:space="preserve">Last modified: 2026-10-12 01:16:52 (PDT)</w:t>
       </w:r>
     </w:p>
     <w:p>

--- a/chapters/coding-practices.docx
+++ b/chapters/coding-practices.docx
@@ -15,7 +15,7 @@
         <w:pStyle w:val="Date"/>
       </w:pPr>
       <w:r>
-        <w:t xml:space="preserve">Last modified: 2026-10-12 01:16:52 (PDT)</w:t>
+        <w:t xml:space="preserve">Last modified: 2026-10-12 02:13:32 (PDT)</w:t>
       </w:r>
     </w:p>
     <w:p>

--- a/chapters/coding-practices.docx
+++ b/chapters/coding-practices.docx
@@ -15,7 +15,7 @@
         <w:pStyle w:val="Date"/>
       </w:pPr>
       <w:r>
-        <w:t xml:space="preserve">Last modified: 2026-10-12 02:13:32 (PDT)</w:t>
+        <w:t xml:space="preserve">Last modified: 2026-10-12 02:20:54 (PDT)</w:t>
       </w:r>
     </w:p>
     <w:p>

--- a/chapters/coding-practices.docx
+++ b/chapters/coding-practices.docx
@@ -15,7 +15,7 @@
         <w:pStyle w:val="Date"/>
       </w:pPr>
       <w:r>
-        <w:t xml:space="preserve">Last modified: 2026-10-12 02:20:54 (PDT)</w:t>
+        <w:t xml:space="preserve">Last modified: 2026-10-12 14:37:38 (PDT)</w:t>
       </w:r>
     </w:p>
     <w:p>

--- a/chapters/coding-practices.docx
+++ b/chapters/coding-practices.docx
@@ -15,7 +15,7 @@
         <w:pStyle w:val="Date"/>
       </w:pPr>
       <w:r>
-        <w:t xml:space="preserve">Last modified: 2026-10-12 14:37:38 (PDT)</w:t>
+        <w:t xml:space="preserve">Last modified: 2026-10-12 20:18:39 (PDT)</w:t>
       </w:r>
     </w:p>
     <w:p>

--- a/chapters/coding-practices.docx
+++ b/chapters/coding-practices.docx
@@ -15,7 +15,7 @@
         <w:pStyle w:val="Date"/>
       </w:pPr>
       <w:r>
-        <w:t xml:space="preserve">Last modified: 2026-10-12 20:18:39 (PDT)</w:t>
+        <w:t xml:space="preserve">Last modified: 2026-10-12 21:28:22 (PDT)</w:t>
       </w:r>
     </w:p>
     <w:p>

--- a/chapters/coding-practices.docx
+++ b/chapters/coding-practices.docx
@@ -15,7 +15,7 @@
         <w:pStyle w:val="Date"/>
       </w:pPr>
       <w:r>
-        <w:t xml:space="preserve">Last modified: 2026-10-12 21:28:22 (PDT)</w:t>
+        <w:t xml:space="preserve">Last modified: 2026-10-14 01:49:27 (PDT)</w:t>
       </w:r>
     </w:p>
     <w:p>

--- a/chapters/coding-practices.docx
+++ b/chapters/coding-practices.docx
@@ -15,7 +15,7 @@
         <w:pStyle w:val="Date"/>
       </w:pPr>
       <w:r>
-        <w:t xml:space="preserve">Last modified: 2026-10-14 02:01:49 (PDT)</w:t>
+        <w:t xml:space="preserve">Last modified: 2026-10-14 03:08:22 (PDT)</w:t>
       </w:r>
     </w:p>
     <w:p>
@@ -25019,7 +25019,7 @@
         <w:pStyle w:val="FirstParagraph"/>
       </w:pPr>
       <w:r>
-        <w:t xml:space="preserve">Rstudio (</w:t>
+        <w:t xml:space="preserve">RStudio (</w:t>
       </w:r>
       <w:hyperlink r:id="rId133">
         <w:r>
@@ -25030,7 +25030,19 @@
         </w:r>
       </w:hyperlink>
       <w:r>
-        <w:t xml:space="preserve">) supports the use of Sections and Subsections. You can easily navigate through longer scripts using the navigation pane in RStudio, as shown on the right below.</w:t>
+        <w:t xml:space="preserve">) supports the use of sections and subsections.</w:t>
+      </w:r>
+      <w:r>
+        <w:t xml:space="preserve"> </w:t>
+      </w:r>
+      <w:r>
+        <w:t xml:space="preserve">You can easily navigate through longer scripts using the navigation pane in RStudio.</w:t>
+      </w:r>
+      <w:r>
+        <w:t xml:space="preserve"> </w:t>
+      </w:r>
+      <w:r>
+        <w:t xml:space="preserve">Create sections and subsections with comment lines like these:</w:t>
       </w:r>
     </w:p>
     <w:p>
@@ -25100,7 +25112,19 @@
         <w:t xml:space="preserve"> </w:t>
       </w:r>
       <w:r>
-        <w:t xml:space="preserve">feature to collapse and expand different sections of your code. Any comment line with at least four trailing dashes (-), equal signs (=), or pound signs (#) automatically creates a code section. For example:</w:t>
+        <w:t xml:space="preserve">feature to collapse and expand different sections of your code.</w:t>
+      </w:r>
+      <w:r>
+        <w:t xml:space="preserve"> </w:t>
+      </w:r>
+      <w:r>
+        <w:t xml:space="preserve">Any comment line with at least four trailing dashes (-), equal signs (=), or pound signs (#) automatically creates a code section.</w:t>
+      </w:r>
+      <w:r>
+        <w:t xml:space="preserve"> </w:t>
+      </w:r>
+      <w:r>
+        <w:t xml:space="preserve">The section headers shown above are examples.</w:t>
       </w:r>
     </w:p>
     <w:bookmarkEnd w:id="136"/>
@@ -29886,7 +29910,13 @@
         <w:t xml:space="preserve"> </w:t>
       </w:r>
       <w:r>
-        <w:t xml:space="preserve">package is one great R package that helps multiple collaborators deal with the mess that is working directories within an R project structure. Let’s say we have an R project at the path</w:t>
+        <w:t xml:space="preserve">package is one great R package that helps multiple collaborators deal with the mess that is working directories within an R project structure.</w:t>
+      </w:r>
+      <w:r>
+        <w:t xml:space="preserve"> </w:t>
+      </w:r>
+      <w:r>
+        <w:t xml:space="preserve">Let’s say we have an R project at the path</w:t>
       </w:r>
       <w:r>
         <w:t xml:space="preserve"> </w:t>
@@ -29898,7 +29928,13 @@
         <w:t xml:space="preserve">/home/oski/Some-R-Project</w:t>
       </w:r>
       <w:r>
-        <w:t xml:space="preserve">. My collaborator might clone the repository and work with it at some other path, such as</w:t>
+        <w:t xml:space="preserve">.</w:t>
+      </w:r>
+      <w:r>
+        <w:t xml:space="preserve"> </w:t>
+      </w:r>
+      <w:r>
+        <w:t xml:space="preserve">My collaborator might clone the repository and work with it at some other path, such as</w:t>
       </w:r>
       <w:r>
         <w:t xml:space="preserve"> </w:t>
@@ -29910,7 +29946,19 @@
         <w:t xml:space="preserve">/home/bear/R-Code/Some-R-Project</w:t>
       </w:r>
       <w:r>
-        <w:t xml:space="preserve">. Dealing with working directories and paths explicitly can be a very large pain, and as you might imagine, setting up a Config with paths requires those paths to flexibly work for all contributors to a project. This is where the</w:t>
+        <w:t xml:space="preserve">.</w:t>
+      </w:r>
+      <w:r>
+        <w:t xml:space="preserve"> </w:t>
+      </w:r>
+      <w:r>
+        <w:t xml:space="preserve">Dealing with working directories and paths explicitly can be a very large pain, and as you might imagine, setting up a Config with paths requires those paths to flexibly work for all contributors to a project.</w:t>
+      </w:r>
+      <w:r>
+        <w:t xml:space="preserve"> </w:t>
+      </w:r>
+      <w:r>
+        <w:t xml:space="preserve">This is where the</w:t>
       </w:r>
       <w:r>
         <w:t xml:space="preserve"> </w:t>
@@ -29925,7 +29973,7 @@
         <w:t xml:space="preserve"> </w:t>
       </w:r>
       <w:r>
-        <w:t xml:space="preserve">package comes in and this a</w:t>
+        <w:t xml:space="preserve">package comes in, and</w:t>
       </w:r>
       <w:r>
         <w:t xml:space="preserve"> </w:t>
@@ -29935,7 +29983,7 @@
           <w:rPr>
             <w:rStyle w:val="Hyperlink"/>
           </w:rPr>
-          <w:t xml:space="preserve">great vignette describing it</w:t>
+          <w:t xml:space="preserve">here is a great vignette describing it</w:t>
         </w:r>
       </w:hyperlink>
       <w:r>
@@ -35887,7 +35935,7 @@
               <w:rPr>
                 <w:rStyle w:val="VerbatimChar"/>
               </w:rPr>
-              <w:t xml:space="preserve">stringr::str_replace(string, pattern, replacement)</w:t>
+              <w:t xml:space="preserve">stringr::str_replace_all(string, pattern, replacement)</w:t>
             </w:r>
           </w:p>
         </w:tc>
@@ -36147,7 +36195,7 @@
       </w:r>
     </w:p>
     <w:bookmarkEnd w:id="306"/>
-    <w:bookmarkStart w:id="314" w:name="programming-with-tidyverse"/>
+    <w:bookmarkStart w:id="315" w:name="programming-with-tidyverse"/>
     <w:p>
       <w:pPr>
         <w:pStyle w:val="Heading2"/>
@@ -36259,19 +36307,19 @@
           <w:numId w:val="1065"/>
         </w:numPr>
       </w:pPr>
-      <w:hyperlink r:id="rId307">
+      <w:hyperlink r:id="rId310">
         <w:r>
           <w:rPr>
             <w:rStyle w:val="Hyperlink"/>
           </w:rPr>
-          <w:t xml:space="preserve">Tidy Evaluation</w:t>
+          <w:t xml:space="preserve">Data masking</w:t>
         </w:r>
       </w:hyperlink>
       <w:r>
         <w:t xml:space="preserve"> </w:t>
       </w:r>
       <w:r>
-        <w:t xml:space="preserve">(e-book)</w:t>
+        <w:t xml:space="preserve">(rlang documentation)</w:t>
       </w:r>
     </w:p>
     <w:p>
@@ -36282,7 +36330,7 @@
           <w:numId w:val="1065"/>
         </w:numPr>
       </w:pPr>
-      <w:hyperlink r:id="rId310">
+      <w:hyperlink r:id="rId311">
         <w:r>
           <w:rPr>
             <w:rStyle w:val="Hyperlink"/>
@@ -36305,7 +36353,7 @@
           <w:numId w:val="1065"/>
         </w:numPr>
       </w:pPr>
-      <w:hyperlink r:id="rId311">
+      <w:hyperlink r:id="rId312">
         <w:r>
           <w:rPr>
             <w:rStyle w:val="Hyperlink"/>
@@ -36328,7 +36376,7 @@
           <w:numId w:val="1065"/>
         </w:numPr>
       </w:pPr>
-      <w:hyperlink r:id="rId312">
+      <w:hyperlink r:id="rId313">
         <w:r>
           <w:rPr>
             <w:rStyle w:val="Hyperlink"/>
@@ -36353,7 +36401,7 @@
       <w:r>
         <w:t xml:space="preserve"> </w:t>
       </w:r>
-      <w:hyperlink r:id="rId313">
+      <w:hyperlink r:id="rId314">
         <w:r>
           <w:rPr>
             <w:rStyle w:val="Hyperlink"/>
@@ -36362,8 +36410,8 @@
         </w:r>
       </w:hyperlink>
     </w:p>
-    <w:bookmarkEnd w:id="314"/>
-    <w:bookmarkStart w:id="317" w:name="sec-coding-with-r-and-python"/>
+    <w:bookmarkEnd w:id="315"/>
+    <w:bookmarkStart w:id="318" w:name="sec-coding-with-r-and-python"/>
     <w:p>
       <w:pPr>
         <w:pStyle w:val="Heading2"/>
@@ -36382,7 +36430,7 @@
       <w:r>
         <w:t xml:space="preserve"> </w:t>
       </w:r>
-      <w:hyperlink r:id="rId315">
+      <w:hyperlink r:id="rId316">
         <w:r>
           <w:rPr>
             <w:rStyle w:val="Hyperlink"/>
@@ -36399,7 +36447,7 @@
       <w:r>
         <w:t xml:space="preserve"> </w:t>
       </w:r>
-      <w:hyperlink r:id="rId316">
+      <w:hyperlink r:id="rId317">
         <w:r>
           <w:rPr>
             <w:rStyle w:val="Hyperlink"/>
@@ -36411,8 +36459,8 @@
         <w:t xml:space="preserve">.</w:t>
       </w:r>
     </w:p>
-    <w:bookmarkEnd w:id="317"/>
-    <w:bookmarkStart w:id="323" w:name="X06dce33c5a777f8322711dde05e81eef8b1d1f6"/>
+    <w:bookmarkEnd w:id="318"/>
+    <w:bookmarkStart w:id="324" w:name="X06dce33c5a777f8322711dde05e81eef8b1d1f6"/>
     <w:p>
       <w:pPr>
         <w:pStyle w:val="Heading2"/>
@@ -36467,7 +36515,7 @@
         <w:t xml:space="preserve">Fortunately, R has some functions which implement looping in a compact form to help repeating your analyses with different variations (subgroups, outcomes, covariate sets, etc.) with better performances.</w:t>
       </w:r>
     </w:p>
-    <w:bookmarkStart w:id="318" w:name="lapply-and-sapply-1"/>
+    <w:bookmarkStart w:id="319" w:name="lapply-and-sapply-1"/>
     <w:p>
       <w:pPr>
         <w:pStyle w:val="Heading3"/>
@@ -36590,8 +36638,8 @@
         <w:t xml:space="preserve">will simplify the output to the simplest data structure possible, which will usually be a vector.</w:t>
       </w:r>
     </w:p>
-    <w:bookmarkEnd w:id="318"/>
-    <w:bookmarkStart w:id="319" w:name="mapply-and-pmap"/>
+    <w:bookmarkEnd w:id="319"/>
+    <w:bookmarkStart w:id="320" w:name="mapply-and-pmap"/>
     <w:p>
       <w:pPr>
         <w:pStyle w:val="Heading3"/>
@@ -36839,7 +36887,13 @@
         <w:t xml:space="preserve">pmap()</w:t>
       </w:r>
       <w:r>
-        <w:t xml:space="preserve">. The first difference is that</w:t>
+        <w:t xml:space="preserve">.</w:t>
+      </w:r>
+      <w:r>
+        <w:t xml:space="preserve"> </w:t>
+      </w:r>
+      <w:r>
+        <w:t xml:space="preserve">The first difference is that</w:t>
       </w:r>
       <w:r>
         <w:t xml:space="preserve"> </w:t>
@@ -36854,7 +36908,7 @@
         <w:t xml:space="preserve"> </w:t>
       </w:r>
       <w:r>
-        <w:t xml:space="preserve">takes seperate lists as its input arguments, while</w:t>
+        <w:t xml:space="preserve">takes separate lists as its input arguments, while</w:t>
       </w:r>
       <w:r>
         <w:t xml:space="preserve"> </w:t>
@@ -36869,7 +36923,13 @@
         <w:t xml:space="preserve"> </w:t>
       </w:r>
       <w:r>
-        <w:t xml:space="preserve">takes a list of list. Secondly, the output of</w:t>
+        <w:t xml:space="preserve">takes a list of lists.</w:t>
+      </w:r>
+      <w:r>
+        <w:t xml:space="preserve"> </w:t>
+      </w:r>
+      <w:r>
+        <w:t xml:space="preserve">Secondly,</w:t>
       </w:r>
       <w:r>
         <w:t xml:space="preserve"> </w:t>
@@ -36884,22 +36944,34 @@
         <w:t xml:space="preserve"> </w:t>
       </w:r>
       <w:r>
-        <w:t xml:space="preserve">will be in the form of a matrix or an array, but</w:t>
-      </w:r>
-      <w:r>
-        <w:t xml:space="preserve"> </w:t>
+        <w:t xml:space="preserve">simplifies its output to a vector, matrix, or array when it can (</w:t>
       </w:r>
       <w:r>
         <w:rPr>
           <w:rStyle w:val="VerbatimChar"/>
         </w:rPr>
+        <w:t xml:space="preserve">SIMPLIFY = TRUE</w:t>
+      </w:r>
+      <w:r>
+        <w:t xml:space="preserve"> </w:t>
+      </w:r>
+      <w:r>
+        <w:t xml:space="preserve">is the default) and otherwise returns a list, but</w:t>
+      </w:r>
+      <w:r>
+        <w:t xml:space="preserve"> </w:t>
+      </w:r>
+      <w:r>
+        <w:rPr>
+          <w:rStyle w:val="VerbatimChar"/>
+        </w:rPr>
         <w:t xml:space="preserve">pmap()</w:t>
       </w:r>
       <w:r>
         <w:t xml:space="preserve"> </w:t>
       </w:r>
       <w:r>
-        <w:t xml:space="preserve">produces a list directly.</w:t>
+        <w:t xml:space="preserve">always returns a list.</w:t>
       </w:r>
     </w:p>
     <w:p>
@@ -36917,7 +36989,7 @@
           <w:b/>
           <w:bCs/>
         </w:rPr>
-        <w:t xml:space="preserve">the input lists are of different lengths AND/OR the wrapper function doesn’t take arguments in pairs,</w:t>
+        <w:t xml:space="preserve">the input lists, or the vectors inside them, are of different lengths AND/OR the wrapper function doesn’t take arguments in pairs,</w:t>
       </w:r>
       <w:r>
         <w:rPr>
@@ -36983,12 +37055,6 @@
         <w:pStyle w:val="BodyText"/>
       </w:pPr>
       <w:r>
-        <w:t xml:space="preserve">Both</w:t>
-      </w:r>
-      <w:r>
-        <w:t xml:space="preserve"> </w:t>
-      </w:r>
-      <w:r>
         <w:rPr>
           <w:rStyle w:val="VerbatimChar"/>
         </w:rPr>
@@ -36998,6 +37064,42 @@
         <w:t xml:space="preserve"> </w:t>
       </w:r>
       <w:r>
+        <w:t xml:space="preserve">recycles shorter inputs to the length of the longest input, while</w:t>
+      </w:r>
+      <w:r>
+        <w:t xml:space="preserve"> </w:t>
+      </w:r>
+      <w:r>
+        <w:rPr>
+          <w:rStyle w:val="VerbatimChar"/>
+        </w:rPr>
+        <w:t xml:space="preserve">pmap()</w:t>
+      </w:r>
+      <w:r>
+        <w:t xml:space="preserve"> </w:t>
+      </w:r>
+      <w:r>
+        <w:t xml:space="preserve">recycles only inputs of length 1 and requires all other inputs to have the same length.</w:t>
+      </w:r>
+      <w:r>
+        <w:t xml:space="preserve"> </w:t>
+      </w:r>
+      <w:r>
+        <w:t xml:space="preserve">In the example above,</w:t>
+      </w:r>
+      <w:r>
+        <w:t xml:space="preserve"> </w:t>
+      </w:r>
+      <w:r>
+        <w:rPr>
+          <w:rStyle w:val="VerbatimChar"/>
+        </w:rPr>
+        <w:t xml:space="preserve">mylist1</w:t>
+      </w:r>
+      <w:r>
+        <w:t xml:space="preserve"> </w:t>
+      </w:r>
+      <w:r>
         <w:t xml:space="preserve">and</w:t>
       </w:r>
       <w:r>
@@ -37007,13 +37109,13 @@
         <w:rPr>
           <w:rStyle w:val="VerbatimChar"/>
         </w:rPr>
-        <w:t xml:space="preserve">pmap()</w:t>
-      </w:r>
-      <w:r>
-        <w:t xml:space="preserve"> </w:t>
-      </w:r>
-      <w:r>
-        <w:t xml:space="preserve">will recycle shorter input lists to match the length of the longest input list. Assume that now</w:t>
+        <w:t xml:space="preserve">mylist2</w:t>
+      </w:r>
+      <w:r>
+        <w:t xml:space="preserve"> </w:t>
+      </w:r>
+      <w:r>
+        <w:t xml:space="preserve">each hold a single element (a vector), so both functions make a single call,</w:t>
       </w:r>
       <w:r>
         <w:t xml:space="preserve"> </w:t>
@@ -37022,10 +37124,34 @@
         <w:rPr>
           <w:rStyle w:val="VerbatimChar"/>
         </w:rPr>
+        <w:t xml:space="preserve">square_sum(0:3, 6:9)</w:t>
+      </w:r>
+      <w:r>
+        <w:t xml:space="preserve">.</w:t>
+      </w:r>
+      <w:r>
+        <w:t xml:space="preserve"> </w:t>
+      </w:r>
+      <w:r>
+        <w:t xml:space="preserve">Assume that now</w:t>
+      </w:r>
+      <w:r>
+        <w:t xml:space="preserve"> </w:t>
+      </w:r>
+      <w:r>
+        <w:rPr>
+          <w:rStyle w:val="VerbatimChar"/>
+        </w:rPr>
         <w:t xml:space="preserve">mylist2 = list(6:12)</w:t>
       </w:r>
       <w:r>
-        <w:t xml:space="preserve">. Then,</w:t>
+        <w:t xml:space="preserve">.</w:t>
+      </w:r>
+      <w:r>
+        <w:t xml:space="preserve"> </w:t>
+      </w:r>
+      <w:r>
+        <w:t xml:space="preserve">Then,</w:t>
       </w:r>
       <w:r>
         <w:t xml:space="preserve"> </w:t>
@@ -37040,7 +37166,7 @@
         <w:t xml:space="preserve"> </w:t>
       </w:r>
       <w:r>
-        <w:t xml:space="preserve">will generate</w:t>
+        <w:t xml:space="preserve">calls</w:t>
       </w:r>
       <w:r>
         <w:t xml:space="preserve"> </w:t>
@@ -37049,13 +37175,58 @@
         <w:rPr>
           <w:rStyle w:val="VerbatimChar"/>
         </w:rPr>
+        <w:t xml:space="preserve">square_sum(0:3, 6:12)</w:t>
+      </w:r>
+      <w:r>
+        <w:t xml:space="preserve">, and R’s vector arithmetic inside</w:t>
+      </w:r>
+      <w:r>
+        <w:t xml:space="preserve"> </w:t>
+      </w:r>
+      <w:r>
+        <w:rPr>
+          <w:rStyle w:val="VerbatimChar"/>
+        </w:rPr>
+        <w:t xml:space="preserve">square_sum()</w:t>
+      </w:r>
+      <w:r>
+        <w:t xml:space="preserve"> </w:t>
+      </w:r>
+      <w:r>
+        <w:t xml:space="preserve">recycles</w:t>
+      </w:r>
+      <w:r>
+        <w:t xml:space="preserve"> </w:t>
+      </w:r>
+      <w:r>
+        <w:rPr>
+          <w:rStyle w:val="VerbatimChar"/>
+        </w:rPr>
+        <w:t xml:space="preserve">0:3</w:t>
+      </w:r>
+      <w:r>
+        <w:t xml:space="preserve">, generating</w:t>
+      </w:r>
+      <w:r>
+        <w:t xml:space="preserve"> </w:t>
+      </w:r>
+      <w:r>
+        <w:rPr>
+          <w:rStyle w:val="VerbatimChar"/>
+        </w:rPr>
         <w:t xml:space="preserve">[36  50  68  90 100 122 148]</w:t>
       </w:r>
       <w:r>
         <w:t xml:space="preserve"> </w:t>
       </w:r>
       <w:r>
-        <w:t xml:space="preserve">where elements 0, 1, and 2 are recycled to match 10, 11, and 12. And it will return an error message that</w:t>
+        <w:t xml:space="preserve">where elements 0, 1, and 2 are recycled to match 10, 11, and 12.</w:t>
+      </w:r>
+      <w:r>
+        <w:t xml:space="preserve"> </w:t>
+      </w:r>
+      <w:r>
+        <w:t xml:space="preserve">R also gives the warning</w:t>
       </w:r>
       <w:r>
         <w:t xml:space="preserve"> </w:t>
@@ -37069,7 +37240,7 @@
         <w:pStyle w:val="BodyText"/>
       </w:pPr>
       <w:r>
-        <w:t xml:space="preserve">Thus, unless the recycling pattern described above is desirable feature for a certain experiment design,</w:t>
+        <w:t xml:space="preserve">Thus, unless the recycling pattern described above is a desirable feature for a certain experiment design,</w:t>
       </w:r>
       <w:r>
         <w:t xml:space="preserve"> </w:t>
@@ -37079,7 +37250,7 @@
           <w:b/>
           <w:bCs/>
         </w:rPr>
-        <w:t xml:space="preserve">when the input lists are of different lengths, the best practice is probably to use</w:t>
+        <w:t xml:space="preserve">when the input lists, or the vectors inside them, are of different lengths, the best practice is probably to use</w:t>
       </w:r>
       <w:r>
         <w:rPr>
@@ -37394,8 +37565,8 @@
         <w:t xml:space="preserve">to combine them.</w:t>
       </w:r>
     </w:p>
-    <w:bookmarkEnd w:id="319"/>
-    <w:bookmarkStart w:id="322" w:name="Xf551672fa8f1190aa44df63554b00ab4edf5974"/>
+    <w:bookmarkEnd w:id="320"/>
+    <w:bookmarkStart w:id="323" w:name="Xf551672fa8f1190aa44df63554b00ab4edf5974"/>
     <w:p>
       <w:pPr>
         <w:pStyle w:val="Heading3"/>
@@ -37614,7 +37785,7 @@
         <w:t xml:space="preserve">into smaller chunks and apply the function to each element of the several chunks in parallel in different cores to significantly reduce the run time.</w:t>
       </w:r>
     </w:p>
-    <w:bookmarkStart w:id="320" w:name="parlapply"/>
+    <w:bookmarkStart w:id="321" w:name="parlapply"/>
     <w:p>
       <w:pPr>
         <w:pStyle w:val="Heading4"/>
@@ -37705,7 +37876,7 @@
         <w:rPr>
           <w:rStyle w:val="VerbatimChar"/>
         </w:rPr>
-        <w:t xml:space="preserve">result &lt;- parLapply(cl = cl, x = mylist, FUN = func)</w:t>
+        <w:t xml:space="preserve">result &lt;- parLapply(cl = cl, X = mylist, fun = func)</w:t>
       </w:r>
       <w:r>
         <w:br/>
@@ -37898,8 +38069,8 @@
         <w:t xml:space="preserve">again.</w:t>
       </w:r>
     </w:p>
-    <w:bookmarkEnd w:id="320"/>
-    <w:bookmarkStart w:id="321" w:name="future.lapply"/>
+    <w:bookmarkEnd w:id="321"/>
+    <w:bookmarkStart w:id="322" w:name="future_lapply"/>
     <w:p>
       <w:pPr>
         <w:pStyle w:val="Heading4"/>
@@ -37908,7 +38079,7 @@
         <w:rPr>
           <w:rStyle w:val="VerbatimChar"/>
         </w:rPr>
-        <w:t xml:space="preserve">future.lapply()</w:t>
+        <w:t xml:space="preserve">future_lapply()</w:t>
       </w:r>
     </w:p>
     <w:p>
@@ -37925,7 +38096,7 @@
         <w:rPr>
           <w:rStyle w:val="VerbatimChar"/>
         </w:rPr>
-        <w:t xml:space="preserve">future.lapply()</w:t>
+        <w:t xml:space="preserve">future_lapply()</w:t>
       </w:r>
       <w:r>
         <w:t xml:space="preserve">:</w:t>
@@ -38008,7 +38179,7 @@
         <w:rPr>
           <w:rStyle w:val="VerbatimChar"/>
         </w:rPr>
-        <w:t xml:space="preserve">future_lapply(x = mylist, FUN = func)</w:t>
+        <w:t xml:space="preserve">future_lapply(X = mylist, FUN = func)</w:t>
       </w:r>
     </w:p>
     <w:p>
@@ -38106,10 +38277,10 @@
         <w:t xml:space="preserve">.</w:t>
       </w:r>
     </w:p>
-    <w:bookmarkEnd w:id="321"/>
     <w:bookmarkEnd w:id="322"/>
     <w:bookmarkEnd w:id="323"/>
-    <w:bookmarkStart w:id="332" w:name="sec-reviewing-code"/>
+    <w:bookmarkEnd w:id="324"/>
+    <w:bookmarkStart w:id="333" w:name="sec-reviewing-code"/>
     <w:p>
       <w:pPr>
         <w:pStyle w:val="Heading2"/>
@@ -38152,7 +38323,7 @@
       <w:r>
         <w:t xml:space="preserve"> </w:t>
       </w:r>
-      <w:hyperlink r:id="rId324">
+      <w:hyperlink r:id="rId325">
         <w:r>
           <w:rPr>
             <w:rStyle w:val="Hyperlink"/>
@@ -38164,7 +38335,7 @@
         <w:t xml:space="preserve">.</w:t>
       </w:r>
     </w:p>
-    <w:bookmarkStart w:id="325" w:name="sec-why-review-code"/>
+    <w:bookmarkStart w:id="326" w:name="sec-why-review-code"/>
     <w:p>
       <w:pPr>
         <w:pStyle w:val="Heading3"/>
@@ -38281,8 +38452,8 @@
         <w:t xml:space="preserve">modified, and extended by other lab members in the future.</w:t>
       </w:r>
     </w:p>
-    <w:bookmarkEnd w:id="325"/>
-    <w:bookmarkStart w:id="329" w:name="sec-what-to-look-for"/>
+    <w:bookmarkEnd w:id="326"/>
+    <w:bookmarkStart w:id="330" w:name="sec-what-to-look-for"/>
     <w:p>
       <w:pPr>
         <w:pStyle w:val="Heading3"/>
@@ -38344,7 +38515,7 @@
       <w:r>
         <w:t xml:space="preserve"> </w:t>
       </w:r>
-      <w:hyperlink r:id="rId326">
+      <w:hyperlink r:id="rId327">
         <w:r>
           <w:rPr>
             <w:rStyle w:val="VerbatimChar"/>
@@ -38361,7 +38532,7 @@
       <w:r>
         <w:t xml:space="preserve"> </w:t>
       </w:r>
-      <w:hyperlink r:id="rId327">
+      <w:hyperlink r:id="rId328">
         <w:r>
           <w:rPr>
             <w:rStyle w:val="Hyperlink"/>
@@ -38533,7 +38704,7 @@
       <w:r>
         <w:t xml:space="preserve"> </w:t>
       </w:r>
-      <w:hyperlink r:id="rId328">
+      <w:hyperlink r:id="rId329">
         <w:r>
           <w:rPr>
             <w:rStyle w:val="Hyperlink"/>
@@ -38654,8 +38825,8 @@
         <w:t xml:space="preserve">)?</w:t>
       </w:r>
     </w:p>
-    <w:bookmarkEnd w:id="329"/>
-    <w:bookmarkStart w:id="330" w:name="sec-constructive-feedback"/>
+    <w:bookmarkEnd w:id="330"/>
+    <w:bookmarkStart w:id="331" w:name="sec-constructive-feedback"/>
     <w:p>
       <w:pPr>
         <w:pStyle w:val="Heading3"/>
@@ -38778,8 +38949,8 @@
         <w:t xml:space="preserve">ask the author to explain their intent before proposing a rewrite.</w:t>
       </w:r>
     </w:p>
-    <w:bookmarkEnd w:id="330"/>
-    <w:bookmarkStart w:id="331" w:name="sec-when-to-approve"/>
+    <w:bookmarkEnd w:id="331"/>
+    <w:bookmarkStart w:id="332" w:name="sec-when-to-approve"/>
     <w:p>
       <w:pPr>
         <w:pStyle w:val="Heading3"/>
@@ -38858,9 +39029,9 @@
         <w:t xml:space="preserve">.</w:t>
       </w:r>
     </w:p>
-    <w:bookmarkEnd w:id="331"/>
     <w:bookmarkEnd w:id="332"/>
-    <w:bookmarkStart w:id="335" w:name="sec-getting-help-with-code"/>
+    <w:bookmarkEnd w:id="333"/>
+    <w:bookmarkStart w:id="336" w:name="sec-getting-help-with-code"/>
     <w:p>
       <w:pPr>
         <w:pStyle w:val="Heading2"/>
@@ -39099,7 +39270,7 @@
           <w:numId w:val="1076"/>
         </w:numPr>
       </w:pPr>
-      <w:hyperlink r:id="rId333">
+      <w:hyperlink r:id="rId334">
         <w:r>
           <w:rPr>
             <w:rStyle w:val="VerbatimChar"/>
@@ -39122,7 +39293,7 @@
           <w:numId w:val="1076"/>
         </w:numPr>
       </w:pPr>
-      <w:hyperlink r:id="rId334">
+      <w:hyperlink r:id="rId335">
         <w:r>
           <w:rPr>
             <w:rStyle w:val="Hyperlink"/>
@@ -39140,8 +39311,8 @@
         <w:t xml:space="preserve">: Step-by-step guide to creating effective reproducible examples</w:t>
       </w:r>
     </w:p>
-    <w:bookmarkEnd w:id="335"/>
-    <w:bookmarkStart w:id="387" w:name="sec-r-resources"/>
+    <w:bookmarkEnd w:id="336"/>
+    <w:bookmarkStart w:id="388" w:name="sec-r-resources"/>
     <w:p>
       <w:pPr>
         <w:pStyle w:val="Heading2"/>
@@ -39150,7 +39321,7 @@
         <w:t xml:space="preserve">46 Additional Resources</w:t>
       </w:r>
     </w:p>
-    <w:bookmarkStart w:id="342" w:name="learning-r"/>
+    <w:bookmarkStart w:id="343" w:name="learning-r"/>
     <w:p>
       <w:pPr>
         <w:pStyle w:val="Heading3"/>
@@ -39191,7 +39362,7 @@
           <w:numId w:val="1077"/>
         </w:numPr>
       </w:pPr>
-      <w:hyperlink r:id="rId336">
+      <w:hyperlink r:id="rId337">
         <w:r>
           <w:rPr>
             <w:rStyle w:val="Hyperlink"/>
@@ -39214,7 +39385,7 @@
           <w:numId w:val="1077"/>
         </w:numPr>
       </w:pPr>
-      <w:hyperlink r:id="rId337">
+      <w:hyperlink r:id="rId338">
         <w:r>
           <w:rPr>
             <w:rStyle w:val="Hyperlink"/>
@@ -39237,7 +39408,7 @@
           <w:numId w:val="1077"/>
         </w:numPr>
       </w:pPr>
-      <w:hyperlink r:id="rId338">
+      <w:hyperlink r:id="rId339">
         <w:r>
           <w:rPr>
             <w:rStyle w:val="Hyperlink"/>
@@ -39275,7 +39446,7 @@
           <w:numId w:val="1077"/>
         </w:numPr>
       </w:pPr>
-      <w:hyperlink r:id="rId339">
+      <w:hyperlink r:id="rId340">
         <w:r>
           <w:rPr>
             <w:rStyle w:val="Hyperlink"/>
@@ -39298,7 +39469,7 @@
           <w:numId w:val="1077"/>
         </w:numPr>
       </w:pPr>
-      <w:hyperlink r:id="rId340">
+      <w:hyperlink r:id="rId341">
         <w:r>
           <w:rPr>
             <w:rStyle w:val="Hyperlink"/>
@@ -39321,7 +39492,7 @@
           <w:numId w:val="1077"/>
         </w:numPr>
       </w:pPr>
-      <w:hyperlink r:id="rId341">
+      <w:hyperlink r:id="rId342">
         <w:r>
           <w:rPr>
             <w:rStyle w:val="Hyperlink"/>
@@ -39336,8 +39507,8 @@
         <w:t xml:space="preserve">- short, task-focused R code snippets</w:t>
       </w:r>
     </w:p>
-    <w:bookmarkEnd w:id="342"/>
-    <w:bookmarkStart w:id="347" w:name="coming-to-r-from-sas"/>
+    <w:bookmarkEnd w:id="343"/>
+    <w:bookmarkStart w:id="348" w:name="coming-to-r-from-sas"/>
     <w:p>
       <w:pPr>
         <w:pStyle w:val="Heading3"/>
@@ -39354,7 +39525,7 @@
           <w:numId w:val="1078"/>
         </w:numPr>
       </w:pPr>
-      <w:hyperlink r:id="rId343">
+      <w:hyperlink r:id="rId344">
         <w:r>
           <w:rPr>
             <w:rStyle w:val="Hyperlink"/>
@@ -39377,7 +39548,7 @@
       <w:r>
         <w:t xml:space="preserve"> </w:t>
       </w:r>
-      <w:hyperlink r:id="rId344">
+      <w:hyperlink r:id="rId345">
         <w:r>
           <w:rPr>
             <w:rStyle w:val="VerbatimChar"/>
@@ -39454,7 +39625,7 @@
           <w:numId w:val="1078"/>
         </w:numPr>
       </w:pPr>
-      <w:hyperlink r:id="rId345">
+      <w:hyperlink r:id="rId346">
         <w:r>
           <w:rPr>
             <w:rStyle w:val="Hyperlink"/>
@@ -39477,7 +39648,7 @@
           <w:numId w:val="1078"/>
         </w:numPr>
       </w:pPr>
-      <w:hyperlink r:id="rId346">
+      <w:hyperlink r:id="rId347">
         <w:r>
           <w:rPr>
             <w:rStyle w:val="Hyperlink"/>
@@ -39492,8 +39663,8 @@
         <w:t xml:space="preserve">(Kleinman and Horton) - side-by-side SAS and R code for data management and analysis</w:t>
       </w:r>
     </w:p>
-    <w:bookmarkEnd w:id="347"/>
-    <w:bookmarkStart w:id="354" w:name="general-r-programming"/>
+    <w:bookmarkEnd w:id="348"/>
+    <w:bookmarkStart w:id="355" w:name="general-r-programming"/>
     <w:p>
       <w:pPr>
         <w:pStyle w:val="Heading3"/>
@@ -39528,7 +39699,7 @@
       <w:r>
         <w:t xml:space="preserve"> </w:t>
       </w:r>
-      <w:hyperlink r:id="rId348">
+      <w:hyperlink r:id="rId349">
         <w:r>
           <w:rPr>
             <w:rStyle w:val="Hyperlink"/>
@@ -39542,7 +39713,7 @@
       <w:r>
         <w:t xml:space="preserve"> </w:t>
       </w:r>
-      <w:hyperlink r:id="rId349">
+      <w:hyperlink r:id="rId350">
         <w:r>
           <w:rPr>
             <w:rStyle w:val="Hyperlink"/>
@@ -39562,7 +39733,7 @@
       <w:r>
         <w:t xml:space="preserve"> </w:t>
       </w:r>
-      <w:hyperlink r:id="rId350">
+      <w:hyperlink r:id="rId351">
         <w:r>
           <w:rPr>
             <w:rStyle w:val="Hyperlink"/>
@@ -39579,7 +39750,7 @@
           <w:numId w:val="1079"/>
         </w:numPr>
       </w:pPr>
-      <w:hyperlink r:id="rId351">
+      <w:hyperlink r:id="rId352">
         <w:r>
           <w:rPr>
             <w:rStyle w:val="Hyperlink"/>
@@ -39608,7 +39779,7 @@
           <w:numId w:val="1079"/>
         </w:numPr>
       </w:pPr>
-      <w:hyperlink r:id="rId352">
+      <w:hyperlink r:id="rId353">
         <w:r>
           <w:rPr>
             <w:rStyle w:val="Hyperlink"/>
@@ -39685,7 +39856,7 @@
           <w:numId w:val="1079"/>
         </w:numPr>
       </w:pPr>
-      <w:hyperlink r:id="rId353">
+      <w:hyperlink r:id="rId354">
         <w:r>
           <w:rPr>
             <w:rStyle w:val="Hyperlink"/>
@@ -39700,8 +39871,8 @@
         <w:t xml:space="preserve">- spatial data analysis in R</w:t>
       </w:r>
     </w:p>
-    <w:bookmarkEnd w:id="354"/>
-    <w:bookmarkStart w:id="357" w:name="summary-tables"/>
+    <w:bookmarkEnd w:id="355"/>
+    <w:bookmarkStart w:id="358" w:name="summary-tables"/>
     <w:p>
       <w:pPr>
         <w:pStyle w:val="Heading3"/>
@@ -39741,7 +39912,7 @@
           <w:numId w:val="1080"/>
         </w:numPr>
       </w:pPr>
-      <w:hyperlink r:id="rId355">
+      <w:hyperlink r:id="rId356">
         <w:r>
           <w:rPr>
             <w:rStyle w:val="VerbatimChar"/>
@@ -39776,7 +39947,7 @@
           <w:numId w:val="1080"/>
         </w:numPr>
       </w:pPr>
-      <w:hyperlink r:id="rId356">
+      <w:hyperlink r:id="rId357">
         <w:r>
           <w:rPr>
             <w:rStyle w:val="VerbatimChar"/>
@@ -39824,8 +39995,8 @@
         <w:t xml:space="preserve">above) - SAS-style frequency and means tables</w:t>
       </w:r>
     </w:p>
-    <w:bookmarkEnd w:id="357"/>
-    <w:bookmarkStart w:id="362" w:name="r-package-development"/>
+    <w:bookmarkEnd w:id="358"/>
+    <w:bookmarkStart w:id="363" w:name="r-package-development"/>
     <w:p>
       <w:pPr>
         <w:pStyle w:val="Heading3"/>
@@ -39982,7 +40153,7 @@
           <w:numId w:val="1081"/>
         </w:numPr>
       </w:pPr>
-      <w:hyperlink r:id="rId358">
+      <w:hyperlink r:id="rId359">
         <w:r>
           <w:rPr>
             <w:rStyle w:val="Hyperlink"/>
@@ -39999,7 +40170,7 @@
       <w:r>
         <w:t xml:space="preserve"> </w:t>
       </w:r>
-      <w:hyperlink r:id="rId359">
+      <w:hyperlink r:id="rId360">
         <w:r>
           <w:rPr>
             <w:rStyle w:val="Hyperlink"/>
@@ -40022,7 +40193,7 @@
       <w:r>
         <w:t xml:space="preserve"> </w:t>
       </w:r>
-      <w:hyperlink r:id="rId360">
+      <w:hyperlink r:id="rId361">
         <w:r>
           <w:rPr>
             <w:rStyle w:val="Hyperlink"/>
@@ -40042,7 +40213,7 @@
           <w:numId w:val="1081"/>
         </w:numPr>
       </w:pPr>
-      <w:hyperlink r:id="rId361">
+      <w:hyperlink r:id="rId362">
         <w:r>
           <w:rPr>
             <w:rStyle w:val="Hyperlink"/>
@@ -40057,8 +40228,8 @@
         <w:t xml:space="preserve">- getting involved with base R itself</w:t>
       </w:r>
     </w:p>
-    <w:bookmarkEnd w:id="362"/>
-    <w:bookmarkStart w:id="363" w:name="shiny-development"/>
+    <w:bookmarkEnd w:id="363"/>
+    <w:bookmarkStart w:id="364" w:name="shiny-development"/>
     <w:p>
       <w:pPr>
         <w:pStyle w:val="Heading3"/>
@@ -40115,8 +40286,8 @@
         <w:t xml:space="preserve">- best practices for production Shiny applications</w:t>
       </w:r>
     </w:p>
-    <w:bookmarkEnd w:id="363"/>
-    <w:bookmarkStart w:id="386" w:name="git-and-version-control"/>
+    <w:bookmarkEnd w:id="364"/>
+    <w:bookmarkStart w:id="387" w:name="git-and-version-control"/>
     <w:p>
       <w:pPr>
         <w:pStyle w:val="Heading3"/>
@@ -40157,7 +40328,7 @@
           <w:numId w:val="1083"/>
         </w:numPr>
       </w:pPr>
-      <w:hyperlink r:id="rId364">
+      <w:hyperlink r:id="rId365">
         <w:r>
           <w:rPr>
             <w:rStyle w:val="Hyperlink"/>
@@ -40207,7 +40378,7 @@
           <w:numId w:val="1083"/>
         </w:numPr>
       </w:pPr>
-      <w:hyperlink r:id="rId365">
+      <w:hyperlink r:id="rId366">
         <w:r>
           <w:rPr>
             <w:rStyle w:val="Hyperlink"/>
@@ -40230,7 +40401,7 @@
           <w:numId w:val="1083"/>
         </w:numPr>
       </w:pPr>
-      <w:hyperlink r:id="rId366">
+      <w:hyperlink r:id="rId367">
         <w:r>
           <w:rPr>
             <w:rStyle w:val="VerbatimChar"/>
@@ -40253,7 +40424,7 @@
           <w:numId w:val="1083"/>
         </w:numPr>
       </w:pPr>
-      <w:hyperlink r:id="rId367">
+      <w:hyperlink r:id="rId368">
         <w:r>
           <w:rPr>
             <w:rStyle w:val="Hyperlink"/>
@@ -40276,7 +40447,7 @@
           <w:numId w:val="1083"/>
         </w:numPr>
       </w:pPr>
-      <w:hyperlink r:id="rId368">
+      <w:hyperlink r:id="rId369">
         <w:r>
           <w:rPr>
             <w:rStyle w:val="VerbatimChar"/>
@@ -40297,8 +40468,8 @@
         <w:t xml:space="preserve">organized by patterns like tags or issues</w:t>
       </w:r>
     </w:p>
-    <w:bookmarkStart w:id="385" w:name="refs"/>
-    <w:bookmarkStart w:id="370" w:name="ref-bryan2023happygit"/>
+    <w:bookmarkStart w:id="386" w:name="refs"/>
+    <w:bookmarkStart w:id="371" w:name="ref-bryan2023happygit"/>
     <w:p>
       <w:pPr>
         <w:pStyle w:val="Bibliography"/>
@@ -40322,7 +40493,7 @@
       <w:r>
         <w:t xml:space="preserve"> </w:t>
       </w:r>
-      <w:hyperlink r:id="rId369">
+      <w:hyperlink r:id="rId370">
         <w:r>
           <w:rPr>
             <w:rStyle w:val="Hyperlink"/>
@@ -40334,8 +40505,8 @@
         <w:t xml:space="preserve">.</w:t>
       </w:r>
     </w:p>
-    <w:bookmarkEnd w:id="370"/>
-    <w:bookmarkStart w:id="371" w:name="ref-reprex"/>
+    <w:bookmarkEnd w:id="371"/>
+    <w:bookmarkStart w:id="372" w:name="ref-reprex"/>
     <w:p>
       <w:pPr>
         <w:pStyle w:val="Bibliography"/>
@@ -40359,7 +40530,7 @@
       <w:r>
         <w:t xml:space="preserve"> </w:t>
       </w:r>
-      <w:hyperlink r:id="rId333">
+      <w:hyperlink r:id="rId334">
         <w:r>
           <w:rPr>
             <w:rStyle w:val="Hyperlink"/>
@@ -40371,8 +40542,8 @@
         <w:t xml:space="preserve">.</w:t>
       </w:r>
     </w:p>
-    <w:bookmarkEnd w:id="371"/>
-    <w:bookmarkStart w:id="373" w:name="ref-fay2021engineering"/>
+    <w:bookmarkEnd w:id="372"/>
+    <w:bookmarkStart w:id="374" w:name="ref-fay2021engineering"/>
     <w:p>
       <w:pPr>
         <w:pStyle w:val="Bibliography"/>
@@ -40396,7 +40567,7 @@
       <w:r>
         <w:t xml:space="preserve"> </w:t>
       </w:r>
-      <w:hyperlink r:id="rId372">
+      <w:hyperlink r:id="rId373">
         <w:r>
           <w:rPr>
             <w:rStyle w:val="Hyperlink"/>
@@ -40408,8 +40579,8 @@
         <w:t xml:space="preserve">.</w:t>
       </w:r>
     </w:p>
-    <w:bookmarkEnd w:id="373"/>
-    <w:bookmarkStart w:id="375" w:name="ref-wickham2019advr"/>
+    <w:bookmarkEnd w:id="374"/>
+    <w:bookmarkStart w:id="376" w:name="ref-wickham2019advr"/>
     <w:p>
       <w:pPr>
         <w:pStyle w:val="Bibliography"/>
@@ -40433,7 +40604,7 @@
       <w:r>
         <w:t xml:space="preserve"> </w:t>
       </w:r>
-      <w:hyperlink r:id="rId374">
+      <w:hyperlink r:id="rId375">
         <w:r>
           <w:rPr>
             <w:rStyle w:val="Hyperlink"/>
@@ -40445,8 +40616,8 @@
         <w:t xml:space="preserve">.</w:t>
       </w:r>
     </w:p>
-    <w:bookmarkEnd w:id="375"/>
-    <w:bookmarkStart w:id="377" w:name="ref-wickham2021shiny"/>
+    <w:bookmarkEnd w:id="376"/>
+    <w:bookmarkStart w:id="378" w:name="ref-wickham2021shiny"/>
     <w:p>
       <w:pPr>
         <w:pStyle w:val="Bibliography"/>
@@ -40470,7 +40641,7 @@
       <w:r>
         <w:t xml:space="preserve"> </w:t>
       </w:r>
-      <w:hyperlink r:id="rId376">
+      <w:hyperlink r:id="rId377">
         <w:r>
           <w:rPr>
             <w:rStyle w:val="Hyperlink"/>
@@ -40482,8 +40653,8 @@
         <w:t xml:space="preserve">.</w:t>
       </w:r>
     </w:p>
-    <w:bookmarkEnd w:id="377"/>
-    <w:bookmarkStart w:id="379" w:name="ref-wickham2023tidydesign"/>
+    <w:bookmarkEnd w:id="378"/>
+    <w:bookmarkStart w:id="380" w:name="ref-wickham2023tidydesign"/>
     <w:p>
       <w:pPr>
         <w:pStyle w:val="Bibliography"/>
@@ -40507,7 +40678,7 @@
       <w:r>
         <w:t xml:space="preserve"> </w:t>
       </w:r>
-      <w:hyperlink r:id="rId378">
+      <w:hyperlink r:id="rId379">
         <w:r>
           <w:rPr>
             <w:rStyle w:val="Hyperlink"/>
@@ -40519,8 +40690,8 @@
         <w:t xml:space="preserve">.</w:t>
       </w:r>
     </w:p>
-    <w:bookmarkEnd w:id="379"/>
-    <w:bookmarkStart w:id="381" w:name="ref-wickham2023rpkgs"/>
+    <w:bookmarkEnd w:id="380"/>
+    <w:bookmarkStart w:id="382" w:name="ref-wickham2023rpkgs"/>
     <w:p>
       <w:pPr>
         <w:pStyle w:val="Bibliography"/>
@@ -40544,7 +40715,7 @@
       <w:r>
         <w:t xml:space="preserve"> </w:t>
       </w:r>
-      <w:hyperlink r:id="rId380">
+      <w:hyperlink r:id="rId381">
         <w:r>
           <w:rPr>
             <w:rStyle w:val="Hyperlink"/>
@@ -40556,8 +40727,8 @@
         <w:t xml:space="preserve">.</w:t>
       </w:r>
     </w:p>
-    <w:bookmarkEnd w:id="381"/>
-    <w:bookmarkStart w:id="383" w:name="ref-wickham2023r4ds"/>
+    <w:bookmarkEnd w:id="382"/>
+    <w:bookmarkStart w:id="384" w:name="ref-wickham2023r4ds"/>
     <w:p>
       <w:pPr>
         <w:pStyle w:val="Bibliography"/>
@@ -40581,7 +40752,7 @@
       <w:r>
         <w:t xml:space="preserve"> </w:t>
       </w:r>
-      <w:hyperlink r:id="rId382">
+      <w:hyperlink r:id="rId383">
         <w:r>
           <w:rPr>
             <w:rStyle w:val="Hyperlink"/>
@@ -40593,8 +40764,8 @@
         <w:t xml:space="preserve">.</w:t>
       </w:r>
     </w:p>
-    <w:bookmarkEnd w:id="383"/>
-    <w:bookmarkStart w:id="384" w:name="ref-R-roxygen2"/>
+    <w:bookmarkEnd w:id="384"/>
+    <w:bookmarkStart w:id="385" w:name="ref-R-roxygen2"/>
     <w:p>
       <w:pPr>
         <w:pStyle w:val="Bibliography"/>
@@ -40630,10 +40801,10 @@
         <w:t xml:space="preserve">.</w:t>
       </w:r>
     </w:p>
-    <w:bookmarkEnd w:id="384"/>
     <w:bookmarkEnd w:id="385"/>
     <w:bookmarkEnd w:id="386"/>
     <w:bookmarkEnd w:id="387"/>
+    <w:bookmarkEnd w:id="388"/>
     <w:sectPr>
       <w:footnotePr>
         <w:numRestart w:val="eachSect"/>

--- a/chapters/coding-practices.docx
+++ b/chapters/coding-practices.docx
@@ -15,7 +15,7 @@
         <w:pStyle w:val="Date"/>
       </w:pPr>
       <w:r>
-        <w:t xml:space="preserve">Last modified: 2026-10-14 03:08:22 (PDT)</w:t>
+        <w:t xml:space="preserve">Last modified: 2026-10-14 03:38:56 (PDT)</w:t>
       </w:r>
     </w:p>
     <w:p>
@@ -452,7 +452,7 @@
         <w:t xml:space="preserve"> </w:t>
       </w:r>
       <w:r>
-        <w:t xml:space="preserve">makes it usable by the next lab member too.</w:t>
+        <w:t xml:space="preserve">makes it usable by the next person too.</w:t>
       </w:r>
     </w:p>
     <w:p>
@@ -488,13 +488,13 @@
         <w:pStyle w:val="FirstParagraph"/>
       </w:pPr>
       <w:r>
-        <w:t xml:space="preserve">Much of our lab’s shared infrastructure came from exactly this pattern:</w:t>
-      </w:r>
-      <w:r>
-        <w:t xml:space="preserve"> </w:t>
-      </w:r>
-      <w:r>
-        <w:t xml:space="preserve">the</w:t>
+        <w:t xml:space="preserve">Much shared research infrastructure comes from exactly this pattern:</w:t>
+      </w:r>
+      <w:r>
+        <w:t xml:space="preserve"> </w:t>
+      </w:r>
+      <w:r>
+        <w:t xml:space="preserve">the Morrison Lab’s</w:t>
       </w:r>
       <w:r>
         <w:t xml:space="preserve"> </w:t>
@@ -523,7 +523,7 @@
         <w:t xml:space="preserve"> </w:t>
       </w:r>
       <w:r>
-        <w:t xml:space="preserve">the</w:t>
+        <w:t xml:space="preserve">the UCD-SERG lab manual’s</w:t>
       </w:r>
       <w:r>
         <w:t xml:space="preserve"> </w:t>
@@ -540,7 +540,7 @@
         <w:t xml:space="preserve"> </w:t>
       </w:r>
       <w:r>
-        <w:t xml:space="preserve">linter package packages our shared lint configuration,</w:t>
+        <w:t xml:space="preserve">linter package packages a shared lint configuration,</w:t>
       </w:r>
       <w:r>
         <w:t xml:space="preserve"> </w:t>
@@ -575,7 +575,7 @@
         <w:t xml:space="preserve"> </w:t>
       </w:r>
       <w:r>
-        <w:t xml:space="preserve">shared across the lab’s repositories.</w:t>
+        <w:t xml:space="preserve">shared across the Morrison Lab’s repositories.</w:t>
       </w:r>
     </w:p>
     <w:bookmarkEnd w:id="16"/>
@@ -593,7 +593,7 @@
         <w:pStyle w:val="FirstParagraph"/>
       </w:pPr>
       <w:r>
-        <w:t xml:space="preserve">The following tools are essential for R package development in our lab:</w:t>
+        <w:t xml:space="preserve">The following tools are essential for R package development:</w:t>
       </w:r>
     </w:p>
     <w:bookmarkStart w:id="17" w:name="usethis-package-setup-and-management"/>
@@ -2093,7 +2093,7 @@
         <w:rPr>
           <w:rStyle w:val="AttributeTok"/>
         </w:rPr>
-        <w:t xml:space="preserve"> https://ucd-serg.github.io/YOURPROJECT</w:t>
+        <w:t xml:space="preserve"> https://YOUR-ORG.github.io/YOURPROJECT</w:t>
       </w:r>
       <w:r>
         <w:br/>
@@ -4153,7 +4153,7 @@
         <w:pStyle w:val="FirstParagraph"/>
       </w:pPr>
       <w:r>
-        <w:t xml:space="preserve">Here’s the typical workflow for developing an R package in our lab:</w:t>
+        <w:t xml:space="preserve">Here’s a typical workflow for developing an R package:</w:t>
       </w:r>
     </w:p>
     <w:bookmarkStart w:id="40" w:name="initial-setup"/>
@@ -4182,7 +4182,24 @@
         <w:pStyle w:val="BodyText"/>
       </w:pPr>
       <w:r>
-        <w:t xml:space="preserve">Using our R package template is the fastest way to get started with a new R package,</w:t>
+        <w:t xml:space="preserve">Using an R package template such as</w:t>
+      </w:r>
+      <w:r>
+        <w:t xml:space="preserve"> </w:t>
+      </w:r>
+      <w:hyperlink r:id="rId35">
+        <w:r>
+          <w:rPr>
+            <w:rStyle w:val="VerbatimChar"/>
+          </w:rPr>
+          <w:t xml:space="preserve">Morrison-Lab/rpt</w:t>
+        </w:r>
+      </w:hyperlink>
+      <w:r>
+        <w:t xml:space="preserve"> </w:t>
+      </w:r>
+      <w:r>
+        <w:t xml:space="preserve">is the fastest way to get started with a new R package,</w:t>
       </w:r>
       <w:r>
         <w:t xml:space="preserve"> </w:t>
@@ -6419,7 +6436,7 @@
         <w:pStyle w:val="FirstParagraph"/>
       </w:pPr>
       <w:r>
-        <w:t xml:space="preserve">Our lab’s</w:t>
+        <w:t xml:space="preserve">The Morrison Lab’s</w:t>
       </w:r>
       <w:r>
         <w:t xml:space="preserve"> </w:t>
@@ -29456,7 +29473,7 @@
         <w:t xml:space="preserve"> </w:t>
       </w:r>
       <w:r>
-        <w:t xml:space="preserve">New lab members become productive sooner</w:t>
+        <w:t xml:space="preserve">New team members become productive sooner</w:t>
       </w:r>
       <w:r>
         <w:t xml:space="preserve"> </w:t>
@@ -30405,7 +30422,7 @@
         <w:t xml:space="preserve"> </w:t>
       </w:r>
       <w:r>
-        <w:t xml:space="preserve">These packages underpin much of the modern R ecosystem and are widely used in our lab’s workflows.</w:t>
+        <w:t xml:space="preserve">These packages underpin much of the modern R ecosystem.</w:t>
       </w:r>
     </w:p>
     <w:bookmarkEnd w:id="195"/>
@@ -34077,13 +34094,7 @@
         <w:pStyle w:val="FirstParagraph"/>
       </w:pPr>
       <w:r>
-        <w:t xml:space="preserve">These actions are widely used across R packages hosted on GitHub,</w:t>
-      </w:r>
-      <w:r>
-        <w:t xml:space="preserve"> </w:t>
-      </w:r>
-      <w:r>
-        <w:t xml:space="preserve">including this lab’s repositories.</w:t>
+        <w:t xml:space="preserve">These actions are widely used across R packages hosted on GitHub.</w:t>
       </w:r>
     </w:p>
     <w:bookmarkEnd w:id="281"/>
@@ -38312,7 +38323,7 @@
         <w:t xml:space="preserve"> </w:t>
       </w:r>
       <w:r>
-        <w:t xml:space="preserve">The lab’s pull request workflow, author and reviewer expectations, and response protocol</w:t>
+        <w:t xml:space="preserve">The recommended pull request workflow, author and reviewer expectations, and response protocol</w:t>
       </w:r>
       <w:r>
         <w:t xml:space="preserve"> </w:t>
@@ -38424,7 +38435,7 @@
         <w:t xml:space="preserve"> </w:t>
       </w:r>
       <w:r>
-        <w:t xml:space="preserve">and package features across the lab team.</w:t>
+        <w:t xml:space="preserve">and package features across the team.</w:t>
       </w:r>
     </w:p>
     <w:p>
@@ -38449,7 +38460,7 @@
         <w:t xml:space="preserve"> </w:t>
       </w:r>
       <w:r>
-        <w:t xml:space="preserve">modified, and extended by other lab members in the future.</w:t>
+        <w:t xml:space="preserve">modified, and extended by other team members in the future.</w:t>
       </w:r>
     </w:p>
     <w:bookmarkEnd w:id="326"/>
@@ -38699,7 +38710,7 @@
         </w:numPr>
       </w:pPr>
       <w:r>
-        <w:t xml:space="preserve">Does the code follow the lab’s R code style (see</w:t>
+        <w:t xml:space="preserve">Does the code follow the project’s R code style (see</w:t>
       </w:r>
       <w:r>
         <w:t xml:space="preserve"> </w:t>

--- a/chapters/coding-practices.docx
+++ b/chapters/coding-practices.docx
@@ -15,7 +15,7 @@
         <w:pStyle w:val="Date"/>
       </w:pPr>
       <w:r>
-        <w:t xml:space="preserve">Last modified: 2026-10-14 03:38:56 (PDT)</w:t>
+        <w:t xml:space="preserve">Last modified: 2026-10-14 04:06:05 (PDT)</w:t>
       </w:r>
     </w:p>
     <w:p>

--- a/chapters/coding-practices.docx
+++ b/chapters/coding-practices.docx
@@ -15,7 +15,7 @@
         <w:pStyle w:val="Date"/>
       </w:pPr>
       <w:r>
-        <w:t xml:space="preserve">Last modified: 2026-10-14 04:15:39 (PDT)</w:t>
+        <w:t xml:space="preserve">Last modified: 2026-10-14 12:29:23 (PDT)</w:t>
       </w:r>
     </w:p>
     <w:p>
@@ -523,7 +523,7 @@
         <w:t xml:space="preserve"> </w:t>
       </w:r>
       <w:r>
-        <w:t xml:space="preserve">the UCD-SERG lab manual’s</w:t>
+        <w:t xml:space="preserve">the</w:t>
       </w:r>
       <w:r>
         <w:t xml:space="preserve"> </w:t>
@@ -540,7 +540,19 @@
         <w:t xml:space="preserve"> </w:t>
       </w:r>
       <w:r>
-        <w:t xml:space="preserve">linter package packages a shared lint configuration,</w:t>
+        <w:t xml:space="preserve">linter package,</w:t>
+      </w:r>
+      <w:r>
+        <w:t xml:space="preserve"> </w:t>
+      </w:r>
+      <w:r>
+        <w:t xml:space="preserve">written for the UCD-SERG lab manual and now kept in this guide’s repository,</w:t>
+      </w:r>
+      <w:r>
+        <w:t xml:space="preserve"> </w:t>
+      </w:r>
+      <w:r>
+        <w:t xml:space="preserve">packages a shared lint configuration,</w:t>
       </w:r>
       <w:r>
         <w:t xml:space="preserve"> </w:t>

--- a/chapters/coding-practices.docx
+++ b/chapters/coding-practices.docx
@@ -15,7 +15,7 @@
         <w:pStyle w:val="Date"/>
       </w:pPr>
       <w:r>
-        <w:t xml:space="preserve">Last modified: 2026-10-14 12:29:23 (PDT)</w:t>
+        <w:t xml:space="preserve">Last modified: 2026-10-14 12:39:25 (PDT)</w:t>
       </w:r>
     </w:p>
     <w:p>

--- a/chapters/coding-practices.docx
+++ b/chapters/coding-practices.docx
@@ -15,7 +15,7 @@
         <w:pStyle w:val="Date"/>
       </w:pPr>
       <w:r>
-        <w:t xml:space="preserve">Last modified: 2026-10-14 12:39:25 (PDT)</w:t>
+        <w:t xml:space="preserve">Last modified: 2026-10-15 15:15:23 (PDT)</w:t>
       </w:r>
     </w:p>
     <w:p>

--- a/chapters/coding-practices.docx
+++ b/chapters/coding-practices.docx
@@ -15,7 +15,7 @@
         <w:pStyle w:val="Date"/>
       </w:pPr>
       <w:r>
-        <w:t xml:space="preserve">Last modified: 2026-10-15 15:15:23 (PDT)</w:t>
+        <w:t xml:space="preserve">Last modified: 2026-10-15 15:35:31 (PDT)</w:t>
       </w:r>
     </w:p>
     <w:p>

--- a/chapters/coding-practices.docx
+++ b/chapters/coding-practices.docx
@@ -15,7 +15,7 @@
         <w:pStyle w:val="Date"/>
       </w:pPr>
       <w:r>
-        <w:t xml:space="preserve">Last modified: 2026-10-15 15:35:31 (PDT)</w:t>
+        <w:t xml:space="preserve">Last modified: 2026-10-15 20:34:27 (PDT)</w:t>
       </w:r>
     </w:p>
     <w:p>

--- a/chapters/coding-practices.docx
+++ b/chapters/coding-practices.docx
@@ -15,7 +15,7 @@
         <w:pStyle w:val="Date"/>
       </w:pPr>
       <w:r>
-        <w:t xml:space="preserve">Last modified: 2026-10-15 20:34:27 (PDT)</w:t>
+        <w:t xml:space="preserve">Last modified: 2026-10-15 21:20:53 (PDT)</w:t>
       </w:r>
     </w:p>
     <w:p>
@@ -39376,7 +39376,7 @@
       </w:r>
     </w:p>
     <w:bookmarkEnd w:id="336"/>
-    <w:bookmarkStart w:id="388" w:name="sec-r-resources"/>
+    <w:bookmarkStart w:id="390" w:name="sec-r-resources"/>
     <w:p>
       <w:pPr>
         <w:pStyle w:val="Heading2"/>
@@ -39572,13 +39572,13 @@
       </w:r>
     </w:p>
     <w:bookmarkEnd w:id="343"/>
-    <w:bookmarkStart w:id="348" w:name="coming-to-r-from-sas"/>
+    <w:bookmarkStart w:id="345" w:name="learning-python"/>
     <w:p>
       <w:pPr>
         <w:pStyle w:val="Heading3"/>
       </w:pPr>
       <w:r>
-        <w:t xml:space="preserve">46.2 Coming to R from SAS</w:t>
+        <w:t xml:space="preserve">46.2 Learning Python</w:t>
       </w:r>
     </w:p>
     <w:p>
@@ -39590,6 +39590,51 @@
         </w:numPr>
       </w:pPr>
       <w:hyperlink r:id="rId344">
+        <w:r>
+          <w:rPr>
+            <w:rStyle w:val="Hyperlink"/>
+          </w:rPr>
+          <w:t xml:space="preserve">Python Tutor</w:t>
+        </w:r>
+      </w:hyperlink>
+      <w:r>
+        <w:t xml:space="preserve"> </w:t>
+      </w:r>
+      <w:r>
+        <w:t xml:space="preserve">- steps through a short program one line at a time</w:t>
+      </w:r>
+      <w:r>
+        <w:t xml:space="preserve"> </w:t>
+      </w:r>
+      <w:r>
+        <w:t xml:space="preserve">and draws each variable and object in memory;</w:t>
+      </w:r>
+      <w:r>
+        <w:t xml:space="preserve"> </w:t>
+      </w:r>
+      <w:r>
+        <w:t xml:space="preserve">it visualizes Python, Java, C, C++ and JavaScript (not R) and limits program length, so use it on small examples</w:t>
+      </w:r>
+    </w:p>
+    <w:bookmarkEnd w:id="345"/>
+    <w:bookmarkStart w:id="350" w:name="coming-to-r-from-sas"/>
+    <w:p>
+      <w:pPr>
+        <w:pStyle w:val="Heading3"/>
+      </w:pPr>
+      <w:r>
+        <w:t xml:space="preserve">46.3 Coming to R from SAS</w:t>
+      </w:r>
+    </w:p>
+    <w:p>
+      <w:pPr>
+        <w:pStyle w:val="Compact"/>
+        <w:numPr>
+          <w:ilvl w:val="0"/>
+          <w:numId w:val="1078"/>
+        </w:numPr>
+      </w:pPr>
+      <w:hyperlink r:id="rId346">
         <w:r>
           <w:rPr>
             <w:rStyle w:val="Hyperlink"/>
@@ -39612,7 +39657,7 @@
       <w:r>
         <w:t xml:space="preserve"> </w:t>
       </w:r>
-      <w:hyperlink r:id="rId345">
+      <w:hyperlink r:id="rId347">
         <w:r>
           <w:rPr>
             <w:rStyle w:val="VerbatimChar"/>
@@ -39686,10 +39731,10 @@
         <w:pStyle w:val="Compact"/>
         <w:numPr>
           <w:ilvl w:val="0"/>
-          <w:numId w:val="1077"/>
+          <w:numId w:val="1078"/>
         </w:numPr>
       </w:pPr>
-      <w:hyperlink r:id="rId346">
+      <w:hyperlink r:id="rId348">
         <w:r>
           <w:rPr>
             <w:rStyle w:val="Hyperlink"/>
@@ -39709,10 +39754,10 @@
         <w:pStyle w:val="Compact"/>
         <w:numPr>
           <w:ilvl w:val="0"/>
-          <w:numId w:val="1077"/>
+          <w:numId w:val="1078"/>
         </w:numPr>
       </w:pPr>
-      <w:hyperlink r:id="rId347">
+      <w:hyperlink r:id="rId349">
         <w:r>
           <w:rPr>
             <w:rStyle w:val="Hyperlink"/>
@@ -39727,14 +39772,14 @@
         <w:t xml:space="preserve">(Kleinman and Horton) - side-by-side SAS and R code for data management and analysis</w:t>
       </w:r>
     </w:p>
-    <w:bookmarkEnd w:id="348"/>
-    <w:bookmarkStart w:id="355" w:name="general-r-programming"/>
+    <w:bookmarkEnd w:id="350"/>
+    <w:bookmarkStart w:id="357" w:name="general-r-programming"/>
     <w:p>
       <w:pPr>
         <w:pStyle w:val="Heading3"/>
       </w:pPr>
       <w:r>
-        <w:t xml:space="preserve">46.3 General R Programming</w:t>
+        <w:t xml:space="preserve">46.4 General R Programming</w:t>
       </w:r>
     </w:p>
     <w:p>
@@ -39742,7 +39787,7 @@
         <w:pStyle w:val="Compact"/>
         <w:numPr>
           <w:ilvl w:val="0"/>
-          <w:numId w:val="1078"/>
+          <w:numId w:val="1079"/>
         </w:numPr>
       </w:pPr>
       <w:r>
@@ -39763,7 +39808,7 @@
       <w:r>
         <w:t xml:space="preserve"> </w:t>
       </w:r>
-      <w:hyperlink r:id="rId349">
+      <w:hyperlink r:id="rId351">
         <w:r>
           <w:rPr>
             <w:rStyle w:val="Hyperlink"/>
@@ -39777,7 +39822,7 @@
       <w:r>
         <w:t xml:space="preserve"> </w:t>
       </w:r>
-      <w:hyperlink r:id="rId350">
+      <w:hyperlink r:id="rId352">
         <w:r>
           <w:rPr>
             <w:rStyle w:val="Hyperlink"/>
@@ -39797,7 +39842,7 @@
       <w:r>
         <w:t xml:space="preserve"> </w:t>
       </w:r>
-      <w:hyperlink r:id="rId351">
+      <w:hyperlink r:id="rId353">
         <w:r>
           <w:rPr>
             <w:rStyle w:val="Hyperlink"/>
@@ -39811,10 +39856,10 @@
         <w:pStyle w:val="Compact"/>
         <w:numPr>
           <w:ilvl w:val="0"/>
-          <w:numId w:val="1078"/>
+          <w:numId w:val="1079"/>
         </w:numPr>
       </w:pPr>
-      <w:hyperlink r:id="rId352">
+      <w:hyperlink r:id="rId354">
         <w:r>
           <w:rPr>
             <w:rStyle w:val="Hyperlink"/>
@@ -39840,10 +39885,10 @@
         <w:pStyle w:val="Compact"/>
         <w:numPr>
           <w:ilvl w:val="0"/>
-          <w:numId w:val="1078"/>
+          <w:numId w:val="1079"/>
         </w:numPr>
       </w:pPr>
-      <w:hyperlink r:id="rId353">
+      <w:hyperlink r:id="rId355">
         <w:r>
           <w:rPr>
             <w:rStyle w:val="Hyperlink"/>
@@ -39917,10 +39962,10 @@
         <w:pStyle w:val="Compact"/>
         <w:numPr>
           <w:ilvl w:val="0"/>
-          <w:numId w:val="1078"/>
+          <w:numId w:val="1079"/>
         </w:numPr>
       </w:pPr>
-      <w:hyperlink r:id="rId354">
+      <w:hyperlink r:id="rId356">
         <w:r>
           <w:rPr>
             <w:rStyle w:val="Hyperlink"/>
@@ -39935,14 +39980,14 @@
         <w:t xml:space="preserve">- spatial data analysis in R</w:t>
       </w:r>
     </w:p>
-    <w:bookmarkEnd w:id="355"/>
-    <w:bookmarkStart w:id="358" w:name="summary-tables"/>
+    <w:bookmarkEnd w:id="357"/>
+    <w:bookmarkStart w:id="360" w:name="summary-tables"/>
     <w:p>
       <w:pPr>
         <w:pStyle w:val="Heading3"/>
       </w:pPr>
       <w:r>
-        <w:t xml:space="preserve">46.4 Summary tables</w:t>
+        <w:t xml:space="preserve">46.5 Summary tables</w:t>
       </w:r>
     </w:p>
     <w:p>
@@ -39950,7 +39995,7 @@
         <w:pStyle w:val="Compact"/>
         <w:numPr>
           <w:ilvl w:val="0"/>
-          <w:numId w:val="1079"/>
+          <w:numId w:val="1080"/>
         </w:numPr>
       </w:pPr>
       <w:hyperlink r:id="rId140">
@@ -39973,10 +40018,10 @@
         <w:pStyle w:val="Compact"/>
         <w:numPr>
           <w:ilvl w:val="0"/>
-          <w:numId w:val="1079"/>
+          <w:numId w:val="1080"/>
         </w:numPr>
       </w:pPr>
-      <w:hyperlink r:id="rId356">
+      <w:hyperlink r:id="rId358">
         <w:r>
           <w:rPr>
             <w:rStyle w:val="VerbatimChar"/>
@@ -40008,10 +40053,10 @@
         <w:pStyle w:val="Compact"/>
         <w:numPr>
           <w:ilvl w:val="0"/>
-          <w:numId w:val="1079"/>
+          <w:numId w:val="1080"/>
         </w:numPr>
       </w:pPr>
-      <w:hyperlink r:id="rId357">
+      <w:hyperlink r:id="rId359">
         <w:r>
           <w:rPr>
             <w:rStyle w:val="VerbatimChar"/>
@@ -40031,7 +40076,7 @@
         <w:pStyle w:val="Compact"/>
         <w:numPr>
           <w:ilvl w:val="0"/>
-          <w:numId w:val="1079"/>
+          <w:numId w:val="1080"/>
         </w:numPr>
       </w:pPr>
       <w:r>
@@ -40059,14 +40104,14 @@
         <w:t xml:space="preserve">above) - SAS-style frequency and means tables</w:t>
       </w:r>
     </w:p>
-    <w:bookmarkEnd w:id="358"/>
-    <w:bookmarkStart w:id="363" w:name="r-package-development"/>
+    <w:bookmarkEnd w:id="360"/>
+    <w:bookmarkStart w:id="365" w:name="r-package-development"/>
     <w:p>
       <w:pPr>
         <w:pStyle w:val="Heading3"/>
       </w:pPr>
       <w:r>
-        <w:t xml:space="preserve">46.5 R Package Development</w:t>
+        <w:t xml:space="preserve">46.6 R Package Development</w:t>
       </w:r>
     </w:p>
     <w:p>
@@ -40074,7 +40119,7 @@
         <w:pStyle w:val="Compact"/>
         <w:numPr>
           <w:ilvl w:val="0"/>
-          <w:numId w:val="1080"/>
+          <w:numId w:val="1081"/>
         </w:numPr>
       </w:pPr>
       <w:r>
@@ -40098,7 +40143,7 @@
         <w:pStyle w:val="Compact"/>
         <w:numPr>
           <w:ilvl w:val="0"/>
-          <w:numId w:val="1080"/>
+          <w:numId w:val="1081"/>
         </w:numPr>
       </w:pPr>
       <w:r>
@@ -40122,7 +40167,7 @@
         <w:pStyle w:val="Compact"/>
         <w:numPr>
           <w:ilvl w:val="0"/>
-          <w:numId w:val="1080"/>
+          <w:numId w:val="1081"/>
         </w:numPr>
       </w:pPr>
       <w:hyperlink r:id="rId36">
@@ -40145,7 +40190,7 @@
         <w:pStyle w:val="Compact"/>
         <w:numPr>
           <w:ilvl w:val="0"/>
-          <w:numId w:val="1080"/>
+          <w:numId w:val="1081"/>
         </w:numPr>
       </w:pPr>
       <w:hyperlink r:id="rId37">
@@ -40168,7 +40213,7 @@
         <w:pStyle w:val="Compact"/>
         <w:numPr>
           <w:ilvl w:val="0"/>
-          <w:numId w:val="1080"/>
+          <w:numId w:val="1081"/>
         </w:numPr>
       </w:pPr>
       <w:hyperlink r:id="rId23">
@@ -40191,7 +40236,7 @@
         <w:pStyle w:val="Compact"/>
         <w:numPr>
           <w:ilvl w:val="0"/>
-          <w:numId w:val="1080"/>
+          <w:numId w:val="1081"/>
         </w:numPr>
       </w:pPr>
       <w:hyperlink r:id="rId39">
@@ -40214,10 +40259,10 @@
         <w:pStyle w:val="Compact"/>
         <w:numPr>
           <w:ilvl w:val="0"/>
-          <w:numId w:val="1080"/>
+          <w:numId w:val="1081"/>
         </w:numPr>
       </w:pPr>
-      <w:hyperlink r:id="rId359">
+      <w:hyperlink r:id="rId361">
         <w:r>
           <w:rPr>
             <w:rStyle w:val="Hyperlink"/>
@@ -40234,7 +40279,7 @@
       <w:r>
         <w:t xml:space="preserve"> </w:t>
       </w:r>
-      <w:hyperlink r:id="rId360">
+      <w:hyperlink r:id="rId362">
         <w:r>
           <w:rPr>
             <w:rStyle w:val="Hyperlink"/>
@@ -40257,7 +40302,7 @@
       <w:r>
         <w:t xml:space="preserve"> </w:t>
       </w:r>
-      <w:hyperlink r:id="rId361">
+      <w:hyperlink r:id="rId363">
         <w:r>
           <w:rPr>
             <w:rStyle w:val="Hyperlink"/>
@@ -40274,10 +40319,10 @@
         <w:pStyle w:val="Compact"/>
         <w:numPr>
           <w:ilvl w:val="0"/>
-          <w:numId w:val="1080"/>
+          <w:numId w:val="1081"/>
         </w:numPr>
       </w:pPr>
-      <w:hyperlink r:id="rId362">
+      <w:hyperlink r:id="rId364">
         <w:r>
           <w:rPr>
             <w:rStyle w:val="Hyperlink"/>
@@ -40292,72 +40337,14 @@
         <w:t xml:space="preserve">- getting involved with base R itself</w:t>
       </w:r>
     </w:p>
-    <w:bookmarkEnd w:id="363"/>
-    <w:bookmarkStart w:id="364" w:name="shiny-development"/>
+    <w:bookmarkEnd w:id="365"/>
+    <w:bookmarkStart w:id="366" w:name="shiny-development"/>
     <w:p>
       <w:pPr>
         <w:pStyle w:val="Heading3"/>
       </w:pPr>
       <w:r>
-        <w:t xml:space="preserve">46.6 Shiny Development</w:t>
-      </w:r>
-    </w:p>
-    <w:p>
-      <w:pPr>
-        <w:pStyle w:val="Compact"/>
-        <w:numPr>
-          <w:ilvl w:val="0"/>
-          <w:numId w:val="1081"/>
-        </w:numPr>
-      </w:pPr>
-      <w:r>
-        <w:t xml:space="preserve">Mastering Shiny</w:t>
-      </w:r>
-      <w:r>
-        <w:t xml:space="preserve"> </w:t>
-      </w:r>
-      <w:r>
-        <w:t xml:space="preserve">(Wickham 2021)</w:t>
-      </w:r>
-      <w:r>
-        <w:t xml:space="preserve"> </w:t>
-      </w:r>
-      <w:r>
-        <w:t xml:space="preserve">- comprehensive guide to building web applications with Shiny</w:t>
-      </w:r>
-    </w:p>
-    <w:p>
-      <w:pPr>
-        <w:pStyle w:val="Compact"/>
-        <w:numPr>
-          <w:ilvl w:val="0"/>
-          <w:numId w:val="1081"/>
-        </w:numPr>
-      </w:pPr>
-      <w:r>
-        <w:t xml:space="preserve">Engineering Production-Grade Shiny Apps</w:t>
-      </w:r>
-      <w:r>
-        <w:t xml:space="preserve"> </w:t>
-      </w:r>
-      <w:r>
-        <w:t xml:space="preserve">(Fay et al. 2021)</w:t>
-      </w:r>
-      <w:r>
-        <w:t xml:space="preserve"> </w:t>
-      </w:r>
-      <w:r>
-        <w:t xml:space="preserve">- best practices for production Shiny applications</w:t>
-      </w:r>
-    </w:p>
-    <w:bookmarkEnd w:id="364"/>
-    <w:bookmarkStart w:id="387" w:name="git-and-version-control"/>
-    <w:p>
-      <w:pPr>
-        <w:pStyle w:val="Heading3"/>
-      </w:pPr>
-      <w:r>
-        <w:t xml:space="preserve">46.7 Git and Version Control</w:t>
+        <w:t xml:space="preserve">46.7 Shiny Development</w:t>
       </w:r>
     </w:p>
     <w:p>
@@ -40369,19 +40356,19 @@
         </w:numPr>
       </w:pPr>
       <w:r>
-        <w:t xml:space="preserve">Happy Git and GitHub for the useR</w:t>
-      </w:r>
-      <w:r>
-        <w:t xml:space="preserve"> </w:t>
-      </w:r>
-      <w:r>
-        <w:t xml:space="preserve">(Bryan 2023)</w:t>
-      </w:r>
-      <w:r>
-        <w:t xml:space="preserve"> </w:t>
-      </w:r>
-      <w:r>
-        <w:t xml:space="preserve">- essential guide to using Git and GitHub with R</w:t>
+        <w:t xml:space="preserve">Mastering Shiny</w:t>
+      </w:r>
+      <w:r>
+        <w:t xml:space="preserve"> </w:t>
+      </w:r>
+      <w:r>
+        <w:t xml:space="preserve">(Wickham 2021)</w:t>
+      </w:r>
+      <w:r>
+        <w:t xml:space="preserve"> </w:t>
+      </w:r>
+      <w:r>
+        <w:t xml:space="preserve">- comprehensive guide to building web applications with Shiny</w:t>
       </w:r>
     </w:p>
     <w:p>
@@ -40392,7 +40379,65 @@
           <w:numId w:val="1082"/>
         </w:numPr>
       </w:pPr>
-      <w:hyperlink r:id="rId365">
+      <w:r>
+        <w:t xml:space="preserve">Engineering Production-Grade Shiny Apps</w:t>
+      </w:r>
+      <w:r>
+        <w:t xml:space="preserve"> </w:t>
+      </w:r>
+      <w:r>
+        <w:t xml:space="preserve">(Fay et al. 2021)</w:t>
+      </w:r>
+      <w:r>
+        <w:t xml:space="preserve"> </w:t>
+      </w:r>
+      <w:r>
+        <w:t xml:space="preserve">- best practices for production Shiny applications</w:t>
+      </w:r>
+    </w:p>
+    <w:bookmarkEnd w:id="366"/>
+    <w:bookmarkStart w:id="389" w:name="git-and-version-control"/>
+    <w:p>
+      <w:pPr>
+        <w:pStyle w:val="Heading3"/>
+      </w:pPr>
+      <w:r>
+        <w:t xml:space="preserve">46.8 Git and Version Control</w:t>
+      </w:r>
+    </w:p>
+    <w:p>
+      <w:pPr>
+        <w:pStyle w:val="Compact"/>
+        <w:numPr>
+          <w:ilvl w:val="0"/>
+          <w:numId w:val="1083"/>
+        </w:numPr>
+      </w:pPr>
+      <w:r>
+        <w:t xml:space="preserve">Happy Git and GitHub for the useR</w:t>
+      </w:r>
+      <w:r>
+        <w:t xml:space="preserve"> </w:t>
+      </w:r>
+      <w:r>
+        <w:t xml:space="preserve">(Bryan 2023)</w:t>
+      </w:r>
+      <w:r>
+        <w:t xml:space="preserve"> </w:t>
+      </w:r>
+      <w:r>
+        <w:t xml:space="preserve">- essential guide to using Git and GitHub with R</w:t>
+      </w:r>
+    </w:p>
+    <w:p>
+      <w:pPr>
+        <w:pStyle w:val="Compact"/>
+        <w:numPr>
+          <w:ilvl w:val="0"/>
+          <w:numId w:val="1083"/>
+        </w:numPr>
+      </w:pPr>
+      <w:hyperlink r:id="rId367">
         <w:r>
           <w:rPr>
             <w:rStyle w:val="Hyperlink"/>
@@ -40439,10 +40484,10 @@
         <w:pStyle w:val="Compact"/>
         <w:numPr>
           <w:ilvl w:val="0"/>
-          <w:numId w:val="1082"/>
+          <w:numId w:val="1083"/>
         </w:numPr>
       </w:pPr>
-      <w:hyperlink r:id="rId366">
+      <w:hyperlink r:id="rId368">
         <w:r>
           <w:rPr>
             <w:rStyle w:val="Hyperlink"/>
@@ -40462,10 +40507,10 @@
         <w:pStyle w:val="Compact"/>
         <w:numPr>
           <w:ilvl w:val="0"/>
-          <w:numId w:val="1082"/>
+          <w:numId w:val="1083"/>
         </w:numPr>
       </w:pPr>
-      <w:hyperlink r:id="rId367">
+      <w:hyperlink r:id="rId369">
         <w:r>
           <w:rPr>
             <w:rStyle w:val="VerbatimChar"/>
@@ -40485,10 +40530,10 @@
         <w:pStyle w:val="Compact"/>
         <w:numPr>
           <w:ilvl w:val="0"/>
-          <w:numId w:val="1082"/>
+          <w:numId w:val="1083"/>
         </w:numPr>
       </w:pPr>
-      <w:hyperlink r:id="rId368">
+      <w:hyperlink r:id="rId370">
         <w:r>
           <w:rPr>
             <w:rStyle w:val="Hyperlink"/>
@@ -40508,10 +40553,10 @@
         <w:pStyle w:val="Compact"/>
         <w:numPr>
           <w:ilvl w:val="0"/>
-          <w:numId w:val="1082"/>
+          <w:numId w:val="1083"/>
         </w:numPr>
       </w:pPr>
-      <w:hyperlink r:id="rId369">
+      <w:hyperlink r:id="rId371">
         <w:r>
           <w:rPr>
             <w:rStyle w:val="VerbatimChar"/>
@@ -40532,8 +40577,8 @@
         <w:t xml:space="preserve">organized by patterns like tags or issues</w:t>
       </w:r>
     </w:p>
-    <w:bookmarkStart w:id="386" w:name="refs"/>
-    <w:bookmarkStart w:id="371" w:name="ref-bryan2023happygit"/>
+    <w:bookmarkStart w:id="388" w:name="refs"/>
+    <w:bookmarkStart w:id="373" w:name="ref-bryan2023happygit"/>
     <w:p>
       <w:pPr>
         <w:pStyle w:val="Bibliography"/>
@@ -40557,7 +40602,7 @@
       <w:r>
         <w:t xml:space="preserve"> </w:t>
       </w:r>
-      <w:hyperlink r:id="rId370">
+      <w:hyperlink r:id="rId372">
         <w:r>
           <w:rPr>
             <w:rStyle w:val="Hyperlink"/>
@@ -40569,8 +40614,8 @@
         <w:t xml:space="preserve">.</w:t>
       </w:r>
     </w:p>
-    <w:bookmarkEnd w:id="371"/>
-    <w:bookmarkStart w:id="372" w:name="ref-reprex"/>
+    <w:bookmarkEnd w:id="373"/>
+    <w:bookmarkStart w:id="374" w:name="ref-reprex"/>
     <w:p>
       <w:pPr>
         <w:pStyle w:val="Bibliography"/>
@@ -40606,8 +40651,8 @@
         <w:t xml:space="preserve">.</w:t>
       </w:r>
     </w:p>
-    <w:bookmarkEnd w:id="372"/>
-    <w:bookmarkStart w:id="374" w:name="ref-fay2021engineering"/>
+    <w:bookmarkEnd w:id="374"/>
+    <w:bookmarkStart w:id="376" w:name="ref-fay2021engineering"/>
     <w:p>
       <w:pPr>
         <w:pStyle w:val="Bibliography"/>
@@ -40631,7 +40676,7 @@
       <w:r>
         <w:t xml:space="preserve"> </w:t>
       </w:r>
-      <w:hyperlink r:id="rId373">
+      <w:hyperlink r:id="rId375">
         <w:r>
           <w:rPr>
             <w:rStyle w:val="Hyperlink"/>
@@ -40643,8 +40688,8 @@
         <w:t xml:space="preserve">.</w:t>
       </w:r>
     </w:p>
-    <w:bookmarkEnd w:id="374"/>
-    <w:bookmarkStart w:id="376" w:name="ref-wickham2019advr"/>
+    <w:bookmarkEnd w:id="376"/>
+    <w:bookmarkStart w:id="378" w:name="ref-wickham2019advr"/>
     <w:p>
       <w:pPr>
         <w:pStyle w:val="Bibliography"/>
@@ -40668,7 +40713,7 @@
       <w:r>
         <w:t xml:space="preserve"> </w:t>
       </w:r>
-      <w:hyperlink r:id="rId375">
+      <w:hyperlink r:id="rId377">
         <w:r>
           <w:rPr>
             <w:rStyle w:val="Hyperlink"/>
@@ -40680,8 +40725,8 @@
         <w:t xml:space="preserve">.</w:t>
       </w:r>
     </w:p>
-    <w:bookmarkEnd w:id="376"/>
-    <w:bookmarkStart w:id="378" w:name="ref-wickham2021shiny"/>
+    <w:bookmarkEnd w:id="378"/>
+    <w:bookmarkStart w:id="380" w:name="ref-wickham2021shiny"/>
     <w:p>
       <w:pPr>
         <w:pStyle w:val="Bibliography"/>
@@ -40705,7 +40750,7 @@
       <w:r>
         <w:t xml:space="preserve"> </w:t>
       </w:r>
-      <w:hyperlink r:id="rId377">
+      <w:hyperlink r:id="rId379">
         <w:r>
           <w:rPr>
             <w:rStyle w:val="Hyperlink"/>
@@ -40717,8 +40762,8 @@
         <w:t xml:space="preserve">.</w:t>
       </w:r>
     </w:p>
-    <w:bookmarkEnd w:id="378"/>
-    <w:bookmarkStart w:id="380" w:name="ref-wickham2023tidydesign"/>
+    <w:bookmarkEnd w:id="380"/>
+    <w:bookmarkStart w:id="382" w:name="ref-wickham2023tidydesign"/>
     <w:p>
       <w:pPr>
         <w:pStyle w:val="Bibliography"/>
@@ -40742,7 +40787,7 @@
       <w:r>
         <w:t xml:space="preserve"> </w:t>
       </w:r>
-      <w:hyperlink r:id="rId379">
+      <w:hyperlink r:id="rId381">
         <w:r>
           <w:rPr>
             <w:rStyle w:val="Hyperlink"/>
@@ -40754,8 +40799,8 @@
         <w:t xml:space="preserve">.</w:t>
       </w:r>
     </w:p>
-    <w:bookmarkEnd w:id="380"/>
-    <w:bookmarkStart w:id="382" w:name="ref-wickham2023rpkgs"/>
+    <w:bookmarkEnd w:id="382"/>
+    <w:bookmarkStart w:id="384" w:name="ref-wickham2023rpkgs"/>
     <w:p>
       <w:pPr>
         <w:pStyle w:val="Bibliography"/>
@@ -40779,7 +40824,7 @@
       <w:r>
         <w:t xml:space="preserve"> </w:t>
       </w:r>
-      <w:hyperlink r:id="rId381">
+      <w:hyperlink r:id="rId383">
         <w:r>
           <w:rPr>
             <w:rStyle w:val="Hyperlink"/>
@@ -40791,8 +40836,8 @@
         <w:t xml:space="preserve">.</w:t>
       </w:r>
     </w:p>
-    <w:bookmarkEnd w:id="382"/>
-    <w:bookmarkStart w:id="384" w:name="ref-wickham2023r4ds"/>
+    <w:bookmarkEnd w:id="384"/>
+    <w:bookmarkStart w:id="386" w:name="ref-wickham2023r4ds"/>
     <w:p>
       <w:pPr>
         <w:pStyle w:val="Bibliography"/>
@@ -40816,7 +40861,7 @@
       <w:r>
         <w:t xml:space="preserve"> </w:t>
       </w:r>
-      <w:hyperlink r:id="rId383">
+      <w:hyperlink r:id="rId385">
         <w:r>
           <w:rPr>
             <w:rStyle w:val="Hyperlink"/>
@@ -40828,8 +40873,8 @@
         <w:t xml:space="preserve">.</w:t>
       </w:r>
     </w:p>
-    <w:bookmarkEnd w:id="384"/>
-    <w:bookmarkStart w:id="385" w:name="ref-R-roxygen2"/>
+    <w:bookmarkEnd w:id="386"/>
+    <w:bookmarkStart w:id="387" w:name="ref-R-roxygen2"/>
     <w:p>
       <w:pPr>
         <w:pStyle w:val="Bibliography"/>
@@ -40865,10 +40910,10 @@
         <w:t xml:space="preserve">.</w:t>
       </w:r>
     </w:p>
-    <w:bookmarkEnd w:id="385"/>
-    <w:bookmarkEnd w:id="386"/>
     <w:bookmarkEnd w:id="387"/>
     <w:bookmarkEnd w:id="388"/>
+    <w:bookmarkEnd w:id="389"/>
+    <w:bookmarkEnd w:id="390"/>
     <w:sectPr>
       <w:footnotePr>
         <w:numRestart w:val="eachSect"/>
@@ -41652,6 +41697,9 @@
     <w:abstractNumId w:val="991"/>
   </w:num>
   <w:num w:numId="1082">
+    <w:abstractNumId w:val="991"/>
+  </w:num>
+  <w:num w:numId="1083">
     <w:abstractNumId w:val="991"/>
   </w:num>
 </w:numbering>

--- a/chapters/coding-practices.docx
+++ b/chapters/coding-practices.docx
@@ -15,7 +15,7 @@
         <w:pStyle w:val="Date"/>
       </w:pPr>
       <w:r>
-        <w:t xml:space="preserve">Last modified: 2026-10-15 21:20:53 (PDT)</w:t>
+        <w:t xml:space="preserve">Last modified: 2026-10-17 02:34:41 (PDT)</w:t>
       </w:r>
     </w:p>
     <w:p>

--- a/chapters/coding-practices.docx
+++ b/chapters/coding-practices.docx
@@ -15,7 +15,7 @@
         <w:pStyle w:val="Date"/>
       </w:pPr>
       <w:r>
-        <w:t xml:space="preserve">Last modified: 2026-10-17 02:34:41 (PDT)</w:t>
+        <w:t xml:space="preserve">Last modified: 2026-10-19 09:42:04 (PDT)</w:t>
       </w:r>
     </w:p>
     <w:p>

--- a/chapters/coding-practices.docx
+++ b/chapters/coding-practices.docx
@@ -15,7 +15,7 @@
         <w:pStyle w:val="Date"/>
       </w:pPr>
       <w:r>
-        <w:t xml:space="preserve">Last modified: 2026-10-19 09:42:04 (PDT)</w:t>
+        <w:t xml:space="preserve">Last modified: 2026-10-21 10:38:25 (PDT)</w:t>
       </w:r>
     </w:p>
     <w:p>

--- a/chapters/coding-practices.docx
+++ b/chapters/coding-practices.docx
@@ -15,7 +15,7 @@
         <w:pStyle w:val="Date"/>
       </w:pPr>
       <w:r>
-        <w:t xml:space="preserve">Last modified: 2026-10-21 10:38:25 (PDT)</w:t>
+        <w:t xml:space="preserve">Last modified: 2026-10-25 19:23:43 (PDT)</w:t>
       </w:r>
     </w:p>
     <w:p>
@@ -17221,7 +17221,7 @@
           <w:rPr>
             <w:rStyle w:val="Hyperlink"/>
           </w:rPr>
-          <w:t xml:space="preserve">Section 36.2</w:t>
+          <w:t xml:space="preserve">Section 37.2</w:t>
         </w:r>
       </w:hyperlink>
       <w:r>
@@ -26953,7 +26953,7 @@
       </w:r>
     </w:p>
     <w:bookmarkEnd w:id="160"/>
-    <w:bookmarkStart w:id="161" w:name="how-to-decompose-in-practice"/>
+    <w:bookmarkStart w:id="161" w:name="sec-decompose-in-practice"/>
     <w:p>
       <w:pPr>
         <w:pStyle w:val="Heading2"/>
@@ -27031,13 +27031,13 @@
       </w:r>
     </w:p>
     <w:bookmarkEnd w:id="161"/>
-    <w:bookmarkStart w:id="162" w:name="sec-decompose-validation"/>
+    <w:bookmarkStart w:id="163" w:name="top-down-and-bottom-up-design"/>
     <w:p>
       <w:pPr>
         <w:pStyle w:val="Heading2"/>
       </w:pPr>
       <w:r>
-        <w:t xml:space="preserve">21 Decomposing validation blocks</w:t>
+        <w:t xml:space="preserve">21 Top-down and bottom-up design</w:t>
       </w:r>
     </w:p>
     <w:p>
@@ -27045,1223 +27045,103 @@
         <w:pStyle w:val="FirstParagraph"/>
       </w:pPr>
       <w:r>
-        <w:t xml:space="preserve">A common case for decomposition is a function</w:t>
-      </w:r>
-      <w:r>
-        <w:t xml:space="preserve"> </w:t>
-      </w:r>
-      <w:r>
-        <w:t xml:space="preserve">that opens with a long sequence of input-validation checks.</w:t>
-      </w:r>
-      <w:r>
-        <w:t xml:space="preserve"> </w:t>
-      </w:r>
-      <w:r>
-        <w:t xml:space="preserve">When the same validation pattern repeats for multiple inputs,</w:t>
-      </w:r>
-      <w:r>
-        <w:t xml:space="preserve"> </w:t>
-      </w:r>
-      <w:r>
-        <w:t xml:space="preserve">extract it into a helper:</w:t>
-      </w:r>
-    </w:p>
-    <w:p>
-      <w:pPr>
-        <w:pStyle w:val="SourceCode"/>
-      </w:pPr>
-      <w:r>
-        <w:rPr>
-          <w:rStyle w:val="CommentTok"/>
-        </w:rPr>
-        <w:t xml:space="preserve"># Before: repeated validation blocks inline</w:t>
-      </w:r>
-      <w:r>
-        <w:br/>
-      </w:r>
-      <w:r>
-        <w:rPr>
-          <w:rStyle w:val="NormalTok"/>
-        </w:rPr>
-        <w:t xml:space="preserve">build_analysis_cache </w:t>
-      </w:r>
-      <w:r>
-        <w:rPr>
-          <w:rStyle w:val="OtherTok"/>
-        </w:rPr>
-        <w:t xml:space="preserve">&lt;-</w:t>
-      </w:r>
-      <w:r>
-        <w:rPr>
-          <w:rStyle w:val="NormalTok"/>
-        </w:rPr>
-        <w:t xml:space="preserve"> </w:t>
-      </w:r>
-      <w:r>
-        <w:rPr>
-          <w:rStyle w:val="ControlFlowTok"/>
-        </w:rPr>
-        <w:t xml:space="preserve">function</w:t>
-      </w:r>
-      <w:r>
-        <w:rPr>
-          <w:rStyle w:val="NormalTok"/>
-        </w:rPr>
-        <w:t xml:space="preserve">(</w:t>
-      </w:r>
-      <w:r>
-        <w:br/>
-      </w:r>
-      <w:r>
-        <w:rPr>
-          <w:rStyle w:val="NormalTok"/>
-        </w:rPr>
-        <w:t xml:space="preserve">    rebuild_signal, signal_files, signal_dir,</w:t>
-      </w:r>
-      <w:r>
-        <w:br/>
-      </w:r>
-      <w:r>
-        <w:rPr>
-          <w:rStyle w:val="NormalTok"/>
-        </w:rPr>
-        <w:t xml:space="preserve">    rebuild_finance, finance_files, finance_dir,</w:t>
-      </w:r>
-      <w:r>
-        <w:br/>
-      </w:r>
-      <w:r>
-        <w:rPr>
-          <w:rStyle w:val="NormalTok"/>
-        </w:rPr>
-        <w:t xml:space="preserve">    ...) {</w:t>
-      </w:r>
-      <w:r>
-        <w:br/>
-      </w:r>
-      <w:r>
-        <w:rPr>
-          <w:rStyle w:val="NormalTok"/>
-        </w:rPr>
-        <w:t xml:space="preserve">  </w:t>
-      </w:r>
-      <w:r>
-        <w:rPr>
-          <w:rStyle w:val="ControlFlowTok"/>
-        </w:rPr>
-        <w:t xml:space="preserve">if</w:t>
-      </w:r>
-      <w:r>
-        <w:rPr>
-          <w:rStyle w:val="NormalTok"/>
-        </w:rPr>
-        <w:t xml:space="preserve"> (rebuild_signal </w:t>
-      </w:r>
-      <w:r>
-        <w:rPr>
-          <w:rStyle w:val="SpecialCharTok"/>
-        </w:rPr>
-        <w:t xml:space="preserve">&amp;&amp;</w:t>
-      </w:r>
-      <w:r>
-        <w:rPr>
-          <w:rStyle w:val="NormalTok"/>
-        </w:rPr>
-        <w:t xml:space="preserve"> </w:t>
-      </w:r>
-      <w:r>
-        <w:rPr>
-          <w:rStyle w:val="FunctionTok"/>
-        </w:rPr>
-        <w:t xml:space="preserve">length</w:t>
-      </w:r>
-      <w:r>
-        <w:rPr>
-          <w:rStyle w:val="NormalTok"/>
-        </w:rPr>
-        <w:t xml:space="preserve">(signal_files) </w:t>
-      </w:r>
-      <w:r>
-        <w:rPr>
-          <w:rStyle w:val="SpecialCharTok"/>
-        </w:rPr>
-        <w:t xml:space="preserve">==</w:t>
-      </w:r>
-      <w:r>
-        <w:rPr>
-          <w:rStyle w:val="NormalTok"/>
-        </w:rPr>
-        <w:t xml:space="preserve"> </w:t>
-      </w:r>
-      <w:r>
-        <w:rPr>
-          <w:rStyle w:val="DecValTok"/>
-        </w:rPr>
-        <w:t xml:space="preserve">0</w:t>
-      </w:r>
-      <w:r>
-        <w:rPr>
-          <w:rStyle w:val="NormalTok"/>
-        </w:rPr>
-        <w:t xml:space="preserve">L) {</w:t>
-      </w:r>
-      <w:r>
-        <w:br/>
-      </w:r>
-      <w:r>
-        <w:rPr>
-          <w:rStyle w:val="NormalTok"/>
-        </w:rPr>
-        <w:t xml:space="preserve">    cli</w:t>
-      </w:r>
-      <w:r>
-        <w:rPr>
-          <w:rStyle w:val="SpecialCharTok"/>
-        </w:rPr>
-        <w:t xml:space="preserve">::</w:t>
-      </w:r>
-      <w:r>
-        <w:rPr>
-          <w:rStyle w:val="FunctionTok"/>
-        </w:rPr>
-        <w:t xml:space="preserve">cli_abort</w:t>
-      </w:r>
-      <w:r>
-        <w:rPr>
-          <w:rStyle w:val="NormalTok"/>
-        </w:rPr>
-        <w:t xml:space="preserve">(</w:t>
-      </w:r>
-      <w:r>
-        <w:rPr>
-          <w:rStyle w:val="FunctionTok"/>
-        </w:rPr>
-        <w:t xml:space="preserve">c</w:t>
-      </w:r>
-      <w:r>
-        <w:rPr>
-          <w:rStyle w:val="NormalTok"/>
-        </w:rPr>
-        <w:t xml:space="preserve">(</w:t>
-      </w:r>
-      <w:r>
-        <w:br/>
-      </w:r>
-      <w:r>
-        <w:rPr>
-          <w:rStyle w:val="NormalTok"/>
-        </w:rPr>
-        <w:t xml:space="preserve">      </w:t>
-      </w:r>
-      <w:r>
-        <w:rPr>
-          <w:rStyle w:val="StringTok"/>
-        </w:rPr>
-        <w:t xml:space="preserve">"Cannot rebuild Signal source data."</w:t>
-      </w:r>
-      <w:r>
-        <w:rPr>
-          <w:rStyle w:val="NormalTok"/>
-        </w:rPr>
-        <w:t xml:space="preserve">,</w:t>
-      </w:r>
-      <w:r>
-        <w:br/>
-      </w:r>
-      <w:r>
-        <w:rPr>
-          <w:rStyle w:val="NormalTok"/>
-        </w:rPr>
-        <w:t xml:space="preserve">      </w:t>
-      </w:r>
-      <w:r>
-        <w:rPr>
-          <w:rStyle w:val="StringTok"/>
-        </w:rPr>
-        <w:t xml:space="preserve">"x"</w:t>
-      </w:r>
-      <w:r>
-        <w:rPr>
-          <w:rStyle w:val="NormalTok"/>
-        </w:rPr>
-        <w:t xml:space="preserve"> </w:t>
-      </w:r>
-      <w:r>
-        <w:rPr>
-          <w:rStyle w:val="OtherTok"/>
-        </w:rPr>
-        <w:t xml:space="preserve">=</w:t>
-      </w:r>
-      <w:r>
-        <w:rPr>
-          <w:rStyle w:val="NormalTok"/>
-        </w:rPr>
-        <w:t xml:space="preserve"> </w:t>
-      </w:r>
-      <w:r>
-        <w:rPr>
-          <w:rStyle w:val="StringTok"/>
-        </w:rPr>
-        <w:t xml:space="preserve">"No raw files found in {.path {signal_dir}}."</w:t>
-      </w:r>
-      <w:r>
-        <w:rPr>
-          <w:rStyle w:val="NormalTok"/>
-        </w:rPr>
-        <w:t xml:space="preserve">,</w:t>
-      </w:r>
-      <w:r>
-        <w:br/>
-      </w:r>
-      <w:r>
-        <w:rPr>
-          <w:rStyle w:val="NormalTok"/>
-        </w:rPr>
-        <w:t xml:space="preserve">      </w:t>
-      </w:r>
-      <w:r>
-        <w:rPr>
-          <w:rStyle w:val="StringTok"/>
-        </w:rPr>
-        <w:t xml:space="preserve">"i"</w:t>
-      </w:r>
-      <w:r>
-        <w:rPr>
-          <w:rStyle w:val="NormalTok"/>
-        </w:rPr>
-        <w:t xml:space="preserve"> </w:t>
-      </w:r>
-      <w:r>
-        <w:rPr>
-          <w:rStyle w:val="OtherTok"/>
-        </w:rPr>
-        <w:t xml:space="preserve">=</w:t>
-      </w:r>
-      <w:r>
-        <w:rPr>
-          <w:rStyle w:val="NormalTok"/>
-        </w:rPr>
-        <w:t xml:space="preserve"> </w:t>
-      </w:r>
-      <w:r>
-        <w:rPr>
-          <w:rStyle w:val="StringTok"/>
-        </w:rPr>
-        <w:t xml:space="preserve">"Use {.val auto} to reuse an existing RDS."</w:t>
-      </w:r>
-      <w:r>
-        <w:br/>
-      </w:r>
-      <w:r>
-        <w:rPr>
-          <w:rStyle w:val="NormalTok"/>
-        </w:rPr>
-        <w:t xml:space="preserve">    ))</w:t>
-      </w:r>
-      <w:r>
-        <w:br/>
-      </w:r>
-      <w:r>
-        <w:rPr>
-          <w:rStyle w:val="NormalTok"/>
-        </w:rPr>
-        <w:t xml:space="preserve">  }</w:t>
-      </w:r>
-      <w:r>
-        <w:br/>
-      </w:r>
-      <w:r>
-        <w:rPr>
-          <w:rStyle w:val="NormalTok"/>
-        </w:rPr>
-        <w:t xml:space="preserve">  </w:t>
-      </w:r>
-      <w:r>
-        <w:rPr>
-          <w:rStyle w:val="ControlFlowTok"/>
-        </w:rPr>
-        <w:t xml:space="preserve">if</w:t>
-      </w:r>
-      <w:r>
-        <w:rPr>
-          <w:rStyle w:val="NormalTok"/>
-        </w:rPr>
-        <w:t xml:space="preserve"> (rebuild_finance </w:t>
-      </w:r>
-      <w:r>
-        <w:rPr>
-          <w:rStyle w:val="SpecialCharTok"/>
-        </w:rPr>
-        <w:t xml:space="preserve">&amp;&amp;</w:t>
-      </w:r>
-      <w:r>
-        <w:rPr>
-          <w:rStyle w:val="NormalTok"/>
-        </w:rPr>
-        <w:t xml:space="preserve"> </w:t>
-      </w:r>
-      <w:r>
-        <w:rPr>
-          <w:rStyle w:val="FunctionTok"/>
-        </w:rPr>
-        <w:t xml:space="preserve">length</w:t>
-      </w:r>
-      <w:r>
-        <w:rPr>
-          <w:rStyle w:val="NormalTok"/>
-        </w:rPr>
-        <w:t xml:space="preserve">(finance_files) </w:t>
-      </w:r>
-      <w:r>
-        <w:rPr>
-          <w:rStyle w:val="SpecialCharTok"/>
-        </w:rPr>
-        <w:t xml:space="preserve">==</w:t>
-      </w:r>
-      <w:r>
-        <w:rPr>
-          <w:rStyle w:val="NormalTok"/>
-        </w:rPr>
-        <w:t xml:space="preserve"> </w:t>
-      </w:r>
-      <w:r>
-        <w:rPr>
-          <w:rStyle w:val="DecValTok"/>
-        </w:rPr>
-        <w:t xml:space="preserve">0</w:t>
-      </w:r>
-      <w:r>
-        <w:rPr>
-          <w:rStyle w:val="NormalTok"/>
-        </w:rPr>
-        <w:t xml:space="preserve">L) {</w:t>
-      </w:r>
-      <w:r>
-        <w:br/>
-      </w:r>
-      <w:r>
-        <w:rPr>
-          <w:rStyle w:val="NormalTok"/>
-        </w:rPr>
-        <w:t xml:space="preserve">    cli</w:t>
-      </w:r>
-      <w:r>
-        <w:rPr>
-          <w:rStyle w:val="SpecialCharTok"/>
-        </w:rPr>
-        <w:t xml:space="preserve">::</w:t>
-      </w:r>
-      <w:r>
-        <w:rPr>
-          <w:rStyle w:val="FunctionTok"/>
-        </w:rPr>
-        <w:t xml:space="preserve">cli_abort</w:t>
-      </w:r>
-      <w:r>
-        <w:rPr>
-          <w:rStyle w:val="NormalTok"/>
-        </w:rPr>
-        <w:t xml:space="preserve">(</w:t>
-      </w:r>
-      <w:r>
-        <w:rPr>
-          <w:rStyle w:val="FunctionTok"/>
-        </w:rPr>
-        <w:t xml:space="preserve">c</w:t>
-      </w:r>
-      <w:r>
-        <w:rPr>
-          <w:rStyle w:val="NormalTok"/>
-        </w:rPr>
-        <w:t xml:space="preserve">(</w:t>
-      </w:r>
-      <w:r>
-        <w:br/>
-      </w:r>
-      <w:r>
-        <w:rPr>
-          <w:rStyle w:val="NormalTok"/>
-        </w:rPr>
-        <w:t xml:space="preserve">      </w:t>
-      </w:r>
-      <w:r>
-        <w:rPr>
-          <w:rStyle w:val="StringTok"/>
-        </w:rPr>
-        <w:t xml:space="preserve">"Cannot rebuild finance source data."</w:t>
-      </w:r>
-      <w:r>
-        <w:rPr>
-          <w:rStyle w:val="NormalTok"/>
-        </w:rPr>
-        <w:t xml:space="preserve">,</w:t>
-      </w:r>
-      <w:r>
-        <w:br/>
-      </w:r>
-      <w:r>
-        <w:rPr>
-          <w:rStyle w:val="NormalTok"/>
-        </w:rPr>
-        <w:t xml:space="preserve">      </w:t>
-      </w:r>
-      <w:r>
-        <w:rPr>
-          <w:rStyle w:val="StringTok"/>
-        </w:rPr>
-        <w:t xml:space="preserve">"x"</w:t>
-      </w:r>
-      <w:r>
-        <w:rPr>
-          <w:rStyle w:val="NormalTok"/>
-        </w:rPr>
-        <w:t xml:space="preserve"> </w:t>
-      </w:r>
-      <w:r>
-        <w:rPr>
-          <w:rStyle w:val="OtherTok"/>
-        </w:rPr>
-        <w:t xml:space="preserve">=</w:t>
-      </w:r>
-      <w:r>
-        <w:rPr>
-          <w:rStyle w:val="NormalTok"/>
-        </w:rPr>
-        <w:t xml:space="preserve"> </w:t>
-      </w:r>
-      <w:r>
-        <w:rPr>
-          <w:rStyle w:val="StringTok"/>
-        </w:rPr>
-        <w:t xml:space="preserve">"No raw files found in {.path {finance_dir}}."</w:t>
-      </w:r>
-      <w:r>
-        <w:rPr>
-          <w:rStyle w:val="NormalTok"/>
-        </w:rPr>
-        <w:t xml:space="preserve">,</w:t>
-      </w:r>
-      <w:r>
-        <w:br/>
-      </w:r>
-      <w:r>
-        <w:rPr>
-          <w:rStyle w:val="NormalTok"/>
-        </w:rPr>
-        <w:t xml:space="preserve">      </w:t>
-      </w:r>
-      <w:r>
-        <w:rPr>
-          <w:rStyle w:val="StringTok"/>
-        </w:rPr>
-        <w:t xml:space="preserve">"i"</w:t>
-      </w:r>
-      <w:r>
-        <w:rPr>
-          <w:rStyle w:val="NormalTok"/>
-        </w:rPr>
-        <w:t xml:space="preserve"> </w:t>
-      </w:r>
-      <w:r>
-        <w:rPr>
-          <w:rStyle w:val="OtherTok"/>
-        </w:rPr>
-        <w:t xml:space="preserve">=</w:t>
-      </w:r>
-      <w:r>
-        <w:rPr>
-          <w:rStyle w:val="NormalTok"/>
-        </w:rPr>
-        <w:t xml:space="preserve"> </w:t>
-      </w:r>
-      <w:r>
-        <w:rPr>
-          <w:rStyle w:val="StringTok"/>
-        </w:rPr>
-        <w:t xml:space="preserve">"Use {.val auto} to reuse an existing RDS."</w:t>
-      </w:r>
-      <w:r>
-        <w:br/>
-      </w:r>
-      <w:r>
-        <w:rPr>
-          <w:rStyle w:val="NormalTok"/>
-        </w:rPr>
-        <w:t xml:space="preserve">    ))</w:t>
-      </w:r>
-      <w:r>
-        <w:br/>
-      </w:r>
-      <w:r>
-        <w:rPr>
-          <w:rStyle w:val="NormalTok"/>
-        </w:rPr>
-        <w:t xml:space="preserve">  }</w:t>
-      </w:r>
-      <w:r>
-        <w:br/>
-      </w:r>
-      <w:r>
-        <w:rPr>
-          <w:rStyle w:val="NormalTok"/>
-        </w:rPr>
-        <w:t xml:space="preserve">  </w:t>
-      </w:r>
-      <w:r>
-        <w:rPr>
-          <w:rStyle w:val="CommentTok"/>
-        </w:rPr>
-        <w:t xml:space="preserve"># ... same pattern for mapping, then more for cached-RDS checks ...</w:t>
-      </w:r>
-      <w:r>
-        <w:br/>
-      </w:r>
-      <w:r>
-        <w:rPr>
-          <w:rStyle w:val="NormalTok"/>
-        </w:rPr>
-        <w:t xml:space="preserve">}</w:t>
-      </w:r>
-      <w:r>
-        <w:br/>
-      </w:r>
-      <w:r>
-        <w:br/>
-      </w:r>
-      <w:r>
-        <w:rPr>
-          <w:rStyle w:val="CommentTok"/>
-        </w:rPr>
-        <w:t xml:space="preserve"># After: extract the repeated pattern into a helper</w:t>
-      </w:r>
-      <w:r>
-        <w:br/>
-      </w:r>
-      <w:r>
-        <w:rPr>
-          <w:rStyle w:val="NormalTok"/>
-        </w:rPr>
-        <w:t xml:space="preserve">validate_source_rebuild </w:t>
-      </w:r>
-      <w:r>
-        <w:rPr>
-          <w:rStyle w:val="OtherTok"/>
-        </w:rPr>
-        <w:t xml:space="preserve">&lt;-</w:t>
-      </w:r>
-      <w:r>
-        <w:rPr>
-          <w:rStyle w:val="NormalTok"/>
-        </w:rPr>
-        <w:t xml:space="preserve"> </w:t>
-      </w:r>
-      <w:r>
-        <w:rPr>
-          <w:rStyle w:val="ControlFlowTok"/>
-        </w:rPr>
-        <w:t xml:space="preserve">function</w:t>
-      </w:r>
-      <w:r>
-        <w:rPr>
-          <w:rStyle w:val="NormalTok"/>
-        </w:rPr>
-        <w:t xml:space="preserve">(</w:t>
-      </w:r>
-      <w:r>
-        <w:br/>
-      </w:r>
-      <w:r>
-        <w:rPr>
-          <w:rStyle w:val="NormalTok"/>
-        </w:rPr>
-        <w:t xml:space="preserve">    rebuild,</w:t>
-      </w:r>
-      <w:r>
-        <w:br/>
-      </w:r>
-      <w:r>
-        <w:rPr>
-          <w:rStyle w:val="NormalTok"/>
-        </w:rPr>
-        <w:t xml:space="preserve">    source_files,</w:t>
-      </w:r>
-      <w:r>
-        <w:br/>
-      </w:r>
-      <w:r>
-        <w:rPr>
-          <w:rStyle w:val="NormalTok"/>
-        </w:rPr>
-        <w:t xml:space="preserve">    label,</w:t>
-      </w:r>
-      <w:r>
-        <w:br/>
-      </w:r>
-      <w:r>
-        <w:rPr>
-          <w:rStyle w:val="NormalTok"/>
-        </w:rPr>
-        <w:t xml:space="preserve">    search_path,</w:t>
-      </w:r>
-      <w:r>
-        <w:br/>
-      </w:r>
-      <w:r>
-        <w:rPr>
-          <w:rStyle w:val="NormalTok"/>
-        </w:rPr>
-        <w:t xml:space="preserve">    </w:t>
-      </w:r>
-      <w:r>
-        <w:rPr>
-          <w:rStyle w:val="AttributeTok"/>
-        </w:rPr>
-        <w:t xml:space="preserve">call =</w:t>
-      </w:r>
-      <w:r>
-        <w:rPr>
-          <w:rStyle w:val="NormalTok"/>
-        </w:rPr>
-        <w:t xml:space="preserve"> rlang</w:t>
-      </w:r>
-      <w:r>
-        <w:rPr>
-          <w:rStyle w:val="SpecialCharTok"/>
-        </w:rPr>
-        <w:t xml:space="preserve">::</w:t>
-      </w:r>
-      <w:r>
-        <w:rPr>
-          <w:rStyle w:val="FunctionTok"/>
-        </w:rPr>
-        <w:t xml:space="preserve">caller_env</w:t>
-      </w:r>
-      <w:r>
-        <w:rPr>
-          <w:rStyle w:val="NormalTok"/>
-        </w:rPr>
-        <w:t xml:space="preserve">()) {</w:t>
-      </w:r>
-      <w:r>
-        <w:br/>
-      </w:r>
-      <w:r>
-        <w:rPr>
-          <w:rStyle w:val="NormalTok"/>
-        </w:rPr>
-        <w:t xml:space="preserve">  </w:t>
-      </w:r>
-      <w:r>
-        <w:rPr>
-          <w:rStyle w:val="ControlFlowTok"/>
-        </w:rPr>
-        <w:t xml:space="preserve">if</w:t>
-      </w:r>
-      <w:r>
-        <w:rPr>
-          <w:rStyle w:val="NormalTok"/>
-        </w:rPr>
-        <w:t xml:space="preserve"> (</w:t>
-      </w:r>
-      <w:r>
-        <w:rPr>
-          <w:rStyle w:val="SpecialCharTok"/>
-        </w:rPr>
-        <w:t xml:space="preserve">!</w:t>
-      </w:r>
-      <w:r>
-        <w:rPr>
-          <w:rStyle w:val="NormalTok"/>
-        </w:rPr>
-        <w:t xml:space="preserve">rebuild </w:t>
-      </w:r>
-      <w:r>
-        <w:rPr>
-          <w:rStyle w:val="SpecialCharTok"/>
-        </w:rPr>
-        <w:t xml:space="preserve">||</w:t>
-      </w:r>
-      <w:r>
-        <w:rPr>
-          <w:rStyle w:val="NormalTok"/>
-        </w:rPr>
-        <w:t xml:space="preserve"> </w:t>
-      </w:r>
-      <w:r>
-        <w:rPr>
-          <w:rStyle w:val="FunctionTok"/>
-        </w:rPr>
-        <w:t xml:space="preserve">length</w:t>
-      </w:r>
-      <w:r>
-        <w:rPr>
-          <w:rStyle w:val="NormalTok"/>
-        </w:rPr>
-        <w:t xml:space="preserve">(source_files) </w:t>
-      </w:r>
-      <w:r>
-        <w:rPr>
-          <w:rStyle w:val="SpecialCharTok"/>
-        </w:rPr>
-        <w:t xml:space="preserve">&gt;</w:t>
-      </w:r>
-      <w:r>
-        <w:rPr>
-          <w:rStyle w:val="NormalTok"/>
-        </w:rPr>
-        <w:t xml:space="preserve"> </w:t>
-      </w:r>
-      <w:r>
-        <w:rPr>
-          <w:rStyle w:val="DecValTok"/>
-        </w:rPr>
-        <w:t xml:space="preserve">0</w:t>
-      </w:r>
-      <w:r>
-        <w:rPr>
-          <w:rStyle w:val="NormalTok"/>
-        </w:rPr>
-        <w:t xml:space="preserve">L) </w:t>
-      </w:r>
-      <w:r>
-        <w:rPr>
-          <w:rStyle w:val="FunctionTok"/>
-        </w:rPr>
-        <w:t xml:space="preserve">return</w:t>
-      </w:r>
-      <w:r>
-        <w:rPr>
-          <w:rStyle w:val="NormalTok"/>
-        </w:rPr>
-        <w:t xml:space="preserve">(</w:t>
-      </w:r>
-      <w:r>
-        <w:rPr>
-          <w:rStyle w:val="FunctionTok"/>
-        </w:rPr>
-        <w:t xml:space="preserve">invisible</w:t>
-      </w:r>
-      <w:r>
-        <w:rPr>
-          <w:rStyle w:val="NormalTok"/>
-        </w:rPr>
-        <w:t xml:space="preserve">(</w:t>
-      </w:r>
-      <w:r>
-        <w:rPr>
-          <w:rStyle w:val="ConstantTok"/>
-        </w:rPr>
-        <w:t xml:space="preserve">NULL</w:t>
-      </w:r>
-      <w:r>
-        <w:rPr>
-          <w:rStyle w:val="NormalTok"/>
-        </w:rPr>
-        <w:t xml:space="preserve">))</w:t>
-      </w:r>
-      <w:r>
-        <w:br/>
-      </w:r>
-      <w:r>
-        <w:rPr>
-          <w:rStyle w:val="NormalTok"/>
-        </w:rPr>
-        <w:t xml:space="preserve">  cli</w:t>
-      </w:r>
-      <w:r>
-        <w:rPr>
-          <w:rStyle w:val="SpecialCharTok"/>
-        </w:rPr>
-        <w:t xml:space="preserve">::</w:t>
-      </w:r>
-      <w:r>
-        <w:rPr>
-          <w:rStyle w:val="FunctionTok"/>
-        </w:rPr>
-        <w:t xml:space="preserve">cli_abort</w:t>
-      </w:r>
-      <w:r>
-        <w:rPr>
-          <w:rStyle w:val="NormalTok"/>
-        </w:rPr>
-        <w:t xml:space="preserve">(</w:t>
-      </w:r>
-      <w:r>
-        <w:br/>
-      </w:r>
-      <w:r>
-        <w:rPr>
-          <w:rStyle w:val="NormalTok"/>
-        </w:rPr>
-        <w:t xml:space="preserve">    </w:t>
-      </w:r>
-      <w:r>
-        <w:rPr>
-          <w:rStyle w:val="FunctionTok"/>
-        </w:rPr>
-        <w:t xml:space="preserve">c</w:t>
-      </w:r>
-      <w:r>
-        <w:rPr>
-          <w:rStyle w:val="NormalTok"/>
-        </w:rPr>
-        <w:t xml:space="preserve">(</w:t>
-      </w:r>
-      <w:r>
-        <w:br/>
-      </w:r>
-      <w:r>
-        <w:rPr>
-          <w:rStyle w:val="NormalTok"/>
-        </w:rPr>
-        <w:t xml:space="preserve">      </w:t>
-      </w:r>
-      <w:r>
-        <w:rPr>
-          <w:rStyle w:val="StringTok"/>
-        </w:rPr>
-        <w:t xml:space="preserve">"Cannot rebuild {label} source data."</w:t>
-      </w:r>
-      <w:r>
-        <w:rPr>
-          <w:rStyle w:val="NormalTok"/>
-        </w:rPr>
-        <w:t xml:space="preserve">,</w:t>
-      </w:r>
-      <w:r>
-        <w:br/>
-      </w:r>
-      <w:r>
-        <w:rPr>
-          <w:rStyle w:val="NormalTok"/>
-        </w:rPr>
-        <w:t xml:space="preserve">      </w:t>
-      </w:r>
-      <w:r>
-        <w:rPr>
-          <w:rStyle w:val="StringTok"/>
-        </w:rPr>
-        <w:t xml:space="preserve">"x"</w:t>
-      </w:r>
-      <w:r>
-        <w:rPr>
-          <w:rStyle w:val="NormalTok"/>
-        </w:rPr>
-        <w:t xml:space="preserve"> </w:t>
-      </w:r>
-      <w:r>
-        <w:rPr>
-          <w:rStyle w:val="OtherTok"/>
-        </w:rPr>
-        <w:t xml:space="preserve">=</w:t>
-      </w:r>
-      <w:r>
-        <w:rPr>
-          <w:rStyle w:val="NormalTok"/>
-        </w:rPr>
-        <w:t xml:space="preserve"> </w:t>
-      </w:r>
-      <w:r>
-        <w:rPr>
-          <w:rStyle w:val="StringTok"/>
-        </w:rPr>
-        <w:t xml:space="preserve">"No raw {label} files were found in {.path {search_path}}."</w:t>
-      </w:r>
-      <w:r>
-        <w:rPr>
-          <w:rStyle w:val="NormalTok"/>
-        </w:rPr>
-        <w:t xml:space="preserve">,</w:t>
-      </w:r>
-      <w:r>
-        <w:br/>
-      </w:r>
-      <w:r>
-        <w:rPr>
-          <w:rStyle w:val="NormalTok"/>
-        </w:rPr>
-        <w:t xml:space="preserve">      </w:t>
-      </w:r>
-      <w:r>
-        <w:rPr>
-          <w:rStyle w:val="StringTok"/>
-        </w:rPr>
-        <w:t xml:space="preserve">"i"</w:t>
-      </w:r>
-      <w:r>
-        <w:rPr>
-          <w:rStyle w:val="NormalTok"/>
-        </w:rPr>
-        <w:t xml:space="preserve"> </w:t>
-      </w:r>
-      <w:r>
-        <w:rPr>
-          <w:rStyle w:val="OtherTok"/>
-        </w:rPr>
-        <w:t xml:space="preserve">=</w:t>
-      </w:r>
-      <w:r>
-        <w:rPr>
-          <w:rStyle w:val="NormalTok"/>
-        </w:rPr>
-        <w:t xml:space="preserve"> </w:t>
-      </w:r>
-      <w:r>
-        <w:rPr>
-          <w:rStyle w:val="StringTok"/>
-        </w:rPr>
-        <w:t xml:space="preserve">"Use {.val auto} to reuse an existing source RDS."</w:t>
-      </w:r>
-      <w:r>
-        <w:br/>
-      </w:r>
-      <w:r>
-        <w:rPr>
-          <w:rStyle w:val="NormalTok"/>
-        </w:rPr>
-        <w:t xml:space="preserve">    ),</w:t>
-      </w:r>
-      <w:r>
-        <w:br/>
-      </w:r>
-      <w:r>
-        <w:rPr>
-          <w:rStyle w:val="NormalTok"/>
-        </w:rPr>
-        <w:t xml:space="preserve">    </w:t>
-      </w:r>
-      <w:r>
-        <w:rPr>
-          <w:rStyle w:val="AttributeTok"/>
-        </w:rPr>
-        <w:t xml:space="preserve">call =</w:t>
-      </w:r>
-      <w:r>
-        <w:rPr>
-          <w:rStyle w:val="NormalTok"/>
-        </w:rPr>
-        <w:t xml:space="preserve"> call</w:t>
-      </w:r>
-      <w:r>
-        <w:br/>
-      </w:r>
-      <w:r>
-        <w:rPr>
-          <w:rStyle w:val="NormalTok"/>
-        </w:rPr>
-        <w:t xml:space="preserve">  )</w:t>
-      </w:r>
-      <w:r>
-        <w:br/>
-      </w:r>
-      <w:r>
-        <w:rPr>
-          <w:rStyle w:val="NormalTok"/>
-        </w:rPr>
-        <w:t xml:space="preserve">}</w:t>
-      </w:r>
-      <w:r>
-        <w:br/>
-      </w:r>
-      <w:r>
-        <w:br/>
-      </w:r>
-      <w:r>
-        <w:rPr>
-          <w:rStyle w:val="NormalTok"/>
-        </w:rPr>
-        <w:t xml:space="preserve">build_analysis_cache </w:t>
-      </w:r>
-      <w:r>
-        <w:rPr>
-          <w:rStyle w:val="OtherTok"/>
-        </w:rPr>
-        <w:t xml:space="preserve">&lt;-</w:t>
-      </w:r>
-      <w:r>
-        <w:rPr>
-          <w:rStyle w:val="NormalTok"/>
-        </w:rPr>
-        <w:t xml:space="preserve"> </w:t>
-      </w:r>
-      <w:r>
-        <w:rPr>
-          <w:rStyle w:val="ControlFlowTok"/>
-        </w:rPr>
-        <w:t xml:space="preserve">function</w:t>
-      </w:r>
-      <w:r>
-        <w:rPr>
-          <w:rStyle w:val="NormalTok"/>
-        </w:rPr>
-        <w:t xml:space="preserve">(</w:t>
-      </w:r>
-      <w:r>
-        <w:br/>
-      </w:r>
-      <w:r>
-        <w:rPr>
-          <w:rStyle w:val="NormalTok"/>
-        </w:rPr>
-        <w:t xml:space="preserve">    rebuild_signal, signal_files, signal_dir,</w:t>
-      </w:r>
-      <w:r>
-        <w:br/>
-      </w:r>
-      <w:r>
-        <w:rPr>
-          <w:rStyle w:val="NormalTok"/>
-        </w:rPr>
-        <w:t xml:space="preserve">    rebuild_finance, finance_files, finance_dir,</w:t>
-      </w:r>
-      <w:r>
-        <w:br/>
-      </w:r>
-      <w:r>
-        <w:rPr>
-          <w:rStyle w:val="NormalTok"/>
-        </w:rPr>
-        <w:t xml:space="preserve">    rebuild_mapping, mapping_files, s_drive_path,</w:t>
-      </w:r>
-      <w:r>
-        <w:br/>
-      </w:r>
-      <w:r>
-        <w:rPr>
-          <w:rStyle w:val="NormalTok"/>
-        </w:rPr>
-        <w:t xml:space="preserve">    ...) {</w:t>
-      </w:r>
-      <w:r>
-        <w:br/>
-      </w:r>
-      <w:r>
-        <w:rPr>
-          <w:rStyle w:val="NormalTok"/>
-        </w:rPr>
-        <w:t xml:space="preserve">  </w:t>
-      </w:r>
-      <w:r>
-        <w:rPr>
-          <w:rStyle w:val="FunctionTok"/>
-        </w:rPr>
-        <w:t xml:space="preserve">validate_source_rebuild</w:t>
-      </w:r>
-      <w:r>
-        <w:rPr>
-          <w:rStyle w:val="NormalTok"/>
-        </w:rPr>
-        <w:t xml:space="preserve">(rebuild_signal, signal_files, </w:t>
-      </w:r>
-      <w:r>
-        <w:rPr>
-          <w:rStyle w:val="StringTok"/>
-        </w:rPr>
-        <w:t xml:space="preserve">"Signal"</w:t>
-      </w:r>
-      <w:r>
-        <w:rPr>
-          <w:rStyle w:val="NormalTok"/>
-        </w:rPr>
-        <w:t xml:space="preserve">, signal_dir)</w:t>
-      </w:r>
-      <w:r>
-        <w:br/>
-      </w:r>
-      <w:r>
-        <w:rPr>
-          <w:rStyle w:val="NormalTok"/>
-        </w:rPr>
-        <w:t xml:space="preserve">  </w:t>
-      </w:r>
-      <w:r>
-        <w:rPr>
-          <w:rStyle w:val="FunctionTok"/>
-        </w:rPr>
-        <w:t xml:space="preserve">validate_source_rebuild</w:t>
-      </w:r>
-      <w:r>
-        <w:rPr>
-          <w:rStyle w:val="NormalTok"/>
-        </w:rPr>
-        <w:t xml:space="preserve">(rebuild_finance, finance_files, </w:t>
-      </w:r>
-      <w:r>
-        <w:rPr>
-          <w:rStyle w:val="StringTok"/>
-        </w:rPr>
-        <w:t xml:space="preserve">"finance"</w:t>
-      </w:r>
-      <w:r>
-        <w:rPr>
-          <w:rStyle w:val="NormalTok"/>
-        </w:rPr>
-        <w:t xml:space="preserve">, finance_dir)</w:t>
-      </w:r>
-      <w:r>
-        <w:br/>
-      </w:r>
-      <w:r>
-        <w:rPr>
-          <w:rStyle w:val="NormalTok"/>
-        </w:rPr>
-        <w:t xml:space="preserve">  </w:t>
-      </w:r>
-      <w:r>
-        <w:rPr>
-          <w:rStyle w:val="FunctionTok"/>
-        </w:rPr>
-        <w:t xml:space="preserve">validate_source_rebuild</w:t>
-      </w:r>
-      <w:r>
-        <w:rPr>
-          <w:rStyle w:val="NormalTok"/>
-        </w:rPr>
-        <w:t xml:space="preserve">(rebuild_mapping, mapping_files, </w:t>
-      </w:r>
-      <w:r>
-        <w:rPr>
-          <w:rStyle w:val="StringTok"/>
-        </w:rPr>
-        <w:t xml:space="preserve">"mapping"</w:t>
-      </w:r>
-      <w:r>
-        <w:rPr>
-          <w:rStyle w:val="NormalTok"/>
-        </w:rPr>
-        <w:t xml:space="preserve">, s_drive_path)</w:t>
-      </w:r>
-      <w:r>
-        <w:br/>
-      </w:r>
-      <w:r>
-        <w:rPr>
-          <w:rStyle w:val="NormalTok"/>
-        </w:rPr>
-        <w:t xml:space="preserve">  </w:t>
-      </w:r>
-      <w:r>
-        <w:rPr>
-          <w:rStyle w:val="CommentTok"/>
-        </w:rPr>
-        <w:t xml:space="preserve"># ... main logic is now immediately visible</w:t>
-      </w:r>
-      <w:r>
-        <w:br/>
-      </w:r>
-      <w:r>
-        <w:rPr>
-          <w:rStyle w:val="NormalTok"/>
-        </w:rPr>
-        <w:t xml:space="preserve">}</w:t>
-      </w:r>
-    </w:p>
-    <w:p>
-      <w:pPr>
-        <w:pStyle w:val="FirstParagraph"/>
-      </w:pPr>
-      <w:r>
-        <w:t xml:space="preserve">Benefits of this pattern:</w:t>
+        <w:t xml:space="preserve">The sequence in</w:t>
+      </w:r>
+      <w:r>
+        <w:t xml:space="preserve"> </w:t>
+      </w:r>
+      <w:hyperlink w:anchor="sec-decompose-in-practice">
+        <w:r>
+          <w:rPr>
+            <w:rStyle w:val="Hyperlink"/>
+          </w:rPr>
+          <w:t xml:space="preserve">How to decompose in practice</w:t>
+        </w:r>
+      </w:hyperlink>
+      <w:r>
+        <w:t xml:space="preserve"> </w:t>
+      </w:r>
+      <w:r>
+        <w:t xml:space="preserve">starts from the top:</w:t>
+      </w:r>
+      <w:r>
+        <w:t xml:space="preserve"> </w:t>
+      </w:r>
+      <w:r>
+        <w:t xml:space="preserve">name the top-level steps first, then write a function for each.</w:t>
+      </w:r>
+      <w:r>
+        <w:t xml:space="preserve"> </w:t>
+      </w:r>
+      <w:r>
+        <w:t xml:space="preserve">This is top-down design, also called stepwise refinement,</w:t>
+      </w:r>
+      <w:r>
+        <w:t xml:space="preserve"> </w:t>
+      </w:r>
+      <w:r>
+        <w:t xml:space="preserve">and a step that is still too large can be refined the same way.</w:t>
+      </w:r>
+      <w:r>
+        <w:t xml:space="preserve"> </w:t>
+      </w:r>
+      <w:r>
+        <w:t xml:space="preserve">The opposite is bottom-up design:</w:t>
+      </w:r>
+      <w:r>
+        <w:t xml:space="preserve"> </w:t>
+      </w:r>
+      <w:r>
+        <w:t xml:space="preserve">write and test the small pieces first,</w:t>
+      </w:r>
+      <w:r>
+        <w:t xml:space="preserve"> </w:t>
+      </w:r>
+      <w:r>
+        <w:t xml:space="preserve">then combine them into larger functions</w:t>
+      </w:r>
+      <w:r>
+        <w:t xml:space="preserve"> </w:t>
+      </w:r>
+      <w:r>
+        <w:t xml:space="preserve">until the top-level workflow exists.</w:t>
+      </w:r>
+      <w:r>
+        <w:t xml:space="preserve"> </w:t>
+      </w:r>
+      <w:r>
+        <w:t xml:space="preserve">See</w:t>
+      </w:r>
+      <w:r>
+        <w:t xml:space="preserve"> </w:t>
+      </w:r>
+      <w:hyperlink r:id="rId162">
+        <w:r>
+          <w:rPr>
+            <w:rStyle w:val="Hyperlink"/>
+          </w:rPr>
+          <w:t xml:space="preserve">Bottom-up and top-down approaches</w:t>
+        </w:r>
+      </w:hyperlink>
+      <w:r>
+        <w:t xml:space="preserve"> </w:t>
+      </w:r>
+      <w:r>
+        <w:t xml:space="preserve">for more on both approaches,</w:t>
+      </w:r>
+      <w:r>
+        <w:t xml:space="preserve"> </w:t>
+      </w:r>
+      <w:r>
+        <w:t xml:space="preserve">including how top-down design spread in software in the 1970s.</w:t>
+      </w:r>
+    </w:p>
+    <w:p>
+      <w:pPr>
+        <w:pStyle w:val="BodyText"/>
+      </w:pPr>
+      <w:r>
+        <w:t xml:space="preserve">Each approach has a strength and a typical risk:</w:t>
       </w:r>
     </w:p>
     <w:p>
@@ -28273,37 +27153,37 @@
         </w:numPr>
       </w:pPr>
       <w:r>
-        <w:t xml:space="preserve">The main function reads as a workflow outline</w:t>
-      </w:r>
-      <w:r>
-        <w:t xml:space="preserve"> </w:t>
-      </w:r>
-      <w:r>
-        <w:t xml:space="preserve">rather than a wall of</w:t>
-      </w:r>
-      <w:r>
-        <w:t xml:space="preserve"> </w:t>
-      </w:r>
-      <w:r>
-        <w:rPr>
-          <w:rStyle w:val="VerbatimChar"/>
-        </w:rPr>
-        <w:t xml:space="preserve">if</w:t>
-      </w:r>
-      <w:r>
-        <w:t xml:space="preserve">/</w:t>
-      </w:r>
-      <w:r>
-        <w:rPr>
-          <w:rStyle w:val="VerbatimChar"/>
-        </w:rPr>
-        <w:t xml:space="preserve">cli_abort</w:t>
-      </w:r>
-      <w:r>
-        <w:t xml:space="preserve"> </w:t>
-      </w:r>
-      <w:r>
-        <w:t xml:space="preserve">blocks.</w:t>
+        <w:t xml:space="preserve">Top-down design keeps the overall workflow clear,</w:t>
+      </w:r>
+      <w:r>
+        <w:t xml:space="preserve"> </w:t>
+      </w:r>
+      <w:r>
+        <w:t xml:space="preserve">but the lowest-level functions are written and tested last,</w:t>
+      </w:r>
+      <w:r>
+        <w:t xml:space="preserve"> </w:t>
+      </w:r>
+      <w:r>
+        <w:t xml:space="preserve">so problems in them surface late.</w:t>
+      </w:r>
+      <w:r>
+        <w:t xml:space="preserve"> </w:t>
+      </w:r>
+      <w:r>
+        <w:t xml:space="preserve">Writing a short stub for each step,</w:t>
+      </w:r>
+      <w:r>
+        <w:t xml:space="preserve"> </w:t>
+      </w:r>
+      <w:r>
+        <w:t xml:space="preserve">a placeholder that returns a fixed value,</w:t>
+      </w:r>
+      <w:r>
+        <w:t xml:space="preserve"> </w:t>
+      </w:r>
+      <w:r>
+        <w:t xml:space="preserve">lets the top-level function run and be tested early.</w:t>
       </w:r>
     </w:p>
     <w:p>
@@ -28315,7 +27195,1291 @@
         </w:numPr>
       </w:pPr>
       <w:r>
-        <w:t xml:space="preserve">Each validation rule is defined once and tested once.</w:t>
+        <w:t xml:space="preserve">Bottom-up design gets working, tested pieces quickly,</w:t>
+      </w:r>
+      <w:r>
+        <w:t xml:space="preserve"> </w:t>
+      </w:r>
+      <w:r>
+        <w:t xml:space="preserve">and those pieces are easy to reuse.</w:t>
+      </w:r>
+      <w:r>
+        <w:t xml:space="preserve"> </w:t>
+      </w:r>
+      <w:r>
+        <w:t xml:space="preserve">But the pieces may not fit together,</w:t>
+      </w:r>
+      <w:r>
+        <w:t xml:space="preserve"> </w:t>
+      </w:r>
+      <w:r>
+        <w:t xml:space="preserve">because they were written before the workflow that calls them.</w:t>
+      </w:r>
+    </w:p>
+    <w:p>
+      <w:pPr>
+        <w:pStyle w:val="FirstParagraph"/>
+      </w:pPr>
+      <w:r>
+        <w:t xml:space="preserve">Most software projects combine the two.</w:t>
+      </w:r>
+      <w:r>
+        <w:t xml:space="preserve"> </w:t>
+      </w:r>
+      <w:r>
+        <w:t xml:space="preserve">Sketch the top-level workflow first,</w:t>
+      </w:r>
+      <w:r>
+        <w:t xml:space="preserve"> </w:t>
+      </w:r>
+      <w:r>
+        <w:t xml:space="preserve">so the pieces have a known purpose and interface,</w:t>
+      </w:r>
+      <w:r>
+        <w:t xml:space="preserve"> </w:t>
+      </w:r>
+      <w:r>
+        <w:t xml:space="preserve">and reuse existing functions, from your own code or from packages,</w:t>
+      </w:r>
+      <w:r>
+        <w:t xml:space="preserve"> </w:t>
+      </w:r>
+      <w:r>
+        <w:t xml:space="preserve">wherever one already does a step.</w:t>
+      </w:r>
+    </w:p>
+    <w:bookmarkEnd w:id="163"/>
+    <w:bookmarkStart w:id="164" w:name="sec-decompose-validation"/>
+    <w:p>
+      <w:pPr>
+        <w:pStyle w:val="Heading2"/>
+      </w:pPr>
+      <w:r>
+        <w:t xml:space="preserve">22 Decomposing validation blocks</w:t>
+      </w:r>
+    </w:p>
+    <w:p>
+      <w:pPr>
+        <w:pStyle w:val="FirstParagraph"/>
+      </w:pPr>
+      <w:r>
+        <w:t xml:space="preserve">A common case for decomposition is a function</w:t>
+      </w:r>
+      <w:r>
+        <w:t xml:space="preserve"> </w:t>
+      </w:r>
+      <w:r>
+        <w:t xml:space="preserve">that opens with a long sequence of input-validation checks.</w:t>
+      </w:r>
+      <w:r>
+        <w:t xml:space="preserve"> </w:t>
+      </w:r>
+      <w:r>
+        <w:t xml:space="preserve">When the same validation pattern repeats for multiple inputs,</w:t>
+      </w:r>
+      <w:r>
+        <w:t xml:space="preserve"> </w:t>
+      </w:r>
+      <w:r>
+        <w:t xml:space="preserve">extract it into a helper:</w:t>
+      </w:r>
+    </w:p>
+    <w:p>
+      <w:pPr>
+        <w:pStyle w:val="SourceCode"/>
+      </w:pPr>
+      <w:r>
+        <w:rPr>
+          <w:rStyle w:val="CommentTok"/>
+        </w:rPr>
+        <w:t xml:space="preserve"># Before: repeated validation blocks inline</w:t>
+      </w:r>
+      <w:r>
+        <w:br/>
+      </w:r>
+      <w:r>
+        <w:rPr>
+          <w:rStyle w:val="NormalTok"/>
+        </w:rPr>
+        <w:t xml:space="preserve">build_analysis_cache </w:t>
+      </w:r>
+      <w:r>
+        <w:rPr>
+          <w:rStyle w:val="OtherTok"/>
+        </w:rPr>
+        <w:t xml:space="preserve">&lt;-</w:t>
+      </w:r>
+      <w:r>
+        <w:rPr>
+          <w:rStyle w:val="NormalTok"/>
+        </w:rPr>
+        <w:t xml:space="preserve"> </w:t>
+      </w:r>
+      <w:r>
+        <w:rPr>
+          <w:rStyle w:val="ControlFlowTok"/>
+        </w:rPr>
+        <w:t xml:space="preserve">function</w:t>
+      </w:r>
+      <w:r>
+        <w:rPr>
+          <w:rStyle w:val="NormalTok"/>
+        </w:rPr>
+        <w:t xml:space="preserve">(</w:t>
+      </w:r>
+      <w:r>
+        <w:br/>
+      </w:r>
+      <w:r>
+        <w:rPr>
+          <w:rStyle w:val="NormalTok"/>
+        </w:rPr>
+        <w:t xml:space="preserve">    rebuild_signal, signal_files, signal_dir,</w:t>
+      </w:r>
+      <w:r>
+        <w:br/>
+      </w:r>
+      <w:r>
+        <w:rPr>
+          <w:rStyle w:val="NormalTok"/>
+        </w:rPr>
+        <w:t xml:space="preserve">    rebuild_finance, finance_files, finance_dir,</w:t>
+      </w:r>
+      <w:r>
+        <w:br/>
+      </w:r>
+      <w:r>
+        <w:rPr>
+          <w:rStyle w:val="NormalTok"/>
+        </w:rPr>
+        <w:t xml:space="preserve">    ...) {</w:t>
+      </w:r>
+      <w:r>
+        <w:br/>
+      </w:r>
+      <w:r>
+        <w:rPr>
+          <w:rStyle w:val="NormalTok"/>
+        </w:rPr>
+        <w:t xml:space="preserve">  </w:t>
+      </w:r>
+      <w:r>
+        <w:rPr>
+          <w:rStyle w:val="ControlFlowTok"/>
+        </w:rPr>
+        <w:t xml:space="preserve">if</w:t>
+      </w:r>
+      <w:r>
+        <w:rPr>
+          <w:rStyle w:val="NormalTok"/>
+        </w:rPr>
+        <w:t xml:space="preserve"> (rebuild_signal </w:t>
+      </w:r>
+      <w:r>
+        <w:rPr>
+          <w:rStyle w:val="SpecialCharTok"/>
+        </w:rPr>
+        <w:t xml:space="preserve">&amp;&amp;</w:t>
+      </w:r>
+      <w:r>
+        <w:rPr>
+          <w:rStyle w:val="NormalTok"/>
+        </w:rPr>
+        <w:t xml:space="preserve"> </w:t>
+      </w:r>
+      <w:r>
+        <w:rPr>
+          <w:rStyle w:val="FunctionTok"/>
+        </w:rPr>
+        <w:t xml:space="preserve">length</w:t>
+      </w:r>
+      <w:r>
+        <w:rPr>
+          <w:rStyle w:val="NormalTok"/>
+        </w:rPr>
+        <w:t xml:space="preserve">(signal_files) </w:t>
+      </w:r>
+      <w:r>
+        <w:rPr>
+          <w:rStyle w:val="SpecialCharTok"/>
+        </w:rPr>
+        <w:t xml:space="preserve">==</w:t>
+      </w:r>
+      <w:r>
+        <w:rPr>
+          <w:rStyle w:val="NormalTok"/>
+        </w:rPr>
+        <w:t xml:space="preserve"> </w:t>
+      </w:r>
+      <w:r>
+        <w:rPr>
+          <w:rStyle w:val="DecValTok"/>
+        </w:rPr>
+        <w:t xml:space="preserve">0</w:t>
+      </w:r>
+      <w:r>
+        <w:rPr>
+          <w:rStyle w:val="NormalTok"/>
+        </w:rPr>
+        <w:t xml:space="preserve">L) {</w:t>
+      </w:r>
+      <w:r>
+        <w:br/>
+      </w:r>
+      <w:r>
+        <w:rPr>
+          <w:rStyle w:val="NormalTok"/>
+        </w:rPr>
+        <w:t xml:space="preserve">    cli</w:t>
+      </w:r>
+      <w:r>
+        <w:rPr>
+          <w:rStyle w:val="SpecialCharTok"/>
+        </w:rPr>
+        <w:t xml:space="preserve">::</w:t>
+      </w:r>
+      <w:r>
+        <w:rPr>
+          <w:rStyle w:val="FunctionTok"/>
+        </w:rPr>
+        <w:t xml:space="preserve">cli_abort</w:t>
+      </w:r>
+      <w:r>
+        <w:rPr>
+          <w:rStyle w:val="NormalTok"/>
+        </w:rPr>
+        <w:t xml:space="preserve">(</w:t>
+      </w:r>
+      <w:r>
+        <w:rPr>
+          <w:rStyle w:val="FunctionTok"/>
+        </w:rPr>
+        <w:t xml:space="preserve">c</w:t>
+      </w:r>
+      <w:r>
+        <w:rPr>
+          <w:rStyle w:val="NormalTok"/>
+        </w:rPr>
+        <w:t xml:space="preserve">(</w:t>
+      </w:r>
+      <w:r>
+        <w:br/>
+      </w:r>
+      <w:r>
+        <w:rPr>
+          <w:rStyle w:val="NormalTok"/>
+        </w:rPr>
+        <w:t xml:space="preserve">      </w:t>
+      </w:r>
+      <w:r>
+        <w:rPr>
+          <w:rStyle w:val="StringTok"/>
+        </w:rPr>
+        <w:t xml:space="preserve">"Cannot rebuild Signal source data."</w:t>
+      </w:r>
+      <w:r>
+        <w:rPr>
+          <w:rStyle w:val="NormalTok"/>
+        </w:rPr>
+        <w:t xml:space="preserve">,</w:t>
+      </w:r>
+      <w:r>
+        <w:br/>
+      </w:r>
+      <w:r>
+        <w:rPr>
+          <w:rStyle w:val="NormalTok"/>
+        </w:rPr>
+        <w:t xml:space="preserve">      </w:t>
+      </w:r>
+      <w:r>
+        <w:rPr>
+          <w:rStyle w:val="StringTok"/>
+        </w:rPr>
+        <w:t xml:space="preserve">"x"</w:t>
+      </w:r>
+      <w:r>
+        <w:rPr>
+          <w:rStyle w:val="NormalTok"/>
+        </w:rPr>
+        <w:t xml:space="preserve"> </w:t>
+      </w:r>
+      <w:r>
+        <w:rPr>
+          <w:rStyle w:val="OtherTok"/>
+        </w:rPr>
+        <w:t xml:space="preserve">=</w:t>
+      </w:r>
+      <w:r>
+        <w:rPr>
+          <w:rStyle w:val="NormalTok"/>
+        </w:rPr>
+        <w:t xml:space="preserve"> </w:t>
+      </w:r>
+      <w:r>
+        <w:rPr>
+          <w:rStyle w:val="StringTok"/>
+        </w:rPr>
+        <w:t xml:space="preserve">"No raw files found in {.path {signal_dir}}."</w:t>
+      </w:r>
+      <w:r>
+        <w:rPr>
+          <w:rStyle w:val="NormalTok"/>
+        </w:rPr>
+        <w:t xml:space="preserve">,</w:t>
+      </w:r>
+      <w:r>
+        <w:br/>
+      </w:r>
+      <w:r>
+        <w:rPr>
+          <w:rStyle w:val="NormalTok"/>
+        </w:rPr>
+        <w:t xml:space="preserve">      </w:t>
+      </w:r>
+      <w:r>
+        <w:rPr>
+          <w:rStyle w:val="StringTok"/>
+        </w:rPr>
+        <w:t xml:space="preserve">"i"</w:t>
+      </w:r>
+      <w:r>
+        <w:rPr>
+          <w:rStyle w:val="NormalTok"/>
+        </w:rPr>
+        <w:t xml:space="preserve"> </w:t>
+      </w:r>
+      <w:r>
+        <w:rPr>
+          <w:rStyle w:val="OtherTok"/>
+        </w:rPr>
+        <w:t xml:space="preserve">=</w:t>
+      </w:r>
+      <w:r>
+        <w:rPr>
+          <w:rStyle w:val="NormalTok"/>
+        </w:rPr>
+        <w:t xml:space="preserve"> </w:t>
+      </w:r>
+      <w:r>
+        <w:rPr>
+          <w:rStyle w:val="StringTok"/>
+        </w:rPr>
+        <w:t xml:space="preserve">"Use {.val auto} to reuse an existing RDS."</w:t>
+      </w:r>
+      <w:r>
+        <w:br/>
+      </w:r>
+      <w:r>
+        <w:rPr>
+          <w:rStyle w:val="NormalTok"/>
+        </w:rPr>
+        <w:t xml:space="preserve">    ))</w:t>
+      </w:r>
+      <w:r>
+        <w:br/>
+      </w:r>
+      <w:r>
+        <w:rPr>
+          <w:rStyle w:val="NormalTok"/>
+        </w:rPr>
+        <w:t xml:space="preserve">  }</w:t>
+      </w:r>
+      <w:r>
+        <w:br/>
+      </w:r>
+      <w:r>
+        <w:rPr>
+          <w:rStyle w:val="NormalTok"/>
+        </w:rPr>
+        <w:t xml:space="preserve">  </w:t>
+      </w:r>
+      <w:r>
+        <w:rPr>
+          <w:rStyle w:val="ControlFlowTok"/>
+        </w:rPr>
+        <w:t xml:space="preserve">if</w:t>
+      </w:r>
+      <w:r>
+        <w:rPr>
+          <w:rStyle w:val="NormalTok"/>
+        </w:rPr>
+        <w:t xml:space="preserve"> (rebuild_finance </w:t>
+      </w:r>
+      <w:r>
+        <w:rPr>
+          <w:rStyle w:val="SpecialCharTok"/>
+        </w:rPr>
+        <w:t xml:space="preserve">&amp;&amp;</w:t>
+      </w:r>
+      <w:r>
+        <w:rPr>
+          <w:rStyle w:val="NormalTok"/>
+        </w:rPr>
+        <w:t xml:space="preserve"> </w:t>
+      </w:r>
+      <w:r>
+        <w:rPr>
+          <w:rStyle w:val="FunctionTok"/>
+        </w:rPr>
+        <w:t xml:space="preserve">length</w:t>
+      </w:r>
+      <w:r>
+        <w:rPr>
+          <w:rStyle w:val="NormalTok"/>
+        </w:rPr>
+        <w:t xml:space="preserve">(finance_files) </w:t>
+      </w:r>
+      <w:r>
+        <w:rPr>
+          <w:rStyle w:val="SpecialCharTok"/>
+        </w:rPr>
+        <w:t xml:space="preserve">==</w:t>
+      </w:r>
+      <w:r>
+        <w:rPr>
+          <w:rStyle w:val="NormalTok"/>
+        </w:rPr>
+        <w:t xml:space="preserve"> </w:t>
+      </w:r>
+      <w:r>
+        <w:rPr>
+          <w:rStyle w:val="DecValTok"/>
+        </w:rPr>
+        <w:t xml:space="preserve">0</w:t>
+      </w:r>
+      <w:r>
+        <w:rPr>
+          <w:rStyle w:val="NormalTok"/>
+        </w:rPr>
+        <w:t xml:space="preserve">L) {</w:t>
+      </w:r>
+      <w:r>
+        <w:br/>
+      </w:r>
+      <w:r>
+        <w:rPr>
+          <w:rStyle w:val="NormalTok"/>
+        </w:rPr>
+        <w:t xml:space="preserve">    cli</w:t>
+      </w:r>
+      <w:r>
+        <w:rPr>
+          <w:rStyle w:val="SpecialCharTok"/>
+        </w:rPr>
+        <w:t xml:space="preserve">::</w:t>
+      </w:r>
+      <w:r>
+        <w:rPr>
+          <w:rStyle w:val="FunctionTok"/>
+        </w:rPr>
+        <w:t xml:space="preserve">cli_abort</w:t>
+      </w:r>
+      <w:r>
+        <w:rPr>
+          <w:rStyle w:val="NormalTok"/>
+        </w:rPr>
+        <w:t xml:space="preserve">(</w:t>
+      </w:r>
+      <w:r>
+        <w:rPr>
+          <w:rStyle w:val="FunctionTok"/>
+        </w:rPr>
+        <w:t xml:space="preserve">c</w:t>
+      </w:r>
+      <w:r>
+        <w:rPr>
+          <w:rStyle w:val="NormalTok"/>
+        </w:rPr>
+        <w:t xml:space="preserve">(</w:t>
+      </w:r>
+      <w:r>
+        <w:br/>
+      </w:r>
+      <w:r>
+        <w:rPr>
+          <w:rStyle w:val="NormalTok"/>
+        </w:rPr>
+        <w:t xml:space="preserve">      </w:t>
+      </w:r>
+      <w:r>
+        <w:rPr>
+          <w:rStyle w:val="StringTok"/>
+        </w:rPr>
+        <w:t xml:space="preserve">"Cannot rebuild finance source data."</w:t>
+      </w:r>
+      <w:r>
+        <w:rPr>
+          <w:rStyle w:val="NormalTok"/>
+        </w:rPr>
+        <w:t xml:space="preserve">,</w:t>
+      </w:r>
+      <w:r>
+        <w:br/>
+      </w:r>
+      <w:r>
+        <w:rPr>
+          <w:rStyle w:val="NormalTok"/>
+        </w:rPr>
+        <w:t xml:space="preserve">      </w:t>
+      </w:r>
+      <w:r>
+        <w:rPr>
+          <w:rStyle w:val="StringTok"/>
+        </w:rPr>
+        <w:t xml:space="preserve">"x"</w:t>
+      </w:r>
+      <w:r>
+        <w:rPr>
+          <w:rStyle w:val="NormalTok"/>
+        </w:rPr>
+        <w:t xml:space="preserve"> </w:t>
+      </w:r>
+      <w:r>
+        <w:rPr>
+          <w:rStyle w:val="OtherTok"/>
+        </w:rPr>
+        <w:t xml:space="preserve">=</w:t>
+      </w:r>
+      <w:r>
+        <w:rPr>
+          <w:rStyle w:val="NormalTok"/>
+        </w:rPr>
+        <w:t xml:space="preserve"> </w:t>
+      </w:r>
+      <w:r>
+        <w:rPr>
+          <w:rStyle w:val="StringTok"/>
+        </w:rPr>
+        <w:t xml:space="preserve">"No raw files found in {.path {finance_dir}}."</w:t>
+      </w:r>
+      <w:r>
+        <w:rPr>
+          <w:rStyle w:val="NormalTok"/>
+        </w:rPr>
+        <w:t xml:space="preserve">,</w:t>
+      </w:r>
+      <w:r>
+        <w:br/>
+      </w:r>
+      <w:r>
+        <w:rPr>
+          <w:rStyle w:val="NormalTok"/>
+        </w:rPr>
+        <w:t xml:space="preserve">      </w:t>
+      </w:r>
+      <w:r>
+        <w:rPr>
+          <w:rStyle w:val="StringTok"/>
+        </w:rPr>
+        <w:t xml:space="preserve">"i"</w:t>
+      </w:r>
+      <w:r>
+        <w:rPr>
+          <w:rStyle w:val="NormalTok"/>
+        </w:rPr>
+        <w:t xml:space="preserve"> </w:t>
+      </w:r>
+      <w:r>
+        <w:rPr>
+          <w:rStyle w:val="OtherTok"/>
+        </w:rPr>
+        <w:t xml:space="preserve">=</w:t>
+      </w:r>
+      <w:r>
+        <w:rPr>
+          <w:rStyle w:val="NormalTok"/>
+        </w:rPr>
+        <w:t xml:space="preserve"> </w:t>
+      </w:r>
+      <w:r>
+        <w:rPr>
+          <w:rStyle w:val="StringTok"/>
+        </w:rPr>
+        <w:t xml:space="preserve">"Use {.val auto} to reuse an existing RDS."</w:t>
+      </w:r>
+      <w:r>
+        <w:br/>
+      </w:r>
+      <w:r>
+        <w:rPr>
+          <w:rStyle w:val="NormalTok"/>
+        </w:rPr>
+        <w:t xml:space="preserve">    ))</w:t>
+      </w:r>
+      <w:r>
+        <w:br/>
+      </w:r>
+      <w:r>
+        <w:rPr>
+          <w:rStyle w:val="NormalTok"/>
+        </w:rPr>
+        <w:t xml:space="preserve">  }</w:t>
+      </w:r>
+      <w:r>
+        <w:br/>
+      </w:r>
+      <w:r>
+        <w:rPr>
+          <w:rStyle w:val="NormalTok"/>
+        </w:rPr>
+        <w:t xml:space="preserve">  </w:t>
+      </w:r>
+      <w:r>
+        <w:rPr>
+          <w:rStyle w:val="CommentTok"/>
+        </w:rPr>
+        <w:t xml:space="preserve"># ... same pattern for mapping, then more for cached-RDS checks ...</w:t>
+      </w:r>
+      <w:r>
+        <w:br/>
+      </w:r>
+      <w:r>
+        <w:rPr>
+          <w:rStyle w:val="NormalTok"/>
+        </w:rPr>
+        <w:t xml:space="preserve">}</w:t>
+      </w:r>
+      <w:r>
+        <w:br/>
+      </w:r>
+      <w:r>
+        <w:br/>
+      </w:r>
+      <w:r>
+        <w:rPr>
+          <w:rStyle w:val="CommentTok"/>
+        </w:rPr>
+        <w:t xml:space="preserve"># After: extract the repeated pattern into a helper</w:t>
+      </w:r>
+      <w:r>
+        <w:br/>
+      </w:r>
+      <w:r>
+        <w:rPr>
+          <w:rStyle w:val="NormalTok"/>
+        </w:rPr>
+        <w:t xml:space="preserve">validate_source_rebuild </w:t>
+      </w:r>
+      <w:r>
+        <w:rPr>
+          <w:rStyle w:val="OtherTok"/>
+        </w:rPr>
+        <w:t xml:space="preserve">&lt;-</w:t>
+      </w:r>
+      <w:r>
+        <w:rPr>
+          <w:rStyle w:val="NormalTok"/>
+        </w:rPr>
+        <w:t xml:space="preserve"> </w:t>
+      </w:r>
+      <w:r>
+        <w:rPr>
+          <w:rStyle w:val="ControlFlowTok"/>
+        </w:rPr>
+        <w:t xml:space="preserve">function</w:t>
+      </w:r>
+      <w:r>
+        <w:rPr>
+          <w:rStyle w:val="NormalTok"/>
+        </w:rPr>
+        <w:t xml:space="preserve">(</w:t>
+      </w:r>
+      <w:r>
+        <w:br/>
+      </w:r>
+      <w:r>
+        <w:rPr>
+          <w:rStyle w:val="NormalTok"/>
+        </w:rPr>
+        <w:t xml:space="preserve">    rebuild,</w:t>
+      </w:r>
+      <w:r>
+        <w:br/>
+      </w:r>
+      <w:r>
+        <w:rPr>
+          <w:rStyle w:val="NormalTok"/>
+        </w:rPr>
+        <w:t xml:space="preserve">    source_files,</w:t>
+      </w:r>
+      <w:r>
+        <w:br/>
+      </w:r>
+      <w:r>
+        <w:rPr>
+          <w:rStyle w:val="NormalTok"/>
+        </w:rPr>
+        <w:t xml:space="preserve">    label,</w:t>
+      </w:r>
+      <w:r>
+        <w:br/>
+      </w:r>
+      <w:r>
+        <w:rPr>
+          <w:rStyle w:val="NormalTok"/>
+        </w:rPr>
+        <w:t xml:space="preserve">    search_path,</w:t>
+      </w:r>
+      <w:r>
+        <w:br/>
+      </w:r>
+      <w:r>
+        <w:rPr>
+          <w:rStyle w:val="NormalTok"/>
+        </w:rPr>
+        <w:t xml:space="preserve">    </w:t>
+      </w:r>
+      <w:r>
+        <w:rPr>
+          <w:rStyle w:val="AttributeTok"/>
+        </w:rPr>
+        <w:t xml:space="preserve">call =</w:t>
+      </w:r>
+      <w:r>
+        <w:rPr>
+          <w:rStyle w:val="NormalTok"/>
+        </w:rPr>
+        <w:t xml:space="preserve"> rlang</w:t>
+      </w:r>
+      <w:r>
+        <w:rPr>
+          <w:rStyle w:val="SpecialCharTok"/>
+        </w:rPr>
+        <w:t xml:space="preserve">::</w:t>
+      </w:r>
+      <w:r>
+        <w:rPr>
+          <w:rStyle w:val="FunctionTok"/>
+        </w:rPr>
+        <w:t xml:space="preserve">caller_env</w:t>
+      </w:r>
+      <w:r>
+        <w:rPr>
+          <w:rStyle w:val="NormalTok"/>
+        </w:rPr>
+        <w:t xml:space="preserve">()) {</w:t>
+      </w:r>
+      <w:r>
+        <w:br/>
+      </w:r>
+      <w:r>
+        <w:rPr>
+          <w:rStyle w:val="NormalTok"/>
+        </w:rPr>
+        <w:t xml:space="preserve">  </w:t>
+      </w:r>
+      <w:r>
+        <w:rPr>
+          <w:rStyle w:val="ControlFlowTok"/>
+        </w:rPr>
+        <w:t xml:space="preserve">if</w:t>
+      </w:r>
+      <w:r>
+        <w:rPr>
+          <w:rStyle w:val="NormalTok"/>
+        </w:rPr>
+        <w:t xml:space="preserve"> (</w:t>
+      </w:r>
+      <w:r>
+        <w:rPr>
+          <w:rStyle w:val="SpecialCharTok"/>
+        </w:rPr>
+        <w:t xml:space="preserve">!</w:t>
+      </w:r>
+      <w:r>
+        <w:rPr>
+          <w:rStyle w:val="NormalTok"/>
+        </w:rPr>
+        <w:t xml:space="preserve">rebuild </w:t>
+      </w:r>
+      <w:r>
+        <w:rPr>
+          <w:rStyle w:val="SpecialCharTok"/>
+        </w:rPr>
+        <w:t xml:space="preserve">||</w:t>
+      </w:r>
+      <w:r>
+        <w:rPr>
+          <w:rStyle w:val="NormalTok"/>
+        </w:rPr>
+        <w:t xml:space="preserve"> </w:t>
+      </w:r>
+      <w:r>
+        <w:rPr>
+          <w:rStyle w:val="FunctionTok"/>
+        </w:rPr>
+        <w:t xml:space="preserve">length</w:t>
+      </w:r>
+      <w:r>
+        <w:rPr>
+          <w:rStyle w:val="NormalTok"/>
+        </w:rPr>
+        <w:t xml:space="preserve">(source_files) </w:t>
+      </w:r>
+      <w:r>
+        <w:rPr>
+          <w:rStyle w:val="SpecialCharTok"/>
+        </w:rPr>
+        <w:t xml:space="preserve">&gt;</w:t>
+      </w:r>
+      <w:r>
+        <w:rPr>
+          <w:rStyle w:val="NormalTok"/>
+        </w:rPr>
+        <w:t xml:space="preserve"> </w:t>
+      </w:r>
+      <w:r>
+        <w:rPr>
+          <w:rStyle w:val="DecValTok"/>
+        </w:rPr>
+        <w:t xml:space="preserve">0</w:t>
+      </w:r>
+      <w:r>
+        <w:rPr>
+          <w:rStyle w:val="NormalTok"/>
+        </w:rPr>
+        <w:t xml:space="preserve">L) </w:t>
+      </w:r>
+      <w:r>
+        <w:rPr>
+          <w:rStyle w:val="FunctionTok"/>
+        </w:rPr>
+        <w:t xml:space="preserve">return</w:t>
+      </w:r>
+      <w:r>
+        <w:rPr>
+          <w:rStyle w:val="NormalTok"/>
+        </w:rPr>
+        <w:t xml:space="preserve">(</w:t>
+      </w:r>
+      <w:r>
+        <w:rPr>
+          <w:rStyle w:val="FunctionTok"/>
+        </w:rPr>
+        <w:t xml:space="preserve">invisible</w:t>
+      </w:r>
+      <w:r>
+        <w:rPr>
+          <w:rStyle w:val="NormalTok"/>
+        </w:rPr>
+        <w:t xml:space="preserve">(</w:t>
+      </w:r>
+      <w:r>
+        <w:rPr>
+          <w:rStyle w:val="ConstantTok"/>
+        </w:rPr>
+        <w:t xml:space="preserve">NULL</w:t>
+      </w:r>
+      <w:r>
+        <w:rPr>
+          <w:rStyle w:val="NormalTok"/>
+        </w:rPr>
+        <w:t xml:space="preserve">))</w:t>
+      </w:r>
+      <w:r>
+        <w:br/>
+      </w:r>
+      <w:r>
+        <w:rPr>
+          <w:rStyle w:val="NormalTok"/>
+        </w:rPr>
+        <w:t xml:space="preserve">  cli</w:t>
+      </w:r>
+      <w:r>
+        <w:rPr>
+          <w:rStyle w:val="SpecialCharTok"/>
+        </w:rPr>
+        <w:t xml:space="preserve">::</w:t>
+      </w:r>
+      <w:r>
+        <w:rPr>
+          <w:rStyle w:val="FunctionTok"/>
+        </w:rPr>
+        <w:t xml:space="preserve">cli_abort</w:t>
+      </w:r>
+      <w:r>
+        <w:rPr>
+          <w:rStyle w:val="NormalTok"/>
+        </w:rPr>
+        <w:t xml:space="preserve">(</w:t>
+      </w:r>
+      <w:r>
+        <w:br/>
+      </w:r>
+      <w:r>
+        <w:rPr>
+          <w:rStyle w:val="NormalTok"/>
+        </w:rPr>
+        <w:t xml:space="preserve">    </w:t>
+      </w:r>
+      <w:r>
+        <w:rPr>
+          <w:rStyle w:val="FunctionTok"/>
+        </w:rPr>
+        <w:t xml:space="preserve">c</w:t>
+      </w:r>
+      <w:r>
+        <w:rPr>
+          <w:rStyle w:val="NormalTok"/>
+        </w:rPr>
+        <w:t xml:space="preserve">(</w:t>
+      </w:r>
+      <w:r>
+        <w:br/>
+      </w:r>
+      <w:r>
+        <w:rPr>
+          <w:rStyle w:val="NormalTok"/>
+        </w:rPr>
+        <w:t xml:space="preserve">      </w:t>
+      </w:r>
+      <w:r>
+        <w:rPr>
+          <w:rStyle w:val="StringTok"/>
+        </w:rPr>
+        <w:t xml:space="preserve">"Cannot rebuild {label} source data."</w:t>
+      </w:r>
+      <w:r>
+        <w:rPr>
+          <w:rStyle w:val="NormalTok"/>
+        </w:rPr>
+        <w:t xml:space="preserve">,</w:t>
+      </w:r>
+      <w:r>
+        <w:br/>
+      </w:r>
+      <w:r>
+        <w:rPr>
+          <w:rStyle w:val="NormalTok"/>
+        </w:rPr>
+        <w:t xml:space="preserve">      </w:t>
+      </w:r>
+      <w:r>
+        <w:rPr>
+          <w:rStyle w:val="StringTok"/>
+        </w:rPr>
+        <w:t xml:space="preserve">"x"</w:t>
+      </w:r>
+      <w:r>
+        <w:rPr>
+          <w:rStyle w:val="NormalTok"/>
+        </w:rPr>
+        <w:t xml:space="preserve"> </w:t>
+      </w:r>
+      <w:r>
+        <w:rPr>
+          <w:rStyle w:val="OtherTok"/>
+        </w:rPr>
+        <w:t xml:space="preserve">=</w:t>
+      </w:r>
+      <w:r>
+        <w:rPr>
+          <w:rStyle w:val="NormalTok"/>
+        </w:rPr>
+        <w:t xml:space="preserve"> </w:t>
+      </w:r>
+      <w:r>
+        <w:rPr>
+          <w:rStyle w:val="StringTok"/>
+        </w:rPr>
+        <w:t xml:space="preserve">"No raw {label} files were found in {.path {search_path}}."</w:t>
+      </w:r>
+      <w:r>
+        <w:rPr>
+          <w:rStyle w:val="NormalTok"/>
+        </w:rPr>
+        <w:t xml:space="preserve">,</w:t>
+      </w:r>
+      <w:r>
+        <w:br/>
+      </w:r>
+      <w:r>
+        <w:rPr>
+          <w:rStyle w:val="NormalTok"/>
+        </w:rPr>
+        <w:t xml:space="preserve">      </w:t>
+      </w:r>
+      <w:r>
+        <w:rPr>
+          <w:rStyle w:val="StringTok"/>
+        </w:rPr>
+        <w:t xml:space="preserve">"i"</w:t>
+      </w:r>
+      <w:r>
+        <w:rPr>
+          <w:rStyle w:val="NormalTok"/>
+        </w:rPr>
+        <w:t xml:space="preserve"> </w:t>
+      </w:r>
+      <w:r>
+        <w:rPr>
+          <w:rStyle w:val="OtherTok"/>
+        </w:rPr>
+        <w:t xml:space="preserve">=</w:t>
+      </w:r>
+      <w:r>
+        <w:rPr>
+          <w:rStyle w:val="NormalTok"/>
+        </w:rPr>
+        <w:t xml:space="preserve"> </w:t>
+      </w:r>
+      <w:r>
+        <w:rPr>
+          <w:rStyle w:val="StringTok"/>
+        </w:rPr>
+        <w:t xml:space="preserve">"Use {.val auto} to reuse an existing source RDS."</w:t>
+      </w:r>
+      <w:r>
+        <w:br/>
+      </w:r>
+      <w:r>
+        <w:rPr>
+          <w:rStyle w:val="NormalTok"/>
+        </w:rPr>
+        <w:t xml:space="preserve">    ),</w:t>
+      </w:r>
+      <w:r>
+        <w:br/>
+      </w:r>
+      <w:r>
+        <w:rPr>
+          <w:rStyle w:val="NormalTok"/>
+        </w:rPr>
+        <w:t xml:space="preserve">    </w:t>
+      </w:r>
+      <w:r>
+        <w:rPr>
+          <w:rStyle w:val="AttributeTok"/>
+        </w:rPr>
+        <w:t xml:space="preserve">call =</w:t>
+      </w:r>
+      <w:r>
+        <w:rPr>
+          <w:rStyle w:val="NormalTok"/>
+        </w:rPr>
+        <w:t xml:space="preserve"> call</w:t>
+      </w:r>
+      <w:r>
+        <w:br/>
+      </w:r>
+      <w:r>
+        <w:rPr>
+          <w:rStyle w:val="NormalTok"/>
+        </w:rPr>
+        <w:t xml:space="preserve">  )</w:t>
+      </w:r>
+      <w:r>
+        <w:br/>
+      </w:r>
+      <w:r>
+        <w:rPr>
+          <w:rStyle w:val="NormalTok"/>
+        </w:rPr>
+        <w:t xml:space="preserve">}</w:t>
+      </w:r>
+      <w:r>
+        <w:br/>
+      </w:r>
+      <w:r>
+        <w:br/>
+      </w:r>
+      <w:r>
+        <w:rPr>
+          <w:rStyle w:val="NormalTok"/>
+        </w:rPr>
+        <w:t xml:space="preserve">build_analysis_cache </w:t>
+      </w:r>
+      <w:r>
+        <w:rPr>
+          <w:rStyle w:val="OtherTok"/>
+        </w:rPr>
+        <w:t xml:space="preserve">&lt;-</w:t>
+      </w:r>
+      <w:r>
+        <w:rPr>
+          <w:rStyle w:val="NormalTok"/>
+        </w:rPr>
+        <w:t xml:space="preserve"> </w:t>
+      </w:r>
+      <w:r>
+        <w:rPr>
+          <w:rStyle w:val="ControlFlowTok"/>
+        </w:rPr>
+        <w:t xml:space="preserve">function</w:t>
+      </w:r>
+      <w:r>
+        <w:rPr>
+          <w:rStyle w:val="NormalTok"/>
+        </w:rPr>
+        <w:t xml:space="preserve">(</w:t>
+      </w:r>
+      <w:r>
+        <w:br/>
+      </w:r>
+      <w:r>
+        <w:rPr>
+          <w:rStyle w:val="NormalTok"/>
+        </w:rPr>
+        <w:t xml:space="preserve">    rebuild_signal, signal_files, signal_dir,</w:t>
+      </w:r>
+      <w:r>
+        <w:br/>
+      </w:r>
+      <w:r>
+        <w:rPr>
+          <w:rStyle w:val="NormalTok"/>
+        </w:rPr>
+        <w:t xml:space="preserve">    rebuild_finance, finance_files, finance_dir,</w:t>
+      </w:r>
+      <w:r>
+        <w:br/>
+      </w:r>
+      <w:r>
+        <w:rPr>
+          <w:rStyle w:val="NormalTok"/>
+        </w:rPr>
+        <w:t xml:space="preserve">    rebuild_mapping, mapping_files, s_drive_path,</w:t>
+      </w:r>
+      <w:r>
+        <w:br/>
+      </w:r>
+      <w:r>
+        <w:rPr>
+          <w:rStyle w:val="NormalTok"/>
+        </w:rPr>
+        <w:t xml:space="preserve">    ...) {</w:t>
+      </w:r>
+      <w:r>
+        <w:br/>
+      </w:r>
+      <w:r>
+        <w:rPr>
+          <w:rStyle w:val="NormalTok"/>
+        </w:rPr>
+        <w:t xml:space="preserve">  </w:t>
+      </w:r>
+      <w:r>
+        <w:rPr>
+          <w:rStyle w:val="FunctionTok"/>
+        </w:rPr>
+        <w:t xml:space="preserve">validate_source_rebuild</w:t>
+      </w:r>
+      <w:r>
+        <w:rPr>
+          <w:rStyle w:val="NormalTok"/>
+        </w:rPr>
+        <w:t xml:space="preserve">(rebuild_signal, signal_files, </w:t>
+      </w:r>
+      <w:r>
+        <w:rPr>
+          <w:rStyle w:val="StringTok"/>
+        </w:rPr>
+        <w:t xml:space="preserve">"Signal"</w:t>
+      </w:r>
+      <w:r>
+        <w:rPr>
+          <w:rStyle w:val="NormalTok"/>
+        </w:rPr>
+        <w:t xml:space="preserve">, signal_dir)</w:t>
+      </w:r>
+      <w:r>
+        <w:br/>
+      </w:r>
+      <w:r>
+        <w:rPr>
+          <w:rStyle w:val="NormalTok"/>
+        </w:rPr>
+        <w:t xml:space="preserve">  </w:t>
+      </w:r>
+      <w:r>
+        <w:rPr>
+          <w:rStyle w:val="FunctionTok"/>
+        </w:rPr>
+        <w:t xml:space="preserve">validate_source_rebuild</w:t>
+      </w:r>
+      <w:r>
+        <w:rPr>
+          <w:rStyle w:val="NormalTok"/>
+        </w:rPr>
+        <w:t xml:space="preserve">(rebuild_finance, finance_files, </w:t>
+      </w:r>
+      <w:r>
+        <w:rPr>
+          <w:rStyle w:val="StringTok"/>
+        </w:rPr>
+        <w:t xml:space="preserve">"finance"</w:t>
+      </w:r>
+      <w:r>
+        <w:rPr>
+          <w:rStyle w:val="NormalTok"/>
+        </w:rPr>
+        <w:t xml:space="preserve">, finance_dir)</w:t>
+      </w:r>
+      <w:r>
+        <w:br/>
+      </w:r>
+      <w:r>
+        <w:rPr>
+          <w:rStyle w:val="NormalTok"/>
+        </w:rPr>
+        <w:t xml:space="preserve">  </w:t>
+      </w:r>
+      <w:r>
+        <w:rPr>
+          <w:rStyle w:val="FunctionTok"/>
+        </w:rPr>
+        <w:t xml:space="preserve">validate_source_rebuild</w:t>
+      </w:r>
+      <w:r>
+        <w:rPr>
+          <w:rStyle w:val="NormalTok"/>
+        </w:rPr>
+        <w:t xml:space="preserve">(rebuild_mapping, mapping_files, </w:t>
+      </w:r>
+      <w:r>
+        <w:rPr>
+          <w:rStyle w:val="StringTok"/>
+        </w:rPr>
+        <w:t xml:space="preserve">"mapping"</w:t>
+      </w:r>
+      <w:r>
+        <w:rPr>
+          <w:rStyle w:val="NormalTok"/>
+        </w:rPr>
+        <w:t xml:space="preserve">, s_drive_path)</w:t>
+      </w:r>
+      <w:r>
+        <w:br/>
+      </w:r>
+      <w:r>
+        <w:rPr>
+          <w:rStyle w:val="NormalTok"/>
+        </w:rPr>
+        <w:t xml:space="preserve">  </w:t>
+      </w:r>
+      <w:r>
+        <w:rPr>
+          <w:rStyle w:val="CommentTok"/>
+        </w:rPr>
+        <w:t xml:space="preserve"># ... main logic is now immediately visible</w:t>
+      </w:r>
+      <w:r>
+        <w:br/>
+      </w:r>
+      <w:r>
+        <w:rPr>
+          <w:rStyle w:val="NormalTok"/>
+        </w:rPr>
+        <w:t xml:space="preserve">}</w:t>
+      </w:r>
+    </w:p>
+    <w:p>
+      <w:pPr>
+        <w:pStyle w:val="FirstParagraph"/>
+      </w:pPr>
+      <w:r>
+        <w:t xml:space="preserve">Benefits of this pattern:</w:t>
       </w:r>
     </w:p>
     <w:p>
@@ -28323,11 +28487,41 @@
         <w:pStyle w:val="Compact"/>
         <w:numPr>
           <w:ilvl w:val="0"/>
-          <w:numId w:val="1057"/>
+          <w:numId w:val="1058"/>
         </w:numPr>
       </w:pPr>
       <w:r>
-        <w:t xml:space="preserve">Adding a new data source requires one new call, not a copy-pasted block.</w:t>
+        <w:t xml:space="preserve">The main function reads as a workflow outline</w:t>
+      </w:r>
+      <w:r>
+        <w:t xml:space="preserve"> </w:t>
+      </w:r>
+      <w:r>
+        <w:t xml:space="preserve">rather than a wall of</w:t>
+      </w:r>
+      <w:r>
+        <w:t xml:space="preserve"> </w:t>
+      </w:r>
+      <w:r>
+        <w:rPr>
+          <w:rStyle w:val="VerbatimChar"/>
+        </w:rPr>
+        <w:t xml:space="preserve">if</w:t>
+      </w:r>
+      <w:r>
+        <w:t xml:space="preserve">/</w:t>
+      </w:r>
+      <w:r>
+        <w:rPr>
+          <w:rStyle w:val="VerbatimChar"/>
+        </w:rPr>
+        <w:t xml:space="preserve">cli_abort</w:t>
+      </w:r>
+      <w:r>
+        <w:t xml:space="preserve"> </w:t>
+      </w:r>
+      <w:r>
+        <w:t xml:space="preserve">blocks.</w:t>
       </w:r>
     </w:p>
     <w:p>
@@ -28335,7 +28529,31 @@
         <w:pStyle w:val="Compact"/>
         <w:numPr>
           <w:ilvl w:val="0"/>
-          <w:numId w:val="1057"/>
+          <w:numId w:val="1058"/>
+        </w:numPr>
+      </w:pPr>
+      <w:r>
+        <w:t xml:space="preserve">Each validation rule is defined once and tested once.</w:t>
+      </w:r>
+    </w:p>
+    <w:p>
+      <w:pPr>
+        <w:pStyle w:val="Compact"/>
+        <w:numPr>
+          <w:ilvl w:val="0"/>
+          <w:numId w:val="1058"/>
+        </w:numPr>
+      </w:pPr>
+      <w:r>
+        <w:t xml:space="preserve">Adding a new data source requires one new call, not a copy-pasted block.</w:t>
+      </w:r>
+    </w:p>
+    <w:p>
+      <w:pPr>
+        <w:pStyle w:val="Compact"/>
+        <w:numPr>
+          <w:ilvl w:val="0"/>
+          <w:numId w:val="1058"/>
         </w:numPr>
       </w:pPr>
       <w:r>
@@ -28360,7 +28578,7 @@
           <w:rPr>
             <w:rStyle w:val="Hyperlink"/>
           </w:rPr>
-          <w:t xml:space="preserve">Section 24</w:t>
+          <w:t xml:space="preserve">Section 25</w:t>
         </w:r>
       </w:hyperlink>
       <w:r>
@@ -28373,14 +28591,14 @@
         <w:t xml:space="preserve">not above or below the caller in the same file.</w:t>
       </w:r>
     </w:p>
-    <w:bookmarkEnd w:id="162"/>
-    <w:bookmarkStart w:id="165" w:name="examples-borrowed-from-package-prs"/>
+    <w:bookmarkEnd w:id="164"/>
+    <w:bookmarkStart w:id="167" w:name="examples-borrowed-from-package-prs"/>
     <w:p>
       <w:pPr>
         <w:pStyle w:val="Heading2"/>
       </w:pPr>
       <w:r>
-        <w:t xml:space="preserve">22 Examples borrowed from package PRs</w:t>
+        <w:t xml:space="preserve">23 Examples borrowed from package PRs</w:t>
       </w:r>
     </w:p>
     <w:p>
@@ -28393,7 +28611,7 @@
       <w:r>
         <w:t xml:space="preserve"> </w:t>
       </w:r>
-      <w:hyperlink r:id="rId163">
+      <w:hyperlink r:id="rId165">
         <w:r>
           <w:rPr>
             <w:rStyle w:val="VerbatimChar"/>
@@ -28475,7 +28693,7 @@
       <w:r>
         <w:t xml:space="preserve"> </w:t>
       </w:r>
-      <w:hyperlink r:id="rId164">
+      <w:hyperlink r:id="rId166">
         <w:r>
           <w:rPr>
             <w:rStyle w:val="VerbatimChar"/>
@@ -28517,14 +28735,14 @@
         <w:t xml:space="preserve">single-purpose, testable package functions.</w:t>
       </w:r>
     </w:p>
-    <w:bookmarkEnd w:id="165"/>
-    <w:bookmarkStart w:id="169" w:name="related-references"/>
+    <w:bookmarkEnd w:id="167"/>
+    <w:bookmarkStart w:id="171" w:name="related-references"/>
     <w:p>
       <w:pPr>
         <w:pStyle w:val="Heading2"/>
       </w:pPr>
       <w:r>
-        <w:t xml:space="preserve">23 Related references</w:t>
+        <w:t xml:space="preserve">24 Related references</w:t>
       </w:r>
     </w:p>
     <w:p>
@@ -28543,7 +28761,7 @@
       <w:r>
         <w:t xml:space="preserve"> </w:t>
       </w:r>
-      <w:hyperlink r:id="rId166">
+      <w:hyperlink r:id="rId168">
         <w:r>
           <w:rPr>
             <w:rStyle w:val="Hyperlink"/>
@@ -28557,7 +28775,7 @@
       <w:r>
         <w:t xml:space="preserve"> </w:t>
       </w:r>
-      <w:hyperlink r:id="rId167">
+      <w:hyperlink r:id="rId169">
         <w:r>
           <w:rPr>
             <w:rStyle w:val="Hyperlink"/>
@@ -28577,7 +28795,7 @@
       <w:r>
         <w:t xml:space="preserve"> </w:t>
       </w:r>
-      <w:hyperlink r:id="rId168">
+      <w:hyperlink r:id="rId170">
         <w:r>
           <w:rPr>
             <w:rStyle w:val="Hyperlink"/>
@@ -28589,14 +28807,14 @@
         <w:t xml:space="preserve">.</w:t>
       </w:r>
     </w:p>
-    <w:bookmarkEnd w:id="169"/>
-    <w:bookmarkStart w:id="174" w:name="sec-one-function-per-file"/>
+    <w:bookmarkEnd w:id="171"/>
+    <w:bookmarkStart w:id="176" w:name="sec-one-function-per-file"/>
     <w:p>
       <w:pPr>
         <w:pStyle w:val="Heading2"/>
       </w:pPr>
       <w:r>
-        <w:t xml:space="preserve">24 One function per file</w:t>
+        <w:t xml:space="preserve">25 One function per file</w:t>
       </w:r>
     </w:p>
     <w:p>
@@ -28637,13 +28855,13 @@
         <w:t xml:space="preserve">that is inseparable from its caller.</w:t>
       </w:r>
     </w:p>
-    <w:bookmarkStart w:id="170" w:name="r-packages"/>
+    <w:bookmarkStart w:id="172" w:name="r-packages"/>
     <w:p>
       <w:pPr>
         <w:pStyle w:val="Heading3"/>
       </w:pPr>
       <w:r>
-        <w:t xml:space="preserve">24.1 R packages</w:t>
+        <w:t xml:space="preserve">25.1 R packages</w:t>
       </w:r>
     </w:p>
     <w:p>
@@ -28711,14 +28929,14 @@
         <w:t xml:space="preserve">even if only one caller uses it.</w:t>
       </w:r>
     </w:p>
-    <w:bookmarkEnd w:id="170"/>
-    <w:bookmarkStart w:id="171" w:name="why"/>
+    <w:bookmarkEnd w:id="172"/>
+    <w:bookmarkStart w:id="173" w:name="why"/>
     <w:p>
       <w:pPr>
         <w:pStyle w:val="Heading3"/>
       </w:pPr>
       <w:r>
-        <w:t xml:space="preserve">24.2 Why</w:t>
+        <w:t xml:space="preserve">25.2 Why</w:t>
       </w:r>
     </w:p>
     <w:p>
@@ -28798,14 +29016,14 @@
         <w:t xml:space="preserve">accumulates unrelated concerns over time.</w:t>
       </w:r>
     </w:p>
-    <w:bookmarkEnd w:id="171"/>
-    <w:bookmarkStart w:id="172" w:name="X82cb167292354e6d55f501d979db1106686a1af"/>
+    <w:bookmarkEnd w:id="173"/>
+    <w:bookmarkStart w:id="174" w:name="X82cb167292354e6d55f501d979db1106686a1af"/>
     <w:p>
       <w:pPr>
         <w:pStyle w:val="Heading3"/>
       </w:pPr>
       <w:r>
-        <w:t xml:space="preserve">24.3 Adding to an existing multi-function file</w:t>
+        <w:t xml:space="preserve">25.3 Adding to an existing multi-function file</w:t>
       </w:r>
     </w:p>
     <w:p>
@@ -28862,14 +29080,14 @@
         <w:t xml:space="preserve">is a separate, larger refactor.</w:t>
       </w:r>
     </w:p>
-    <w:bookmarkEnd w:id="172"/>
-    <w:bookmarkStart w:id="173" w:name="relationship-to-function-decomposition"/>
+    <w:bookmarkEnd w:id="174"/>
+    <w:bookmarkStart w:id="175" w:name="relationship-to-function-decomposition"/>
     <w:p>
       <w:pPr>
         <w:pStyle w:val="Heading3"/>
       </w:pPr>
       <w:r>
-        <w:t xml:space="preserve">24.4 Relationship to function decomposition</w:t>
+        <w:t xml:space="preserve">25.4 Relationship to function decomposition</w:t>
       </w:r>
     </w:p>
     <w:p>
@@ -28921,15 +29139,15 @@
         <w:t xml:space="preserve">and each helper is independently findable and testable.</w:t>
       </w:r>
     </w:p>
-    <w:bookmarkEnd w:id="173"/>
-    <w:bookmarkEnd w:id="174"/>
-    <w:bookmarkStart w:id="180" w:name="sec-function-length-limits"/>
+    <w:bookmarkEnd w:id="175"/>
+    <w:bookmarkEnd w:id="176"/>
+    <w:bookmarkStart w:id="182" w:name="sec-function-length-limits"/>
     <w:p>
       <w:pPr>
         <w:pStyle w:val="Heading2"/>
       </w:pPr>
       <w:r>
-        <w:t xml:space="preserve">25 Function length limits</w:t>
+        <w:t xml:space="preserve">26 Function length limits</w:t>
       </w:r>
     </w:p>
     <w:p>
@@ -28989,10 +29207,10 @@
         <w:pStyle w:val="Compact"/>
         <w:numPr>
           <w:ilvl w:val="0"/>
-          <w:numId w:val="1058"/>
+          <w:numId w:val="1059"/>
         </w:numPr>
       </w:pPr>
-      <w:hyperlink r:id="rId175">
+      <w:hyperlink r:id="rId177">
         <w:r>
           <w:rPr>
             <w:rStyle w:val="Hyperlink"/>
@@ -29021,10 +29239,10 @@
         <w:pStyle w:val="Compact"/>
         <w:numPr>
           <w:ilvl w:val="0"/>
-          <w:numId w:val="1058"/>
+          <w:numId w:val="1059"/>
         </w:numPr>
       </w:pPr>
-      <w:hyperlink r:id="rId176">
+      <w:hyperlink r:id="rId178">
         <w:r>
           <w:rPr>
             <w:rStyle w:val="Hyperlink"/>
@@ -29059,10 +29277,10 @@
         <w:pStyle w:val="Compact"/>
         <w:numPr>
           <w:ilvl w:val="0"/>
-          <w:numId w:val="1058"/>
+          <w:numId w:val="1059"/>
         </w:numPr>
       </w:pPr>
-      <w:hyperlink r:id="rId177">
+      <w:hyperlink r:id="rId179">
         <w:r>
           <w:rPr>
             <w:rStyle w:val="Hyperlink"/>
@@ -29091,7 +29309,7 @@
       <w:r>
         <w:t xml:space="preserve"> </w:t>
       </w:r>
-      <w:hyperlink r:id="rId178">
+      <w:hyperlink r:id="rId180">
         <w:r>
           <w:rPr>
             <w:rStyle w:val="Hyperlink"/>
@@ -29138,10 +29356,10 @@
         <w:pStyle w:val="Compact"/>
         <w:numPr>
           <w:ilvl w:val="0"/>
-          <w:numId w:val="1058"/>
+          <w:numId w:val="1059"/>
         </w:numPr>
       </w:pPr>
-      <w:hyperlink r:id="rId179">
+      <w:hyperlink r:id="rId181">
         <w:r>
           <w:rPr>
             <w:rStyle w:val="Hyperlink"/>
@@ -29190,7 +29408,7 @@
         <w:pStyle w:val="Compact"/>
         <w:numPr>
           <w:ilvl w:val="0"/>
-          <w:numId w:val="1059"/>
+          <w:numId w:val="1060"/>
         </w:numPr>
       </w:pPr>
       <w:r>
@@ -29217,7 +29435,7 @@
         <w:pStyle w:val="Compact"/>
         <w:numPr>
           <w:ilvl w:val="0"/>
-          <w:numId w:val="1059"/>
+          <w:numId w:val="1060"/>
         </w:numPr>
       </w:pPr>
       <w:r>
@@ -29229,7 +29447,7 @@
         <w:pStyle w:val="Compact"/>
         <w:numPr>
           <w:ilvl w:val="0"/>
-          <w:numId w:val="1059"/>
+          <w:numId w:val="1060"/>
         </w:numPr>
       </w:pPr>
       <w:r>
@@ -29241,21 +29459,21 @@
         <w:pStyle w:val="Compact"/>
         <w:numPr>
           <w:ilvl w:val="0"/>
-          <w:numId w:val="1059"/>
+          <w:numId w:val="1060"/>
         </w:numPr>
       </w:pPr>
       <w:r>
         <w:t xml:space="preserve">Decompose when the top-level story is hard to follow or hard to test.</w:t>
       </w:r>
     </w:p>
-    <w:bookmarkEnd w:id="180"/>
-    <w:bookmarkStart w:id="183" w:name="sec-kiss"/>
+    <w:bookmarkEnd w:id="182"/>
+    <w:bookmarkStart w:id="185" w:name="sec-kiss"/>
     <w:p>
       <w:pPr>
         <w:pStyle w:val="Heading2"/>
       </w:pPr>
       <w:r>
-        <w:t xml:space="preserve">26 Keep It Short and Simple (KISS)</w:t>
+        <w:t xml:space="preserve">27 Keep It Short and Simple (KISS)</w:t>
       </w:r>
     </w:p>
     <w:p>
@@ -29268,7 +29486,7 @@
       <w:r>
         <w:t xml:space="preserve"> </w:t>
       </w:r>
-      <w:hyperlink r:id="rId181">
+      <w:hyperlink r:id="rId183">
         <w:r>
           <w:rPr>
             <w:rStyle w:val="Hyperlink"/>
@@ -29403,7 +29621,7 @@
         <w:pStyle w:val="Compact"/>
         <w:numPr>
           <w:ilvl w:val="0"/>
-          <w:numId w:val="1060"/>
+          <w:numId w:val="1061"/>
         </w:numPr>
       </w:pPr>
       <w:r>
@@ -29431,7 +29649,7 @@
         <w:pStyle w:val="Compact"/>
         <w:numPr>
           <w:ilvl w:val="0"/>
-          <w:numId w:val="1060"/>
+          <w:numId w:val="1061"/>
         </w:numPr>
       </w:pPr>
       <w:r>
@@ -29459,7 +29677,7 @@
         <w:pStyle w:val="Compact"/>
         <w:numPr>
           <w:ilvl w:val="0"/>
-          <w:numId w:val="1060"/>
+          <w:numId w:val="1061"/>
         </w:numPr>
       </w:pPr>
       <w:r>
@@ -29487,7 +29705,7 @@
         <w:pStyle w:val="Compact"/>
         <w:numPr>
           <w:ilvl w:val="0"/>
-          <w:numId w:val="1060"/>
+          <w:numId w:val="1061"/>
         </w:numPr>
       </w:pPr>
       <w:r>
@@ -29544,7 +29762,7 @@
       <w:r>
         <w:t xml:space="preserve"> </w:t>
       </w:r>
-      <w:hyperlink r:id="rId182">
+      <w:hyperlink r:id="rId184">
         <w:r>
           <w:rPr>
             <w:rStyle w:val="Hyperlink"/>
@@ -29562,14 +29780,14 @@
         <w:t xml:space="preserve">are concrete applications of this principle.</w:t>
       </w:r>
     </w:p>
-    <w:bookmarkEnd w:id="183"/>
-    <w:bookmarkStart w:id="184" w:name="sec-decompose-qmd-chunks"/>
+    <w:bookmarkEnd w:id="185"/>
+    <w:bookmarkStart w:id="186" w:name="sec-decompose-qmd-chunks"/>
     <w:p>
       <w:pPr>
         <w:pStyle w:val="Heading2"/>
       </w:pPr>
       <w:r>
-        <w:t xml:space="preserve">27 Decomposing Code Chunks in Quarto Documents</w:t>
+        <w:t xml:space="preserve">28 Decomposing Code Chunks in Quarto Documents</w:t>
       </w:r>
     </w:p>
     <w:p>
@@ -29663,7 +29881,7 @@
           <w:rPr>
             <w:rStyle w:val="Hyperlink"/>
           </w:rPr>
-          <w:t xml:space="preserve">Section 24</w:t>
+          <w:t xml:space="preserve">Section 25</w:t>
         </w:r>
       </w:hyperlink>
       <w:r>
@@ -29680,7 +29898,7 @@
           <w:rPr>
             <w:rStyle w:val="Hyperlink"/>
           </w:rPr>
-          <w:t xml:space="preserve">Section 25</w:t>
+          <w:t xml:space="preserve">Section 26</w:t>
         </w:r>
       </w:hyperlink>
       <w:r>
@@ -29936,14 +30154,14 @@
         <w:t xml:space="preserve">and leave the chunk calling it.</w:t>
       </w:r>
     </w:p>
-    <w:bookmarkEnd w:id="184"/>
-    <w:bookmarkStart w:id="187" w:name="sec-here-package-practices"/>
+    <w:bookmarkEnd w:id="186"/>
+    <w:bookmarkStart w:id="189" w:name="sec-here-package-practices"/>
     <w:p>
       <w:pPr>
         <w:pStyle w:val="Heading2"/>
       </w:pPr>
       <w:r>
-        <w:t xml:space="preserve">28 The here package</w:t>
+        <w:t xml:space="preserve">29 The here package</w:t>
       </w:r>
     </w:p>
     <w:p>
@@ -30034,7 +30252,7 @@
       <w:r>
         <w:t xml:space="preserve"> </w:t>
       </w:r>
-      <w:hyperlink r:id="rId185">
+      <w:hyperlink r:id="rId187">
         <w:r>
           <w:rPr>
             <w:rStyle w:val="Hyperlink"/>
@@ -30064,7 +30282,7 @@
         </w:rPr>
         <w:t xml:space="preserve"> </w:t>
       </w:r>
-      <w:hyperlink r:id="rId186">
+      <w:hyperlink r:id="rId188">
         <w:r>
           <w:rPr>
             <w:rStyle w:val="Hyperlink"/>
@@ -30089,14 +30307,14 @@
         <w:t xml:space="preserve">for code style guidelines on using the here package.</w:t>
       </w:r>
     </w:p>
-    <w:bookmarkEnd w:id="187"/>
-    <w:bookmarkStart w:id="193" w:name="sec-integrating-box-and-dropbox"/>
+    <w:bookmarkEnd w:id="189"/>
+    <w:bookmarkStart w:id="195" w:name="sec-integrating-box-and-dropbox"/>
     <w:p>
       <w:pPr>
         <w:pStyle w:val="Heading2"/>
       </w:pPr>
       <w:r>
-        <w:t xml:space="preserve">29 Integrating Box and Dropbox</w:t>
+        <w:t xml:space="preserve">30 Integrating Box and Dropbox</w:t>
       </w:r>
     </w:p>
     <w:p>
@@ -30123,13 +30341,13 @@
         <w:t xml:space="preserve">Make sure to authenticate before reading and writing from either Box or Dropbox. The authentication commands should go in the configuration file; it only needs to be done once. This will prompt you to give your login credentials for Box and Dropbox and will allow your application to access your shared folders.</w:t>
       </w:r>
     </w:p>
-    <w:bookmarkStart w:id="190" w:name="box"/>
+    <w:bookmarkStart w:id="192" w:name="box"/>
     <w:p>
       <w:pPr>
         <w:pStyle w:val="Heading3"/>
       </w:pPr>
       <w:r>
-        <w:t xml:space="preserve">29.1 Box</w:t>
+        <w:t xml:space="preserve">30.1 Box</w:t>
       </w:r>
     </w:p>
     <w:p>
@@ -30172,7 +30390,7 @@
       <w:r>
         <w:t xml:space="preserve"> </w:t>
       </w:r>
-      <w:hyperlink r:id="rId188">
+      <w:hyperlink r:id="rId190">
         <w:r>
           <w:rPr>
             <w:rStyle w:val="Hyperlink"/>
@@ -30239,7 +30457,7 @@
       <w:r>
         <w:t xml:space="preserve"> </w:t>
       </w:r>
-      <w:hyperlink r:id="rId189">
+      <w:hyperlink r:id="rId191">
         <w:r>
           <w:rPr>
             <w:rStyle w:val="Hyperlink"/>
@@ -30251,14 +30469,14 @@
         <w:t xml:space="preserve">.</w:t>
       </w:r>
     </w:p>
-    <w:bookmarkEnd w:id="190"/>
-    <w:bookmarkStart w:id="192" w:name="dropbox"/>
+    <w:bookmarkEnd w:id="192"/>
+    <w:bookmarkStart w:id="194" w:name="dropbox"/>
     <w:p>
       <w:pPr>
         <w:pStyle w:val="Heading3"/>
       </w:pPr>
       <w:r>
-        <w:t xml:space="preserve">29.2 Dropbox</w:t>
+        <w:t xml:space="preserve">30.2 Dropbox</w:t>
       </w:r>
     </w:p>
     <w:p>
@@ -30271,7 +30489,7 @@
       <w:r>
         <w:t xml:space="preserve"> </w:t>
       </w:r>
-      <w:hyperlink r:id="rId191">
+      <w:hyperlink r:id="rId193">
         <w:r>
           <w:rPr>
             <w:rStyle w:val="Hyperlink"/>
@@ -30416,15 +30634,15 @@
         <w:t xml:space="preserve">drop_auth(rdstoken = "/path/to/tokenfile.RDS")</w:t>
       </w:r>
     </w:p>
-    <w:bookmarkEnd w:id="192"/>
-    <w:bookmarkEnd w:id="193"/>
-    <w:bookmarkStart w:id="195" w:name="sec-r-lib-packages"/>
+    <w:bookmarkEnd w:id="194"/>
+    <w:bookmarkEnd w:id="195"/>
+    <w:bookmarkStart w:id="197" w:name="sec-r-lib-packages"/>
     <w:p>
       <w:pPr>
         <w:pStyle w:val="Heading2"/>
       </w:pPr>
       <w:r>
-        <w:t xml:space="preserve">30 r-lib Packages</w:t>
+        <w:t xml:space="preserve">31 r-lib Packages</w:t>
       </w:r>
     </w:p>
     <w:p>
@@ -30437,7 +30655,7 @@
       <w:r>
         <w:t xml:space="preserve"> </w:t>
       </w:r>
-      <w:hyperlink r:id="rId194">
+      <w:hyperlink r:id="rId196">
         <w:r>
           <w:rPr>
             <w:rStyle w:val="Hyperlink"/>
@@ -30464,23 +30682,23 @@
         <w:t xml:space="preserve">These packages underpin much of the modern R ecosystem.</w:t>
       </w:r>
     </w:p>
-    <w:bookmarkEnd w:id="195"/>
-    <w:bookmarkStart w:id="218" w:name="package-development"/>
+    <w:bookmarkEnd w:id="197"/>
+    <w:bookmarkStart w:id="220" w:name="package-development"/>
     <w:p>
       <w:pPr>
         <w:pStyle w:val="Heading2"/>
       </w:pPr>
       <w:r>
-        <w:t xml:space="preserve">31 Package Development</w:t>
-      </w:r>
-    </w:p>
-    <w:bookmarkStart w:id="196" w:name="sec-usethis"/>
+        <w:t xml:space="preserve">32 Package Development</w:t>
+      </w:r>
+    </w:p>
+    <w:bookmarkStart w:id="198" w:name="sec-usethis"/>
     <w:p>
       <w:pPr>
         <w:pStyle w:val="Heading3"/>
       </w:pPr>
       <w:r>
-        <w:t xml:space="preserve">31.1</w:t>
+        <w:t xml:space="preserve">32.1</w:t>
       </w:r>
       <w:r>
         <w:t xml:space="preserve"> </w:t>
@@ -30543,14 +30761,14 @@
         <w:t xml:space="preserve">.</w:t>
       </w:r>
     </w:p>
-    <w:bookmarkEnd w:id="196"/>
-    <w:bookmarkStart w:id="197" w:name="sec-devtools"/>
+    <w:bookmarkEnd w:id="198"/>
+    <w:bookmarkStart w:id="199" w:name="sec-devtools"/>
     <w:p>
       <w:pPr>
         <w:pStyle w:val="Heading3"/>
       </w:pPr>
       <w:r>
-        <w:t xml:space="preserve">31.2</w:t>
+        <w:t xml:space="preserve">32.2</w:t>
       </w:r>
       <w:r>
         <w:t xml:space="preserve"> </w:t>
@@ -30694,14 +30912,14 @@
         <w:t xml:space="preserve">.</w:t>
       </w:r>
     </w:p>
-    <w:bookmarkEnd w:id="197"/>
-    <w:bookmarkStart w:id="198" w:name="sec-roxygen2"/>
+    <w:bookmarkEnd w:id="199"/>
+    <w:bookmarkStart w:id="200" w:name="sec-roxygen2"/>
     <w:p>
       <w:pPr>
         <w:pStyle w:val="Heading3"/>
       </w:pPr>
       <w:r>
-        <w:t xml:space="preserve">31.3</w:t>
+        <w:t xml:space="preserve">32.3</w:t>
       </w:r>
       <w:r>
         <w:t xml:space="preserve"> </w:t>
@@ -30809,14 +31027,14 @@
         <w:t xml:space="preserve">It is the standard approach to R package documentation.</w:t>
       </w:r>
     </w:p>
-    <w:bookmarkEnd w:id="198"/>
-    <w:bookmarkStart w:id="199" w:name="sec-pkgdown"/>
+    <w:bookmarkEnd w:id="200"/>
+    <w:bookmarkStart w:id="201" w:name="sec-pkgdown"/>
     <w:p>
       <w:pPr>
         <w:pStyle w:val="Heading3"/>
       </w:pPr>
       <w:r>
-        <w:t xml:space="preserve">31.4</w:t>
+        <w:t xml:space="preserve">32.4</w:t>
       </w:r>
       <w:r>
         <w:t xml:space="preserve"> </w:t>
@@ -30873,19 +31091,19 @@
         <w:t xml:space="preserve">and integrates with GitHub Actions for automatic deployment.</w:t>
       </w:r>
     </w:p>
-    <w:bookmarkEnd w:id="199"/>
-    <w:bookmarkStart w:id="201" w:name="sec-pkgload"/>
+    <w:bookmarkEnd w:id="201"/>
+    <w:bookmarkStart w:id="203" w:name="sec-pkgload"/>
     <w:p>
       <w:pPr>
         <w:pStyle w:val="Heading3"/>
       </w:pPr>
       <w:r>
-        <w:t xml:space="preserve">31.5</w:t>
-      </w:r>
-      <w:r>
-        <w:t xml:space="preserve"> </w:t>
-      </w:r>
-      <w:hyperlink r:id="rId200">
+        <w:t xml:space="preserve">32.5</w:t>
+      </w:r>
+      <w:r>
+        <w:t xml:space="preserve"> </w:t>
+      </w:r>
+      <w:hyperlink r:id="rId202">
         <w:r>
           <w:rPr>
             <w:rStyle w:val="VerbatimChar"/>
@@ -30898,7 +31116,7 @@
       <w:pPr>
         <w:pStyle w:val="FirstParagraph"/>
       </w:pPr>
-      <w:hyperlink r:id="rId200">
+      <w:hyperlink r:id="rId202">
         <w:r>
           <w:rPr>
             <w:rStyle w:val="VerbatimChar"/>
@@ -30937,19 +31155,19 @@
         <w:t xml:space="preserve">.</w:t>
       </w:r>
     </w:p>
-    <w:bookmarkEnd w:id="201"/>
-    <w:bookmarkStart w:id="203" w:name="sec-pkgbuild"/>
+    <w:bookmarkEnd w:id="203"/>
+    <w:bookmarkStart w:id="205" w:name="sec-pkgbuild"/>
     <w:p>
       <w:pPr>
         <w:pStyle w:val="Heading3"/>
       </w:pPr>
       <w:r>
-        <w:t xml:space="preserve">31.6</w:t>
-      </w:r>
-      <w:r>
-        <w:t xml:space="preserve"> </w:t>
-      </w:r>
-      <w:hyperlink r:id="rId202">
+        <w:t xml:space="preserve">32.6</w:t>
+      </w:r>
+      <w:r>
+        <w:t xml:space="preserve"> </w:t>
+      </w:r>
+      <w:hyperlink r:id="rId204">
         <w:r>
           <w:rPr>
             <w:rStyle w:val="VerbatimChar"/>
@@ -30962,7 +31180,7 @@
       <w:pPr>
         <w:pStyle w:val="FirstParagraph"/>
       </w:pPr>
-      <w:hyperlink r:id="rId202">
+      <w:hyperlink r:id="rId204">
         <w:r>
           <w:rPr>
             <w:rStyle w:val="VerbatimChar"/>
@@ -30983,19 +31201,19 @@
         <w:t xml:space="preserve">and checking whether a build environment (such as Rtools on Windows) is available.</w:t>
       </w:r>
     </w:p>
-    <w:bookmarkEnd w:id="203"/>
-    <w:bookmarkStart w:id="205" w:name="sec-rcmdcheck"/>
+    <w:bookmarkEnd w:id="205"/>
+    <w:bookmarkStart w:id="207" w:name="sec-rcmdcheck"/>
     <w:p>
       <w:pPr>
         <w:pStyle w:val="Heading3"/>
       </w:pPr>
       <w:r>
-        <w:t xml:space="preserve">31.7</w:t>
-      </w:r>
-      <w:r>
-        <w:t xml:space="preserve"> </w:t>
-      </w:r>
-      <w:hyperlink r:id="rId204">
+        <w:t xml:space="preserve">32.7</w:t>
+      </w:r>
+      <w:r>
+        <w:t xml:space="preserve"> </w:t>
+      </w:r>
+      <w:hyperlink r:id="rId206">
         <w:r>
           <w:rPr>
             <w:rStyle w:val="VerbatimChar"/>
@@ -31008,7 +31226,7 @@
       <w:pPr>
         <w:pStyle w:val="FirstParagraph"/>
       </w:pPr>
-      <w:hyperlink r:id="rId204">
+      <w:hyperlink r:id="rId206">
         <w:r>
           <w:rPr>
             <w:rStyle w:val="VerbatimChar"/>
@@ -31062,19 +31280,19 @@
         <w:t xml:space="preserve">.</w:t>
       </w:r>
     </w:p>
-    <w:bookmarkEnd w:id="205"/>
-    <w:bookmarkStart w:id="207" w:name="sec-remotes"/>
+    <w:bookmarkEnd w:id="207"/>
+    <w:bookmarkStart w:id="209" w:name="sec-remotes"/>
     <w:p>
       <w:pPr>
         <w:pStyle w:val="Heading3"/>
       </w:pPr>
       <w:r>
-        <w:t xml:space="preserve">31.8</w:t>
-      </w:r>
-      <w:r>
-        <w:t xml:space="preserve"> </w:t>
-      </w:r>
-      <w:hyperlink r:id="rId206">
+        <w:t xml:space="preserve">32.8</w:t>
+      </w:r>
+      <w:r>
+        <w:t xml:space="preserve"> </w:t>
+      </w:r>
+      <w:hyperlink r:id="rId208">
         <w:r>
           <w:rPr>
             <w:rStyle w:val="VerbatimChar"/>
@@ -31087,7 +31305,7 @@
       <w:pPr>
         <w:pStyle w:val="FirstParagraph"/>
       </w:pPr>
-      <w:hyperlink r:id="rId206">
+      <w:hyperlink r:id="rId208">
         <w:r>
           <w:rPr>
             <w:rStyle w:val="VerbatimChar"/>
@@ -31126,19 +31344,19 @@
         <w:t xml:space="preserve">.</w:t>
       </w:r>
     </w:p>
-    <w:bookmarkEnd w:id="207"/>
-    <w:bookmarkStart w:id="209" w:name="sec-pak"/>
+    <w:bookmarkEnd w:id="209"/>
+    <w:bookmarkStart w:id="211" w:name="sec-pak"/>
     <w:p>
       <w:pPr>
         <w:pStyle w:val="Heading3"/>
       </w:pPr>
       <w:r>
-        <w:t xml:space="preserve">31.9</w:t>
-      </w:r>
-      <w:r>
-        <w:t xml:space="preserve"> </w:t>
-      </w:r>
-      <w:hyperlink r:id="rId208">
+        <w:t xml:space="preserve">32.9</w:t>
+      </w:r>
+      <w:r>
+        <w:t xml:space="preserve"> </w:t>
+      </w:r>
+      <w:hyperlink r:id="rId210">
         <w:r>
           <w:rPr>
             <w:rStyle w:val="VerbatimChar"/>
@@ -31151,7 +31369,7 @@
       <w:pPr>
         <w:pStyle w:val="FirstParagraph"/>
       </w:pPr>
-      <w:hyperlink r:id="rId208">
+      <w:hyperlink r:id="rId210">
         <w:r>
           <w:rPr>
             <w:rStyle w:val="VerbatimChar"/>
@@ -31208,19 +31426,19 @@
         <w:t xml:space="preserve">for interactive use.</w:t>
       </w:r>
     </w:p>
-    <w:bookmarkEnd w:id="209"/>
-    <w:bookmarkStart w:id="211" w:name="sec-revdepcheck"/>
+    <w:bookmarkEnd w:id="211"/>
+    <w:bookmarkStart w:id="213" w:name="sec-revdepcheck"/>
     <w:p>
       <w:pPr>
         <w:pStyle w:val="Heading3"/>
       </w:pPr>
       <w:r>
-        <w:t xml:space="preserve">31.10</w:t>
-      </w:r>
-      <w:r>
-        <w:t xml:space="preserve"> </w:t>
-      </w:r>
-      <w:hyperlink r:id="rId210">
+        <w:t xml:space="preserve">32.10</w:t>
+      </w:r>
+      <w:r>
+        <w:t xml:space="preserve"> </w:t>
+      </w:r>
+      <w:hyperlink r:id="rId212">
         <w:r>
           <w:rPr>
             <w:rStyle w:val="VerbatimChar"/>
@@ -31233,7 +31451,7 @@
       <w:pPr>
         <w:pStyle w:val="FirstParagraph"/>
       </w:pPr>
-      <w:hyperlink r:id="rId210">
+      <w:hyperlink r:id="rId212">
         <w:r>
           <w:rPr>
             <w:rStyle w:val="VerbatimChar"/>
@@ -31260,19 +31478,19 @@
         <w:t xml:space="preserve">It is used by package maintainers before CRAN releases.</w:t>
       </w:r>
     </w:p>
-    <w:bookmarkEnd w:id="211"/>
-    <w:bookmarkStart w:id="213" w:name="sec-desc"/>
+    <w:bookmarkEnd w:id="213"/>
+    <w:bookmarkStart w:id="215" w:name="sec-desc"/>
     <w:p>
       <w:pPr>
         <w:pStyle w:val="Heading3"/>
       </w:pPr>
       <w:r>
-        <w:t xml:space="preserve">31.11</w:t>
-      </w:r>
-      <w:r>
-        <w:t xml:space="preserve"> </w:t>
-      </w:r>
-      <w:hyperlink r:id="rId212">
+        <w:t xml:space="preserve">32.11</w:t>
+      </w:r>
+      <w:r>
+        <w:t xml:space="preserve"> </w:t>
+      </w:r>
+      <w:hyperlink r:id="rId214">
         <w:r>
           <w:rPr>
             <w:rStyle w:val="VerbatimChar"/>
@@ -31285,7 +31503,7 @@
       <w:pPr>
         <w:pStyle w:val="FirstParagraph"/>
       </w:pPr>
-      <w:hyperlink r:id="rId212">
+      <w:hyperlink r:id="rId214">
         <w:r>
           <w:rPr>
             <w:rStyle w:val="VerbatimChar"/>
@@ -31336,19 +31554,19 @@
         <w:t xml:space="preserve">and other developer-facing tools.</w:t>
       </w:r>
     </w:p>
-    <w:bookmarkEnd w:id="213"/>
-    <w:bookmarkStart w:id="215" w:name="sec-pkgcache"/>
+    <w:bookmarkEnd w:id="215"/>
+    <w:bookmarkStart w:id="217" w:name="sec-pkgcache"/>
     <w:p>
       <w:pPr>
         <w:pStyle w:val="Heading3"/>
       </w:pPr>
       <w:r>
-        <w:t xml:space="preserve">31.12</w:t>
-      </w:r>
-      <w:r>
-        <w:t xml:space="preserve"> </w:t>
-      </w:r>
-      <w:hyperlink r:id="rId214">
+        <w:t xml:space="preserve">32.12</w:t>
+      </w:r>
+      <w:r>
+        <w:t xml:space="preserve"> </w:t>
+      </w:r>
+      <w:hyperlink r:id="rId216">
         <w:r>
           <w:rPr>
             <w:rStyle w:val="VerbatimChar"/>
@@ -31361,7 +31579,7 @@
       <w:pPr>
         <w:pStyle w:val="FirstParagraph"/>
       </w:pPr>
-      <w:hyperlink r:id="rId214">
+      <w:hyperlink r:id="rId216">
         <w:r>
           <w:rPr>
             <w:rStyle w:val="VerbatimChar"/>
@@ -31400,19 +31618,19 @@
         <w:t xml:space="preserve">.</w:t>
       </w:r>
     </w:p>
-    <w:bookmarkEnd w:id="215"/>
-    <w:bookmarkStart w:id="217" w:name="sec-lifecycle"/>
+    <w:bookmarkEnd w:id="217"/>
+    <w:bookmarkStart w:id="219" w:name="sec-lifecycle"/>
     <w:p>
       <w:pPr>
         <w:pStyle w:val="Heading3"/>
       </w:pPr>
       <w:r>
-        <w:t xml:space="preserve">31.13</w:t>
-      </w:r>
-      <w:r>
-        <w:t xml:space="preserve"> </w:t>
-      </w:r>
-      <w:hyperlink r:id="rId216">
+        <w:t xml:space="preserve">32.13</w:t>
+      </w:r>
+      <w:r>
+        <w:t xml:space="preserve"> </w:t>
+      </w:r>
+      <w:hyperlink r:id="rId218">
         <w:r>
           <w:rPr>
             <w:rStyle w:val="VerbatimChar"/>
@@ -31425,7 +31643,7 @@
       <w:pPr>
         <w:pStyle w:val="FirstParagraph"/>
       </w:pPr>
-      <w:hyperlink r:id="rId216">
+      <w:hyperlink r:id="rId218">
         <w:r>
           <w:rPr>
             <w:rStyle w:val="VerbatimChar"/>
@@ -31452,24 +31670,24 @@
         <w:t xml:space="preserve">used across the tidyverse and r-lib ecosystems.</w:t>
       </w:r>
     </w:p>
-    <w:bookmarkEnd w:id="217"/>
-    <w:bookmarkEnd w:id="218"/>
-    <w:bookmarkStart w:id="226" w:name="testing-and-quality"/>
+    <w:bookmarkEnd w:id="219"/>
+    <w:bookmarkEnd w:id="220"/>
+    <w:bookmarkStart w:id="228" w:name="testing-and-quality"/>
     <w:p>
       <w:pPr>
         <w:pStyle w:val="Heading2"/>
       </w:pPr>
       <w:r>
-        <w:t xml:space="preserve">32 Testing and Quality</w:t>
-      </w:r>
-    </w:p>
-    <w:bookmarkStart w:id="219" w:name="sec-testthat"/>
+        <w:t xml:space="preserve">33 Testing and Quality</w:t>
+      </w:r>
+    </w:p>
+    <w:bookmarkStart w:id="221" w:name="sec-testthat"/>
     <w:p>
       <w:pPr>
         <w:pStyle w:val="Heading3"/>
       </w:pPr>
       <w:r>
-        <w:t xml:space="preserve">32.1</w:t>
+        <w:t xml:space="preserve">33.1</w:t>
       </w:r>
       <w:r>
         <w:t xml:space="preserve"> </w:t>
@@ -31550,19 +31768,19 @@
         <w:t xml:space="preserve">.</w:t>
       </w:r>
     </w:p>
-    <w:bookmarkEnd w:id="219"/>
-    <w:bookmarkStart w:id="221" w:name="sec-covr"/>
+    <w:bookmarkEnd w:id="221"/>
+    <w:bookmarkStart w:id="223" w:name="sec-covr"/>
     <w:p>
       <w:pPr>
         <w:pStyle w:val="Heading3"/>
       </w:pPr>
       <w:r>
-        <w:t xml:space="preserve">32.2</w:t>
-      </w:r>
-      <w:r>
-        <w:t xml:space="preserve"> </w:t>
-      </w:r>
-      <w:hyperlink r:id="rId220">
+        <w:t xml:space="preserve">33.2</w:t>
+      </w:r>
+      <w:r>
+        <w:t xml:space="preserve"> </w:t>
+      </w:r>
+      <w:hyperlink r:id="rId222">
         <w:r>
           <w:rPr>
             <w:rStyle w:val="VerbatimChar"/>
@@ -31575,7 +31793,7 @@
       <w:pPr>
         <w:pStyle w:val="FirstParagraph"/>
       </w:pPr>
-      <w:hyperlink r:id="rId220">
+      <w:hyperlink r:id="rId222">
         <w:r>
           <w:rPr>
             <w:rStyle w:val="VerbatimChar"/>
@@ -31602,19 +31820,19 @@
         <w:t xml:space="preserve">and is commonly integrated into CI pipelines.</w:t>
       </w:r>
     </w:p>
-    <w:bookmarkEnd w:id="221"/>
-    <w:bookmarkStart w:id="223" w:name="sec-waldo"/>
+    <w:bookmarkEnd w:id="223"/>
+    <w:bookmarkStart w:id="225" w:name="sec-waldo"/>
     <w:p>
       <w:pPr>
         <w:pStyle w:val="Heading3"/>
       </w:pPr>
       <w:r>
-        <w:t xml:space="preserve">32.3</w:t>
-      </w:r>
-      <w:r>
-        <w:t xml:space="preserve"> </w:t>
-      </w:r>
-      <w:hyperlink r:id="rId222">
+        <w:t xml:space="preserve">33.3</w:t>
+      </w:r>
+      <w:r>
+        <w:t xml:space="preserve"> </w:t>
+      </w:r>
+      <w:hyperlink r:id="rId224">
         <w:r>
           <w:rPr>
             <w:rStyle w:val="VerbatimChar"/>
@@ -31627,7 +31845,7 @@
       <w:pPr>
         <w:pStyle w:val="FirstParagraph"/>
       </w:pPr>
-      <w:hyperlink r:id="rId222">
+      <w:hyperlink r:id="rId224">
         <w:r>
           <w:rPr>
             <w:rStyle w:val="VerbatimChar"/>
@@ -31696,19 +31914,19 @@
         <w:t xml:space="preserve">to display test failures.</w:t>
       </w:r>
     </w:p>
-    <w:bookmarkEnd w:id="223"/>
-    <w:bookmarkStart w:id="225" w:name="sec-lintr"/>
+    <w:bookmarkEnd w:id="225"/>
+    <w:bookmarkStart w:id="227" w:name="sec-lintr"/>
     <w:p>
       <w:pPr>
         <w:pStyle w:val="Heading3"/>
       </w:pPr>
       <w:r>
-        <w:t xml:space="preserve">32.4</w:t>
-      </w:r>
-      <w:r>
-        <w:t xml:space="preserve"> </w:t>
-      </w:r>
-      <w:hyperlink r:id="rId224">
+        <w:t xml:space="preserve">33.4</w:t>
+      </w:r>
+      <w:r>
+        <w:t xml:space="preserve"> </w:t>
+      </w:r>
+      <w:hyperlink r:id="rId226">
         <w:r>
           <w:rPr>
             <w:rStyle w:val="VerbatimChar"/>
@@ -31721,7 +31939,7 @@
       <w:pPr>
         <w:pStyle w:val="FirstParagraph"/>
       </w:pPr>
-      <w:hyperlink r:id="rId224">
+      <w:hyperlink r:id="rId226">
         <w:r>
           <w:rPr>
             <w:rStyle w:val="VerbatimChar"/>
@@ -31748,29 +31966,29 @@
         <w:t xml:space="preserve">and integrates with RStudio, VS Code, and CI pipelines.</w:t>
       </w:r>
     </w:p>
-    <w:bookmarkEnd w:id="225"/>
-    <w:bookmarkEnd w:id="226"/>
-    <w:bookmarkStart w:id="239" w:name="core-language-and-infrastructure"/>
+    <w:bookmarkEnd w:id="227"/>
+    <w:bookmarkEnd w:id="228"/>
+    <w:bookmarkStart w:id="241" w:name="core-language-and-infrastructure"/>
     <w:p>
       <w:pPr>
         <w:pStyle w:val="Heading2"/>
       </w:pPr>
       <w:r>
-        <w:t xml:space="preserve">33 Core Language and Infrastructure</w:t>
-      </w:r>
-    </w:p>
-    <w:bookmarkStart w:id="228" w:name="sec-rlang"/>
+        <w:t xml:space="preserve">34 Core Language and Infrastructure</w:t>
+      </w:r>
+    </w:p>
+    <w:bookmarkStart w:id="230" w:name="sec-rlang"/>
     <w:p>
       <w:pPr>
         <w:pStyle w:val="Heading3"/>
       </w:pPr>
       <w:r>
-        <w:t xml:space="preserve">33.1</w:t>
-      </w:r>
-      <w:r>
-        <w:t xml:space="preserve"> </w:t>
-      </w:r>
-      <w:hyperlink r:id="rId227">
+        <w:t xml:space="preserve">34.1</w:t>
+      </w:r>
+      <w:r>
+        <w:t xml:space="preserve"> </w:t>
+      </w:r>
+      <w:hyperlink r:id="rId229">
         <w:r>
           <w:rPr>
             <w:rStyle w:val="VerbatimChar"/>
@@ -31783,7 +32001,7 @@
       <w:pPr>
         <w:pStyle w:val="FirstParagraph"/>
       </w:pPr>
-      <w:hyperlink r:id="rId227">
+      <w:hyperlink r:id="rId229">
         <w:r>
           <w:rPr>
             <w:rStyle w:val="VerbatimChar"/>
@@ -31810,19 +32028,19 @@
         <w:t xml:space="preserve">It is a foundational dependency for tidyverse packages and tidy eval programming.</w:t>
       </w:r>
     </w:p>
-    <w:bookmarkEnd w:id="228"/>
-    <w:bookmarkStart w:id="230" w:name="sec-vctrs"/>
+    <w:bookmarkEnd w:id="230"/>
+    <w:bookmarkStart w:id="232" w:name="sec-vctrs"/>
     <w:p>
       <w:pPr>
         <w:pStyle w:val="Heading3"/>
       </w:pPr>
       <w:r>
-        <w:t xml:space="preserve">33.2</w:t>
-      </w:r>
-      <w:r>
-        <w:t xml:space="preserve"> </w:t>
-      </w:r>
-      <w:hyperlink r:id="rId229">
+        <w:t xml:space="preserve">34.2</w:t>
+      </w:r>
+      <w:r>
+        <w:t xml:space="preserve"> </w:t>
+      </w:r>
+      <w:hyperlink r:id="rId231">
         <w:r>
           <w:rPr>
             <w:rStyle w:val="VerbatimChar"/>
@@ -31835,7 +32053,7 @@
       <w:pPr>
         <w:pStyle w:val="FirstParagraph"/>
       </w:pPr>
-      <w:hyperlink r:id="rId229">
+      <w:hyperlink r:id="rId231">
         <w:r>
           <w:rPr>
             <w:rStyle w:val="VerbatimChar"/>
@@ -31892,19 +32110,19 @@
         <w:t xml:space="preserve">across vector types.</w:t>
       </w:r>
     </w:p>
-    <w:bookmarkEnd w:id="230"/>
-    <w:bookmarkStart w:id="232" w:name="sec-withr"/>
+    <w:bookmarkEnd w:id="232"/>
+    <w:bookmarkStart w:id="234" w:name="sec-withr"/>
     <w:p>
       <w:pPr>
         <w:pStyle w:val="Heading3"/>
       </w:pPr>
       <w:r>
-        <w:t xml:space="preserve">33.3</w:t>
-      </w:r>
-      <w:r>
-        <w:t xml:space="preserve"> </w:t>
-      </w:r>
-      <w:hyperlink r:id="rId231">
+        <w:t xml:space="preserve">34.3</w:t>
+      </w:r>
+      <w:r>
+        <w:t xml:space="preserve"> </w:t>
+      </w:r>
+      <w:hyperlink r:id="rId233">
         <w:r>
           <w:rPr>
             <w:rStyle w:val="VerbatimChar"/>
@@ -31917,7 +32135,7 @@
       <w:pPr>
         <w:pStyle w:val="FirstParagraph"/>
       </w:pPr>
-      <w:hyperlink r:id="rId231">
+      <w:hyperlink r:id="rId233">
         <w:r>
           <w:rPr>
             <w:rStyle w:val="VerbatimChar"/>
@@ -31950,19 +32168,19 @@
         <w:t xml:space="preserve">Essential for writing side-effect-free tests.</w:t>
       </w:r>
     </w:p>
-    <w:bookmarkEnd w:id="232"/>
-    <w:bookmarkStart w:id="234" w:name="sec-cli"/>
+    <w:bookmarkEnd w:id="234"/>
+    <w:bookmarkStart w:id="236" w:name="sec-cli"/>
     <w:p>
       <w:pPr>
         <w:pStyle w:val="Heading3"/>
       </w:pPr>
       <w:r>
-        <w:t xml:space="preserve">33.4</w:t>
-      </w:r>
-      <w:r>
-        <w:t xml:space="preserve"> </w:t>
-      </w:r>
-      <w:hyperlink r:id="rId233">
+        <w:t xml:space="preserve">34.4</w:t>
+      </w:r>
+      <w:r>
+        <w:t xml:space="preserve"> </w:t>
+      </w:r>
+      <w:hyperlink r:id="rId235">
         <w:r>
           <w:rPr>
             <w:rStyle w:val="VerbatimChar"/>
@@ -31975,7 +32193,7 @@
       <w:pPr>
         <w:pStyle w:val="FirstParagraph"/>
       </w:pPr>
-      <w:hyperlink r:id="rId233">
+      <w:hyperlink r:id="rId235">
         <w:r>
           <w:rPr>
             <w:rStyle w:val="VerbatimChar"/>
@@ -32017,19 +32235,19 @@
         <w:t xml:space="preserve">and is used throughout the tidyverse.</w:t>
       </w:r>
     </w:p>
-    <w:bookmarkEnd w:id="234"/>
-    <w:bookmarkStart w:id="236" w:name="sec-R6"/>
+    <w:bookmarkEnd w:id="236"/>
+    <w:bookmarkStart w:id="238" w:name="sec-R6"/>
     <w:p>
       <w:pPr>
         <w:pStyle w:val="Heading3"/>
       </w:pPr>
       <w:r>
-        <w:t xml:space="preserve">33.5</w:t>
-      </w:r>
-      <w:r>
-        <w:t xml:space="preserve"> </w:t>
-      </w:r>
-      <w:hyperlink r:id="rId235">
+        <w:t xml:space="preserve">34.5</w:t>
+      </w:r>
+      <w:r>
+        <w:t xml:space="preserve"> </w:t>
+      </w:r>
+      <w:hyperlink r:id="rId237">
         <w:r>
           <w:rPr>
             <w:rStyle w:val="VerbatimChar"/>
@@ -32042,7 +32260,7 @@
       <w:pPr>
         <w:pStyle w:val="FirstParagraph"/>
       </w:pPr>
-      <w:hyperlink r:id="rId235">
+      <w:hyperlink r:id="rId237">
         <w:r>
           <w:rPr>
             <w:rStyle w:val="VerbatimChar"/>
@@ -32063,19 +32281,19 @@
         <w:t xml:space="preserve">Unlike S3 or S4, R6 classes support mutable state and inheritance in a style familiar from Python or Java.</w:t>
       </w:r>
     </w:p>
-    <w:bookmarkEnd w:id="236"/>
-    <w:bookmarkStart w:id="238" w:name="sec-cpp11"/>
+    <w:bookmarkEnd w:id="238"/>
+    <w:bookmarkStart w:id="240" w:name="sec-cpp11"/>
     <w:p>
       <w:pPr>
         <w:pStyle w:val="Heading3"/>
       </w:pPr>
       <w:r>
-        <w:t xml:space="preserve">33.6</w:t>
-      </w:r>
-      <w:r>
-        <w:t xml:space="preserve"> </w:t>
-      </w:r>
-      <w:hyperlink r:id="rId237">
+        <w:t xml:space="preserve">34.6</w:t>
+      </w:r>
+      <w:r>
+        <w:t xml:space="preserve"> </w:t>
+      </w:r>
+      <w:hyperlink r:id="rId239">
         <w:r>
           <w:rPr>
             <w:rStyle w:val="VerbatimChar"/>
@@ -32088,7 +32306,7 @@
       <w:pPr>
         <w:pStyle w:val="FirstParagraph"/>
       </w:pPr>
-      <w:hyperlink r:id="rId237">
+      <w:hyperlink r:id="rId239">
         <w:r>
           <w:rPr>
             <w:rStyle w:val="VerbatimChar"/>
@@ -32127,29 +32345,29 @@
         <w:t xml:space="preserve">designed to simplify writing and debugging C++ extensions for R.</w:t>
       </w:r>
     </w:p>
-    <w:bookmarkEnd w:id="238"/>
-    <w:bookmarkEnd w:id="239"/>
-    <w:bookmarkStart w:id="248" w:name="system-and-process"/>
+    <w:bookmarkEnd w:id="240"/>
+    <w:bookmarkEnd w:id="241"/>
+    <w:bookmarkStart w:id="250" w:name="system-and-process"/>
     <w:p>
       <w:pPr>
         <w:pStyle w:val="Heading2"/>
       </w:pPr>
       <w:r>
-        <w:t xml:space="preserve">34 System and Process</w:t>
-      </w:r>
-    </w:p>
-    <w:bookmarkStart w:id="241" w:name="sec-fs"/>
+        <w:t xml:space="preserve">35 System and Process</w:t>
+      </w:r>
+    </w:p>
+    <w:bookmarkStart w:id="243" w:name="sec-fs"/>
     <w:p>
       <w:pPr>
         <w:pStyle w:val="Heading3"/>
       </w:pPr>
       <w:r>
-        <w:t xml:space="preserve">34.1</w:t>
-      </w:r>
-      <w:r>
-        <w:t xml:space="preserve"> </w:t>
-      </w:r>
-      <w:hyperlink r:id="rId240">
+        <w:t xml:space="preserve">35.1</w:t>
+      </w:r>
+      <w:r>
+        <w:t xml:space="preserve"> </w:t>
+      </w:r>
+      <w:hyperlink r:id="rId242">
         <w:r>
           <w:rPr>
             <w:rStyle w:val="VerbatimChar"/>
@@ -32162,7 +32380,7 @@
       <w:pPr>
         <w:pStyle w:val="FirstParagraph"/>
       </w:pPr>
-      <w:hyperlink r:id="rId240">
+      <w:hyperlink r:id="rId242">
         <w:r>
           <w:rPr>
             <w:rStyle w:val="VerbatimChar"/>
@@ -32234,19 +32452,19 @@
         <w:t xml:space="preserve">functions that always return character vectors.</w:t>
       </w:r>
     </w:p>
-    <w:bookmarkEnd w:id="241"/>
-    <w:bookmarkStart w:id="243" w:name="sec-processx"/>
+    <w:bookmarkEnd w:id="243"/>
+    <w:bookmarkStart w:id="245" w:name="sec-processx"/>
     <w:p>
       <w:pPr>
         <w:pStyle w:val="Heading3"/>
       </w:pPr>
       <w:r>
-        <w:t xml:space="preserve">34.2</w:t>
-      </w:r>
-      <w:r>
-        <w:t xml:space="preserve"> </w:t>
-      </w:r>
-      <w:hyperlink r:id="rId242">
+        <w:t xml:space="preserve">35.2</w:t>
+      </w:r>
+      <w:r>
+        <w:t xml:space="preserve"> </w:t>
+      </w:r>
+      <w:hyperlink r:id="rId244">
         <w:r>
           <w:rPr>
             <w:rStyle w:val="VerbatimChar"/>
@@ -32259,7 +32477,7 @@
       <w:pPr>
         <w:pStyle w:val="FirstParagraph"/>
       </w:pPr>
-      <w:hyperlink r:id="rId242">
+      <w:hyperlink r:id="rId244">
         <w:r>
           <w:rPr>
             <w:rStyle w:val="VerbatimChar"/>
@@ -32310,19 +32528,19 @@
         <w:t xml:space="preserve">.</w:t>
       </w:r>
     </w:p>
-    <w:bookmarkEnd w:id="243"/>
-    <w:bookmarkStart w:id="245" w:name="sec-callr"/>
+    <w:bookmarkEnd w:id="245"/>
+    <w:bookmarkStart w:id="247" w:name="sec-callr"/>
     <w:p>
       <w:pPr>
         <w:pStyle w:val="Heading3"/>
       </w:pPr>
       <w:r>
-        <w:t xml:space="preserve">34.3</w:t>
-      </w:r>
-      <w:r>
-        <w:t xml:space="preserve"> </w:t>
-      </w:r>
-      <w:hyperlink r:id="rId244">
+        <w:t xml:space="preserve">35.3</w:t>
+      </w:r>
+      <w:r>
+        <w:t xml:space="preserve"> </w:t>
+      </w:r>
+      <w:hyperlink r:id="rId246">
         <w:r>
           <w:rPr>
             <w:rStyle w:val="VerbatimChar"/>
@@ -32335,7 +32553,7 @@
       <w:pPr>
         <w:pStyle w:val="FirstParagraph"/>
       </w:pPr>
-      <w:hyperlink r:id="rId244">
+      <w:hyperlink r:id="rId246">
         <w:r>
           <w:rPr>
             <w:rStyle w:val="VerbatimChar"/>
@@ -32374,19 +32592,19 @@
         <w:t xml:space="preserve">.</w:t>
       </w:r>
     </w:p>
-    <w:bookmarkEnd w:id="245"/>
-    <w:bookmarkStart w:id="247" w:name="sec-ps"/>
+    <w:bookmarkEnd w:id="247"/>
+    <w:bookmarkStart w:id="249" w:name="sec-ps"/>
     <w:p>
       <w:pPr>
         <w:pStyle w:val="Heading3"/>
       </w:pPr>
       <w:r>
-        <w:t xml:space="preserve">34.4</w:t>
-      </w:r>
-      <w:r>
-        <w:t xml:space="preserve"> </w:t>
-      </w:r>
-      <w:hyperlink r:id="rId246">
+        <w:t xml:space="preserve">35.4</w:t>
+      </w:r>
+      <w:r>
+        <w:t xml:space="preserve"> </w:t>
+      </w:r>
+      <w:hyperlink r:id="rId248">
         <w:r>
           <w:rPr>
             <w:rStyle w:val="VerbatimChar"/>
@@ -32399,7 +32617,7 @@
       <w:pPr>
         <w:pStyle w:val="FirstParagraph"/>
       </w:pPr>
-      <w:hyperlink r:id="rId246">
+      <w:hyperlink r:id="rId248">
         <w:r>
           <w:rPr>
             <w:rStyle w:val="VerbatimChar"/>
@@ -32453,29 +32671,29 @@
         <w:t xml:space="preserve">.</w:t>
       </w:r>
     </w:p>
-    <w:bookmarkEnd w:id="247"/>
-    <w:bookmarkEnd w:id="248"/>
-    <w:bookmarkStart w:id="257" w:name="http-and-web"/>
+    <w:bookmarkEnd w:id="249"/>
+    <w:bookmarkEnd w:id="250"/>
+    <w:bookmarkStart w:id="259" w:name="http-and-web"/>
     <w:p>
       <w:pPr>
         <w:pStyle w:val="Heading2"/>
       </w:pPr>
       <w:r>
-        <w:t xml:space="preserve">35 HTTP and Web</w:t>
-      </w:r>
-    </w:p>
-    <w:bookmarkStart w:id="250" w:name="sec-httr2"/>
+        <w:t xml:space="preserve">36 HTTP and Web</w:t>
+      </w:r>
+    </w:p>
+    <w:bookmarkStart w:id="252" w:name="sec-httr2"/>
     <w:p>
       <w:pPr>
         <w:pStyle w:val="Heading3"/>
       </w:pPr>
       <w:r>
-        <w:t xml:space="preserve">35.1</w:t>
-      </w:r>
-      <w:r>
-        <w:t xml:space="preserve"> </w:t>
-      </w:r>
-      <w:hyperlink r:id="rId249">
+        <w:t xml:space="preserve">36.1</w:t>
+      </w:r>
+      <w:r>
+        <w:t xml:space="preserve"> </w:t>
+      </w:r>
+      <w:hyperlink r:id="rId251">
         <w:r>
           <w:rPr>
             <w:rStyle w:val="VerbatimChar"/>
@@ -32488,7 +32706,7 @@
       <w:pPr>
         <w:pStyle w:val="FirstParagraph"/>
       </w:pPr>
-      <w:hyperlink r:id="rId249">
+      <w:hyperlink r:id="rId251">
         <w:r>
           <w:rPr>
             <w:rStyle w:val="VerbatimChar"/>
@@ -32536,19 +32754,19 @@
         <w:t xml:space="preserve">Preferred for new code.</w:t>
       </w:r>
     </w:p>
-    <w:bookmarkEnd w:id="250"/>
-    <w:bookmarkStart w:id="252" w:name="sec-httr"/>
+    <w:bookmarkEnd w:id="252"/>
+    <w:bookmarkStart w:id="254" w:name="sec-httr"/>
     <w:p>
       <w:pPr>
         <w:pStyle w:val="Heading3"/>
       </w:pPr>
       <w:r>
-        <w:t xml:space="preserve">35.2</w:t>
-      </w:r>
-      <w:r>
-        <w:t xml:space="preserve"> </w:t>
-      </w:r>
-      <w:hyperlink r:id="rId251">
+        <w:t xml:space="preserve">36.2</w:t>
+      </w:r>
+      <w:r>
+        <w:t xml:space="preserve"> </w:t>
+      </w:r>
+      <w:hyperlink r:id="rId253">
         <w:r>
           <w:rPr>
             <w:rStyle w:val="VerbatimChar"/>
@@ -32561,7 +32779,7 @@
       <w:pPr>
         <w:pStyle w:val="FirstParagraph"/>
       </w:pPr>
-      <w:hyperlink r:id="rId251">
+      <w:hyperlink r:id="rId253">
         <w:r>
           <w:rPr>
             <w:rStyle w:val="VerbatimChar"/>
@@ -32645,19 +32863,19 @@
         <w:t xml:space="preserve">for new development.</w:t>
       </w:r>
     </w:p>
-    <w:bookmarkEnd w:id="252"/>
-    <w:bookmarkStart w:id="254" w:name="sec-gh"/>
+    <w:bookmarkEnd w:id="254"/>
+    <w:bookmarkStart w:id="256" w:name="sec-gh"/>
     <w:p>
       <w:pPr>
         <w:pStyle w:val="Heading3"/>
       </w:pPr>
       <w:r>
-        <w:t xml:space="preserve">35.3</w:t>
-      </w:r>
-      <w:r>
-        <w:t xml:space="preserve"> </w:t>
-      </w:r>
-      <w:hyperlink r:id="rId253">
+        <w:t xml:space="preserve">36.3</w:t>
+      </w:r>
+      <w:r>
+        <w:t xml:space="preserve"> </w:t>
+      </w:r>
+      <w:hyperlink r:id="rId255">
         <w:r>
           <w:rPr>
             <w:rStyle w:val="VerbatimChar"/>
@@ -32670,7 +32888,7 @@
       <w:pPr>
         <w:pStyle w:val="FirstParagraph"/>
       </w:pPr>
-      <w:hyperlink r:id="rId253">
+      <w:hyperlink r:id="rId255">
         <w:r>
           <w:rPr>
             <w:rStyle w:val="VerbatimChar"/>
@@ -32706,19 +32924,19 @@
         <w:t xml:space="preserve">for GitHub operations.</w:t>
       </w:r>
     </w:p>
-    <w:bookmarkEnd w:id="254"/>
-    <w:bookmarkStart w:id="256" w:name="sec-gargle"/>
+    <w:bookmarkEnd w:id="256"/>
+    <w:bookmarkStart w:id="258" w:name="sec-gargle"/>
     <w:p>
       <w:pPr>
         <w:pStyle w:val="Heading3"/>
       </w:pPr>
       <w:r>
-        <w:t xml:space="preserve">35.4</w:t>
-      </w:r>
-      <w:r>
-        <w:t xml:space="preserve"> </w:t>
-      </w:r>
-      <w:hyperlink r:id="rId255">
+        <w:t xml:space="preserve">36.4</w:t>
+      </w:r>
+      <w:r>
+        <w:t xml:space="preserve"> </w:t>
+      </w:r>
+      <w:hyperlink r:id="rId257">
         <w:r>
           <w:rPr>
             <w:rStyle w:val="VerbatimChar"/>
@@ -32731,7 +32949,7 @@
       <w:pPr>
         <w:pStyle w:val="FirstParagraph"/>
       </w:pPr>
-      <w:hyperlink r:id="rId255">
+      <w:hyperlink r:id="rId257">
         <w:r>
           <w:rPr>
             <w:rStyle w:val="VerbatimChar"/>
@@ -32782,29 +33000,29 @@
         <w:t xml:space="preserve">, and other Google-backed R packages.</w:t>
       </w:r>
     </w:p>
-    <w:bookmarkEnd w:id="256"/>
-    <w:bookmarkEnd w:id="257"/>
-    <w:bookmarkStart w:id="279" w:name="utilities"/>
+    <w:bookmarkEnd w:id="258"/>
+    <w:bookmarkEnd w:id="259"/>
+    <w:bookmarkStart w:id="281" w:name="utilities"/>
     <w:p>
       <w:pPr>
         <w:pStyle w:val="Heading2"/>
       </w:pPr>
       <w:r>
-        <w:t xml:space="preserve">36 Utilities</w:t>
-      </w:r>
-    </w:p>
-    <w:bookmarkStart w:id="259" w:name="sec-here-pkg"/>
+        <w:t xml:space="preserve">37 Utilities</w:t>
+      </w:r>
+    </w:p>
+    <w:bookmarkStart w:id="261" w:name="sec-here-pkg"/>
     <w:p>
       <w:pPr>
         <w:pStyle w:val="Heading3"/>
       </w:pPr>
       <w:r>
-        <w:t xml:space="preserve">36.1</w:t>
-      </w:r>
-      <w:r>
-        <w:t xml:space="preserve"> </w:t>
-      </w:r>
-      <w:hyperlink r:id="rId258">
+        <w:t xml:space="preserve">37.1</w:t>
+      </w:r>
+      <w:r>
+        <w:t xml:space="preserve"> </w:t>
+      </w:r>
+      <w:hyperlink r:id="rId260">
         <w:r>
           <w:rPr>
             <w:rStyle w:val="VerbatimChar"/>
@@ -32817,7 +33035,7 @@
       <w:pPr>
         <w:pStyle w:val="FirstParagraph"/>
       </w:pPr>
-      <w:hyperlink r:id="rId258">
+      <w:hyperlink r:id="rId260">
         <w:r>
           <w:rPr>
             <w:rStyle w:val="VerbatimChar"/>
@@ -32866,21 +33084,21 @@
           <w:rPr>
             <w:rStyle w:val="Hyperlink"/>
           </w:rPr>
-          <w:t xml:space="preserve">Section 28</w:t>
+          <w:t xml:space="preserve">Section 29</w:t>
         </w:r>
       </w:hyperlink>
       <w:r>
         <w:t xml:space="preserve">).</w:t>
       </w:r>
     </w:p>
-    <w:bookmarkEnd w:id="259"/>
-    <w:bookmarkStart w:id="260" w:name="sec-memoise"/>
+    <w:bookmarkEnd w:id="261"/>
+    <w:bookmarkStart w:id="262" w:name="sec-memoise"/>
     <w:p>
       <w:pPr>
         <w:pStyle w:val="Heading3"/>
       </w:pPr>
       <w:r>
-        <w:t xml:space="preserve">36.2</w:t>
+        <w:t xml:space="preserve">37.2</w:t>
       </w:r>
       <w:r>
         <w:t xml:space="preserve"> </w:t>
@@ -33141,19 +33359,19 @@
         <w:t xml:space="preserve">silently collapsing random variability by returning stale cached draws.</w:t>
       </w:r>
     </w:p>
-    <w:bookmarkEnd w:id="260"/>
-    <w:bookmarkStart w:id="263" w:name="sec-scales"/>
+    <w:bookmarkEnd w:id="262"/>
+    <w:bookmarkStart w:id="265" w:name="sec-scales"/>
     <w:p>
       <w:pPr>
         <w:pStyle w:val="Heading3"/>
       </w:pPr>
       <w:r>
-        <w:t xml:space="preserve">36.3</w:t>
-      </w:r>
-      <w:r>
-        <w:t xml:space="preserve"> </w:t>
-      </w:r>
-      <w:hyperlink r:id="rId261">
+        <w:t xml:space="preserve">37.3</w:t>
+      </w:r>
+      <w:r>
+        <w:t xml:space="preserve"> </w:t>
+      </w:r>
+      <w:hyperlink r:id="rId263">
         <w:r>
           <w:rPr>
             <w:rStyle w:val="VerbatimChar"/>
@@ -33166,7 +33384,7 @@
       <w:pPr>
         <w:pStyle w:val="FirstParagraph"/>
       </w:pPr>
-      <w:hyperlink r:id="rId261">
+      <w:hyperlink r:id="rId263">
         <w:r>
           <w:rPr>
             <w:rStyle w:val="VerbatimChar"/>
@@ -33195,7 +33413,7 @@
       <w:r>
         <w:t xml:space="preserve"> </w:t>
       </w:r>
-      <w:hyperlink r:id="rId262">
+      <w:hyperlink r:id="rId264">
         <w:r>
           <w:rPr>
             <w:rStyle w:val="VerbatimChar"/>
@@ -33207,19 +33425,19 @@
         <w:t xml:space="preserve">.</w:t>
       </w:r>
     </w:p>
-    <w:bookmarkEnd w:id="263"/>
-    <w:bookmarkStart w:id="265" w:name="sec-sessioninfo"/>
+    <w:bookmarkEnd w:id="265"/>
+    <w:bookmarkStart w:id="267" w:name="sec-sessioninfo"/>
     <w:p>
       <w:pPr>
         <w:pStyle w:val="Heading3"/>
       </w:pPr>
       <w:r>
-        <w:t xml:space="preserve">36.4</w:t>
-      </w:r>
-      <w:r>
-        <w:t xml:space="preserve"> </w:t>
-      </w:r>
-      <w:hyperlink r:id="rId264">
+        <w:t xml:space="preserve">37.4</w:t>
+      </w:r>
+      <w:r>
+        <w:t xml:space="preserve"> </w:t>
+      </w:r>
+      <w:hyperlink r:id="rId266">
         <w:r>
           <w:rPr>
             <w:rStyle w:val="VerbatimChar"/>
@@ -33232,7 +33450,7 @@
       <w:pPr>
         <w:pStyle w:val="FirstParagraph"/>
       </w:pPr>
-      <w:hyperlink r:id="rId264">
+      <w:hyperlink r:id="rId266">
         <w:r>
           <w:rPr>
             <w:rStyle w:val="VerbatimChar"/>
@@ -33271,19 +33489,19 @@
         <w:t xml:space="preserve">.</w:t>
       </w:r>
     </w:p>
-    <w:bookmarkEnd w:id="265"/>
-    <w:bookmarkStart w:id="267" w:name="sec-downlit"/>
+    <w:bookmarkEnd w:id="267"/>
+    <w:bookmarkStart w:id="269" w:name="sec-downlit"/>
     <w:p>
       <w:pPr>
         <w:pStyle w:val="Heading3"/>
       </w:pPr>
       <w:r>
-        <w:t xml:space="preserve">36.5</w:t>
-      </w:r>
-      <w:r>
-        <w:t xml:space="preserve"> </w:t>
-      </w:r>
-      <w:hyperlink r:id="rId266">
+        <w:t xml:space="preserve">37.5</w:t>
+      </w:r>
+      <w:r>
+        <w:t xml:space="preserve"> </w:t>
+      </w:r>
+      <w:hyperlink r:id="rId268">
         <w:r>
           <w:rPr>
             <w:rStyle w:val="VerbatimChar"/>
@@ -33296,7 +33514,7 @@
       <w:pPr>
         <w:pStyle w:val="FirstParagraph"/>
       </w:pPr>
-      <w:hyperlink r:id="rId266">
+      <w:hyperlink r:id="rId268">
         <w:r>
           <w:rPr>
             <w:rStyle w:val="VerbatimChar"/>
@@ -33338,19 +33556,19 @@
         <w:t xml:space="preserve">and Quarto for rendering R code in documentation websites.</w:t>
       </w:r>
     </w:p>
-    <w:bookmarkEnd w:id="267"/>
-    <w:bookmarkStart w:id="269" w:name="sec-prettyunits"/>
+    <w:bookmarkEnd w:id="269"/>
+    <w:bookmarkStart w:id="271" w:name="sec-prettyunits"/>
     <w:p>
       <w:pPr>
         <w:pStyle w:val="Heading3"/>
       </w:pPr>
       <w:r>
-        <w:t xml:space="preserve">36.6</w:t>
-      </w:r>
-      <w:r>
-        <w:t xml:space="preserve"> </w:t>
-      </w:r>
-      <w:hyperlink r:id="rId268">
+        <w:t xml:space="preserve">37.6</w:t>
+      </w:r>
+      <w:r>
+        <w:t xml:space="preserve"> </w:t>
+      </w:r>
+      <w:hyperlink r:id="rId270">
         <w:r>
           <w:rPr>
             <w:rStyle w:val="VerbatimChar"/>
@@ -33363,7 +33581,7 @@
       <w:pPr>
         <w:pStyle w:val="FirstParagraph"/>
       </w:pPr>
-      <w:hyperlink r:id="rId268">
+      <w:hyperlink r:id="rId270">
         <w:r>
           <w:rPr>
             <w:rStyle w:val="VerbatimChar"/>
@@ -33414,19 +33632,19 @@
         <w:t xml:space="preserve">, and progress-reporting packages.</w:t>
       </w:r>
     </w:p>
-    <w:bookmarkEnd w:id="269"/>
-    <w:bookmarkStart w:id="271" w:name="sec-lobstr"/>
+    <w:bookmarkEnd w:id="271"/>
+    <w:bookmarkStart w:id="273" w:name="sec-lobstr"/>
     <w:p>
       <w:pPr>
         <w:pStyle w:val="Heading3"/>
       </w:pPr>
       <w:r>
-        <w:t xml:space="preserve">36.7</w:t>
-      </w:r>
-      <w:r>
-        <w:t xml:space="preserve"> </w:t>
-      </w:r>
-      <w:hyperlink r:id="rId270">
+        <w:t xml:space="preserve">37.7</w:t>
+      </w:r>
+      <w:r>
+        <w:t xml:space="preserve"> </w:t>
+      </w:r>
+      <w:hyperlink r:id="rId272">
         <w:r>
           <w:rPr>
             <w:rStyle w:val="VerbatimChar"/>
@@ -33439,7 +33657,7 @@
       <w:pPr>
         <w:pStyle w:val="FirstParagraph"/>
       </w:pPr>
-      <w:hyperlink r:id="rId270">
+      <w:hyperlink r:id="rId272">
         <w:r>
           <w:rPr>
             <w:rStyle w:val="VerbatimChar"/>
@@ -33499,19 +33717,19 @@
         <w:t xml:space="preserve">It is a useful learning and debugging tool.</w:t>
       </w:r>
     </w:p>
-    <w:bookmarkEnd w:id="271"/>
-    <w:bookmarkStart w:id="273" w:name="sec-crayon"/>
+    <w:bookmarkEnd w:id="273"/>
+    <w:bookmarkStart w:id="275" w:name="sec-crayon"/>
     <w:p>
       <w:pPr>
         <w:pStyle w:val="Heading3"/>
       </w:pPr>
       <w:r>
-        <w:t xml:space="preserve">36.8</w:t>
-      </w:r>
-      <w:r>
-        <w:t xml:space="preserve"> </w:t>
-      </w:r>
-      <w:hyperlink r:id="rId272">
+        <w:t xml:space="preserve">37.8</w:t>
+      </w:r>
+      <w:r>
+        <w:t xml:space="preserve"> </w:t>
+      </w:r>
+      <w:hyperlink r:id="rId274">
         <w:r>
           <w:rPr>
             <w:rStyle w:val="VerbatimChar"/>
@@ -33524,7 +33742,7 @@
       <w:pPr>
         <w:pStyle w:val="FirstParagraph"/>
       </w:pPr>
-      <w:hyperlink r:id="rId272">
+      <w:hyperlink r:id="rId274">
         <w:r>
           <w:rPr>
             <w:rStyle w:val="VerbatimChar"/>
@@ -33560,19 +33778,19 @@
         <w:t xml:space="preserve">but remains widely used in older code and packages.</w:t>
       </w:r>
     </w:p>
-    <w:bookmarkEnd w:id="273"/>
-    <w:bookmarkStart w:id="275" w:name="sec-styler"/>
+    <w:bookmarkEnd w:id="275"/>
+    <w:bookmarkStart w:id="277" w:name="sec-styler"/>
     <w:p>
       <w:pPr>
         <w:pStyle w:val="Heading3"/>
       </w:pPr>
       <w:r>
-        <w:t xml:space="preserve">36.9</w:t>
-      </w:r>
-      <w:r>
-        <w:t xml:space="preserve"> </w:t>
-      </w:r>
-      <w:hyperlink r:id="rId274">
+        <w:t xml:space="preserve">37.9</w:t>
+      </w:r>
+      <w:r>
+        <w:t xml:space="preserve"> </w:t>
+      </w:r>
+      <w:hyperlink r:id="rId276">
         <w:r>
           <w:rPr>
             <w:rStyle w:val="VerbatimChar"/>
@@ -33585,7 +33803,7 @@
       <w:pPr>
         <w:pStyle w:val="FirstParagraph"/>
       </w:pPr>
-      <w:hyperlink r:id="rId274">
+      <w:hyperlink r:id="rId276">
         <w:r>
           <w:rPr>
             <w:rStyle w:val="VerbatimChar"/>
@@ -33635,19 +33853,19 @@
         <w:t xml:space="preserve">for more details.</w:t>
       </w:r>
     </w:p>
-    <w:bookmarkEnd w:id="275"/>
-    <w:bookmarkStart w:id="278" w:name="sec-rex"/>
+    <w:bookmarkEnd w:id="277"/>
+    <w:bookmarkStart w:id="280" w:name="sec-rex"/>
     <w:p>
       <w:pPr>
         <w:pStyle w:val="Heading3"/>
       </w:pPr>
       <w:r>
-        <w:t xml:space="preserve">36.10</w:t>
-      </w:r>
-      <w:r>
-        <w:t xml:space="preserve"> </w:t>
-      </w:r>
-      <w:hyperlink r:id="rId276">
+        <w:t xml:space="preserve">37.10</w:t>
+      </w:r>
+      <w:r>
+        <w:t xml:space="preserve"> </w:t>
+      </w:r>
+      <w:hyperlink r:id="rId278">
         <w:r>
           <w:rPr>
             <w:rStyle w:val="VerbatimChar"/>
@@ -33660,7 +33878,7 @@
       <w:pPr>
         <w:pStyle w:val="FirstParagraph"/>
       </w:pPr>
-      <w:hyperlink r:id="rId276">
+      <w:hyperlink r:id="rId278">
         <w:r>
           <w:rPr>
             <w:rStyle w:val="VerbatimChar"/>
@@ -33763,7 +33981,7 @@
         <w:pStyle w:val="Compact"/>
         <w:numPr>
           <w:ilvl w:val="0"/>
-          <w:numId w:val="1061"/>
+          <w:numId w:val="1062"/>
         </w:numPr>
       </w:pPr>
       <w:r>
@@ -33817,7 +34035,7 @@
         <w:pStyle w:val="Compact"/>
         <w:numPr>
           <w:ilvl w:val="0"/>
-          <w:numId w:val="1061"/>
+          <w:numId w:val="1062"/>
         </w:numPr>
       </w:pPr>
       <w:r>
@@ -33889,7 +34107,7 @@
         <w:pStyle w:val="Compact"/>
         <w:numPr>
           <w:ilvl w:val="0"/>
-          <w:numId w:val="1061"/>
+          <w:numId w:val="1062"/>
         </w:numPr>
       </w:pPr>
       <w:r>
@@ -33937,7 +34155,7 @@
       <w:r>
         <w:t xml:space="preserve"> </w:t>
       </w:r>
-      <w:hyperlink r:id="rId277">
+      <w:hyperlink r:id="rId279">
         <w:r>
           <w:rPr>
             <w:rStyle w:val="VerbatimChar"/>
@@ -33952,29 +34170,29 @@
         <w:t xml:space="preserve">functions.</w:t>
       </w:r>
     </w:p>
-    <w:bookmarkEnd w:id="278"/>
-    <w:bookmarkEnd w:id="279"/>
-    <w:bookmarkStart w:id="282" w:name="github-actions"/>
+    <w:bookmarkEnd w:id="280"/>
+    <w:bookmarkEnd w:id="281"/>
+    <w:bookmarkStart w:id="284" w:name="github-actions"/>
     <w:p>
       <w:pPr>
         <w:pStyle w:val="Heading2"/>
       </w:pPr>
       <w:r>
-        <w:t xml:space="preserve">37 GitHub Actions</w:t>
-      </w:r>
-    </w:p>
-    <w:bookmarkStart w:id="281" w:name="sec-r-lib-actions"/>
+        <w:t xml:space="preserve">38 GitHub Actions</w:t>
+      </w:r>
+    </w:p>
+    <w:bookmarkStart w:id="283" w:name="sec-r-lib-actions"/>
     <w:p>
       <w:pPr>
         <w:pStyle w:val="Heading3"/>
       </w:pPr>
       <w:r>
-        <w:t xml:space="preserve">37.1</w:t>
-      </w:r>
-      <w:r>
-        <w:t xml:space="preserve"> </w:t>
-      </w:r>
-      <w:hyperlink r:id="rId280">
+        <w:t xml:space="preserve">38.1</w:t>
+      </w:r>
+      <w:r>
+        <w:t xml:space="preserve"> </w:t>
+      </w:r>
+      <w:hyperlink r:id="rId282">
         <w:r>
           <w:rPr>
             <w:rStyle w:val="Hyperlink"/>
@@ -33993,7 +34211,7 @@
       <w:r>
         <w:t xml:space="preserve"> </w:t>
       </w:r>
-      <w:hyperlink r:id="rId280">
+      <w:hyperlink r:id="rId282">
         <w:r>
           <w:rPr>
             <w:rStyle w:val="VerbatimChar"/>
@@ -34025,7 +34243,7 @@
         <w:pStyle w:val="Compact"/>
         <w:numPr>
           <w:ilvl w:val="0"/>
-          <w:numId w:val="1062"/>
+          <w:numId w:val="1063"/>
         </w:numPr>
       </w:pPr>
       <w:r>
@@ -34046,7 +34264,7 @@
         <w:pStyle w:val="Compact"/>
         <w:numPr>
           <w:ilvl w:val="0"/>
-          <w:numId w:val="1062"/>
+          <w:numId w:val="1063"/>
         </w:numPr>
       </w:pPr>
       <w:r>
@@ -34082,7 +34300,7 @@
         <w:pStyle w:val="Compact"/>
         <w:numPr>
           <w:ilvl w:val="0"/>
-          <w:numId w:val="1062"/>
+          <w:numId w:val="1063"/>
         </w:numPr>
       </w:pPr>
       <w:r>
@@ -34112,7 +34330,7 @@
         <w:pStyle w:val="Compact"/>
         <w:numPr>
           <w:ilvl w:val="0"/>
-          <w:numId w:val="1062"/>
+          <w:numId w:val="1063"/>
         </w:numPr>
       </w:pPr>
       <w:r>
@@ -34136,15 +34354,15 @@
         <w:t xml:space="preserve">These actions are widely used across R packages hosted on GitHub.</w:t>
       </w:r>
     </w:p>
-    <w:bookmarkEnd w:id="281"/>
-    <w:bookmarkEnd w:id="282"/>
-    <w:bookmarkStart w:id="285" w:name="sec-tidyverse"/>
+    <w:bookmarkEnd w:id="283"/>
+    <w:bookmarkEnd w:id="284"/>
+    <w:bookmarkStart w:id="287" w:name="sec-tidyverse"/>
     <w:p>
       <w:pPr>
         <w:pStyle w:val="Heading2"/>
       </w:pPr>
       <w:r>
-        <w:t xml:space="preserve">38 Tidyverse</w:t>
+        <w:t xml:space="preserve">39 Tidyverse</w:t>
       </w:r>
     </w:p>
     <w:p>
@@ -34187,7 +34405,7 @@
       <w:r>
         <w:t xml:space="preserve"> </w:t>
       </w:r>
-      <w:hyperlink r:id="rId283">
+      <w:hyperlink r:id="rId285">
         <w:r>
           <w:rPr>
             <w:rStyle w:val="Hyperlink"/>
@@ -34222,7 +34440,7 @@
       <w:r>
         <w:t xml:space="preserve"> </w:t>
       </w:r>
-      <w:hyperlink r:id="rId284">
+      <w:hyperlink r:id="rId286">
         <w:r>
           <w:rPr>
             <w:rStyle w:val="VerbatimChar"/>
@@ -34266,14 +34484,14 @@
         <w:t xml:space="preserve">which leans heavily on many Tidyverse packages and may be worth checking out.</w:t>
       </w:r>
     </w:p>
-    <w:bookmarkEnd w:id="285"/>
-    <w:bookmarkStart w:id="304" w:name="core-tidyverse-packages"/>
+    <w:bookmarkEnd w:id="287"/>
+    <w:bookmarkStart w:id="306" w:name="core-tidyverse-packages"/>
     <w:p>
       <w:pPr>
         <w:pStyle w:val="Heading2"/>
       </w:pPr>
       <w:r>
-        <w:t xml:space="preserve">39 Core Tidyverse Packages</w:t>
+        <w:t xml:space="preserve">40 Core Tidyverse Packages</w:t>
       </w:r>
     </w:p>
     <w:p>
@@ -34286,7 +34504,7 @@
       <w:r>
         <w:t xml:space="preserve"> </w:t>
       </w:r>
-      <w:hyperlink r:id="rId286">
+      <w:hyperlink r:id="rId288">
         <w:r>
           <w:rPr>
             <w:rStyle w:val="Hyperlink"/>
@@ -34337,18 +34555,18 @@
         <w:t xml:space="preserve">:</w:t>
       </w:r>
     </w:p>
-    <w:bookmarkStart w:id="287" w:name="sec-ggplot2"/>
+    <w:bookmarkStart w:id="289" w:name="sec-ggplot2"/>
     <w:p>
       <w:pPr>
         <w:pStyle w:val="Heading3"/>
       </w:pPr>
       <w:r>
-        <w:t xml:space="preserve">39.1</w:t>
-      </w:r>
-      <w:r>
-        <w:t xml:space="preserve"> </w:t>
-      </w:r>
-      <w:hyperlink r:id="rId262">
+        <w:t xml:space="preserve">40.1</w:t>
+      </w:r>
+      <w:r>
+        <w:t xml:space="preserve"> </w:t>
+      </w:r>
+      <w:hyperlink r:id="rId264">
         <w:r>
           <w:rPr>
             <w:rStyle w:val="Hyperlink"/>
@@ -34361,7 +34579,7 @@
       <w:pPr>
         <w:pStyle w:val="FirstParagraph"/>
       </w:pPr>
-      <w:hyperlink r:id="rId262">
+      <w:hyperlink r:id="rId264">
         <w:r>
           <w:rPr>
             <w:rStyle w:val="VerbatimChar"/>
@@ -34400,19 +34618,19 @@
         <w:t xml:space="preserve">and it takes care of the details.</w:t>
       </w:r>
     </w:p>
-    <w:bookmarkEnd w:id="287"/>
-    <w:bookmarkStart w:id="289" w:name="sec-dplyr"/>
+    <w:bookmarkEnd w:id="289"/>
+    <w:bookmarkStart w:id="291" w:name="sec-dplyr"/>
     <w:p>
       <w:pPr>
         <w:pStyle w:val="Heading3"/>
       </w:pPr>
       <w:r>
-        <w:t xml:space="preserve">39.2</w:t>
-      </w:r>
-      <w:r>
-        <w:t xml:space="preserve"> </w:t>
-      </w:r>
-      <w:hyperlink r:id="rId288">
+        <w:t xml:space="preserve">40.2</w:t>
+      </w:r>
+      <w:r>
+        <w:t xml:space="preserve"> </w:t>
+      </w:r>
+      <w:hyperlink r:id="rId290">
         <w:r>
           <w:rPr>
             <w:rStyle w:val="Hyperlink"/>
@@ -34425,7 +34643,7 @@
       <w:pPr>
         <w:pStyle w:val="FirstParagraph"/>
       </w:pPr>
-      <w:hyperlink r:id="rId288">
+      <w:hyperlink r:id="rId290">
         <w:r>
           <w:rPr>
             <w:rStyle w:val="VerbatimChar"/>
@@ -34512,19 +34730,19 @@
         <w:t xml:space="preserve">.</w:t>
       </w:r>
     </w:p>
-    <w:bookmarkEnd w:id="289"/>
-    <w:bookmarkStart w:id="292" w:name="sec-tidyr"/>
+    <w:bookmarkEnd w:id="291"/>
+    <w:bookmarkStart w:id="294" w:name="sec-tidyr"/>
     <w:p>
       <w:pPr>
         <w:pStyle w:val="Heading3"/>
       </w:pPr>
       <w:r>
-        <w:t xml:space="preserve">39.3</w:t>
-      </w:r>
-      <w:r>
-        <w:t xml:space="preserve"> </w:t>
-      </w:r>
-      <w:hyperlink r:id="rId290">
+        <w:t xml:space="preserve">40.3</w:t>
+      </w:r>
+      <w:r>
+        <w:t xml:space="preserve"> </w:t>
+      </w:r>
+      <w:hyperlink r:id="rId292">
         <w:r>
           <w:rPr>
             <w:rStyle w:val="Hyperlink"/>
@@ -34537,7 +34755,7 @@
       <w:pPr>
         <w:pStyle w:val="FirstParagraph"/>
       </w:pPr>
-      <w:hyperlink r:id="rId290">
+      <w:hyperlink r:id="rId292">
         <w:r>
           <w:rPr>
             <w:rStyle w:val="VerbatimChar"/>
@@ -34618,7 +34836,7 @@
         <w:t xml:space="preserve">.</w:t>
       </w:r>
     </w:p>
-    <w:bookmarkStart w:id="291" w:name="when-to-use-dplyr-vs-tidyr"/>
+    <w:bookmarkStart w:id="293" w:name="when-to-use-dplyr-vs-tidyr"/>
     <w:p>
       <w:pPr>
         <w:pStyle w:val="Heading4"/>
@@ -34637,7 +34855,7 @@
       <w:r>
         <w:t xml:space="preserve"> </w:t>
       </w:r>
-      <w:hyperlink r:id="rId288">
+      <w:hyperlink r:id="rId290">
         <w:r>
           <w:rPr>
             <w:rStyle w:val="VerbatimChar"/>
@@ -34654,7 +34872,7 @@
       <w:r>
         <w:t xml:space="preserve"> </w:t>
       </w:r>
-      <w:hyperlink r:id="rId290">
+      <w:hyperlink r:id="rId292">
         <w:r>
           <w:rPr>
             <w:rStyle w:val="VerbatimChar"/>
@@ -34679,7 +34897,7 @@
       <w:pPr>
         <w:numPr>
           <w:ilvl w:val="0"/>
-          <w:numId w:val="1063"/>
+          <w:numId w:val="1064"/>
         </w:numPr>
       </w:pPr>
       <w:r>
@@ -34712,7 +34930,7 @@
       <w:pPr>
         <w:numPr>
           <w:ilvl w:val="0"/>
-          <w:numId w:val="1063"/>
+          <w:numId w:val="1064"/>
         </w:numPr>
       </w:pPr>
       <w:r>
@@ -34830,20 +35048,20 @@
         <w:t xml:space="preserve">then use dplyr to manipulate and analyze it.</w:t>
       </w:r>
     </w:p>
-    <w:bookmarkEnd w:id="291"/>
-    <w:bookmarkEnd w:id="292"/>
-    <w:bookmarkStart w:id="294" w:name="sec-readr"/>
+    <w:bookmarkEnd w:id="293"/>
+    <w:bookmarkEnd w:id="294"/>
+    <w:bookmarkStart w:id="296" w:name="sec-readr"/>
     <w:p>
       <w:pPr>
         <w:pStyle w:val="Heading3"/>
       </w:pPr>
       <w:r>
-        <w:t xml:space="preserve">39.4</w:t>
-      </w:r>
-      <w:r>
-        <w:t xml:space="preserve"> </w:t>
-      </w:r>
-      <w:hyperlink r:id="rId293">
+        <w:t xml:space="preserve">40.4</w:t>
+      </w:r>
+      <w:r>
+        <w:t xml:space="preserve"> </w:t>
+      </w:r>
+      <w:hyperlink r:id="rId295">
         <w:r>
           <w:rPr>
             <w:rStyle w:val="Hyperlink"/>
@@ -34856,7 +35074,7 @@
       <w:pPr>
         <w:pStyle w:val="FirstParagraph"/>
       </w:pPr>
-      <w:hyperlink r:id="rId293">
+      <w:hyperlink r:id="rId295">
         <w:r>
           <w:rPr>
             <w:rStyle w:val="VerbatimChar"/>
@@ -34889,14 +35107,14 @@
         <w:t xml:space="preserve">while still cleanly failing when data unexpectedly changes.</w:t>
       </w:r>
     </w:p>
-    <w:bookmarkEnd w:id="294"/>
-    <w:bookmarkStart w:id="296" w:name="sec-purrr"/>
+    <w:bookmarkEnd w:id="296"/>
+    <w:bookmarkStart w:id="298" w:name="sec-purrr"/>
     <w:p>
       <w:pPr>
         <w:pStyle w:val="Heading3"/>
       </w:pPr>
       <w:r>
-        <w:t xml:space="preserve">39.5</w:t>
+        <w:t xml:space="preserve">40.5</w:t>
       </w:r>
       <w:r>
         <w:t xml:space="preserve"> </w:t>
@@ -34931,7 +35149,7 @@
       <w:r>
         <w:t xml:space="preserve"> </w:t>
       </w:r>
-      <w:hyperlink r:id="rId295">
+      <w:hyperlink r:id="rId297">
         <w:r>
           <w:rPr>
             <w:rStyle w:val="Hyperlink"/>
@@ -34987,19 +35205,19 @@
         <w:t xml:space="preserve">for more details on using purrr.</w:t>
       </w:r>
     </w:p>
-    <w:bookmarkEnd w:id="296"/>
-    <w:bookmarkStart w:id="298" w:name="sec-tibble"/>
+    <w:bookmarkEnd w:id="298"/>
+    <w:bookmarkStart w:id="300" w:name="sec-tibble"/>
     <w:p>
       <w:pPr>
         <w:pStyle w:val="Heading3"/>
       </w:pPr>
       <w:r>
-        <w:t xml:space="preserve">39.6</w:t>
-      </w:r>
-      <w:r>
-        <w:t xml:space="preserve"> </w:t>
-      </w:r>
-      <w:hyperlink r:id="rId297">
+        <w:t xml:space="preserve">40.6</w:t>
+      </w:r>
+      <w:r>
+        <w:t xml:space="preserve"> </w:t>
+      </w:r>
+      <w:hyperlink r:id="rId299">
         <w:r>
           <w:rPr>
             <w:rStyle w:val="Hyperlink"/>
@@ -35012,7 +35230,7 @@
       <w:pPr>
         <w:pStyle w:val="FirstParagraph"/>
       </w:pPr>
-      <w:hyperlink r:id="rId297">
+      <w:hyperlink r:id="rId299">
         <w:r>
           <w:rPr>
             <w:rStyle w:val="VerbatimChar"/>
@@ -35057,19 +35275,19 @@
         <w:t xml:space="preserve">typically leading to cleaner, more expressive code.</w:t>
       </w:r>
     </w:p>
-    <w:bookmarkEnd w:id="298"/>
-    <w:bookmarkStart w:id="299" w:name="sec-stringr"/>
+    <w:bookmarkEnd w:id="300"/>
+    <w:bookmarkStart w:id="301" w:name="sec-stringr"/>
     <w:p>
       <w:pPr>
         <w:pStyle w:val="Heading3"/>
       </w:pPr>
       <w:r>
-        <w:t xml:space="preserve">39.7</w:t>
-      </w:r>
-      <w:r>
-        <w:t xml:space="preserve"> </w:t>
-      </w:r>
-      <w:hyperlink r:id="rId277">
+        <w:t xml:space="preserve">40.7</w:t>
+      </w:r>
+      <w:r>
+        <w:t xml:space="preserve"> </w:t>
+      </w:r>
+      <w:hyperlink r:id="rId279">
         <w:r>
           <w:rPr>
             <w:rStyle w:val="Hyperlink"/>
@@ -35082,7 +35300,7 @@
       <w:pPr>
         <w:pStyle w:val="FirstParagraph"/>
       </w:pPr>
-      <w:hyperlink r:id="rId277">
+      <w:hyperlink r:id="rId279">
         <w:r>
           <w:rPr>
             <w:rStyle w:val="VerbatimChar"/>
@@ -35121,19 +35339,19 @@
         <w:t xml:space="preserve">correct implementations of common string manipulations.</w:t>
       </w:r>
     </w:p>
-    <w:bookmarkEnd w:id="299"/>
-    <w:bookmarkStart w:id="301" w:name="sec-forcats"/>
+    <w:bookmarkEnd w:id="301"/>
+    <w:bookmarkStart w:id="303" w:name="sec-forcats"/>
     <w:p>
       <w:pPr>
         <w:pStyle w:val="Heading3"/>
       </w:pPr>
       <w:r>
-        <w:t xml:space="preserve">39.8</w:t>
-      </w:r>
-      <w:r>
-        <w:t xml:space="preserve"> </w:t>
-      </w:r>
-      <w:hyperlink r:id="rId300">
+        <w:t xml:space="preserve">40.8</w:t>
+      </w:r>
+      <w:r>
+        <w:t xml:space="preserve"> </w:t>
+      </w:r>
+      <w:hyperlink r:id="rId302">
         <w:r>
           <w:rPr>
             <w:rStyle w:val="Hyperlink"/>
@@ -35146,7 +35364,7 @@
       <w:pPr>
         <w:pStyle w:val="FirstParagraph"/>
       </w:pPr>
-      <w:hyperlink r:id="rId300">
+      <w:hyperlink r:id="rId302">
         <w:r>
           <w:rPr>
             <w:rStyle w:val="VerbatimChar"/>
@@ -35179,19 +35397,19 @@
         <w:t xml:space="preserve">variables that have a fixed and known set of possible values.</w:t>
       </w:r>
     </w:p>
-    <w:bookmarkEnd w:id="301"/>
-    <w:bookmarkStart w:id="303" w:name="sec-lubridate"/>
+    <w:bookmarkEnd w:id="303"/>
+    <w:bookmarkStart w:id="305" w:name="sec-lubridate"/>
     <w:p>
       <w:pPr>
         <w:pStyle w:val="Heading3"/>
       </w:pPr>
       <w:r>
-        <w:t xml:space="preserve">39.9</w:t>
-      </w:r>
-      <w:r>
-        <w:t xml:space="preserve"> </w:t>
-      </w:r>
-      <w:hyperlink r:id="rId302">
+        <w:t xml:space="preserve">40.9</w:t>
+      </w:r>
+      <w:r>
+        <w:t xml:space="preserve"> </w:t>
+      </w:r>
+      <w:hyperlink r:id="rId304">
         <w:r>
           <w:rPr>
             <w:rStyle w:val="Hyperlink"/>
@@ -35204,7 +35422,7 @@
       <w:pPr>
         <w:pStyle w:val="FirstParagraph"/>
       </w:pPr>
-      <w:hyperlink r:id="rId302">
+      <w:hyperlink r:id="rId304">
         <w:r>
           <w:rPr>
             <w:rStyle w:val="VerbatimChar"/>
@@ -35315,15 +35533,15 @@
         <w:t xml:space="preserve">for extracting components.</w:t>
       </w:r>
     </w:p>
-    <w:bookmarkEnd w:id="303"/>
-    <w:bookmarkEnd w:id="304"/>
-    <w:bookmarkStart w:id="306" w:name="base-r-to-tidyverse-translation"/>
+    <w:bookmarkEnd w:id="305"/>
+    <w:bookmarkEnd w:id="306"/>
+    <w:bookmarkStart w:id="308" w:name="base-r-to-tidyverse-translation"/>
     <w:p>
       <w:pPr>
         <w:pStyle w:val="Heading2"/>
       </w:pPr>
       <w:r>
-        <w:t xml:space="preserve">40 Base R to Tidyverse Translation</w:t>
+        <w:t xml:space="preserve">41 Base R to Tidyverse Translation</w:t>
       </w:r>
     </w:p>
     <w:p>
@@ -36232,7 +36450,7 @@
       <w:r>
         <w:t xml:space="preserve"> </w:t>
       </w:r>
-      <w:hyperlink r:id="rId305">
+      <w:hyperlink r:id="rId307">
         <w:r>
           <w:rPr>
             <w:rStyle w:val="Hyperlink"/>
@@ -36244,14 +36462,14 @@
         <w:t xml:space="preserve">.</w:t>
       </w:r>
     </w:p>
-    <w:bookmarkEnd w:id="306"/>
-    <w:bookmarkStart w:id="315" w:name="programming-with-tidyverse"/>
+    <w:bookmarkEnd w:id="308"/>
+    <w:bookmarkStart w:id="317" w:name="programming-with-tidyverse"/>
     <w:p>
       <w:pPr>
         <w:pStyle w:val="Heading2"/>
       </w:pPr>
       <w:r>
-        <w:t xml:space="preserve">41 Programming with Tidyverse</w:t>
+        <w:t xml:space="preserve">42 Programming with Tidyverse</w:t>
       </w:r>
     </w:p>
     <w:p>
@@ -36285,10 +36503,10 @@
         <w:pStyle w:val="Compact"/>
         <w:numPr>
           <w:ilvl w:val="0"/>
-          <w:numId w:val="1064"/>
+          <w:numId w:val="1065"/>
         </w:numPr>
       </w:pPr>
-      <w:hyperlink r:id="rId307">
+      <w:hyperlink r:id="rId309">
         <w:r>
           <w:rPr>
             <w:rStyle w:val="Hyperlink"/>
@@ -36308,10 +36526,10 @@
         <w:pStyle w:val="Compact"/>
         <w:numPr>
           <w:ilvl w:val="0"/>
-          <w:numId w:val="1064"/>
+          <w:numId w:val="1065"/>
         </w:numPr>
       </w:pPr>
-      <w:hyperlink r:id="rId308">
+      <w:hyperlink r:id="rId310">
         <w:r>
           <w:rPr>
             <w:rStyle w:val="Hyperlink"/>
@@ -36331,10 +36549,10 @@
         <w:pStyle w:val="Compact"/>
         <w:numPr>
           <w:ilvl w:val="0"/>
-          <w:numId w:val="1064"/>
+          <w:numId w:val="1065"/>
         </w:numPr>
       </w:pPr>
-      <w:hyperlink r:id="rId309">
+      <w:hyperlink r:id="rId311">
         <w:r>
           <w:rPr>
             <w:rStyle w:val="Hyperlink"/>
@@ -36354,10 +36572,10 @@
         <w:pStyle w:val="Compact"/>
         <w:numPr>
           <w:ilvl w:val="0"/>
-          <w:numId w:val="1064"/>
+          <w:numId w:val="1065"/>
         </w:numPr>
       </w:pPr>
-      <w:hyperlink r:id="rId310">
+      <w:hyperlink r:id="rId312">
         <w:r>
           <w:rPr>
             <w:rStyle w:val="Hyperlink"/>
@@ -36377,10 +36595,10 @@
         <w:pStyle w:val="Compact"/>
         <w:numPr>
           <w:ilvl w:val="0"/>
-          <w:numId w:val="1064"/>
+          <w:numId w:val="1065"/>
         </w:numPr>
       </w:pPr>
-      <w:hyperlink r:id="rId311">
+      <w:hyperlink r:id="rId313">
         <w:r>
           <w:rPr>
             <w:rStyle w:val="Hyperlink"/>
@@ -36400,10 +36618,10 @@
         <w:pStyle w:val="Compact"/>
         <w:numPr>
           <w:ilvl w:val="0"/>
-          <w:numId w:val="1064"/>
+          <w:numId w:val="1065"/>
         </w:numPr>
       </w:pPr>
-      <w:hyperlink r:id="rId312">
+      <w:hyperlink r:id="rId314">
         <w:r>
           <w:rPr>
             <w:rStyle w:val="Hyperlink"/>
@@ -36423,10 +36641,10 @@
         <w:pStyle w:val="Compact"/>
         <w:numPr>
           <w:ilvl w:val="0"/>
-          <w:numId w:val="1064"/>
+          <w:numId w:val="1065"/>
         </w:numPr>
       </w:pPr>
-      <w:hyperlink r:id="rId313">
+      <w:hyperlink r:id="rId315">
         <w:r>
           <w:rPr>
             <w:rStyle w:val="Hyperlink"/>
@@ -36451,7 +36669,7 @@
       <w:r>
         <w:t xml:space="preserve"> </w:t>
       </w:r>
-      <w:hyperlink r:id="rId314">
+      <w:hyperlink r:id="rId316">
         <w:r>
           <w:rPr>
             <w:rStyle w:val="Hyperlink"/>
@@ -36460,14 +36678,14 @@
         </w:r>
       </w:hyperlink>
     </w:p>
-    <w:bookmarkEnd w:id="315"/>
-    <w:bookmarkStart w:id="318" w:name="sec-coding-with-r-and-python"/>
+    <w:bookmarkEnd w:id="317"/>
+    <w:bookmarkStart w:id="320" w:name="sec-coding-with-r-and-python"/>
     <w:p>
       <w:pPr>
         <w:pStyle w:val="Heading2"/>
       </w:pPr>
       <w:r>
-        <w:t xml:space="preserve">42 Coding with R and Python</w:t>
+        <w:t xml:space="preserve">43 Coding with R and Python</w:t>
       </w:r>
     </w:p>
     <w:p>
@@ -36480,7 +36698,7 @@
       <w:r>
         <w:t xml:space="preserve"> </w:t>
       </w:r>
-      <w:hyperlink r:id="rId316">
+      <w:hyperlink r:id="rId318">
         <w:r>
           <w:rPr>
             <w:rStyle w:val="Hyperlink"/>
@@ -36497,7 +36715,7 @@
       <w:r>
         <w:t xml:space="preserve"> </w:t>
       </w:r>
-      <w:hyperlink r:id="rId317">
+      <w:hyperlink r:id="rId319">
         <w:r>
           <w:rPr>
             <w:rStyle w:val="Hyperlink"/>
@@ -36509,14 +36727,14 @@
         <w:t xml:space="preserve">.</w:t>
       </w:r>
     </w:p>
-    <w:bookmarkEnd w:id="318"/>
-    <w:bookmarkStart w:id="324" w:name="X06dce33c5a777f8322711dde05e81eef8b1d1f6"/>
+    <w:bookmarkEnd w:id="320"/>
+    <w:bookmarkStart w:id="326" w:name="X06dce33c5a777f8322711dde05e81eef8b1d1f6"/>
     <w:p>
       <w:pPr>
         <w:pStyle w:val="Heading2"/>
       </w:pPr>
       <w:r>
-        <w:t xml:space="preserve">43 Repeating analyses with different variations</w:t>
+        <w:t xml:space="preserve">44 Repeating analyses with different variations</w:t>
       </w:r>
     </w:p>
     <w:p>
@@ -36565,13 +36783,13 @@
         <w:t xml:space="preserve">Fortunately, R has some functions which implement looping in a compact form to help repeating your analyses with different variations (subgroups, outcomes, covariate sets, etc.) with better performances.</w:t>
       </w:r>
     </w:p>
-    <w:bookmarkStart w:id="319" w:name="lapply-and-sapply-1"/>
+    <w:bookmarkStart w:id="321" w:name="lapply-and-sapply-1"/>
     <w:p>
       <w:pPr>
         <w:pStyle w:val="Heading3"/>
       </w:pPr>
       <w:r>
-        <w:t xml:space="preserve">43.1</w:t>
+        <w:t xml:space="preserve">44.1</w:t>
       </w:r>
       <w:r>
         <w:t xml:space="preserve"> </w:t>
@@ -36688,14 +36906,14 @@
         <w:t xml:space="preserve">will simplify the output to the simplest data structure possible, which will usually be a vector.</w:t>
       </w:r>
     </w:p>
-    <w:bookmarkEnd w:id="319"/>
-    <w:bookmarkStart w:id="320" w:name="mapply-and-pmap"/>
+    <w:bookmarkEnd w:id="321"/>
+    <w:bookmarkStart w:id="322" w:name="mapply-and-pmap"/>
     <w:p>
       <w:pPr>
         <w:pStyle w:val="Heading3"/>
       </w:pPr>
       <w:r>
-        <w:t xml:space="preserve">43.2</w:t>
+        <w:t xml:space="preserve">44.2</w:t>
       </w:r>
       <w:r>
         <w:t xml:space="preserve"> </w:t>
@@ -37615,14 +37833,14 @@
         <w:t xml:space="preserve">to combine them.</w:t>
       </w:r>
     </w:p>
-    <w:bookmarkEnd w:id="320"/>
-    <w:bookmarkStart w:id="323" w:name="Xf551672fa8f1190aa44df63554b00ab4edf5974"/>
+    <w:bookmarkEnd w:id="322"/>
+    <w:bookmarkStart w:id="325" w:name="Xf551672fa8f1190aa44df63554b00ab4edf5974"/>
     <w:p>
       <w:pPr>
         <w:pStyle w:val="Heading3"/>
       </w:pPr>
       <w:r>
-        <w:t xml:space="preserve">43.3 Parallel processing with</w:t>
+        <w:t xml:space="preserve">44.3 Parallel processing with</w:t>
       </w:r>
       <w:r>
         <w:t xml:space="preserve"> </w:t>
@@ -37835,7 +38053,7 @@
         <w:t xml:space="preserve">into smaller chunks and apply the function to each element of the several chunks in parallel in different cores to significantly reduce the run time.</w:t>
       </w:r>
     </w:p>
-    <w:bookmarkStart w:id="321" w:name="parlapply"/>
+    <w:bookmarkStart w:id="323" w:name="parlapply"/>
     <w:p>
       <w:pPr>
         <w:pStyle w:val="Heading4"/>
@@ -38119,8 +38337,8 @@
         <w:t xml:space="preserve">again.</w:t>
       </w:r>
     </w:p>
-    <w:bookmarkEnd w:id="321"/>
-    <w:bookmarkStart w:id="322" w:name="future_lapply"/>
+    <w:bookmarkEnd w:id="323"/>
+    <w:bookmarkStart w:id="324" w:name="future_lapply"/>
     <w:p>
       <w:pPr>
         <w:pStyle w:val="Heading4"/>
@@ -38327,16 +38545,16 @@
         <w:t xml:space="preserve">.</w:t>
       </w:r>
     </w:p>
-    <w:bookmarkEnd w:id="322"/>
-    <w:bookmarkEnd w:id="323"/>
     <w:bookmarkEnd w:id="324"/>
-    <w:bookmarkStart w:id="333" w:name="sec-reviewing-code"/>
+    <w:bookmarkEnd w:id="325"/>
+    <w:bookmarkEnd w:id="326"/>
+    <w:bookmarkStart w:id="335" w:name="sec-reviewing-code"/>
     <w:p>
       <w:pPr>
         <w:pStyle w:val="Heading2"/>
       </w:pPr>
       <w:r>
-        <w:t xml:space="preserve">44 Reviewing Code</w:t>
+        <w:t xml:space="preserve">45 Reviewing Code</w:t>
       </w:r>
     </w:p>
     <w:p>
@@ -38373,7 +38591,7 @@
       <w:r>
         <w:t xml:space="preserve"> </w:t>
       </w:r>
-      <w:hyperlink r:id="rId325">
+      <w:hyperlink r:id="rId327">
         <w:r>
           <w:rPr>
             <w:rStyle w:val="Hyperlink"/>
@@ -38385,13 +38603,13 @@
         <w:t xml:space="preserve">.</w:t>
       </w:r>
     </w:p>
-    <w:bookmarkStart w:id="326" w:name="sec-why-review-code"/>
+    <w:bookmarkStart w:id="328" w:name="sec-why-review-code"/>
     <w:p>
       <w:pPr>
         <w:pStyle w:val="Heading3"/>
       </w:pPr>
       <w:r>
-        <w:t xml:space="preserve">44.1 Why We Review Code</w:t>
+        <w:t xml:space="preserve">45.1 Why We Review Code</w:t>
       </w:r>
     </w:p>
     <w:p>
@@ -38400,124 +38618,6 @@
       </w:pPr>
       <w:r>
         <w:t xml:space="preserve">Code review serves several vital purposes:</w:t>
-      </w:r>
-    </w:p>
-    <w:p>
-      <w:pPr>
-        <w:pStyle w:val="Compact"/>
-        <w:numPr>
-          <w:ilvl w:val="0"/>
-          <w:numId w:val="1065"/>
-        </w:numPr>
-      </w:pPr>
-      <w:r>
-        <w:rPr>
-          <w:b/>
-          <w:bCs/>
-        </w:rPr>
-        <w:t xml:space="preserve">Error prevention</w:t>
-      </w:r>
-      <w:r>
-        <w:t xml:space="preserve">: Catching data processing and analytical bugs early,</w:t>
-      </w:r>
-      <w:r>
-        <w:t xml:space="preserve"> </w:t>
-      </w:r>
-      <w:r>
-        <w:t xml:space="preserve">before findings enter manuscripts or reports.</w:t>
-      </w:r>
-    </w:p>
-    <w:p>
-      <w:pPr>
-        <w:pStyle w:val="Compact"/>
-        <w:numPr>
-          <w:ilvl w:val="0"/>
-          <w:numId w:val="1065"/>
-        </w:numPr>
-      </w:pPr>
-      <w:r>
-        <w:rPr>
-          <w:b/>
-          <w:bCs/>
-        </w:rPr>
-        <w:t xml:space="preserve">Reproducibility</w:t>
-      </w:r>
-      <w:r>
-        <w:t xml:space="preserve">: Verifying that scripts execute cleanly from scratch</w:t>
-      </w:r>
-      <w:r>
-        <w:t xml:space="preserve"> </w:t>
-      </w:r>
-      <w:r>
-        <w:t xml:space="preserve">without undocumented manual interventions or environment-specific dependencies.</w:t>
-      </w:r>
-    </w:p>
-    <w:p>
-      <w:pPr>
-        <w:pStyle w:val="Compact"/>
-        <w:numPr>
-          <w:ilvl w:val="0"/>
-          <w:numId w:val="1065"/>
-        </w:numPr>
-      </w:pPr>
-      <w:r>
-        <w:rPr>
-          <w:b/>
-          <w:bCs/>
-        </w:rPr>
-        <w:t xml:space="preserve">Knowledge transfer</w:t>
-      </w:r>
-      <w:r>
-        <w:t xml:space="preserve">: Sharing analytical methods, R idioms,</w:t>
-      </w:r>
-      <w:r>
-        <w:t xml:space="preserve"> </w:t>
-      </w:r>
-      <w:r>
-        <w:t xml:space="preserve">and package features across the team.</w:t>
-      </w:r>
-    </w:p>
-    <w:p>
-      <w:pPr>
-        <w:pStyle w:val="Compact"/>
-        <w:numPr>
-          <w:ilvl w:val="0"/>
-          <w:numId w:val="1065"/>
-        </w:numPr>
-      </w:pPr>
-      <w:r>
-        <w:rPr>
-          <w:b/>
-          <w:bCs/>
-        </w:rPr>
-        <w:t xml:space="preserve">Maintainability</w:t>
-      </w:r>
-      <w:r>
-        <w:t xml:space="preserve">: Ensuring that analysis pipelines can be understood,</w:t>
-      </w:r>
-      <w:r>
-        <w:t xml:space="preserve"> </w:t>
-      </w:r>
-      <w:r>
-        <w:t xml:space="preserve">modified, and extended by other team members in the future.</w:t>
-      </w:r>
-    </w:p>
-    <w:bookmarkEnd w:id="326"/>
-    <w:bookmarkStart w:id="330" w:name="sec-what-to-look-for"/>
-    <w:p>
-      <w:pPr>
-        <w:pStyle w:val="Heading3"/>
-      </w:pPr>
-      <w:r>
-        <w:t xml:space="preserve">44.2 What Reviewers Look For</w:t>
-      </w:r>
-    </w:p>
-    <w:p>
-      <w:pPr>
-        <w:pStyle w:val="FirstParagraph"/>
-      </w:pPr>
-      <w:r>
-        <w:t xml:space="preserve">When reviewing a colleague’s code, evaluate these key dimensions:</w:t>
       </w:r>
     </w:p>
     <w:p>
@@ -38533,6 +38633,124 @@
           <w:b/>
           <w:bCs/>
         </w:rPr>
+        <w:t xml:space="preserve">Error prevention</w:t>
+      </w:r>
+      <w:r>
+        <w:t xml:space="preserve">: Catching data processing and analytical bugs early,</w:t>
+      </w:r>
+      <w:r>
+        <w:t xml:space="preserve"> </w:t>
+      </w:r>
+      <w:r>
+        <w:t xml:space="preserve">before findings enter manuscripts or reports.</w:t>
+      </w:r>
+    </w:p>
+    <w:p>
+      <w:pPr>
+        <w:pStyle w:val="Compact"/>
+        <w:numPr>
+          <w:ilvl w:val="0"/>
+          <w:numId w:val="1066"/>
+        </w:numPr>
+      </w:pPr>
+      <w:r>
+        <w:rPr>
+          <w:b/>
+          <w:bCs/>
+        </w:rPr>
+        <w:t xml:space="preserve">Reproducibility</w:t>
+      </w:r>
+      <w:r>
+        <w:t xml:space="preserve">: Verifying that scripts execute cleanly from scratch</w:t>
+      </w:r>
+      <w:r>
+        <w:t xml:space="preserve"> </w:t>
+      </w:r>
+      <w:r>
+        <w:t xml:space="preserve">without undocumented manual interventions or environment-specific dependencies.</w:t>
+      </w:r>
+    </w:p>
+    <w:p>
+      <w:pPr>
+        <w:pStyle w:val="Compact"/>
+        <w:numPr>
+          <w:ilvl w:val="0"/>
+          <w:numId w:val="1066"/>
+        </w:numPr>
+      </w:pPr>
+      <w:r>
+        <w:rPr>
+          <w:b/>
+          <w:bCs/>
+        </w:rPr>
+        <w:t xml:space="preserve">Knowledge transfer</w:t>
+      </w:r>
+      <w:r>
+        <w:t xml:space="preserve">: Sharing analytical methods, R idioms,</w:t>
+      </w:r>
+      <w:r>
+        <w:t xml:space="preserve"> </w:t>
+      </w:r>
+      <w:r>
+        <w:t xml:space="preserve">and package features across the team.</w:t>
+      </w:r>
+    </w:p>
+    <w:p>
+      <w:pPr>
+        <w:pStyle w:val="Compact"/>
+        <w:numPr>
+          <w:ilvl w:val="0"/>
+          <w:numId w:val="1066"/>
+        </w:numPr>
+      </w:pPr>
+      <w:r>
+        <w:rPr>
+          <w:b/>
+          <w:bCs/>
+        </w:rPr>
+        <w:t xml:space="preserve">Maintainability</w:t>
+      </w:r>
+      <w:r>
+        <w:t xml:space="preserve">: Ensuring that analysis pipelines can be understood,</w:t>
+      </w:r>
+      <w:r>
+        <w:t xml:space="preserve"> </w:t>
+      </w:r>
+      <w:r>
+        <w:t xml:space="preserve">modified, and extended by other team members in the future.</w:t>
+      </w:r>
+    </w:p>
+    <w:bookmarkEnd w:id="328"/>
+    <w:bookmarkStart w:id="332" w:name="sec-what-to-look-for"/>
+    <w:p>
+      <w:pPr>
+        <w:pStyle w:val="Heading3"/>
+      </w:pPr>
+      <w:r>
+        <w:t xml:space="preserve">45.2 What Reviewers Look For</w:t>
+      </w:r>
+    </w:p>
+    <w:p>
+      <w:pPr>
+        <w:pStyle w:val="FirstParagraph"/>
+      </w:pPr>
+      <w:r>
+        <w:t xml:space="preserve">When reviewing a colleague’s code, evaluate these key dimensions:</w:t>
+      </w:r>
+    </w:p>
+    <w:p>
+      <w:pPr>
+        <w:pStyle w:val="Compact"/>
+        <w:numPr>
+          <w:ilvl w:val="0"/>
+          <w:numId w:val="1067"/>
+        </w:numPr>
+      </w:pPr>
+      <w:r>
+        <w:rPr>
+          <w:b/>
+          <w:bCs/>
+        </w:rPr>
         <w:t xml:space="preserve">Reproducibility</w:t>
       </w:r>
       <w:r>
@@ -38544,7 +38762,7 @@
         <w:pStyle w:val="Compact"/>
         <w:numPr>
           <w:ilvl w:val="1"/>
-          <w:numId w:val="1067"/>
+          <w:numId w:val="1068"/>
         </w:numPr>
       </w:pPr>
       <w:r>
@@ -38556,7 +38774,7 @@
         <w:pStyle w:val="Compact"/>
         <w:numPr>
           <w:ilvl w:val="1"/>
-          <w:numId w:val="1067"/>
+          <w:numId w:val="1068"/>
         </w:numPr>
       </w:pPr>
       <w:r>
@@ -38565,7 +38783,7 @@
       <w:r>
         <w:t xml:space="preserve"> </w:t>
       </w:r>
-      <w:hyperlink r:id="rId327">
+      <w:hyperlink r:id="rId329">
         <w:r>
           <w:rPr>
             <w:rStyle w:val="VerbatimChar"/>
@@ -38582,7 +38800,7 @@
       <w:r>
         <w:t xml:space="preserve"> </w:t>
       </w:r>
-      <w:hyperlink r:id="rId328">
+      <w:hyperlink r:id="rId330">
         <w:r>
           <w:rPr>
             <w:rStyle w:val="Hyperlink"/>
@@ -38599,7 +38817,7 @@
         <w:pStyle w:val="Compact"/>
         <w:numPr>
           <w:ilvl w:val="1"/>
-          <w:numId w:val="1067"/>
+          <w:numId w:val="1068"/>
         </w:numPr>
       </w:pPr>
       <w:r>
@@ -38608,7 +38826,7 @@
       <w:r>
         <w:t xml:space="preserve"> </w:t>
       </w:r>
-      <w:hyperlink r:id="rId258">
+      <w:hyperlink r:id="rId260">
         <w:r>
           <w:rPr>
             <w:rStyle w:val="VerbatimChar"/>
@@ -38630,7 +38848,7 @@
           <w:rPr>
             <w:rStyle w:val="Hyperlink"/>
           </w:rPr>
-          <w:t xml:space="preserve">Section 28</w:t>
+          <w:t xml:space="preserve">Section 29</w:t>
         </w:r>
       </w:hyperlink>
       <w:r>
@@ -38648,7 +38866,7 @@
         <w:pStyle w:val="Compact"/>
         <w:numPr>
           <w:ilvl w:val="0"/>
-          <w:numId w:val="1066"/>
+          <w:numId w:val="1067"/>
         </w:numPr>
       </w:pPr>
       <w:r>
@@ -38667,7 +38885,7 @@
         <w:pStyle w:val="Compact"/>
         <w:numPr>
           <w:ilvl w:val="1"/>
-          <w:numId w:val="1068"/>
+          <w:numId w:val="1069"/>
         </w:numPr>
       </w:pPr>
       <w:r>
@@ -38679,7 +38897,7 @@
         <w:pStyle w:val="Compact"/>
         <w:numPr>
           <w:ilvl w:val="1"/>
-          <w:numId w:val="1068"/>
+          <w:numId w:val="1069"/>
         </w:numPr>
       </w:pPr>
       <w:r>
@@ -38700,7 +38918,7 @@
         <w:pStyle w:val="Compact"/>
         <w:numPr>
           <w:ilvl w:val="1"/>
-          <w:numId w:val="1068"/>
+          <w:numId w:val="1069"/>
         </w:numPr>
       </w:pPr>
       <w:r>
@@ -38726,7 +38944,7 @@
         <w:pStyle w:val="Compact"/>
         <w:numPr>
           <w:ilvl w:val="0"/>
-          <w:numId w:val="1066"/>
+          <w:numId w:val="1067"/>
         </w:numPr>
       </w:pPr>
       <w:r>
@@ -38745,7 +38963,7 @@
         <w:pStyle w:val="Compact"/>
         <w:numPr>
           <w:ilvl w:val="1"/>
-          <w:numId w:val="1069"/>
+          <w:numId w:val="1070"/>
         </w:numPr>
       </w:pPr>
       <w:r>
@@ -38754,7 +38972,7 @@
       <w:r>
         <w:t xml:space="preserve"> </w:t>
       </w:r>
-      <w:hyperlink r:id="rId329">
+      <w:hyperlink r:id="rId331">
         <w:r>
           <w:rPr>
             <w:rStyle w:val="Hyperlink"/>
@@ -38771,7 +38989,7 @@
         <w:pStyle w:val="Compact"/>
         <w:numPr>
           <w:ilvl w:val="1"/>
-          <w:numId w:val="1069"/>
+          <w:numId w:val="1070"/>
         </w:numPr>
       </w:pPr>
       <w:r>
@@ -38797,7 +39015,7 @@
         <w:pStyle w:val="Compact"/>
         <w:numPr>
           <w:ilvl w:val="1"/>
-          <w:numId w:val="1069"/>
+          <w:numId w:val="1070"/>
         </w:numPr>
       </w:pPr>
       <w:r>
@@ -38823,7 +39041,7 @@
         <w:pStyle w:val="Compact"/>
         <w:numPr>
           <w:ilvl w:val="0"/>
-          <w:numId w:val="1066"/>
+          <w:numId w:val="1067"/>
         </w:numPr>
       </w:pPr>
       <w:r>
@@ -38842,7 +39060,7 @@
         <w:pStyle w:val="Compact"/>
         <w:numPr>
           <w:ilvl w:val="1"/>
-          <w:numId w:val="1070"/>
+          <w:numId w:val="1071"/>
         </w:numPr>
       </w:pPr>
       <w:r>
@@ -38868,7 +39086,7 @@
         <w:pStyle w:val="Compact"/>
         <w:numPr>
           <w:ilvl w:val="1"/>
-          <w:numId w:val="1070"/>
+          <w:numId w:val="1071"/>
         </w:numPr>
       </w:pPr>
       <w:r>
@@ -38889,14 +39107,14 @@
         <w:t xml:space="preserve">)?</w:t>
       </w:r>
     </w:p>
-    <w:bookmarkEnd w:id="330"/>
-    <w:bookmarkStart w:id="331" w:name="sec-constructive-feedback"/>
+    <w:bookmarkEnd w:id="332"/>
+    <w:bookmarkStart w:id="333" w:name="sec-constructive-feedback"/>
     <w:p>
       <w:pPr>
         <w:pStyle w:val="Heading3"/>
       </w:pPr>
       <w:r>
-        <w:t xml:space="preserve">44.3 How to Give Constructive Feedback</w:t>
+        <w:t xml:space="preserve">45.3 How to Give Constructive Feedback</w:t>
       </w:r>
     </w:p>
     <w:p>
@@ -38905,130 +39123,6 @@
       </w:pPr>
       <w:r>
         <w:t xml:space="preserve">Effective code review builds a supportive, high-trust research culture:</w:t>
-      </w:r>
-    </w:p>
-    <w:p>
-      <w:pPr>
-        <w:pStyle w:val="Compact"/>
-        <w:numPr>
-          <w:ilvl w:val="0"/>
-          <w:numId w:val="1071"/>
-        </w:numPr>
-      </w:pPr>
-      <w:r>
-        <w:rPr>
-          <w:b/>
-          <w:bCs/>
-        </w:rPr>
-        <w:t xml:space="preserve">Be kind and respectful</w:t>
-      </w:r>
-      <w:r>
-        <w:t xml:space="preserve">: Critique the code, not the author.</w:t>
-      </w:r>
-      <w:r>
-        <w:t xml:space="preserve"> </w:t>
-      </w:r>
-      <w:r>
-        <w:t xml:space="preserve">Assume positive intent and acknowledge elegant solutions or clear documentation.</w:t>
-      </w:r>
-    </w:p>
-    <w:p>
-      <w:pPr>
-        <w:pStyle w:val="Compact"/>
-        <w:numPr>
-          <w:ilvl w:val="0"/>
-          <w:numId w:val="1071"/>
-        </w:numPr>
-      </w:pPr>
-      <w:r>
-        <w:rPr>
-          <w:b/>
-          <w:bCs/>
-        </w:rPr>
-        <w:t xml:space="preserve">Be specific and actionable</w:t>
-      </w:r>
-      <w:r>
-        <w:t xml:space="preserve">: Explain why a change is recommended</w:t>
-      </w:r>
-      <w:r>
-        <w:t xml:space="preserve"> </w:t>
-      </w:r>
-      <w:r>
-        <w:t xml:space="preserve">and provide concrete code suggestions or examples where possible.</w:t>
-      </w:r>
-    </w:p>
-    <w:p>
-      <w:pPr>
-        <w:pStyle w:val="Compact"/>
-        <w:numPr>
-          <w:ilvl w:val="0"/>
-          <w:numId w:val="1071"/>
-        </w:numPr>
-      </w:pPr>
-      <w:r>
-        <w:rPr>
-          <w:b/>
-          <w:bCs/>
-        </w:rPr>
-        <w:t xml:space="preserve">Distinguish blocking vs. non-blocking comments</w:t>
-      </w:r>
-      <w:r>
-        <w:t xml:space="preserve">:</w:t>
-      </w:r>
-      <w:r>
-        <w:t xml:space="preserve"> </w:t>
-      </w:r>
-      <w:r>
-        <w:t xml:space="preserve">Clearly separate essential correctness or reproducibility issues (blocking)</w:t>
-      </w:r>
-      <w:r>
-        <w:t xml:space="preserve"> </w:t>
-      </w:r>
-      <w:r>
-        <w:t xml:space="preserve">from optional stylistic preferences or ideas for future exploration (non-blocking nits).</w:t>
-      </w:r>
-    </w:p>
-    <w:p>
-      <w:pPr>
-        <w:pStyle w:val="Compact"/>
-        <w:numPr>
-          <w:ilvl w:val="0"/>
-          <w:numId w:val="1071"/>
-        </w:numPr>
-      </w:pPr>
-      <w:r>
-        <w:rPr>
-          <w:b/>
-          <w:bCs/>
-        </w:rPr>
-        <w:t xml:space="preserve">Ask clarifying questions</w:t>
-      </w:r>
-      <w:r>
-        <w:t xml:space="preserve">: When logic is unclear,</w:t>
-      </w:r>
-      <w:r>
-        <w:t xml:space="preserve"> </w:t>
-      </w:r>
-      <w:r>
-        <w:t xml:space="preserve">ask the author to explain their intent before proposing a rewrite.</w:t>
-      </w:r>
-    </w:p>
-    <w:bookmarkEnd w:id="331"/>
-    <w:bookmarkStart w:id="332" w:name="sec-when-to-approve"/>
-    <w:p>
-      <w:pPr>
-        <w:pStyle w:val="Heading3"/>
-      </w:pPr>
-      <w:r>
-        <w:t xml:space="preserve">44.4 When to Approve</w:t>
-      </w:r>
-    </w:p>
-    <w:p>
-      <w:pPr>
-        <w:pStyle w:val="FirstParagraph"/>
-      </w:pPr>
-      <w:r>
-        <w:t xml:space="preserve">Approve a pull request when:</w:t>
       </w:r>
     </w:p>
     <w:p>
@@ -39040,7 +39134,20 @@
         </w:numPr>
       </w:pPr>
       <w:r>
-        <w:t xml:space="preserve">All automated CI checks and workflows pass cleanly.</w:t>
+        <w:rPr>
+          <w:b/>
+          <w:bCs/>
+        </w:rPr>
+        <w:t xml:space="preserve">Be kind and respectful</w:t>
+      </w:r>
+      <w:r>
+        <w:t xml:space="preserve">: Critique the code, not the author.</w:t>
+      </w:r>
+      <w:r>
+        <w:t xml:space="preserve"> </w:t>
+      </w:r>
+      <w:r>
+        <w:t xml:space="preserve">Assume positive intent and acknowledge elegant solutions or clear documentation.</w:t>
       </w:r>
     </w:p>
     <w:p>
@@ -39052,7 +39159,20 @@
         </w:numPr>
       </w:pPr>
       <w:r>
-        <w:t xml:space="preserve">The code runs end-to-end and produces expected outputs.</w:t>
+        <w:rPr>
+          <w:b/>
+          <w:bCs/>
+        </w:rPr>
+        <w:t xml:space="preserve">Be specific and actionable</w:t>
+      </w:r>
+      <w:r>
+        <w:t xml:space="preserve">: Explain why a change is recommended</w:t>
+      </w:r>
+      <w:r>
+        <w:t xml:space="preserve"> </w:t>
+      </w:r>
+      <w:r>
+        <w:t xml:space="preserve">and provide concrete code suggestions or examples where possible.</w:t>
       </w:r>
     </w:p>
     <w:p>
@@ -39064,7 +39184,26 @@
         </w:numPr>
       </w:pPr>
       <w:r>
-        <w:t xml:space="preserve">All blocking review findings have been resolved or explicitly deferred to a tracked follow-up issue.</w:t>
+        <w:rPr>
+          <w:b/>
+          <w:bCs/>
+        </w:rPr>
+        <w:t xml:space="preserve">Distinguish blocking vs. non-blocking comments</w:t>
+      </w:r>
+      <w:r>
+        <w:t xml:space="preserve">:</w:t>
+      </w:r>
+      <w:r>
+        <w:t xml:space="preserve"> </w:t>
+      </w:r>
+      <w:r>
+        <w:t xml:space="preserve">Clearly separate essential correctness or reproducibility issues (blocking)</w:t>
+      </w:r>
+      <w:r>
+        <w:t xml:space="preserve"> </w:t>
+      </w:r>
+      <w:r>
+        <w:t xml:space="preserve">from optional stylistic preferences or ideas for future exploration (non-blocking nits).</w:t>
       </w:r>
     </w:p>
     <w:p>
@@ -39073,6 +39212,85 @@
         <w:numPr>
           <w:ilvl w:val="0"/>
           <w:numId w:val="1072"/>
+        </w:numPr>
+      </w:pPr>
+      <w:r>
+        <w:rPr>
+          <w:b/>
+          <w:bCs/>
+        </w:rPr>
+        <w:t xml:space="preserve">Ask clarifying questions</w:t>
+      </w:r>
+      <w:r>
+        <w:t xml:space="preserve">: When logic is unclear,</w:t>
+      </w:r>
+      <w:r>
+        <w:t xml:space="preserve"> </w:t>
+      </w:r>
+      <w:r>
+        <w:t xml:space="preserve">ask the author to explain their intent before proposing a rewrite.</w:t>
+      </w:r>
+    </w:p>
+    <w:bookmarkEnd w:id="333"/>
+    <w:bookmarkStart w:id="334" w:name="sec-when-to-approve"/>
+    <w:p>
+      <w:pPr>
+        <w:pStyle w:val="Heading3"/>
+      </w:pPr>
+      <w:r>
+        <w:t xml:space="preserve">45.4 When to Approve</w:t>
+      </w:r>
+    </w:p>
+    <w:p>
+      <w:pPr>
+        <w:pStyle w:val="FirstParagraph"/>
+      </w:pPr>
+      <w:r>
+        <w:t xml:space="preserve">Approve a pull request when:</w:t>
+      </w:r>
+    </w:p>
+    <w:p>
+      <w:pPr>
+        <w:pStyle w:val="Compact"/>
+        <w:numPr>
+          <w:ilvl w:val="0"/>
+          <w:numId w:val="1073"/>
+        </w:numPr>
+      </w:pPr>
+      <w:r>
+        <w:t xml:space="preserve">All automated CI checks and workflows pass cleanly.</w:t>
+      </w:r>
+    </w:p>
+    <w:p>
+      <w:pPr>
+        <w:pStyle w:val="Compact"/>
+        <w:numPr>
+          <w:ilvl w:val="0"/>
+          <w:numId w:val="1073"/>
+        </w:numPr>
+      </w:pPr>
+      <w:r>
+        <w:t xml:space="preserve">The code runs end-to-end and produces expected outputs.</w:t>
+      </w:r>
+    </w:p>
+    <w:p>
+      <w:pPr>
+        <w:pStyle w:val="Compact"/>
+        <w:numPr>
+          <w:ilvl w:val="0"/>
+          <w:numId w:val="1073"/>
+        </w:numPr>
+      </w:pPr>
+      <w:r>
+        <w:t xml:space="preserve">All blocking review findings have been resolved or explicitly deferred to a tracked follow-up issue.</w:t>
+      </w:r>
+    </w:p>
+    <w:p>
+      <w:pPr>
+        <w:pStyle w:val="Compact"/>
+        <w:numPr>
+          <w:ilvl w:val="0"/>
+          <w:numId w:val="1073"/>
         </w:numPr>
       </w:pPr>
       <w:r>
@@ -39093,15 +39311,15 @@
         <w:t xml:space="preserve">.</w:t>
       </w:r>
     </w:p>
-    <w:bookmarkEnd w:id="332"/>
-    <w:bookmarkEnd w:id="333"/>
-    <w:bookmarkStart w:id="336" w:name="sec-getting-help-with-code"/>
+    <w:bookmarkEnd w:id="334"/>
+    <w:bookmarkEnd w:id="335"/>
+    <w:bookmarkStart w:id="338" w:name="sec-getting-help-with-code"/>
     <w:p>
       <w:pPr>
         <w:pStyle w:val="Heading2"/>
       </w:pPr>
       <w:r>
-        <w:t xml:space="preserve">45 Getting Help with Code</w:t>
+        <w:t xml:space="preserve">46 Getting Help with Code</w:t>
       </w:r>
     </w:p>
     <w:p>
@@ -39187,95 +39405,6 @@
       </w:r>
       <w:r>
         <w:t xml:space="preserve">:</w:t>
-      </w:r>
-    </w:p>
-    <w:p>
-      <w:pPr>
-        <w:pStyle w:val="Compact"/>
-        <w:numPr>
-          <w:ilvl w:val="0"/>
-          <w:numId w:val="1073"/>
-        </w:numPr>
-      </w:pPr>
-      <w:r>
-        <w:t xml:space="preserve">Is</w:t>
-      </w:r>
-      <w:r>
-        <w:t xml:space="preserve"> </w:t>
-      </w:r>
-      <w:r>
-        <w:rPr>
-          <w:b/>
-          <w:bCs/>
-        </w:rPr>
-        <w:t xml:space="preserve">reproducible</w:t>
-      </w:r>
-      <w:r>
-        <w:t xml:space="preserve">: Contains all necessary code, including</w:t>
-      </w:r>
-      <w:r>
-        <w:t xml:space="preserve"> </w:t>
-      </w:r>
-      <w:r>
-        <w:rPr>
-          <w:rStyle w:val="VerbatimChar"/>
-        </w:rPr>
-        <w:t xml:space="preserve">library()</w:t>
-      </w:r>
-      <w:r>
-        <w:t xml:space="preserve"> </w:t>
-      </w:r>
-      <w:r>
-        <w:t xml:space="preserve">calls and data</w:t>
-      </w:r>
-    </w:p>
-    <w:p>
-      <w:pPr>
-        <w:pStyle w:val="Compact"/>
-        <w:numPr>
-          <w:ilvl w:val="0"/>
-          <w:numId w:val="1073"/>
-        </w:numPr>
-      </w:pPr>
-      <w:r>
-        <w:t xml:space="preserve">Is</w:t>
-      </w:r>
-      <w:r>
-        <w:t xml:space="preserve"> </w:t>
-      </w:r>
-      <w:r>
-        <w:rPr>
-          <w:b/>
-          <w:bCs/>
-        </w:rPr>
-        <w:t xml:space="preserve">minimal</w:t>
-      </w:r>
-      <w:r>
-        <w:t xml:space="preserve">: Strips away everything not directly related to your problem</w:t>
-      </w:r>
-    </w:p>
-    <w:p>
-      <w:pPr>
-        <w:pStyle w:val="Compact"/>
-        <w:numPr>
-          <w:ilvl w:val="0"/>
-          <w:numId w:val="1073"/>
-        </w:numPr>
-      </w:pPr>
-      <w:r>
-        <w:t xml:space="preserve">Uses small, simple example data (often built-in datasets)</w:t>
-      </w:r>
-    </w:p>
-    <w:p>
-      <w:pPr>
-        <w:pStyle w:val="FirstParagraph"/>
-      </w:pPr>
-      <w:r>
-        <w:rPr>
-          <w:b/>
-          <w:bCs/>
-        </w:rPr>
-        <w:t xml:space="preserve">Why create a reprex:</w:t>
       </w:r>
     </w:p>
     <w:p>
@@ -39287,7 +39416,35 @@
         </w:numPr>
       </w:pPr>
       <w:r>
-        <w:t xml:space="preserve">80% of the time, creating a reprex helps you discover the solution yourself</w:t>
+        <w:t xml:space="preserve">Is</w:t>
+      </w:r>
+      <w:r>
+        <w:t xml:space="preserve"> </w:t>
+      </w:r>
+      <w:r>
+        <w:rPr>
+          <w:b/>
+          <w:bCs/>
+        </w:rPr>
+        <w:t xml:space="preserve">reproducible</w:t>
+      </w:r>
+      <w:r>
+        <w:t xml:space="preserve">: Contains all necessary code, including</w:t>
+      </w:r>
+      <w:r>
+        <w:t xml:space="preserve"> </w:t>
+      </w:r>
+      <w:r>
+        <w:rPr>
+          <w:rStyle w:val="VerbatimChar"/>
+        </w:rPr>
+        <w:t xml:space="preserve">library()</w:t>
+      </w:r>
+      <w:r>
+        <w:t xml:space="preserve"> </w:t>
+      </w:r>
+      <w:r>
+        <w:t xml:space="preserve">calls and data</w:t>
       </w:r>
     </w:p>
     <w:p>
@@ -39299,7 +39456,20 @@
         </w:numPr>
       </w:pPr>
       <w:r>
-        <w:t xml:space="preserve">20% of the time, you’ll have a clear example that makes it easy for others to help you</w:t>
+        <w:t xml:space="preserve">Is</w:t>
+      </w:r>
+      <w:r>
+        <w:t xml:space="preserve"> </w:t>
+      </w:r>
+      <w:r>
+        <w:rPr>
+          <w:b/>
+          <w:bCs/>
+        </w:rPr>
+        <w:t xml:space="preserve">minimal</w:t>
+      </w:r>
+      <w:r>
+        <w:t xml:space="preserve">: Strips away everything not directly related to your problem</w:t>
       </w:r>
     </w:p>
     <w:p>
@@ -39311,7 +39481,7 @@
         </w:numPr>
       </w:pPr>
       <w:r>
-        <w:t xml:space="preserve">It respects others’ time by making your problem easy to understand and reproduce</w:t>
+        <w:t xml:space="preserve">Uses small, simple example data (often built-in datasets)</w:t>
       </w:r>
     </w:p>
     <w:p>
@@ -39323,7 +39493,7 @@
           <w:b/>
           <w:bCs/>
         </w:rPr>
-        <w:t xml:space="preserve">Resources:</w:t>
+        <w:t xml:space="preserve">Why create a reprex:</w:t>
       </w:r>
     </w:p>
     <w:p>
@@ -39334,7 +39504,55 @@
           <w:numId w:val="1075"/>
         </w:numPr>
       </w:pPr>
-      <w:hyperlink r:id="rId334">
+      <w:r>
+        <w:t xml:space="preserve">80% of the time, creating a reprex helps you discover the solution yourself</w:t>
+      </w:r>
+    </w:p>
+    <w:p>
+      <w:pPr>
+        <w:pStyle w:val="Compact"/>
+        <w:numPr>
+          <w:ilvl w:val="0"/>
+          <w:numId w:val="1075"/>
+        </w:numPr>
+      </w:pPr>
+      <w:r>
+        <w:t xml:space="preserve">20% of the time, you’ll have a clear example that makes it easy for others to help you</w:t>
+      </w:r>
+    </w:p>
+    <w:p>
+      <w:pPr>
+        <w:pStyle w:val="Compact"/>
+        <w:numPr>
+          <w:ilvl w:val="0"/>
+          <w:numId w:val="1075"/>
+        </w:numPr>
+      </w:pPr>
+      <w:r>
+        <w:t xml:space="preserve">It respects others’ time by making your problem easy to understand and reproduce</w:t>
+      </w:r>
+    </w:p>
+    <w:p>
+      <w:pPr>
+        <w:pStyle w:val="FirstParagraph"/>
+      </w:pPr>
+      <w:r>
+        <w:rPr>
+          <w:b/>
+          <w:bCs/>
+        </w:rPr>
+        <w:t xml:space="preserve">Resources:</w:t>
+      </w:r>
+    </w:p>
+    <w:p>
+      <w:pPr>
+        <w:pStyle w:val="Compact"/>
+        <w:numPr>
+          <w:ilvl w:val="0"/>
+          <w:numId w:val="1076"/>
+        </w:numPr>
+      </w:pPr>
+      <w:hyperlink r:id="rId336">
         <w:r>
           <w:rPr>
             <w:rStyle w:val="VerbatimChar"/>
@@ -39354,10 +39572,10 @@
         <w:pStyle w:val="Compact"/>
         <w:numPr>
           <w:ilvl w:val="0"/>
-          <w:numId w:val="1075"/>
+          <w:numId w:val="1076"/>
         </w:numPr>
       </w:pPr>
-      <w:hyperlink r:id="rId335">
+      <w:hyperlink r:id="rId337">
         <w:r>
           <w:rPr>
             <w:rStyle w:val="Hyperlink"/>
@@ -39375,23 +39593,23 @@
         <w:t xml:space="preserve">: Step-by-step guide to creating effective reproducible examples</w:t>
       </w:r>
     </w:p>
-    <w:bookmarkEnd w:id="336"/>
-    <w:bookmarkStart w:id="390" w:name="sec-r-resources"/>
+    <w:bookmarkEnd w:id="338"/>
+    <w:bookmarkStart w:id="392" w:name="sec-r-resources"/>
     <w:p>
       <w:pPr>
         <w:pStyle w:val="Heading2"/>
       </w:pPr>
       <w:r>
-        <w:t xml:space="preserve">46 Additional Resources</w:t>
-      </w:r>
-    </w:p>
-    <w:bookmarkStart w:id="343" w:name="learning-r"/>
+        <w:t xml:space="preserve">47 Additional Resources</w:t>
+      </w:r>
+    </w:p>
+    <w:bookmarkStart w:id="345" w:name="learning-r"/>
     <w:p>
       <w:pPr>
         <w:pStyle w:val="Heading3"/>
       </w:pPr>
       <w:r>
-        <w:t xml:space="preserve">46.1 Learning R</w:t>
+        <w:t xml:space="preserve">47.1 Learning R</w:t>
       </w:r>
     </w:p>
     <w:p>
@@ -39399,7 +39617,7 @@
         <w:pStyle w:val="Compact"/>
         <w:numPr>
           <w:ilvl w:val="0"/>
-          <w:numId w:val="1076"/>
+          <w:numId w:val="1077"/>
         </w:numPr>
       </w:pPr>
       <w:r>
@@ -39423,10 +39641,10 @@
         <w:pStyle w:val="Compact"/>
         <w:numPr>
           <w:ilvl w:val="0"/>
-          <w:numId w:val="1076"/>
+          <w:numId w:val="1077"/>
         </w:numPr>
       </w:pPr>
-      <w:hyperlink r:id="rId337">
+      <w:hyperlink r:id="rId339">
         <w:r>
           <w:rPr>
             <w:rStyle w:val="Hyperlink"/>
@@ -39446,10 +39664,10 @@
         <w:pStyle w:val="Compact"/>
         <w:numPr>
           <w:ilvl w:val="0"/>
-          <w:numId w:val="1076"/>
+          <w:numId w:val="1077"/>
         </w:numPr>
       </w:pPr>
-      <w:hyperlink r:id="rId338">
+      <w:hyperlink r:id="rId340">
         <w:r>
           <w:rPr>
             <w:rStyle w:val="Hyperlink"/>
@@ -39469,10 +39687,10 @@
         <w:pStyle w:val="Compact"/>
         <w:numPr>
           <w:ilvl w:val="0"/>
-          <w:numId w:val="1076"/>
+          <w:numId w:val="1077"/>
         </w:numPr>
       </w:pPr>
-      <w:hyperlink r:id="rId339">
+      <w:hyperlink r:id="rId341">
         <w:r>
           <w:rPr>
             <w:rStyle w:val="Hyperlink"/>
@@ -39507,10 +39725,10 @@
         <w:pStyle w:val="Compact"/>
         <w:numPr>
           <w:ilvl w:val="0"/>
-          <w:numId w:val="1076"/>
+          <w:numId w:val="1077"/>
         </w:numPr>
       </w:pPr>
-      <w:hyperlink r:id="rId340">
+      <w:hyperlink r:id="rId342">
         <w:r>
           <w:rPr>
             <w:rStyle w:val="Hyperlink"/>
@@ -39530,10 +39748,10 @@
         <w:pStyle w:val="Compact"/>
         <w:numPr>
           <w:ilvl w:val="0"/>
-          <w:numId w:val="1076"/>
+          <w:numId w:val="1077"/>
         </w:numPr>
       </w:pPr>
-      <w:hyperlink r:id="rId341">
+      <w:hyperlink r:id="rId343">
         <w:r>
           <w:rPr>
             <w:rStyle w:val="Hyperlink"/>
@@ -39553,10 +39771,10 @@
         <w:pStyle w:val="Compact"/>
         <w:numPr>
           <w:ilvl w:val="0"/>
-          <w:numId w:val="1076"/>
+          <w:numId w:val="1077"/>
         </w:numPr>
       </w:pPr>
-      <w:hyperlink r:id="rId342">
+      <w:hyperlink r:id="rId344">
         <w:r>
           <w:rPr>
             <w:rStyle w:val="Hyperlink"/>
@@ -39571,14 +39789,14 @@
         <w:t xml:space="preserve">- short, task-focused R code snippets</w:t>
       </w:r>
     </w:p>
-    <w:bookmarkEnd w:id="343"/>
-    <w:bookmarkStart w:id="345" w:name="learning-python"/>
+    <w:bookmarkEnd w:id="345"/>
+    <w:bookmarkStart w:id="347" w:name="learning-python"/>
     <w:p>
       <w:pPr>
         <w:pStyle w:val="Heading3"/>
       </w:pPr>
       <w:r>
-        <w:t xml:space="preserve">46.2 Learning Python</w:t>
+        <w:t xml:space="preserve">47.2 Learning Python</w:t>
       </w:r>
     </w:p>
     <w:p>
@@ -39586,10 +39804,10 @@
         <w:pStyle w:val="Compact"/>
         <w:numPr>
           <w:ilvl w:val="0"/>
-          <w:numId w:val="1077"/>
+          <w:numId w:val="1078"/>
         </w:numPr>
       </w:pPr>
-      <w:hyperlink r:id="rId344">
+      <w:hyperlink r:id="rId346">
         <w:r>
           <w:rPr>
             <w:rStyle w:val="Hyperlink"/>
@@ -39616,14 +39834,14 @@
         <w:t xml:space="preserve">it visualizes Python, Java, C, C++ and JavaScript (not R) and limits program length, so use it on small examples</w:t>
       </w:r>
     </w:p>
-    <w:bookmarkEnd w:id="345"/>
-    <w:bookmarkStart w:id="350" w:name="coming-to-r-from-sas"/>
+    <w:bookmarkEnd w:id="347"/>
+    <w:bookmarkStart w:id="352" w:name="coming-to-r-from-sas"/>
     <w:p>
       <w:pPr>
         <w:pStyle w:val="Heading3"/>
       </w:pPr>
       <w:r>
-        <w:t xml:space="preserve">46.3 Coming to R from SAS</w:t>
+        <w:t xml:space="preserve">47.3 Coming to R from SAS</w:t>
       </w:r>
     </w:p>
     <w:p>
@@ -39631,10 +39849,10 @@
         <w:pStyle w:val="Compact"/>
         <w:numPr>
           <w:ilvl w:val="0"/>
-          <w:numId w:val="1078"/>
+          <w:numId w:val="1079"/>
         </w:numPr>
       </w:pPr>
-      <w:hyperlink r:id="rId346">
+      <w:hyperlink r:id="rId348">
         <w:r>
           <w:rPr>
             <w:rStyle w:val="Hyperlink"/>
@@ -39657,7 +39875,7 @@
       <w:r>
         <w:t xml:space="preserve"> </w:t>
       </w:r>
-      <w:hyperlink r:id="rId347">
+      <w:hyperlink r:id="rId349">
         <w:r>
           <w:rPr>
             <w:rStyle w:val="VerbatimChar"/>
@@ -39731,10 +39949,10 @@
         <w:pStyle w:val="Compact"/>
         <w:numPr>
           <w:ilvl w:val="0"/>
-          <w:numId w:val="1078"/>
+          <w:numId w:val="1079"/>
         </w:numPr>
       </w:pPr>
-      <w:hyperlink r:id="rId348">
+      <w:hyperlink r:id="rId350">
         <w:r>
           <w:rPr>
             <w:rStyle w:val="Hyperlink"/>
@@ -39754,10 +39972,10 @@
         <w:pStyle w:val="Compact"/>
         <w:numPr>
           <w:ilvl w:val="0"/>
-          <w:numId w:val="1078"/>
+          <w:numId w:val="1079"/>
         </w:numPr>
       </w:pPr>
-      <w:hyperlink r:id="rId349">
+      <w:hyperlink r:id="rId351">
         <w:r>
           <w:rPr>
             <w:rStyle w:val="Hyperlink"/>
@@ -39772,14 +39990,14 @@
         <w:t xml:space="preserve">(Kleinman and Horton) - side-by-side SAS and R code for data management and analysis</w:t>
       </w:r>
     </w:p>
-    <w:bookmarkEnd w:id="350"/>
-    <w:bookmarkStart w:id="357" w:name="general-r-programming"/>
+    <w:bookmarkEnd w:id="352"/>
+    <w:bookmarkStart w:id="359" w:name="general-r-programming"/>
     <w:p>
       <w:pPr>
         <w:pStyle w:val="Heading3"/>
       </w:pPr>
       <w:r>
-        <w:t xml:space="preserve">46.4 General R Programming</w:t>
+        <w:t xml:space="preserve">47.4 General R Programming</w:t>
       </w:r>
     </w:p>
     <w:p>
@@ -39787,7 +40005,7 @@
         <w:pStyle w:val="Compact"/>
         <w:numPr>
           <w:ilvl w:val="0"/>
-          <w:numId w:val="1079"/>
+          <w:numId w:val="1080"/>
         </w:numPr>
       </w:pPr>
       <w:r>
@@ -39808,7 +40026,7 @@
       <w:r>
         <w:t xml:space="preserve"> </w:t>
       </w:r>
-      <w:hyperlink r:id="rId351">
+      <w:hyperlink r:id="rId353">
         <w:r>
           <w:rPr>
             <w:rStyle w:val="Hyperlink"/>
@@ -39822,7 +40040,7 @@
       <w:r>
         <w:t xml:space="preserve"> </w:t>
       </w:r>
-      <w:hyperlink r:id="rId352">
+      <w:hyperlink r:id="rId354">
         <w:r>
           <w:rPr>
             <w:rStyle w:val="Hyperlink"/>
@@ -39842,7 +40060,7 @@
       <w:r>
         <w:t xml:space="preserve"> </w:t>
       </w:r>
-      <w:hyperlink r:id="rId353">
+      <w:hyperlink r:id="rId355">
         <w:r>
           <w:rPr>
             <w:rStyle w:val="Hyperlink"/>
@@ -39856,10 +40074,10 @@
         <w:pStyle w:val="Compact"/>
         <w:numPr>
           <w:ilvl w:val="0"/>
-          <w:numId w:val="1079"/>
+          <w:numId w:val="1080"/>
         </w:numPr>
       </w:pPr>
-      <w:hyperlink r:id="rId354">
+      <w:hyperlink r:id="rId356">
         <w:r>
           <w:rPr>
             <w:rStyle w:val="Hyperlink"/>
@@ -39885,10 +40103,10 @@
         <w:pStyle w:val="Compact"/>
         <w:numPr>
           <w:ilvl w:val="0"/>
-          <w:numId w:val="1079"/>
+          <w:numId w:val="1080"/>
         </w:numPr>
       </w:pPr>
-      <w:hyperlink r:id="rId355">
+      <w:hyperlink r:id="rId357">
         <w:r>
           <w:rPr>
             <w:rStyle w:val="Hyperlink"/>
@@ -39962,10 +40180,10 @@
         <w:pStyle w:val="Compact"/>
         <w:numPr>
           <w:ilvl w:val="0"/>
-          <w:numId w:val="1079"/>
+          <w:numId w:val="1080"/>
         </w:numPr>
       </w:pPr>
-      <w:hyperlink r:id="rId356">
+      <w:hyperlink r:id="rId358">
         <w:r>
           <w:rPr>
             <w:rStyle w:val="Hyperlink"/>
@@ -39980,14 +40198,14 @@
         <w:t xml:space="preserve">- spatial data analysis in R</w:t>
       </w:r>
     </w:p>
-    <w:bookmarkEnd w:id="357"/>
-    <w:bookmarkStart w:id="360" w:name="summary-tables"/>
+    <w:bookmarkEnd w:id="359"/>
+    <w:bookmarkStart w:id="362" w:name="summary-tables"/>
     <w:p>
       <w:pPr>
         <w:pStyle w:val="Heading3"/>
       </w:pPr>
       <w:r>
-        <w:t xml:space="preserve">46.5 Summary tables</w:t>
+        <w:t xml:space="preserve">47.5 Summary tables</w:t>
       </w:r>
     </w:p>
     <w:p>
@@ -39995,7 +40213,7 @@
         <w:pStyle w:val="Compact"/>
         <w:numPr>
           <w:ilvl w:val="0"/>
-          <w:numId w:val="1080"/>
+          <w:numId w:val="1081"/>
         </w:numPr>
       </w:pPr>
       <w:hyperlink r:id="rId140">
@@ -40018,10 +40236,10 @@
         <w:pStyle w:val="Compact"/>
         <w:numPr>
           <w:ilvl w:val="0"/>
-          <w:numId w:val="1080"/>
+          <w:numId w:val="1081"/>
         </w:numPr>
       </w:pPr>
-      <w:hyperlink r:id="rId358">
+      <w:hyperlink r:id="rId360">
         <w:r>
           <w:rPr>
             <w:rStyle w:val="VerbatimChar"/>
@@ -40053,10 +40271,10 @@
         <w:pStyle w:val="Compact"/>
         <w:numPr>
           <w:ilvl w:val="0"/>
-          <w:numId w:val="1080"/>
+          <w:numId w:val="1081"/>
         </w:numPr>
       </w:pPr>
-      <w:hyperlink r:id="rId359">
+      <w:hyperlink r:id="rId361">
         <w:r>
           <w:rPr>
             <w:rStyle w:val="VerbatimChar"/>
@@ -40076,7 +40294,7 @@
         <w:pStyle w:val="Compact"/>
         <w:numPr>
           <w:ilvl w:val="0"/>
-          <w:numId w:val="1080"/>
+          <w:numId w:val="1081"/>
         </w:numPr>
       </w:pPr>
       <w:r>
@@ -40104,14 +40322,14 @@
         <w:t xml:space="preserve">above) - SAS-style frequency and means tables</w:t>
       </w:r>
     </w:p>
-    <w:bookmarkEnd w:id="360"/>
-    <w:bookmarkStart w:id="365" w:name="r-package-development"/>
+    <w:bookmarkEnd w:id="362"/>
+    <w:bookmarkStart w:id="367" w:name="r-package-development"/>
     <w:p>
       <w:pPr>
         <w:pStyle w:val="Heading3"/>
       </w:pPr>
       <w:r>
-        <w:t xml:space="preserve">46.6 R Package Development</w:t>
+        <w:t xml:space="preserve">47.6 R Package Development</w:t>
       </w:r>
     </w:p>
     <w:p>
@@ -40119,7 +40337,7 @@
         <w:pStyle w:val="Compact"/>
         <w:numPr>
           <w:ilvl w:val="0"/>
-          <w:numId w:val="1081"/>
+          <w:numId w:val="1082"/>
         </w:numPr>
       </w:pPr>
       <w:r>
@@ -40143,7 +40361,7 @@
         <w:pStyle w:val="Compact"/>
         <w:numPr>
           <w:ilvl w:val="0"/>
-          <w:numId w:val="1081"/>
+          <w:numId w:val="1082"/>
         </w:numPr>
       </w:pPr>
       <w:r>
@@ -40167,7 +40385,7 @@
         <w:pStyle w:val="Compact"/>
         <w:numPr>
           <w:ilvl w:val="0"/>
-          <w:numId w:val="1081"/>
+          <w:numId w:val="1082"/>
         </w:numPr>
       </w:pPr>
       <w:hyperlink r:id="rId36">
@@ -40190,7 +40408,7 @@
         <w:pStyle w:val="Compact"/>
         <w:numPr>
           <w:ilvl w:val="0"/>
-          <w:numId w:val="1081"/>
+          <w:numId w:val="1082"/>
         </w:numPr>
       </w:pPr>
       <w:hyperlink r:id="rId37">
@@ -40213,7 +40431,7 @@
         <w:pStyle w:val="Compact"/>
         <w:numPr>
           <w:ilvl w:val="0"/>
-          <w:numId w:val="1081"/>
+          <w:numId w:val="1082"/>
         </w:numPr>
       </w:pPr>
       <w:hyperlink r:id="rId23">
@@ -40236,7 +40454,7 @@
         <w:pStyle w:val="Compact"/>
         <w:numPr>
           <w:ilvl w:val="0"/>
-          <w:numId w:val="1081"/>
+          <w:numId w:val="1082"/>
         </w:numPr>
       </w:pPr>
       <w:hyperlink r:id="rId39">
@@ -40259,10 +40477,10 @@
         <w:pStyle w:val="Compact"/>
         <w:numPr>
           <w:ilvl w:val="0"/>
-          <w:numId w:val="1081"/>
+          <w:numId w:val="1082"/>
         </w:numPr>
       </w:pPr>
-      <w:hyperlink r:id="rId361">
+      <w:hyperlink r:id="rId363">
         <w:r>
           <w:rPr>
             <w:rStyle w:val="Hyperlink"/>
@@ -40279,7 +40497,7 @@
       <w:r>
         <w:t xml:space="preserve"> </w:t>
       </w:r>
-      <w:hyperlink r:id="rId362">
+      <w:hyperlink r:id="rId364">
         <w:r>
           <w:rPr>
             <w:rStyle w:val="Hyperlink"/>
@@ -40302,7 +40520,7 @@
       <w:r>
         <w:t xml:space="preserve"> </w:t>
       </w:r>
-      <w:hyperlink r:id="rId363">
+      <w:hyperlink r:id="rId365">
         <w:r>
           <w:rPr>
             <w:rStyle w:val="Hyperlink"/>
@@ -40319,10 +40537,10 @@
         <w:pStyle w:val="Compact"/>
         <w:numPr>
           <w:ilvl w:val="0"/>
-          <w:numId w:val="1081"/>
+          <w:numId w:val="1082"/>
         </w:numPr>
       </w:pPr>
-      <w:hyperlink r:id="rId364">
+      <w:hyperlink r:id="rId366">
         <w:r>
           <w:rPr>
             <w:rStyle w:val="Hyperlink"/>
@@ -40337,72 +40555,14 @@
         <w:t xml:space="preserve">- getting involved with base R itself</w:t>
       </w:r>
     </w:p>
-    <w:bookmarkEnd w:id="365"/>
-    <w:bookmarkStart w:id="366" w:name="shiny-development"/>
+    <w:bookmarkEnd w:id="367"/>
+    <w:bookmarkStart w:id="368" w:name="shiny-development"/>
     <w:p>
       <w:pPr>
         <w:pStyle w:val="Heading3"/>
       </w:pPr>
       <w:r>
-        <w:t xml:space="preserve">46.7 Shiny Development</w:t>
-      </w:r>
-    </w:p>
-    <w:p>
-      <w:pPr>
-        <w:pStyle w:val="Compact"/>
-        <w:numPr>
-          <w:ilvl w:val="0"/>
-          <w:numId w:val="1082"/>
-        </w:numPr>
-      </w:pPr>
-      <w:r>
-        <w:t xml:space="preserve">Mastering Shiny</w:t>
-      </w:r>
-      <w:r>
-        <w:t xml:space="preserve"> </w:t>
-      </w:r>
-      <w:r>
-        <w:t xml:space="preserve">(Wickham 2021)</w:t>
-      </w:r>
-      <w:r>
-        <w:t xml:space="preserve"> </w:t>
-      </w:r>
-      <w:r>
-        <w:t xml:space="preserve">- comprehensive guide to building web applications with Shiny</w:t>
-      </w:r>
-    </w:p>
-    <w:p>
-      <w:pPr>
-        <w:pStyle w:val="Compact"/>
-        <w:numPr>
-          <w:ilvl w:val="0"/>
-          <w:numId w:val="1082"/>
-        </w:numPr>
-      </w:pPr>
-      <w:r>
-        <w:t xml:space="preserve">Engineering Production-Grade Shiny Apps</w:t>
-      </w:r>
-      <w:r>
-        <w:t xml:space="preserve"> </w:t>
-      </w:r>
-      <w:r>
-        <w:t xml:space="preserve">(Fay et al. 2021)</w:t>
-      </w:r>
-      <w:r>
-        <w:t xml:space="preserve"> </w:t>
-      </w:r>
-      <w:r>
-        <w:t xml:space="preserve">- best practices for production Shiny applications</w:t>
-      </w:r>
-    </w:p>
-    <w:bookmarkEnd w:id="366"/>
-    <w:bookmarkStart w:id="389" w:name="git-and-version-control"/>
-    <w:p>
-      <w:pPr>
-        <w:pStyle w:val="Heading3"/>
-      </w:pPr>
-      <w:r>
-        <w:t xml:space="preserve">46.8 Git and Version Control</w:t>
+        <w:t xml:space="preserve">47.7 Shiny Development</w:t>
       </w:r>
     </w:p>
     <w:p>
@@ -40414,19 +40574,19 @@
         </w:numPr>
       </w:pPr>
       <w:r>
-        <w:t xml:space="preserve">Happy Git and GitHub for the useR</w:t>
-      </w:r>
-      <w:r>
-        <w:t xml:space="preserve"> </w:t>
-      </w:r>
-      <w:r>
-        <w:t xml:space="preserve">(Bryan 2023)</w:t>
-      </w:r>
-      <w:r>
-        <w:t xml:space="preserve"> </w:t>
-      </w:r>
-      <w:r>
-        <w:t xml:space="preserve">- essential guide to using Git and GitHub with R</w:t>
+        <w:t xml:space="preserve">Mastering Shiny</w:t>
+      </w:r>
+      <w:r>
+        <w:t xml:space="preserve"> </w:t>
+      </w:r>
+      <w:r>
+        <w:t xml:space="preserve">(Wickham 2021)</w:t>
+      </w:r>
+      <w:r>
+        <w:t xml:space="preserve"> </w:t>
+      </w:r>
+      <w:r>
+        <w:t xml:space="preserve">- comprehensive guide to building web applications with Shiny</w:t>
       </w:r>
     </w:p>
     <w:p>
@@ -40437,7 +40597,65 @@
           <w:numId w:val="1083"/>
         </w:numPr>
       </w:pPr>
-      <w:hyperlink r:id="rId367">
+      <w:r>
+        <w:t xml:space="preserve">Engineering Production-Grade Shiny Apps</w:t>
+      </w:r>
+      <w:r>
+        <w:t xml:space="preserve"> </w:t>
+      </w:r>
+      <w:r>
+        <w:t xml:space="preserve">(Fay et al. 2021)</w:t>
+      </w:r>
+      <w:r>
+        <w:t xml:space="preserve"> </w:t>
+      </w:r>
+      <w:r>
+        <w:t xml:space="preserve">- best practices for production Shiny applications</w:t>
+      </w:r>
+    </w:p>
+    <w:bookmarkEnd w:id="368"/>
+    <w:bookmarkStart w:id="391" w:name="git-and-version-control"/>
+    <w:p>
+      <w:pPr>
+        <w:pStyle w:val="Heading3"/>
+      </w:pPr>
+      <w:r>
+        <w:t xml:space="preserve">47.8 Git and Version Control</w:t>
+      </w:r>
+    </w:p>
+    <w:p>
+      <w:pPr>
+        <w:pStyle w:val="Compact"/>
+        <w:numPr>
+          <w:ilvl w:val="0"/>
+          <w:numId w:val="1084"/>
+        </w:numPr>
+      </w:pPr>
+      <w:r>
+        <w:t xml:space="preserve">Happy Git and GitHub for the useR</w:t>
+      </w:r>
+      <w:r>
+        <w:t xml:space="preserve"> </w:t>
+      </w:r>
+      <w:r>
+        <w:t xml:space="preserve">(Bryan 2023)</w:t>
+      </w:r>
+      <w:r>
+        <w:t xml:space="preserve"> </w:t>
+      </w:r>
+      <w:r>
+        <w:t xml:space="preserve">- essential guide to using Git and GitHub with R</w:t>
+      </w:r>
+    </w:p>
+    <w:p>
+      <w:pPr>
+        <w:pStyle w:val="Compact"/>
+        <w:numPr>
+          <w:ilvl w:val="0"/>
+          <w:numId w:val="1084"/>
+        </w:numPr>
+      </w:pPr>
+      <w:hyperlink r:id="rId369">
         <w:r>
           <w:rPr>
             <w:rStyle w:val="Hyperlink"/>
@@ -40484,10 +40702,10 @@
         <w:pStyle w:val="Compact"/>
         <w:numPr>
           <w:ilvl w:val="0"/>
-          <w:numId w:val="1083"/>
+          <w:numId w:val="1084"/>
         </w:numPr>
       </w:pPr>
-      <w:hyperlink r:id="rId368">
+      <w:hyperlink r:id="rId370">
         <w:r>
           <w:rPr>
             <w:rStyle w:val="Hyperlink"/>
@@ -40507,10 +40725,10 @@
         <w:pStyle w:val="Compact"/>
         <w:numPr>
           <w:ilvl w:val="0"/>
-          <w:numId w:val="1083"/>
+          <w:numId w:val="1084"/>
         </w:numPr>
       </w:pPr>
-      <w:hyperlink r:id="rId369">
+      <w:hyperlink r:id="rId371">
         <w:r>
           <w:rPr>
             <w:rStyle w:val="VerbatimChar"/>
@@ -40530,10 +40748,10 @@
         <w:pStyle w:val="Compact"/>
         <w:numPr>
           <w:ilvl w:val="0"/>
-          <w:numId w:val="1083"/>
+          <w:numId w:val="1084"/>
         </w:numPr>
       </w:pPr>
-      <w:hyperlink r:id="rId370">
+      <w:hyperlink r:id="rId372">
         <w:r>
           <w:rPr>
             <w:rStyle w:val="Hyperlink"/>
@@ -40545,7 +40763,7 @@
         <w:t xml:space="preserve"> </w:t>
       </w:r>
       <w:r>
-        <w:t xml:space="preserve">- a short, free Git book</w:t>
+        <w:t xml:space="preserve">- source repository of a short, free Git book</w:t>
       </w:r>
     </w:p>
     <w:p>
@@ -40553,10 +40771,10 @@
         <w:pStyle w:val="Compact"/>
         <w:numPr>
           <w:ilvl w:val="0"/>
-          <w:numId w:val="1083"/>
+          <w:numId w:val="1084"/>
         </w:numPr>
       </w:pPr>
-      <w:hyperlink r:id="rId371">
+      <w:hyperlink r:id="rId373">
         <w:r>
           <w:rPr>
             <w:rStyle w:val="VerbatimChar"/>
@@ -40577,8 +40795,8 @@
         <w:t xml:space="preserve">organized by patterns like tags or issues</w:t>
       </w:r>
     </w:p>
-    <w:bookmarkStart w:id="388" w:name="refs"/>
-    <w:bookmarkStart w:id="373" w:name="ref-bryan2023happygit"/>
+    <w:bookmarkStart w:id="390" w:name="refs"/>
+    <w:bookmarkStart w:id="375" w:name="ref-bryan2023happygit"/>
     <w:p>
       <w:pPr>
         <w:pStyle w:val="Bibliography"/>
@@ -40602,7 +40820,7 @@
       <w:r>
         <w:t xml:space="preserve"> </w:t>
       </w:r>
-      <w:hyperlink r:id="rId372">
+      <w:hyperlink r:id="rId374">
         <w:r>
           <w:rPr>
             <w:rStyle w:val="Hyperlink"/>
@@ -40614,8 +40832,8 @@
         <w:t xml:space="preserve">.</w:t>
       </w:r>
     </w:p>
-    <w:bookmarkEnd w:id="373"/>
-    <w:bookmarkStart w:id="374" w:name="ref-reprex"/>
+    <w:bookmarkEnd w:id="375"/>
+    <w:bookmarkStart w:id="376" w:name="ref-reprex"/>
     <w:p>
       <w:pPr>
         <w:pStyle w:val="Bibliography"/>
@@ -40639,7 +40857,7 @@
       <w:r>
         <w:t xml:space="preserve"> </w:t>
       </w:r>
-      <w:hyperlink r:id="rId334">
+      <w:hyperlink r:id="rId336">
         <w:r>
           <w:rPr>
             <w:rStyle w:val="Hyperlink"/>
@@ -40651,8 +40869,8 @@
         <w:t xml:space="preserve">.</w:t>
       </w:r>
     </w:p>
-    <w:bookmarkEnd w:id="374"/>
-    <w:bookmarkStart w:id="376" w:name="ref-fay2021engineering"/>
+    <w:bookmarkEnd w:id="376"/>
+    <w:bookmarkStart w:id="378" w:name="ref-fay2021engineering"/>
     <w:p>
       <w:pPr>
         <w:pStyle w:val="Bibliography"/>
@@ -40676,7 +40894,7 @@
       <w:r>
         <w:t xml:space="preserve"> </w:t>
       </w:r>
-      <w:hyperlink r:id="rId375">
+      <w:hyperlink r:id="rId377">
         <w:r>
           <w:rPr>
             <w:rStyle w:val="Hyperlink"/>
@@ -40688,8 +40906,8 @@
         <w:t xml:space="preserve">.</w:t>
       </w:r>
     </w:p>
-    <w:bookmarkEnd w:id="376"/>
-    <w:bookmarkStart w:id="378" w:name="ref-wickham2019advr"/>
+    <w:bookmarkEnd w:id="378"/>
+    <w:bookmarkStart w:id="380" w:name="ref-wickham2019advr"/>
     <w:p>
       <w:pPr>
         <w:pStyle w:val="Bibliography"/>
@@ -40713,7 +40931,7 @@
       <w:r>
         <w:t xml:space="preserve"> </w:t>
       </w:r>
-      <w:hyperlink r:id="rId377">
+      <w:hyperlink r:id="rId379">
         <w:r>
           <w:rPr>
             <w:rStyle w:val="Hyperlink"/>
@@ -40725,8 +40943,8 @@
         <w:t xml:space="preserve">.</w:t>
       </w:r>
     </w:p>
-    <w:bookmarkEnd w:id="378"/>
-    <w:bookmarkStart w:id="380" w:name="ref-wickham2021shiny"/>
+    <w:bookmarkEnd w:id="380"/>
+    <w:bookmarkStart w:id="382" w:name="ref-wickham2021shiny"/>
     <w:p>
       <w:pPr>
         <w:pStyle w:val="Bibliography"/>
@@ -40750,7 +40968,7 @@
       <w:r>
         <w:t xml:space="preserve"> </w:t>
       </w:r>
-      <w:hyperlink r:id="rId379">
+      <w:hyperlink r:id="rId381">
         <w:r>
           <w:rPr>
             <w:rStyle w:val="Hyperlink"/>
@@ -40762,8 +40980,8 @@
         <w:t xml:space="preserve">.</w:t>
       </w:r>
     </w:p>
-    <w:bookmarkEnd w:id="380"/>
-    <w:bookmarkStart w:id="382" w:name="ref-wickham2023tidydesign"/>
+    <w:bookmarkEnd w:id="382"/>
+    <w:bookmarkStart w:id="384" w:name="ref-wickham2023tidydesign"/>
     <w:p>
       <w:pPr>
         <w:pStyle w:val="Bibliography"/>
@@ -40787,7 +41005,7 @@
       <w:r>
         <w:t xml:space="preserve"> </w:t>
       </w:r>
-      <w:hyperlink r:id="rId381">
+      <w:hyperlink r:id="rId383">
         <w:r>
           <w:rPr>
             <w:rStyle w:val="Hyperlink"/>
@@ -40799,8 +41017,8 @@
         <w:t xml:space="preserve">.</w:t>
       </w:r>
     </w:p>
-    <w:bookmarkEnd w:id="382"/>
-    <w:bookmarkStart w:id="384" w:name="ref-wickham2023rpkgs"/>
+    <w:bookmarkEnd w:id="384"/>
+    <w:bookmarkStart w:id="386" w:name="ref-wickham2023rpkgs"/>
     <w:p>
       <w:pPr>
         <w:pStyle w:val="Bibliography"/>
@@ -40824,7 +41042,7 @@
       <w:r>
         <w:t xml:space="preserve"> </w:t>
       </w:r>
-      <w:hyperlink r:id="rId383">
+      <w:hyperlink r:id="rId385">
         <w:r>
           <w:rPr>
             <w:rStyle w:val="Hyperlink"/>
@@ -40836,8 +41054,8 @@
         <w:t xml:space="preserve">.</w:t>
       </w:r>
     </w:p>
-    <w:bookmarkEnd w:id="384"/>
-    <w:bookmarkStart w:id="386" w:name="ref-wickham2023r4ds"/>
+    <w:bookmarkEnd w:id="386"/>
+    <w:bookmarkStart w:id="388" w:name="ref-wickham2023r4ds"/>
     <w:p>
       <w:pPr>
         <w:pStyle w:val="Bibliography"/>
@@ -40861,7 +41079,7 @@
       <w:r>
         <w:t xml:space="preserve"> </w:t>
       </w:r>
-      <w:hyperlink r:id="rId385">
+      <w:hyperlink r:id="rId387">
         <w:r>
           <w:rPr>
             <w:rStyle w:val="Hyperlink"/>
@@ -40873,8 +41091,8 @@
         <w:t xml:space="preserve">.</w:t>
       </w:r>
     </w:p>
-    <w:bookmarkEnd w:id="386"/>
-    <w:bookmarkStart w:id="387" w:name="ref-R-roxygen2"/>
+    <w:bookmarkEnd w:id="388"/>
+    <w:bookmarkStart w:id="389" w:name="ref-R-roxygen2"/>
     <w:p>
       <w:pPr>
         <w:pStyle w:val="Bibliography"/>
@@ -40910,10 +41128,10 @@
         <w:t xml:space="preserve">.</w:t>
       </w:r>
     </w:p>
-    <w:bookmarkEnd w:id="387"/>
-    <w:bookmarkEnd w:id="388"/>
     <w:bookmarkEnd w:id="389"/>
     <w:bookmarkEnd w:id="390"/>
+    <w:bookmarkEnd w:id="391"/>
+    <w:bookmarkEnd w:id="392"/>
     <w:sectPr>
       <w:footnotePr>
         <w:numRestart w:val="eachSect"/>
@@ -41574,6 +41792,9 @@
     <w:abstractNumId w:val="991"/>
   </w:num>
   <w:num w:numId="1059">
+    <w:abstractNumId w:val="991"/>
+  </w:num>
+  <w:num w:numId="1060">
     <w:abstractNumId w:val="99411"/>
     <w:lvlOverride w:ilvl="0">
       <w:startOverride w:val="1"/>
@@ -41603,9 +41824,6 @@
       <w:startOverride w:val="1"/>
     </w:lvlOverride>
   </w:num>
-  <w:num w:numId="1060">
-    <w:abstractNumId w:val="991"/>
-  </w:num>
   <w:num w:numId="1061">
     <w:abstractNumId w:val="991"/>
   </w:num>
@@ -41622,6 +41840,9 @@
     <w:abstractNumId w:val="991"/>
   </w:num>
   <w:num w:numId="1066">
+    <w:abstractNumId w:val="991"/>
+  </w:num>
+  <w:num w:numId="1067">
     <w:abstractNumId w:val="99411"/>
     <w:lvlOverride w:ilvl="0">
       <w:startOverride w:val="1"/>
@@ -41650,9 +41871,6 @@
     <w:lvlOverride w:ilvl="8">
       <w:startOverride w:val="1"/>
     </w:lvlOverride>
-  </w:num>
-  <w:num w:numId="1067">
-    <w:abstractNumId w:val="991"/>
   </w:num>
   <w:num w:numId="1068">
     <w:abstractNumId w:val="991"/>
@@ -41700,6 +41918,9 @@
     <w:abstractNumId w:val="991"/>
   </w:num>
   <w:num w:numId="1083">
+    <w:abstractNumId w:val="991"/>
+  </w:num>
+  <w:num w:numId="1084">
     <w:abstractNumId w:val="991"/>
   </w:num>
 </w:numbering>

--- a/chapters/coding-practices.docx
+++ b/chapters/coding-practices.docx
@@ -15,7 +15,7 @@
         <w:pStyle w:val="Date"/>
       </w:pPr>
       <w:r>
-        <w:t xml:space="preserve">Last modified: 2026-10-25 19:23:43 (PDT)</w:t>
+        <w:t xml:space="preserve">Last modified: 2026-10-25 19:34:45 (PDT)</w:t>
       </w:r>
     </w:p>
     <w:p>
@@ -8611,7 +8611,7 @@
           <w:rPr>
             <w:rStyle w:val="Hyperlink"/>
           </w:rPr>
-          <w:t xml:space="preserve">Section 18</w:t>
+          <w:t xml:space="preserve">Section 19</w:t>
         </w:r>
       </w:hyperlink>
       <w:r>
@@ -17221,7 +17221,7 @@
           <w:rPr>
             <w:rStyle w:val="Hyperlink"/>
           </w:rPr>
-          <w:t xml:space="preserve">Section 37.2</w:t>
+          <w:t xml:space="preserve">Section 38.2</w:t>
         </w:r>
       </w:hyperlink>
       <w:r>
@@ -26738,39 +26738,113 @@
       </w:r>
     </w:p>
     <w:bookmarkEnd w:id="158"/>
-    <w:bookmarkStart w:id="159" w:name="sec-function-decomposition"/>
+    <w:bookmarkStart w:id="163" w:name="sec-modular-design"/>
     <w:p>
       <w:pPr>
         <w:pStyle w:val="Heading2"/>
       </w:pPr>
       <w:r>
-        <w:t xml:space="preserve">18 Function decomposition</w:t>
+        <w:t xml:space="preserve">18 Modular design</w:t>
       </w:r>
     </w:p>
     <w:p>
       <w:pPr>
         <w:pStyle w:val="FirstParagraph"/>
       </w:pPr>
-      <w:r>
-        <w:t xml:space="preserve">Function decomposition improves code readability and maintainability</w:t>
-      </w:r>
-      <w:r>
-        <w:t xml:space="preserve"> </w:t>
-      </w:r>
-      <w:r>
-        <w:t xml:space="preserve">by breaking complex logic into focused, reusable units.</w:t>
-      </w:r>
-      <w:r>
-        <w:t xml:space="preserve"> </w:t>
-      </w:r>
-      <w:r>
-        <w:t xml:space="preserve">When a function becomes too long or handles too many concerns,</w:t>
-      </w:r>
-      <w:r>
-        <w:t xml:space="preserve"> </w:t>
-      </w:r>
-      <w:r>
-        <w:t xml:space="preserve">split it into smaller helper functions with clear responsibilities.</w:t>
+      <w:hyperlink r:id="rId159">
+        <w:r>
+          <w:rPr>
+            <w:rStyle w:val="Hyperlink"/>
+          </w:rPr>
+          <w:t xml:space="preserve">Modular programming</w:t>
+        </w:r>
+      </w:hyperlink>
+      <w:r>
+        <w:t xml:space="preserve"> </w:t>
+      </w:r>
+      <w:r>
+        <w:t xml:space="preserve">splits a program into separate</w:t>
+      </w:r>
+      <w:r>
+        <w:t xml:space="preserve"> </w:t>
+      </w:r>
+      <w:r>
+        <w:rPr>
+          <w:b/>
+          <w:bCs/>
+        </w:rPr>
+        <w:t xml:space="preserve">modules</w:t>
+      </w:r>
+      <w:r>
+        <w:t xml:space="preserve">,</w:t>
+      </w:r>
+      <w:r>
+        <w:t xml:space="preserve"> </w:t>
+      </w:r>
+      <w:r>
+        <w:t xml:space="preserve">each of which does one job and can be understood, tested and changed on its own.</w:t>
+      </w:r>
+      <w:r>
+        <w:t xml:space="preserve"> </w:t>
+      </w:r>
+      <w:r>
+        <w:t xml:space="preserve">In R and Python, a module can be a function, a file or a package.</w:t>
+      </w:r>
+      <w:r>
+        <w:t xml:space="preserve"> </w:t>
+      </w:r>
+      <w:r>
+        <w:t xml:space="preserve">Splitting a problem into such parts is called</w:t>
+      </w:r>
+      <w:r>
+        <w:t xml:space="preserve"> </w:t>
+      </w:r>
+      <w:hyperlink r:id="rId160">
+        <w:r>
+          <w:rPr>
+            <w:rStyle w:val="Hyperlink"/>
+          </w:rPr>
+          <w:t xml:space="preserve">decomposition</w:t>
+        </w:r>
+      </w:hyperlink>
+      <w:r>
+        <w:t xml:space="preserve">.</w:t>
+      </w:r>
+      <w:r>
+        <w:t xml:space="preserve"> </w:t>
+      </w:r>
+      <w:r>
+        <w:t xml:space="preserve">Guides to scientific computing recommend it:</w:t>
+      </w:r>
+      <w:r>
+        <w:t xml:space="preserve"> </w:t>
+      </w:r>
+      <w:r>
+        <w:t xml:space="preserve">Wilson et al. (2014)</w:t>
+      </w:r>
+      <w:r>
+        <w:t xml:space="preserve"> </w:t>
+      </w:r>
+      <w:r>
+        <w:t xml:space="preserve">advise modularizing code rather than copying and pasting it,</w:t>
+      </w:r>
+      <w:r>
+        <w:t xml:space="preserve"> </w:t>
+      </w:r>
+      <w:r>
+        <w:t xml:space="preserve">and</w:t>
+      </w:r>
+      <w:r>
+        <w:t xml:space="preserve"> </w:t>
+      </w:r>
+      <w:r>
+        <w:t xml:space="preserve">Wilson et al. (2017)</w:t>
+      </w:r>
+      <w:r>
+        <w:t xml:space="preserve"> </w:t>
+      </w:r>
+      <w:r>
+        <w:t xml:space="preserve">advise decomposing programs into functions.</w:t>
       </w:r>
     </w:p>
     <w:p>
@@ -26778,7 +26852,104 @@
         <w:pStyle w:val="BodyText"/>
       </w:pPr>
       <w:r>
-        <w:t xml:space="preserve">Key goals of decomposition include:</w:t>
+        <w:t xml:space="preserve">Each module has an</w:t>
+      </w:r>
+      <w:r>
+        <w:t xml:space="preserve"> </w:t>
+      </w:r>
+      <w:r>
+        <w:rPr>
+          <w:b/>
+          <w:bCs/>
+        </w:rPr>
+        <w:t xml:space="preserve">interface</w:t>
+      </w:r>
+      <w:r>
+        <w:t xml:space="preserve"> </w:t>
+      </w:r>
+      <w:r>
+        <w:t xml:space="preserve">and an</w:t>
+      </w:r>
+      <w:r>
+        <w:t xml:space="preserve"> </w:t>
+      </w:r>
+      <w:r>
+        <w:rPr>
+          <w:b/>
+          <w:bCs/>
+        </w:rPr>
+        <w:t xml:space="preserve">implementation</w:t>
+      </w:r>
+      <w:r>
+        <w:t xml:space="preserve">.</w:t>
+      </w:r>
+      <w:r>
+        <w:t xml:space="preserve"> </w:t>
+      </w:r>
+      <w:r>
+        <w:t xml:space="preserve">The interface is what other code may rely on:</w:t>
+      </w:r>
+      <w:r>
+        <w:t xml:space="preserve"> </w:t>
+      </w:r>
+      <w:r>
+        <w:t xml:space="preserve">for an R function, its name, arguments and return value;</w:t>
+      </w:r>
+      <w:r>
+        <w:t xml:space="preserve"> </w:t>
+      </w:r>
+      <w:r>
+        <w:t xml:space="preserve">for a package, its exported functions</w:t>
+      </w:r>
+      <w:r>
+        <w:t xml:space="preserve"> </w:t>
+      </w:r>
+      <w:r>
+        <w:t xml:space="preserve">(Wickham and Bryan 2023)</w:t>
+      </w:r>
+      <w:r>
+        <w:t xml:space="preserve">.</w:t>
+      </w:r>
+      <w:r>
+        <w:t xml:space="preserve"> </w:t>
+      </w:r>
+      <w:r>
+        <w:t xml:space="preserve">The implementation is everything else.</w:t>
+      </w:r>
+      <w:r>
+        <w:t xml:space="preserve"> </w:t>
+      </w:r>
+      <w:r>
+        <w:t xml:space="preserve">Code that calls a module depends only on its interface,</w:t>
+      </w:r>
+      <w:r>
+        <w:t xml:space="preserve"> </w:t>
+      </w:r>
+      <w:r>
+        <w:t xml:space="preserve">so the smaller the interface,</w:t>
+      </w:r>
+      <w:r>
+        <w:t xml:space="preserve"> </w:t>
+      </w:r>
+      <w:r>
+        <w:t xml:space="preserve">the more of the module you can change without changing that code.</w:t>
+      </w:r>
+    </w:p>
+    <w:p>
+      <w:pPr>
+        <w:pStyle w:val="BodyText"/>
+      </w:pPr>
+      <w:r>
+        <w:t xml:space="preserve">Two properties describe how well a program is divided</w:t>
+      </w:r>
+      <w:r>
+        <w:t xml:space="preserve"> </w:t>
+      </w:r>
+      <w:r>
+        <w:t xml:space="preserve">(Stevens et al. 1974)</w:t>
+      </w:r>
+      <w:r>
+        <w:t xml:space="preserve">:</w:t>
       </w:r>
     </w:p>
     <w:p>
@@ -26790,7 +26961,50 @@
         </w:numPr>
       </w:pPr>
       <w:r>
-        <w:t xml:space="preserve">Breaking a big problem into smaller subproblems that are easier to reason about</w:t>
+        <w:rPr>
+          <w:b/>
+          <w:bCs/>
+        </w:rPr>
+        <w:t xml:space="preserve">Cohesion</w:t>
+      </w:r>
+      <w:r>
+        <w:t xml:space="preserve"> </w:t>
+      </w:r>
+      <w:r>
+        <w:t xml:space="preserve">is how closely the parts inside one module belong together.</w:t>
+      </w:r>
+      <w:r>
+        <w:t xml:space="preserve"> </w:t>
+      </w:r>
+      <w:r>
+        <w:t xml:space="preserve">Aim for high cohesion:</w:t>
+      </w:r>
+      <w:r>
+        <w:t xml:space="preserve"> </w:t>
+      </w:r>
+      <w:r>
+        <w:t xml:space="preserve">a file that cleans one dataset is more cohesive</w:t>
+      </w:r>
+      <w:r>
+        <w:t xml:space="preserve"> </w:t>
+      </w:r>
+      <w:r>
+        <w:t xml:space="preserve">than a</w:t>
+      </w:r>
+      <w:r>
+        <w:t xml:space="preserve"> </w:t>
+      </w:r>
+      <w:r>
+        <w:rPr>
+          <w:rStyle w:val="VerbatimChar"/>
+        </w:rPr>
+        <w:t xml:space="preserve">utils.R</w:t>
+      </w:r>
+      <w:r>
+        <w:t xml:space="preserve"> </w:t>
+      </w:r>
+      <w:r>
+        <w:t xml:space="preserve">file that holds every helper in the project.</w:t>
       </w:r>
     </w:p>
     <w:p>
@@ -26802,41 +27016,68 @@
         </w:numPr>
       </w:pPr>
       <w:r>
-        <w:t xml:space="preserve">Making code easier to read, review, and test</w:t>
-      </w:r>
-    </w:p>
-    <w:p>
-      <w:pPr>
-        <w:pStyle w:val="Compact"/>
-        <w:numPr>
-          <w:ilvl w:val="0"/>
-          <w:numId w:val="1054"/>
-        </w:numPr>
-      </w:pPr>
-      <w:r>
-        <w:t xml:space="preserve">Pushing low-level complexity</w:t>
-      </w:r>
-      <w:r>
-        <w:t xml:space="preserve"> </w:t>
-      </w:r>
-      <w:r>
-        <w:t xml:space="preserve">“downward”</w:t>
-      </w:r>
-      <w:r>
-        <w:t xml:space="preserve"> </w:t>
-      </w:r>
-      <w:r>
-        <w:t xml:space="preserve">into helper functions so the main workflow stays clear</w:t>
-      </w:r>
-    </w:p>
-    <w:bookmarkEnd w:id="159"/>
-    <w:bookmarkStart w:id="160" w:name="when-to-decompose-a-function"/>
-    <w:p>
-      <w:pPr>
-        <w:pStyle w:val="Heading2"/>
-      </w:pPr>
-      <w:r>
-        <w:t xml:space="preserve">19 When to decompose a function</w:t>
+        <w:rPr>
+          <w:b/>
+          <w:bCs/>
+        </w:rPr>
+        <w:t xml:space="preserve">Coupling</w:t>
+      </w:r>
+      <w:r>
+        <w:t xml:space="preserve"> </w:t>
+      </w:r>
+      <w:r>
+        <w:t xml:space="preserve">is how strongly one module depends on another,</w:t>
+      </w:r>
+      <w:r>
+        <w:t xml:space="preserve"> </w:t>
+      </w:r>
+      <w:r>
+        <w:t xml:space="preserve">for example on its internal details or on shared global state.</w:t>
+      </w:r>
+      <w:r>
+        <w:t xml:space="preserve"> </w:t>
+      </w:r>
+      <w:r>
+        <w:t xml:space="preserve">Aim for low coupling:</w:t>
+      </w:r>
+      <w:r>
+        <w:t xml:space="preserve"> </w:t>
+      </w:r>
+      <w:r>
+        <w:t xml:space="preserve">a script that calls a function from another file</w:t>
+      </w:r>
+      <w:r>
+        <w:t xml:space="preserve"> </w:t>
+      </w:r>
+      <w:r>
+        <w:t xml:space="preserve">is less coupled than one that</w:t>
+      </w:r>
+      <w:r>
+        <w:t xml:space="preserve"> </w:t>
+      </w:r>
+      <w:r>
+        <w:rPr>
+          <w:rStyle w:val="VerbatimChar"/>
+        </w:rPr>
+        <w:t xml:space="preserve">source()</w:t>
+      </w:r>
+      <w:r>
+        <w:t xml:space="preserve">s that file</w:t>
+      </w:r>
+      <w:r>
+        <w:t xml:space="preserve"> </w:t>
+      </w:r>
+      <w:r>
+        <w:t xml:space="preserve">and then uses the intermediate objects it created.</w:t>
+      </w:r>
+    </w:p>
+    <w:bookmarkStart w:id="161" w:name="decide-what-each-module-hides"/>
+    <w:p>
+      <w:pPr>
+        <w:pStyle w:val="Heading3"/>
+      </w:pPr>
+      <w:r>
+        <w:t xml:space="preserve">18.1 Decide what each module hides</w:t>
       </w:r>
     </w:p>
     <w:p>
@@ -26844,7 +27085,76 @@
         <w:pStyle w:val="FirstParagraph"/>
       </w:pPr>
       <w:r>
-        <w:t xml:space="preserve">Consider decomposition when one or more of these are true:</w:t>
+        <w:t xml:space="preserve">Parnas (1972)</w:t>
+      </w:r>
+      <w:r>
+        <w:t xml:space="preserve"> </w:t>
+      </w:r>
+      <w:r>
+        <w:t xml:space="preserve">described two ways to split the same program into modules.</w:t>
+      </w:r>
+      <w:r>
+        <w:t xml:space="preserve"> </w:t>
+      </w:r>
+      <w:r>
+        <w:t xml:space="preserve">One split followed the steps of the program in order.</w:t>
+      </w:r>
+      <w:r>
+        <w:t xml:space="preserve"> </w:t>
+      </w:r>
+      <w:r>
+        <w:t xml:space="preserve">The other gave each module one design decision that was likely to change,</w:t>
+      </w:r>
+      <w:r>
+        <w:t xml:space="preserve"> </w:t>
+      </w:r>
+      <w:r>
+        <w:t xml:space="preserve">such as a file format or a data structure,</w:t>
+      </w:r>
+      <w:r>
+        <w:t xml:space="preserve"> </w:t>
+      </w:r>
+      <w:r>
+        <w:t xml:space="preserve">and hid that decision behind the module’s interface.</w:t>
+      </w:r>
+      <w:r>
+        <w:t xml:space="preserve"> </w:t>
+      </w:r>
+      <w:r>
+        <w:t xml:space="preserve">Parnas argued that the second split is easier to change,</w:t>
+      </w:r>
+      <w:r>
+        <w:t xml:space="preserve"> </w:t>
+      </w:r>
+      <w:r>
+        <w:t xml:space="preserve">because a change to one of those decisions touches only one module.</w:t>
+      </w:r>
+      <w:r>
+        <w:t xml:space="preserve"> </w:t>
+      </w:r>
+      <w:r>
+        <w:t xml:space="preserve">This approach is called</w:t>
+      </w:r>
+      <w:r>
+        <w:t xml:space="preserve"> </w:t>
+      </w:r>
+      <w:r>
+        <w:rPr>
+          <w:b/>
+          <w:bCs/>
+        </w:rPr>
+        <w:t xml:space="preserve">information hiding</w:t>
+      </w:r>
+      <w:r>
+        <w:t xml:space="preserve">.</w:t>
+      </w:r>
+    </w:p>
+    <w:p>
+      <w:pPr>
+        <w:pStyle w:val="BodyText"/>
+      </w:pPr>
+      <w:r>
+        <w:t xml:space="preserve">In a data analysis, decisions that often change include:</w:t>
       </w:r>
     </w:p>
     <w:p>
@@ -26856,7 +27166,7 @@
         </w:numPr>
       </w:pPr>
       <w:r>
-        <w:t xml:space="preserve">A function is doing multiple jobs (validation, transformation, modeling, and formatting)</w:t>
+        <w:t xml:space="preserve">the format and location of the raw data;</w:t>
       </w:r>
     </w:p>
     <w:p>
@@ -26868,40 +27178,7 @@
         </w:numPr>
       </w:pPr>
       <w:r>
-        <w:t xml:space="preserve">Most of the function body is a single</w:t>
-      </w:r>
-      <w:r>
-        <w:t xml:space="preserve"> </w:t>
-      </w:r>
-      <w:r>
-        <w:rPr>
-          <w:rStyle w:val="VerbatimChar"/>
-        </w:rPr>
-        <w:t xml:space="preserve">if</w:t>
-      </w:r>
-      <w:r>
-        <w:t xml:space="preserve">-</w:t>
-      </w:r>
-      <w:r>
-        <w:rPr>
-          <w:rStyle w:val="VerbatimChar"/>
-        </w:rPr>
-        <w:t xml:space="preserve">else</w:t>
-      </w:r>
-      <w:r>
-        <w:t xml:space="preserve">;</w:t>
-      </w:r>
-      <w:r>
-        <w:t xml:space="preserve"> </w:t>
-      </w:r>
-      <w:r>
-        <w:t xml:space="preserve">split the two cases into separate functions</w:t>
-      </w:r>
-      <w:r>
-        <w:t xml:space="preserve"> </w:t>
-      </w:r>
-      <w:r>
-        <w:t xml:space="preserve">so each path has a clear name and contract</w:t>
+        <w:t xml:space="preserve">how a variable is coded or cleaned;</w:t>
       </w:r>
     </w:p>
     <w:p>
@@ -26913,53 +27190,385 @@
         </w:numPr>
       </w:pPr>
       <w:r>
-        <w:t xml:space="preserve">You need comments to explain every few lines just to follow the logic</w:t>
-      </w:r>
-    </w:p>
-    <w:p>
-      <w:pPr>
-        <w:pStyle w:val="Compact"/>
-        <w:numPr>
-          <w:ilvl w:val="0"/>
-          <w:numId w:val="1055"/>
-        </w:numPr>
-      </w:pPr>
-      <w:r>
-        <w:t xml:space="preserve">You are repeating the same block in multiple places</w:t>
-      </w:r>
-    </w:p>
-    <w:p>
-      <w:pPr>
-        <w:pStyle w:val="Compact"/>
-        <w:numPr>
-          <w:ilvl w:val="0"/>
-          <w:numId w:val="1055"/>
-        </w:numPr>
-      </w:pPr>
-      <w:r>
-        <w:t xml:space="preserve">You want to test one part of a workflow independently of the rest</w:t>
-      </w:r>
-    </w:p>
-    <w:p>
-      <w:pPr>
-        <w:pStyle w:val="Compact"/>
-        <w:numPr>
-          <w:ilvl w:val="0"/>
-          <w:numId w:val="1055"/>
-        </w:numPr>
-      </w:pPr>
-      <w:r>
-        <w:t xml:space="preserve">The current function is hard to scan because implementation details hide the main idea</w:t>
-      </w:r>
-    </w:p>
-    <w:bookmarkEnd w:id="160"/>
-    <w:bookmarkStart w:id="161" w:name="sec-decompose-in-practice"/>
+        <w:t xml:space="preserve">which model is fitted.</w:t>
+      </w:r>
+    </w:p>
+    <w:p>
+      <w:pPr>
+        <w:pStyle w:val="FirstParagraph"/>
+      </w:pPr>
+      <w:r>
+        <w:t xml:space="preserve">Give each decision its own function or file.</w:t>
+      </w:r>
+      <w:r>
+        <w:t xml:space="preserve"> </w:t>
+      </w:r>
+      <w:r>
+        <w:t xml:space="preserve">For example, suppose that only</w:t>
+      </w:r>
+      <w:r>
+        <w:t xml:space="preserve"> </w:t>
+      </w:r>
+      <w:r>
+        <w:rPr>
+          <w:rStyle w:val="VerbatimChar"/>
+        </w:rPr>
+        <w:t xml:space="preserve">read_survey_data()</w:t>
+      </w:r>
+      <w:r>
+        <w:t xml:space="preserve"> </w:t>
+      </w:r>
+      <w:r>
+        <w:t xml:space="preserve">knows that the survey arrives as a CSV file:</w:t>
+      </w:r>
+    </w:p>
+    <w:p>
+      <w:pPr>
+        <w:pStyle w:val="SourceCode"/>
+      </w:pPr>
+      <w:r>
+        <w:rPr>
+          <w:rStyle w:val="NormalTok"/>
+        </w:rPr>
+        <w:t xml:space="preserve">read_survey_data </w:t>
+      </w:r>
+      <w:r>
+        <w:rPr>
+          <w:rStyle w:val="OtherTok"/>
+        </w:rPr>
+        <w:t xml:space="preserve">&lt;-</w:t>
+      </w:r>
+      <w:r>
+        <w:rPr>
+          <w:rStyle w:val="NormalTok"/>
+        </w:rPr>
+        <w:t xml:space="preserve"> </w:t>
+      </w:r>
+      <w:r>
+        <w:rPr>
+          <w:rStyle w:val="ControlFlowTok"/>
+        </w:rPr>
+        <w:t xml:space="preserve">function</w:t>
+      </w:r>
+      <w:r>
+        <w:rPr>
+          <w:rStyle w:val="NormalTok"/>
+        </w:rPr>
+        <w:t xml:space="preserve">(path) {</w:t>
+      </w:r>
+      <w:r>
+        <w:br/>
+      </w:r>
+      <w:r>
+        <w:rPr>
+          <w:rStyle w:val="NormalTok"/>
+        </w:rPr>
+        <w:t xml:space="preserve">  readr</w:t>
+      </w:r>
+      <w:r>
+        <w:rPr>
+          <w:rStyle w:val="SpecialCharTok"/>
+        </w:rPr>
+        <w:t xml:space="preserve">::</w:t>
+      </w:r>
+      <w:r>
+        <w:rPr>
+          <w:rStyle w:val="FunctionTok"/>
+        </w:rPr>
+        <w:t xml:space="preserve">read_csv</w:t>
+      </w:r>
+      <w:r>
+        <w:rPr>
+          <w:rStyle w:val="NormalTok"/>
+        </w:rPr>
+        <w:t xml:space="preserve">(path, </w:t>
+      </w:r>
+      <w:r>
+        <w:rPr>
+          <w:rStyle w:val="AttributeTok"/>
+        </w:rPr>
+        <w:t xml:space="preserve">show_col_types =</w:t>
+      </w:r>
+      <w:r>
+        <w:rPr>
+          <w:rStyle w:val="NormalTok"/>
+        </w:rPr>
+        <w:t xml:space="preserve"> </w:t>
+      </w:r>
+      <w:r>
+        <w:rPr>
+          <w:rStyle w:val="ConstantTok"/>
+        </w:rPr>
+        <w:t xml:space="preserve">FALSE</w:t>
+      </w:r>
+      <w:r>
+        <w:rPr>
+          <w:rStyle w:val="NormalTok"/>
+        </w:rPr>
+        <w:t xml:space="preserve">)</w:t>
+      </w:r>
+      <w:r>
+        <w:br/>
+      </w:r>
+      <w:r>
+        <w:rPr>
+          <w:rStyle w:val="NormalTok"/>
+        </w:rPr>
+        <w:t xml:space="preserve">}</w:t>
+      </w:r>
+    </w:p>
+    <w:p>
+      <w:pPr>
+        <w:pStyle w:val="FirstParagraph"/>
+      </w:pPr>
+      <w:r>
+        <w:t xml:space="preserve">If the survey later moves into a database,</w:t>
+      </w:r>
+      <w:r>
+        <w:t xml:space="preserve"> </w:t>
+      </w:r>
+      <w:r>
+        <w:t xml:space="preserve">you change only</w:t>
+      </w:r>
+      <w:r>
+        <w:t xml:space="preserve"> </w:t>
+      </w:r>
+      <w:r>
+        <w:rPr>
+          <w:rStyle w:val="VerbatimChar"/>
+        </w:rPr>
+        <w:t xml:space="preserve">read_survey_data()</w:t>
+      </w:r>
+      <w:r>
+        <w:t xml:space="preserve">,</w:t>
+      </w:r>
+      <w:r>
+        <w:t xml:space="preserve"> </w:t>
+      </w:r>
+      <w:r>
+        <w:t xml:space="preserve">and the code that calls it keeps working:</w:t>
+      </w:r>
+    </w:p>
+    <w:p>
+      <w:pPr>
+        <w:pStyle w:val="SourceCode"/>
+      </w:pPr>
+      <w:r>
+        <w:rPr>
+          <w:rStyle w:val="NormalTok"/>
+        </w:rPr>
+        <w:t xml:space="preserve">raw_data </w:t>
+      </w:r>
+      <w:r>
+        <w:rPr>
+          <w:rStyle w:val="OtherTok"/>
+        </w:rPr>
+        <w:t xml:space="preserve">&lt;-</w:t>
+      </w:r>
+      <w:r>
+        <w:rPr>
+          <w:rStyle w:val="NormalTok"/>
+        </w:rPr>
+        <w:t xml:space="preserve"> </w:t>
+      </w:r>
+      <w:r>
+        <w:rPr>
+          <w:rStyle w:val="FunctionTok"/>
+        </w:rPr>
+        <w:t xml:space="preserve">read_survey_data</w:t>
+      </w:r>
+      <w:r>
+        <w:rPr>
+          <w:rStyle w:val="NormalTok"/>
+        </w:rPr>
+        <w:t xml:space="preserve">(here</w:t>
+      </w:r>
+      <w:r>
+        <w:rPr>
+          <w:rStyle w:val="SpecialCharTok"/>
+        </w:rPr>
+        <w:t xml:space="preserve">::</w:t>
+      </w:r>
+      <w:r>
+        <w:rPr>
+          <w:rStyle w:val="FunctionTok"/>
+        </w:rPr>
+        <w:t xml:space="preserve">here</w:t>
+      </w:r>
+      <w:r>
+        <w:rPr>
+          <w:rStyle w:val="NormalTok"/>
+        </w:rPr>
+        <w:t xml:space="preserve">(</w:t>
+      </w:r>
+      <w:r>
+        <w:rPr>
+          <w:rStyle w:val="StringTok"/>
+        </w:rPr>
+        <w:t xml:space="preserve">"data"</w:t>
+      </w:r>
+      <w:r>
+        <w:rPr>
+          <w:rStyle w:val="NormalTok"/>
+        </w:rPr>
+        <w:t xml:space="preserve">, </w:t>
+      </w:r>
+      <w:r>
+        <w:rPr>
+          <w:rStyle w:val="StringTok"/>
+        </w:rPr>
+        <w:t xml:space="preserve">"survey.csv"</w:t>
+      </w:r>
+      <w:r>
+        <w:rPr>
+          <w:rStyle w:val="NormalTok"/>
+        </w:rPr>
+        <w:t xml:space="preserve">))</w:t>
+      </w:r>
+      <w:r>
+        <w:br/>
+      </w:r>
+      <w:r>
+        <w:rPr>
+          <w:rStyle w:val="NormalTok"/>
+        </w:rPr>
+        <w:t xml:space="preserve">clean_data </w:t>
+      </w:r>
+      <w:r>
+        <w:rPr>
+          <w:rStyle w:val="OtherTok"/>
+        </w:rPr>
+        <w:t xml:space="preserve">&lt;-</w:t>
+      </w:r>
+      <w:r>
+        <w:rPr>
+          <w:rStyle w:val="NormalTok"/>
+        </w:rPr>
+        <w:t xml:space="preserve"> </w:t>
+      </w:r>
+      <w:r>
+        <w:rPr>
+          <w:rStyle w:val="FunctionTok"/>
+        </w:rPr>
+        <w:t xml:space="preserve">clean_survey_data</w:t>
+      </w:r>
+      <w:r>
+        <w:rPr>
+          <w:rStyle w:val="NormalTok"/>
+        </w:rPr>
+        <w:t xml:space="preserve">(raw_data)</w:t>
+      </w:r>
+      <w:r>
+        <w:br/>
+      </w:r>
+      <w:r>
+        <w:rPr>
+          <w:rStyle w:val="NormalTok"/>
+        </w:rPr>
+        <w:t xml:space="preserve">model </w:t>
+      </w:r>
+      <w:r>
+        <w:rPr>
+          <w:rStyle w:val="OtherTok"/>
+        </w:rPr>
+        <w:t xml:space="preserve">&lt;-</w:t>
+      </w:r>
+      <w:r>
+        <w:rPr>
+          <w:rStyle w:val="NormalTok"/>
+        </w:rPr>
+        <w:t xml:space="preserve"> </w:t>
+      </w:r>
+      <w:r>
+        <w:rPr>
+          <w:rStyle w:val="FunctionTok"/>
+        </w:rPr>
+        <w:t xml:space="preserve">fit_coverage_model</w:t>
+      </w:r>
+      <w:r>
+        <w:rPr>
+          <w:rStyle w:val="NormalTok"/>
+        </w:rPr>
+        <w:t xml:space="preserve">(clean_data)</w:t>
+      </w:r>
+    </w:p>
+    <w:bookmarkEnd w:id="161"/>
+    <w:bookmarkStart w:id="162" w:name="when-to-make-something-a-module"/>
+    <w:p>
+      <w:pPr>
+        <w:pStyle w:val="Heading3"/>
+      </w:pPr>
+      <w:r>
+        <w:t xml:space="preserve">18.2 When to make something a module</w:t>
+      </w:r>
+    </w:p>
+    <w:p>
+      <w:pPr>
+        <w:pStyle w:val="FirstParagraph"/>
+      </w:pPr>
+      <w:r>
+        <w:t xml:space="preserve">A useful test is whether you can state the code’s job in one sentence</w:t>
+      </w:r>
+      <w:r>
+        <w:t xml:space="preserve"> </w:t>
+      </w:r>
+      <w:r>
+        <w:t xml:space="preserve">and name its inputs and outputs.</w:t>
+      </w:r>
+      <w:r>
+        <w:t xml:space="preserve"> </w:t>
+      </w:r>
+      <w:r>
+        <w:t xml:space="preserve">If you can, it is a candidate for its own function.</w:t>
+      </w:r>
+      <w:r>
+        <w:t xml:space="preserve"> </w:t>
+      </w:r>
+      <w:r>
+        <w:t xml:space="preserve">Move a set of functions into a package</w:t>
+      </w:r>
+      <w:r>
+        <w:t xml:space="preserve"> </w:t>
+      </w:r>
+      <w:r>
+        <w:t xml:space="preserve">only once several projects use them,</w:t>
+      </w:r>
+      <w:r>
+        <w:t xml:space="preserve"> </w:t>
+      </w:r>
+      <w:r>
+        <w:t xml:space="preserve">since a package adds documentation, tests and releases to maintain</w:t>
+      </w:r>
+      <w:r>
+        <w:t xml:space="preserve"> </w:t>
+      </w:r>
+      <w:r>
+        <w:t xml:space="preserve">(see</w:t>
+      </w:r>
+      <w:r>
+        <w:t xml:space="preserve"> </w:t>
+      </w:r>
+      <w:hyperlink w:anchor="sec-r-workflow">
+        <w:r>
+          <w:rPr>
+            <w:rStyle w:val="Hyperlink"/>
+          </w:rPr>
+          <w:t xml:space="preserve">Complete Package Development Workflow</w:t>
+        </w:r>
+      </w:hyperlink>
+      <w:r>
+        <w:t xml:space="preserve">).</w:t>
+      </w:r>
+    </w:p>
+    <w:bookmarkEnd w:id="162"/>
+    <w:bookmarkEnd w:id="163"/>
+    <w:bookmarkStart w:id="164" w:name="sec-function-decomposition"/>
     <w:p>
       <w:pPr>
         <w:pStyle w:val="Heading2"/>
       </w:pPr>
       <w:r>
-        <w:t xml:space="preserve">20 How to decompose in practice</w:t>
+        <w:t xml:space="preserve">19 Function decomposition</w:t>
       </w:r>
     </w:p>
     <w:p>
@@ -26967,7 +27576,33 @@
         <w:pStyle w:val="FirstParagraph"/>
       </w:pPr>
       <w:r>
-        <w:t xml:space="preserve">A practical sequence is:</w:t>
+        <w:t xml:space="preserve">Function decomposition improves code readability and maintainability</w:t>
+      </w:r>
+      <w:r>
+        <w:t xml:space="preserve"> </w:t>
+      </w:r>
+      <w:r>
+        <w:t xml:space="preserve">by breaking complex logic into focused, reusable units.</w:t>
+      </w:r>
+      <w:r>
+        <w:t xml:space="preserve"> </w:t>
+      </w:r>
+      <w:r>
+        <w:t xml:space="preserve">When a function becomes too long or handles too many concerns,</w:t>
+      </w:r>
+      <w:r>
+        <w:t xml:space="preserve"> </w:t>
+      </w:r>
+      <w:r>
+        <w:t xml:space="preserve">split it into smaller helper functions with clear responsibilities.</w:t>
+      </w:r>
+    </w:p>
+    <w:p>
+      <w:pPr>
+        <w:pStyle w:val="BodyText"/>
+      </w:pPr>
+      <w:r>
+        <w:t xml:space="preserve">Key goals of decomposition include:</w:t>
       </w:r>
     </w:p>
     <w:p>
@@ -26979,7 +27614,7 @@
         </w:numPr>
       </w:pPr>
       <w:r>
-        <w:t xml:space="preserve">Write down the top-level steps in plain language.</w:t>
+        <w:t xml:space="preserve">Breaking a big problem into smaller subproblems that are easier to reason about</w:t>
       </w:r>
     </w:p>
     <w:p>
@@ -26991,7 +27626,7 @@
         </w:numPr>
       </w:pPr>
       <w:r>
-        <w:t xml:space="preserve">Extract one step at a time into a helper function.</w:t>
+        <w:t xml:space="preserve">Making code easier to read, review, and test</w:t>
       </w:r>
     </w:p>
     <w:p>
@@ -27003,7 +27638,37 @@
         </w:numPr>
       </w:pPr>
       <w:r>
-        <w:t xml:space="preserve">Give each helper a single, specific contract (inputs, outputs, and assumptions).</w:t>
+        <w:t xml:space="preserve">Pushing low-level complexity</w:t>
+      </w:r>
+      <w:r>
+        <w:t xml:space="preserve"> </w:t>
+      </w:r>
+      <w:r>
+        <w:t xml:space="preserve">“downward”</w:t>
+      </w:r>
+      <w:r>
+        <w:t xml:space="preserve"> </w:t>
+      </w:r>
+      <w:r>
+        <w:t xml:space="preserve">into helper functions so the main workflow stays clear</w:t>
+      </w:r>
+    </w:p>
+    <w:bookmarkEnd w:id="164"/>
+    <w:bookmarkStart w:id="165" w:name="when-to-decompose-a-function"/>
+    <w:p>
+      <w:pPr>
+        <w:pStyle w:val="Heading2"/>
+      </w:pPr>
+      <w:r>
+        <w:t xml:space="preserve">20 When to decompose a function</w:t>
+      </w:r>
+    </w:p>
+    <w:p>
+      <w:pPr>
+        <w:pStyle w:val="FirstParagraph"/>
+      </w:pPr>
+      <w:r>
+        <w:t xml:space="preserve">Consider decomposition when one or more of these are true:</w:t>
       </w:r>
     </w:p>
     <w:p>
@@ -27011,11 +27676,11 @@
         <w:pStyle w:val="Compact"/>
         <w:numPr>
           <w:ilvl w:val="0"/>
-          <w:numId w:val="1056"/>
+          <w:numId w:val="1057"/>
         </w:numPr>
       </w:pPr>
       <w:r>
-        <w:t xml:space="preserve">Keep the orchestration function short, so it reads like a workflow outline.</w:t>
+        <w:t xml:space="preserve">A function is doing multiple jobs (validation, transformation, modeling, and formatting)</w:t>
       </w:r>
     </w:p>
     <w:p>
@@ -27023,21 +27688,180 @@
         <w:pStyle w:val="Compact"/>
         <w:numPr>
           <w:ilvl w:val="0"/>
-          <w:numId w:val="1056"/>
+          <w:numId w:val="1057"/>
         </w:numPr>
       </w:pPr>
       <w:r>
+        <w:t xml:space="preserve">Most of the function body is a single</w:t>
+      </w:r>
+      <w:r>
+        <w:t xml:space="preserve"> </w:t>
+      </w:r>
+      <w:r>
+        <w:rPr>
+          <w:rStyle w:val="VerbatimChar"/>
+        </w:rPr>
+        <w:t xml:space="preserve">if</w:t>
+      </w:r>
+      <w:r>
+        <w:t xml:space="preserve">-</w:t>
+      </w:r>
+      <w:r>
+        <w:rPr>
+          <w:rStyle w:val="VerbatimChar"/>
+        </w:rPr>
+        <w:t xml:space="preserve">else</w:t>
+      </w:r>
+      <w:r>
+        <w:t xml:space="preserve">;</w:t>
+      </w:r>
+      <w:r>
+        <w:t xml:space="preserve"> </w:t>
+      </w:r>
+      <w:r>
+        <w:t xml:space="preserve">split the two cases into separate functions</w:t>
+      </w:r>
+      <w:r>
+        <w:t xml:space="preserve"> </w:t>
+      </w:r>
+      <w:r>
+        <w:t xml:space="preserve">so each path has a clear name and contract</w:t>
+      </w:r>
+    </w:p>
+    <w:p>
+      <w:pPr>
+        <w:pStyle w:val="Compact"/>
+        <w:numPr>
+          <w:ilvl w:val="0"/>
+          <w:numId w:val="1057"/>
+        </w:numPr>
+      </w:pPr>
+      <w:r>
+        <w:t xml:space="preserve">You need comments to explain every few lines just to follow the logic</w:t>
+      </w:r>
+    </w:p>
+    <w:p>
+      <w:pPr>
+        <w:pStyle w:val="Compact"/>
+        <w:numPr>
+          <w:ilvl w:val="0"/>
+          <w:numId w:val="1057"/>
+        </w:numPr>
+      </w:pPr>
+      <w:r>
+        <w:t xml:space="preserve">You are repeating the same block in multiple places</w:t>
+      </w:r>
+    </w:p>
+    <w:p>
+      <w:pPr>
+        <w:pStyle w:val="Compact"/>
+        <w:numPr>
+          <w:ilvl w:val="0"/>
+          <w:numId w:val="1057"/>
+        </w:numPr>
+      </w:pPr>
+      <w:r>
+        <w:t xml:space="preserve">You want to test one part of a workflow independently of the rest</w:t>
+      </w:r>
+    </w:p>
+    <w:p>
+      <w:pPr>
+        <w:pStyle w:val="Compact"/>
+        <w:numPr>
+          <w:ilvl w:val="0"/>
+          <w:numId w:val="1057"/>
+        </w:numPr>
+      </w:pPr>
+      <w:r>
+        <w:t xml:space="preserve">The current function is hard to scan because implementation details hide the main idea</w:t>
+      </w:r>
+    </w:p>
+    <w:bookmarkEnd w:id="165"/>
+    <w:bookmarkStart w:id="166" w:name="sec-decompose-in-practice"/>
+    <w:p>
+      <w:pPr>
+        <w:pStyle w:val="Heading2"/>
+      </w:pPr>
+      <w:r>
+        <w:t xml:space="preserve">21 How to decompose in practice</w:t>
+      </w:r>
+    </w:p>
+    <w:p>
+      <w:pPr>
+        <w:pStyle w:val="FirstParagraph"/>
+      </w:pPr>
+      <w:r>
+        <w:t xml:space="preserve">A practical sequence is:</w:t>
+      </w:r>
+    </w:p>
+    <w:p>
+      <w:pPr>
+        <w:pStyle w:val="Compact"/>
+        <w:numPr>
+          <w:ilvl w:val="0"/>
+          <w:numId w:val="1058"/>
+        </w:numPr>
+      </w:pPr>
+      <w:r>
+        <w:t xml:space="preserve">Write down the top-level steps in plain language.</w:t>
+      </w:r>
+    </w:p>
+    <w:p>
+      <w:pPr>
+        <w:pStyle w:val="Compact"/>
+        <w:numPr>
+          <w:ilvl w:val="0"/>
+          <w:numId w:val="1058"/>
+        </w:numPr>
+      </w:pPr>
+      <w:r>
+        <w:t xml:space="preserve">Extract one step at a time into a helper function.</w:t>
+      </w:r>
+    </w:p>
+    <w:p>
+      <w:pPr>
+        <w:pStyle w:val="Compact"/>
+        <w:numPr>
+          <w:ilvl w:val="0"/>
+          <w:numId w:val="1058"/>
+        </w:numPr>
+      </w:pPr>
+      <w:r>
+        <w:t xml:space="preserve">Give each helper a single, specific contract (inputs, outputs, and assumptions).</w:t>
+      </w:r>
+    </w:p>
+    <w:p>
+      <w:pPr>
+        <w:pStyle w:val="Compact"/>
+        <w:numPr>
+          <w:ilvl w:val="0"/>
+          <w:numId w:val="1058"/>
+        </w:numPr>
+      </w:pPr>
+      <w:r>
+        <w:t xml:space="preserve">Keep the orchestration function short, so it reads like a workflow outline.</w:t>
+      </w:r>
+    </w:p>
+    <w:p>
+      <w:pPr>
+        <w:pStyle w:val="Compact"/>
+        <w:numPr>
+          <w:ilvl w:val="0"/>
+          <w:numId w:val="1058"/>
+        </w:numPr>
+      </w:pPr>
+      <w:r>
         <w:t xml:space="preserve">Add or update tests around each helper and the top-level function.</w:t>
       </w:r>
     </w:p>
-    <w:bookmarkEnd w:id="161"/>
-    <w:bookmarkStart w:id="163" w:name="top-down-and-bottom-up-design"/>
+    <w:bookmarkEnd w:id="166"/>
+    <w:bookmarkStart w:id="168" w:name="top-down-and-bottom-up-design"/>
     <w:p>
       <w:pPr>
         <w:pStyle w:val="Heading2"/>
       </w:pPr>
       <w:r>
-        <w:t xml:space="preserve">21 Top-down and bottom-up design</w:t>
+        <w:t xml:space="preserve">22 Top-down and bottom-up design</w:t>
       </w:r>
     </w:p>
     <w:p>
@@ -27115,7 +27939,7 @@
       <w:r>
         <w:t xml:space="preserve"> </w:t>
       </w:r>
-      <w:hyperlink r:id="rId162">
+      <w:hyperlink r:id="rId167">
         <w:r>
           <w:rPr>
             <w:rStyle w:val="Hyperlink"/>
@@ -27149,7 +27973,7 @@
         <w:pStyle w:val="Compact"/>
         <w:numPr>
           <w:ilvl w:val="0"/>
-          <w:numId w:val="1057"/>
+          <w:numId w:val="1059"/>
         </w:numPr>
       </w:pPr>
       <w:r>
@@ -27191,7 +28015,7 @@
         <w:pStyle w:val="Compact"/>
         <w:numPr>
           <w:ilvl w:val="0"/>
-          <w:numId w:val="1057"/>
+          <w:numId w:val="1059"/>
         </w:numPr>
       </w:pPr>
       <w:r>
@@ -27248,14 +28072,14 @@
         <w:t xml:space="preserve">wherever one already does a step.</w:t>
       </w:r>
     </w:p>
-    <w:bookmarkEnd w:id="163"/>
-    <w:bookmarkStart w:id="164" w:name="sec-decompose-validation"/>
+    <w:bookmarkEnd w:id="168"/>
+    <w:bookmarkStart w:id="169" w:name="sec-decompose-validation"/>
     <w:p>
       <w:pPr>
         <w:pStyle w:val="Heading2"/>
       </w:pPr>
       <w:r>
-        <w:t xml:space="preserve">22 Decomposing validation blocks</w:t>
+        <w:t xml:space="preserve">23 Decomposing validation blocks</w:t>
       </w:r>
     </w:p>
     <w:p>
@@ -28487,7 +29311,7 @@
         <w:pStyle w:val="Compact"/>
         <w:numPr>
           <w:ilvl w:val="0"/>
-          <w:numId w:val="1058"/>
+          <w:numId w:val="1060"/>
         </w:numPr>
       </w:pPr>
       <w:r>
@@ -28529,7 +29353,7 @@
         <w:pStyle w:val="Compact"/>
         <w:numPr>
           <w:ilvl w:val="0"/>
-          <w:numId w:val="1058"/>
+          <w:numId w:val="1060"/>
         </w:numPr>
       </w:pPr>
       <w:r>
@@ -28541,7 +29365,7 @@
         <w:pStyle w:val="Compact"/>
         <w:numPr>
           <w:ilvl w:val="0"/>
-          <w:numId w:val="1058"/>
+          <w:numId w:val="1060"/>
         </w:numPr>
       </w:pPr>
       <w:r>
@@ -28553,7 +29377,7 @@
         <w:pStyle w:val="Compact"/>
         <w:numPr>
           <w:ilvl w:val="0"/>
-          <w:numId w:val="1058"/>
+          <w:numId w:val="1060"/>
         </w:numPr>
       </w:pPr>
       <w:r>
@@ -28578,7 +29402,7 @@
           <w:rPr>
             <w:rStyle w:val="Hyperlink"/>
           </w:rPr>
-          <w:t xml:space="preserve">Section 25</w:t>
+          <w:t xml:space="preserve">Section 26</w:t>
         </w:r>
       </w:hyperlink>
       <w:r>
@@ -28591,14 +29415,14 @@
         <w:t xml:space="preserve">not above or below the caller in the same file.</w:t>
       </w:r>
     </w:p>
-    <w:bookmarkEnd w:id="164"/>
-    <w:bookmarkStart w:id="167" w:name="examples-borrowed-from-package-prs"/>
+    <w:bookmarkEnd w:id="169"/>
+    <w:bookmarkStart w:id="172" w:name="examples-borrowed-from-package-prs"/>
     <w:p>
       <w:pPr>
         <w:pStyle w:val="Heading2"/>
       </w:pPr>
       <w:r>
-        <w:t xml:space="preserve">23 Examples borrowed from package PRs</w:t>
+        <w:t xml:space="preserve">24 Examples borrowed from package PRs</w:t>
       </w:r>
     </w:p>
     <w:p>
@@ -28611,7 +29435,7 @@
       <w:r>
         <w:t xml:space="preserve"> </w:t>
       </w:r>
-      <w:hyperlink r:id="rId165">
+      <w:hyperlink r:id="rId170">
         <w:r>
           <w:rPr>
             <w:rStyle w:val="VerbatimChar"/>
@@ -28693,7 +29517,7 @@
       <w:r>
         <w:t xml:space="preserve"> </w:t>
       </w:r>
-      <w:hyperlink r:id="rId166">
+      <w:hyperlink r:id="rId171">
         <w:r>
           <w:rPr>
             <w:rStyle w:val="VerbatimChar"/>
@@ -28735,14 +29559,14 @@
         <w:t xml:space="preserve">single-purpose, testable package functions.</w:t>
       </w:r>
     </w:p>
-    <w:bookmarkEnd w:id="167"/>
-    <w:bookmarkStart w:id="171" w:name="related-references"/>
+    <w:bookmarkEnd w:id="172"/>
+    <w:bookmarkStart w:id="175" w:name="related-references"/>
     <w:p>
       <w:pPr>
         <w:pStyle w:val="Heading2"/>
       </w:pPr>
       <w:r>
-        <w:t xml:space="preserve">24 Related references</w:t>
+        <w:t xml:space="preserve">25 Related references</w:t>
       </w:r>
     </w:p>
     <w:p>
@@ -28761,12 +29585,12 @@
       <w:r>
         <w:t xml:space="preserve"> </w:t>
       </w:r>
-      <w:hyperlink r:id="rId168">
+      <w:hyperlink w:anchor="sec-modular-design">
         <w:r>
           <w:rPr>
             <w:rStyle w:val="Hyperlink"/>
           </w:rPr>
-          <w:t xml:space="preserve">Decomposition (computer science)</w:t>
+          <w:t xml:space="preserve">Modular design</w:t>
         </w:r>
       </w:hyperlink>
       <w:r>
@@ -28775,7 +29599,7 @@
       <w:r>
         <w:t xml:space="preserve"> </w:t>
       </w:r>
-      <w:hyperlink r:id="rId169">
+      <w:hyperlink r:id="rId173">
         <w:r>
           <w:rPr>
             <w:rStyle w:val="Hyperlink"/>
@@ -28795,7 +29619,7 @@
       <w:r>
         <w:t xml:space="preserve"> </w:t>
       </w:r>
-      <w:hyperlink r:id="rId170">
+      <w:hyperlink r:id="rId174">
         <w:r>
           <w:rPr>
             <w:rStyle w:val="Hyperlink"/>
@@ -28807,14 +29631,14 @@
         <w:t xml:space="preserve">.</w:t>
       </w:r>
     </w:p>
-    <w:bookmarkEnd w:id="171"/>
-    <w:bookmarkStart w:id="176" w:name="sec-one-function-per-file"/>
+    <w:bookmarkEnd w:id="175"/>
+    <w:bookmarkStart w:id="180" w:name="sec-one-function-per-file"/>
     <w:p>
       <w:pPr>
         <w:pStyle w:val="Heading2"/>
       </w:pPr>
       <w:r>
-        <w:t xml:space="preserve">25 One function per file</w:t>
+        <w:t xml:space="preserve">26 One function per file</w:t>
       </w:r>
     </w:p>
     <w:p>
@@ -28855,13 +29679,13 @@
         <w:t xml:space="preserve">that is inseparable from its caller.</w:t>
       </w:r>
     </w:p>
-    <w:bookmarkStart w:id="172" w:name="r-packages"/>
+    <w:bookmarkStart w:id="176" w:name="r-packages"/>
     <w:p>
       <w:pPr>
         <w:pStyle w:val="Heading3"/>
       </w:pPr>
       <w:r>
-        <w:t xml:space="preserve">25.1 R packages</w:t>
+        <w:t xml:space="preserve">26.1 R packages</w:t>
       </w:r>
     </w:p>
     <w:p>
@@ -28929,14 +29753,14 @@
         <w:t xml:space="preserve">even if only one caller uses it.</w:t>
       </w:r>
     </w:p>
-    <w:bookmarkEnd w:id="172"/>
-    <w:bookmarkStart w:id="173" w:name="why"/>
+    <w:bookmarkEnd w:id="176"/>
+    <w:bookmarkStart w:id="177" w:name="why"/>
     <w:p>
       <w:pPr>
         <w:pStyle w:val="Heading3"/>
       </w:pPr>
       <w:r>
-        <w:t xml:space="preserve">25.2 Why</w:t>
+        <w:t xml:space="preserve">26.2 Why</w:t>
       </w:r>
     </w:p>
     <w:p>
@@ -29016,14 +29840,14 @@
         <w:t xml:space="preserve">accumulates unrelated concerns over time.</w:t>
       </w:r>
     </w:p>
-    <w:bookmarkEnd w:id="173"/>
-    <w:bookmarkStart w:id="174" w:name="X82cb167292354e6d55f501d979db1106686a1af"/>
+    <w:bookmarkEnd w:id="177"/>
+    <w:bookmarkStart w:id="178" w:name="X82cb167292354e6d55f501d979db1106686a1af"/>
     <w:p>
       <w:pPr>
         <w:pStyle w:val="Heading3"/>
       </w:pPr>
       <w:r>
-        <w:t xml:space="preserve">25.3 Adding to an existing multi-function file</w:t>
+        <w:t xml:space="preserve">26.3 Adding to an existing multi-function file</w:t>
       </w:r>
     </w:p>
     <w:p>
@@ -29080,14 +29904,14 @@
         <w:t xml:space="preserve">is a separate, larger refactor.</w:t>
       </w:r>
     </w:p>
-    <w:bookmarkEnd w:id="174"/>
-    <w:bookmarkStart w:id="175" w:name="relationship-to-function-decomposition"/>
+    <w:bookmarkEnd w:id="178"/>
+    <w:bookmarkStart w:id="179" w:name="relationship-to-function-decomposition"/>
     <w:p>
       <w:pPr>
         <w:pStyle w:val="Heading3"/>
       </w:pPr>
       <w:r>
-        <w:t xml:space="preserve">25.4 Relationship to function decomposition</w:t>
+        <w:t xml:space="preserve">26.4 Relationship to function decomposition</w:t>
       </w:r>
     </w:p>
     <w:p>
@@ -29108,7 +29932,7 @@
           <w:rPr>
             <w:rStyle w:val="Hyperlink"/>
           </w:rPr>
-          <w:t xml:space="preserve">Section 18</w:t>
+          <w:t xml:space="preserve">Section 19</w:t>
         </w:r>
       </w:hyperlink>
       <w:r>
@@ -29139,15 +29963,15 @@
         <w:t xml:space="preserve">and each helper is independently findable and testable.</w:t>
       </w:r>
     </w:p>
-    <w:bookmarkEnd w:id="175"/>
-    <w:bookmarkEnd w:id="176"/>
-    <w:bookmarkStart w:id="182" w:name="sec-function-length-limits"/>
+    <w:bookmarkEnd w:id="179"/>
+    <w:bookmarkEnd w:id="180"/>
+    <w:bookmarkStart w:id="186" w:name="sec-function-length-limits"/>
     <w:p>
       <w:pPr>
         <w:pStyle w:val="Heading2"/>
       </w:pPr>
       <w:r>
-        <w:t xml:space="preserve">26 Function length limits</w:t>
+        <w:t xml:space="preserve">27 Function length limits</w:t>
       </w:r>
     </w:p>
     <w:p>
@@ -29207,10 +30031,10 @@
         <w:pStyle w:val="Compact"/>
         <w:numPr>
           <w:ilvl w:val="0"/>
-          <w:numId w:val="1059"/>
+          <w:numId w:val="1061"/>
         </w:numPr>
       </w:pPr>
-      <w:hyperlink r:id="rId177">
+      <w:hyperlink r:id="rId181">
         <w:r>
           <w:rPr>
             <w:rStyle w:val="Hyperlink"/>
@@ -29239,10 +30063,10 @@
         <w:pStyle w:val="Compact"/>
         <w:numPr>
           <w:ilvl w:val="0"/>
-          <w:numId w:val="1059"/>
+          <w:numId w:val="1061"/>
         </w:numPr>
       </w:pPr>
-      <w:hyperlink r:id="rId178">
+      <w:hyperlink r:id="rId182">
         <w:r>
           <w:rPr>
             <w:rStyle w:val="Hyperlink"/>
@@ -29277,10 +30101,10 @@
         <w:pStyle w:val="Compact"/>
         <w:numPr>
           <w:ilvl w:val="0"/>
-          <w:numId w:val="1059"/>
+          <w:numId w:val="1061"/>
         </w:numPr>
       </w:pPr>
-      <w:hyperlink r:id="rId179">
+      <w:hyperlink r:id="rId183">
         <w:r>
           <w:rPr>
             <w:rStyle w:val="Hyperlink"/>
@@ -29309,7 +30133,7 @@
       <w:r>
         <w:t xml:space="preserve"> </w:t>
       </w:r>
-      <w:hyperlink r:id="rId180">
+      <w:hyperlink r:id="rId184">
         <w:r>
           <w:rPr>
             <w:rStyle w:val="Hyperlink"/>
@@ -29356,10 +30180,10 @@
         <w:pStyle w:val="Compact"/>
         <w:numPr>
           <w:ilvl w:val="0"/>
-          <w:numId w:val="1059"/>
+          <w:numId w:val="1061"/>
         </w:numPr>
       </w:pPr>
-      <w:hyperlink r:id="rId181">
+      <w:hyperlink r:id="rId185">
         <w:r>
           <w:rPr>
             <w:rStyle w:val="Hyperlink"/>
@@ -29408,7 +30232,7 @@
         <w:pStyle w:val="Compact"/>
         <w:numPr>
           <w:ilvl w:val="0"/>
-          <w:numId w:val="1060"/>
+          <w:numId w:val="1062"/>
         </w:numPr>
       </w:pPr>
       <w:r>
@@ -29435,7 +30259,7 @@
         <w:pStyle w:val="Compact"/>
         <w:numPr>
           <w:ilvl w:val="0"/>
-          <w:numId w:val="1060"/>
+          <w:numId w:val="1062"/>
         </w:numPr>
       </w:pPr>
       <w:r>
@@ -29447,7 +30271,7 @@
         <w:pStyle w:val="Compact"/>
         <w:numPr>
           <w:ilvl w:val="0"/>
-          <w:numId w:val="1060"/>
+          <w:numId w:val="1062"/>
         </w:numPr>
       </w:pPr>
       <w:r>
@@ -29459,21 +30283,21 @@
         <w:pStyle w:val="Compact"/>
         <w:numPr>
           <w:ilvl w:val="0"/>
-          <w:numId w:val="1060"/>
+          <w:numId w:val="1062"/>
         </w:numPr>
       </w:pPr>
       <w:r>
         <w:t xml:space="preserve">Decompose when the top-level story is hard to follow or hard to test.</w:t>
       </w:r>
     </w:p>
-    <w:bookmarkEnd w:id="182"/>
-    <w:bookmarkStart w:id="185" w:name="sec-kiss"/>
+    <w:bookmarkEnd w:id="186"/>
+    <w:bookmarkStart w:id="189" w:name="sec-kiss"/>
     <w:p>
       <w:pPr>
         <w:pStyle w:val="Heading2"/>
       </w:pPr>
       <w:r>
-        <w:t xml:space="preserve">27 Keep It Short and Simple (KISS)</w:t>
+        <w:t xml:space="preserve">28 Keep It Short and Simple (KISS)</w:t>
       </w:r>
     </w:p>
     <w:p>
@@ -29486,7 +30310,7 @@
       <w:r>
         <w:t xml:space="preserve"> </w:t>
       </w:r>
-      <w:hyperlink r:id="rId183">
+      <w:hyperlink r:id="rId187">
         <w:r>
           <w:rPr>
             <w:rStyle w:val="Hyperlink"/>
@@ -29621,7 +30445,7 @@
         <w:pStyle w:val="Compact"/>
         <w:numPr>
           <w:ilvl w:val="0"/>
-          <w:numId w:val="1061"/>
+          <w:numId w:val="1063"/>
         </w:numPr>
       </w:pPr>
       <w:r>
@@ -29649,7 +30473,7 @@
         <w:pStyle w:val="Compact"/>
         <w:numPr>
           <w:ilvl w:val="0"/>
-          <w:numId w:val="1061"/>
+          <w:numId w:val="1063"/>
         </w:numPr>
       </w:pPr>
       <w:r>
@@ -29677,7 +30501,7 @@
         <w:pStyle w:val="Compact"/>
         <w:numPr>
           <w:ilvl w:val="0"/>
-          <w:numId w:val="1061"/>
+          <w:numId w:val="1063"/>
         </w:numPr>
       </w:pPr>
       <w:r>
@@ -29705,7 +30529,7 @@
         <w:pStyle w:val="Compact"/>
         <w:numPr>
           <w:ilvl w:val="0"/>
-          <w:numId w:val="1061"/>
+          <w:numId w:val="1063"/>
         </w:numPr>
       </w:pPr>
       <w:r>
@@ -29762,7 +30586,7 @@
       <w:r>
         <w:t xml:space="preserve"> </w:t>
       </w:r>
-      <w:hyperlink r:id="rId184">
+      <w:hyperlink r:id="rId188">
         <w:r>
           <w:rPr>
             <w:rStyle w:val="Hyperlink"/>
@@ -29780,14 +30604,14 @@
         <w:t xml:space="preserve">are concrete applications of this principle.</w:t>
       </w:r>
     </w:p>
-    <w:bookmarkEnd w:id="185"/>
-    <w:bookmarkStart w:id="186" w:name="sec-decompose-qmd-chunks"/>
+    <w:bookmarkEnd w:id="189"/>
+    <w:bookmarkStart w:id="190" w:name="sec-decompose-qmd-chunks"/>
     <w:p>
       <w:pPr>
         <w:pStyle w:val="Heading2"/>
       </w:pPr>
       <w:r>
-        <w:t xml:space="preserve">28 Decomposing Code Chunks in Quarto Documents</w:t>
+        <w:t xml:space="preserve">29 Decomposing Code Chunks in Quarto Documents</w:t>
       </w:r>
     </w:p>
     <w:p>
@@ -29864,7 +30688,7 @@
           <w:rPr>
             <w:rStyle w:val="Hyperlink"/>
           </w:rPr>
-          <w:t xml:space="preserve">Section 18</w:t>
+          <w:t xml:space="preserve">Section 19</w:t>
         </w:r>
       </w:hyperlink>
       <w:r>
@@ -29881,7 +30705,7 @@
           <w:rPr>
             <w:rStyle w:val="Hyperlink"/>
           </w:rPr>
-          <w:t xml:space="preserve">Section 25</w:t>
+          <w:t xml:space="preserve">Section 26</w:t>
         </w:r>
       </w:hyperlink>
       <w:r>
@@ -29898,7 +30722,7 @@
           <w:rPr>
             <w:rStyle w:val="Hyperlink"/>
           </w:rPr>
-          <w:t xml:space="preserve">Section 26</w:t>
+          <w:t xml:space="preserve">Section 27</w:t>
         </w:r>
       </w:hyperlink>
       <w:r>
@@ -30154,14 +30978,14 @@
         <w:t xml:space="preserve">and leave the chunk calling it.</w:t>
       </w:r>
     </w:p>
-    <w:bookmarkEnd w:id="186"/>
-    <w:bookmarkStart w:id="189" w:name="sec-here-package-practices"/>
+    <w:bookmarkEnd w:id="190"/>
+    <w:bookmarkStart w:id="193" w:name="sec-here-package-practices"/>
     <w:p>
       <w:pPr>
         <w:pStyle w:val="Heading2"/>
       </w:pPr>
       <w:r>
-        <w:t xml:space="preserve">29 The here package</w:t>
+        <w:t xml:space="preserve">30 The here package</w:t>
       </w:r>
     </w:p>
     <w:p>
@@ -30252,7 +31076,7 @@
       <w:r>
         <w:t xml:space="preserve"> </w:t>
       </w:r>
-      <w:hyperlink r:id="rId187">
+      <w:hyperlink r:id="rId191">
         <w:r>
           <w:rPr>
             <w:rStyle w:val="Hyperlink"/>
@@ -30282,7 +31106,7 @@
         </w:rPr>
         <w:t xml:space="preserve"> </w:t>
       </w:r>
-      <w:hyperlink r:id="rId188">
+      <w:hyperlink r:id="rId192">
         <w:r>
           <w:rPr>
             <w:rStyle w:val="Hyperlink"/>
@@ -30307,14 +31131,14 @@
         <w:t xml:space="preserve">for code style guidelines on using the here package.</w:t>
       </w:r>
     </w:p>
-    <w:bookmarkEnd w:id="189"/>
-    <w:bookmarkStart w:id="195" w:name="sec-integrating-box-and-dropbox"/>
+    <w:bookmarkEnd w:id="193"/>
+    <w:bookmarkStart w:id="199" w:name="sec-integrating-box-and-dropbox"/>
     <w:p>
       <w:pPr>
         <w:pStyle w:val="Heading2"/>
       </w:pPr>
       <w:r>
-        <w:t xml:space="preserve">30 Integrating Box and Dropbox</w:t>
+        <w:t xml:space="preserve">31 Integrating Box and Dropbox</w:t>
       </w:r>
     </w:p>
     <w:p>
@@ -30341,13 +31165,13 @@
         <w:t xml:space="preserve">Make sure to authenticate before reading and writing from either Box or Dropbox. The authentication commands should go in the configuration file; it only needs to be done once. This will prompt you to give your login credentials for Box and Dropbox and will allow your application to access your shared folders.</w:t>
       </w:r>
     </w:p>
-    <w:bookmarkStart w:id="192" w:name="box"/>
+    <w:bookmarkStart w:id="196" w:name="box"/>
     <w:p>
       <w:pPr>
         <w:pStyle w:val="Heading3"/>
       </w:pPr>
       <w:r>
-        <w:t xml:space="preserve">30.1 Box</w:t>
+        <w:t xml:space="preserve">31.1 Box</w:t>
       </w:r>
     </w:p>
     <w:p>
@@ -30390,7 +31214,7 @@
       <w:r>
         <w:t xml:space="preserve"> </w:t>
       </w:r>
-      <w:hyperlink r:id="rId190">
+      <w:hyperlink r:id="rId194">
         <w:r>
           <w:rPr>
             <w:rStyle w:val="Hyperlink"/>
@@ -30457,7 +31281,7 @@
       <w:r>
         <w:t xml:space="preserve"> </w:t>
       </w:r>
-      <w:hyperlink r:id="rId191">
+      <w:hyperlink r:id="rId195">
         <w:r>
           <w:rPr>
             <w:rStyle w:val="Hyperlink"/>
@@ -30469,14 +31293,14 @@
         <w:t xml:space="preserve">.</w:t>
       </w:r>
     </w:p>
-    <w:bookmarkEnd w:id="192"/>
-    <w:bookmarkStart w:id="194" w:name="dropbox"/>
+    <w:bookmarkEnd w:id="196"/>
+    <w:bookmarkStart w:id="198" w:name="dropbox"/>
     <w:p>
       <w:pPr>
         <w:pStyle w:val="Heading3"/>
       </w:pPr>
       <w:r>
-        <w:t xml:space="preserve">30.2 Dropbox</w:t>
+        <w:t xml:space="preserve">31.2 Dropbox</w:t>
       </w:r>
     </w:p>
     <w:p>
@@ -30489,7 +31313,7 @@
       <w:r>
         <w:t xml:space="preserve"> </w:t>
       </w:r>
-      <w:hyperlink r:id="rId193">
+      <w:hyperlink r:id="rId197">
         <w:r>
           <w:rPr>
             <w:rStyle w:val="Hyperlink"/>
@@ -30634,15 +31458,15 @@
         <w:t xml:space="preserve">drop_auth(rdstoken = "/path/to/tokenfile.RDS")</w:t>
       </w:r>
     </w:p>
-    <w:bookmarkEnd w:id="194"/>
-    <w:bookmarkEnd w:id="195"/>
-    <w:bookmarkStart w:id="197" w:name="sec-r-lib-packages"/>
+    <w:bookmarkEnd w:id="198"/>
+    <w:bookmarkEnd w:id="199"/>
+    <w:bookmarkStart w:id="201" w:name="sec-r-lib-packages"/>
     <w:p>
       <w:pPr>
         <w:pStyle w:val="Heading2"/>
       </w:pPr>
       <w:r>
-        <w:t xml:space="preserve">31 r-lib Packages</w:t>
+        <w:t xml:space="preserve">32 r-lib Packages</w:t>
       </w:r>
     </w:p>
     <w:p>
@@ -30655,7 +31479,7 @@
       <w:r>
         <w:t xml:space="preserve"> </w:t>
       </w:r>
-      <w:hyperlink r:id="rId196">
+      <w:hyperlink r:id="rId200">
         <w:r>
           <w:rPr>
             <w:rStyle w:val="Hyperlink"/>
@@ -30682,23 +31506,23 @@
         <w:t xml:space="preserve">These packages underpin much of the modern R ecosystem.</w:t>
       </w:r>
     </w:p>
-    <w:bookmarkEnd w:id="197"/>
-    <w:bookmarkStart w:id="220" w:name="package-development"/>
+    <w:bookmarkEnd w:id="201"/>
+    <w:bookmarkStart w:id="224" w:name="package-development"/>
     <w:p>
       <w:pPr>
         <w:pStyle w:val="Heading2"/>
       </w:pPr>
       <w:r>
-        <w:t xml:space="preserve">32 Package Development</w:t>
-      </w:r>
-    </w:p>
-    <w:bookmarkStart w:id="198" w:name="sec-usethis"/>
+        <w:t xml:space="preserve">33 Package Development</w:t>
+      </w:r>
+    </w:p>
+    <w:bookmarkStart w:id="202" w:name="sec-usethis"/>
     <w:p>
       <w:pPr>
         <w:pStyle w:val="Heading3"/>
       </w:pPr>
       <w:r>
-        <w:t xml:space="preserve">32.1</w:t>
+        <w:t xml:space="preserve">33.1</w:t>
       </w:r>
       <w:r>
         <w:t xml:space="preserve"> </w:t>
@@ -30761,14 +31585,14 @@
         <w:t xml:space="preserve">.</w:t>
       </w:r>
     </w:p>
-    <w:bookmarkEnd w:id="198"/>
-    <w:bookmarkStart w:id="199" w:name="sec-devtools"/>
+    <w:bookmarkEnd w:id="202"/>
+    <w:bookmarkStart w:id="203" w:name="sec-devtools"/>
     <w:p>
       <w:pPr>
         <w:pStyle w:val="Heading3"/>
       </w:pPr>
       <w:r>
-        <w:t xml:space="preserve">32.2</w:t>
+        <w:t xml:space="preserve">33.2</w:t>
       </w:r>
       <w:r>
         <w:t xml:space="preserve"> </w:t>
@@ -30912,14 +31736,14 @@
         <w:t xml:space="preserve">.</w:t>
       </w:r>
     </w:p>
-    <w:bookmarkEnd w:id="199"/>
-    <w:bookmarkStart w:id="200" w:name="sec-roxygen2"/>
+    <w:bookmarkEnd w:id="203"/>
+    <w:bookmarkStart w:id="204" w:name="sec-roxygen2"/>
     <w:p>
       <w:pPr>
         <w:pStyle w:val="Heading3"/>
       </w:pPr>
       <w:r>
-        <w:t xml:space="preserve">32.3</w:t>
+        <w:t xml:space="preserve">33.3</w:t>
       </w:r>
       <w:r>
         <w:t xml:space="preserve"> </w:t>
@@ -31027,14 +31851,14 @@
         <w:t xml:space="preserve">It is the standard approach to R package documentation.</w:t>
       </w:r>
     </w:p>
-    <w:bookmarkEnd w:id="200"/>
-    <w:bookmarkStart w:id="201" w:name="sec-pkgdown"/>
+    <w:bookmarkEnd w:id="204"/>
+    <w:bookmarkStart w:id="205" w:name="sec-pkgdown"/>
     <w:p>
       <w:pPr>
         <w:pStyle w:val="Heading3"/>
       </w:pPr>
       <w:r>
-        <w:t xml:space="preserve">32.4</w:t>
+        <w:t xml:space="preserve">33.4</w:t>
       </w:r>
       <w:r>
         <w:t xml:space="preserve"> </w:t>
@@ -31091,19 +31915,19 @@
         <w:t xml:space="preserve">and integrates with GitHub Actions for automatic deployment.</w:t>
       </w:r>
     </w:p>
-    <w:bookmarkEnd w:id="201"/>
-    <w:bookmarkStart w:id="203" w:name="sec-pkgload"/>
+    <w:bookmarkEnd w:id="205"/>
+    <w:bookmarkStart w:id="207" w:name="sec-pkgload"/>
     <w:p>
       <w:pPr>
         <w:pStyle w:val="Heading3"/>
       </w:pPr>
       <w:r>
-        <w:t xml:space="preserve">32.5</w:t>
-      </w:r>
-      <w:r>
-        <w:t xml:space="preserve"> </w:t>
-      </w:r>
-      <w:hyperlink r:id="rId202">
+        <w:t xml:space="preserve">33.5</w:t>
+      </w:r>
+      <w:r>
+        <w:t xml:space="preserve"> </w:t>
+      </w:r>
+      <w:hyperlink r:id="rId206">
         <w:r>
           <w:rPr>
             <w:rStyle w:val="VerbatimChar"/>
@@ -31116,7 +31940,7 @@
       <w:pPr>
         <w:pStyle w:val="FirstParagraph"/>
       </w:pPr>
-      <w:hyperlink r:id="rId202">
+      <w:hyperlink r:id="rId206">
         <w:r>
           <w:rPr>
             <w:rStyle w:val="VerbatimChar"/>
@@ -31155,19 +31979,19 @@
         <w:t xml:space="preserve">.</w:t>
       </w:r>
     </w:p>
-    <w:bookmarkEnd w:id="203"/>
-    <w:bookmarkStart w:id="205" w:name="sec-pkgbuild"/>
+    <w:bookmarkEnd w:id="207"/>
+    <w:bookmarkStart w:id="209" w:name="sec-pkgbuild"/>
     <w:p>
       <w:pPr>
         <w:pStyle w:val="Heading3"/>
       </w:pPr>
       <w:r>
-        <w:t xml:space="preserve">32.6</w:t>
-      </w:r>
-      <w:r>
-        <w:t xml:space="preserve"> </w:t>
-      </w:r>
-      <w:hyperlink r:id="rId204">
+        <w:t xml:space="preserve">33.6</w:t>
+      </w:r>
+      <w:r>
+        <w:t xml:space="preserve"> </w:t>
+      </w:r>
+      <w:hyperlink r:id="rId208">
         <w:r>
           <w:rPr>
             <w:rStyle w:val="VerbatimChar"/>
@@ -31180,7 +32004,7 @@
       <w:pPr>
         <w:pStyle w:val="FirstParagraph"/>
       </w:pPr>
-      <w:hyperlink r:id="rId204">
+      <w:hyperlink r:id="rId208">
         <w:r>
           <w:rPr>
             <w:rStyle w:val="VerbatimChar"/>
@@ -31201,19 +32025,19 @@
         <w:t xml:space="preserve">and checking whether a build environment (such as Rtools on Windows) is available.</w:t>
       </w:r>
     </w:p>
-    <w:bookmarkEnd w:id="205"/>
-    <w:bookmarkStart w:id="207" w:name="sec-rcmdcheck"/>
+    <w:bookmarkEnd w:id="209"/>
+    <w:bookmarkStart w:id="211" w:name="sec-rcmdcheck"/>
     <w:p>
       <w:pPr>
         <w:pStyle w:val="Heading3"/>
       </w:pPr>
       <w:r>
-        <w:t xml:space="preserve">32.7</w:t>
-      </w:r>
-      <w:r>
-        <w:t xml:space="preserve"> </w:t>
-      </w:r>
-      <w:hyperlink r:id="rId206">
+        <w:t xml:space="preserve">33.7</w:t>
+      </w:r>
+      <w:r>
+        <w:t xml:space="preserve"> </w:t>
+      </w:r>
+      <w:hyperlink r:id="rId210">
         <w:r>
           <w:rPr>
             <w:rStyle w:val="VerbatimChar"/>
@@ -31226,7 +32050,7 @@
       <w:pPr>
         <w:pStyle w:val="FirstParagraph"/>
       </w:pPr>
-      <w:hyperlink r:id="rId206">
+      <w:hyperlink r:id="rId210">
         <w:r>
           <w:rPr>
             <w:rStyle w:val="VerbatimChar"/>
@@ -31280,19 +32104,19 @@
         <w:t xml:space="preserve">.</w:t>
       </w:r>
     </w:p>
-    <w:bookmarkEnd w:id="207"/>
-    <w:bookmarkStart w:id="209" w:name="sec-remotes"/>
+    <w:bookmarkEnd w:id="211"/>
+    <w:bookmarkStart w:id="213" w:name="sec-remotes"/>
     <w:p>
       <w:pPr>
         <w:pStyle w:val="Heading3"/>
       </w:pPr>
       <w:r>
-        <w:t xml:space="preserve">32.8</w:t>
-      </w:r>
-      <w:r>
-        <w:t xml:space="preserve"> </w:t>
-      </w:r>
-      <w:hyperlink r:id="rId208">
+        <w:t xml:space="preserve">33.8</w:t>
+      </w:r>
+      <w:r>
+        <w:t xml:space="preserve"> </w:t>
+      </w:r>
+      <w:hyperlink r:id="rId212">
         <w:r>
           <w:rPr>
             <w:rStyle w:val="VerbatimChar"/>
@@ -31305,7 +32129,7 @@
       <w:pPr>
         <w:pStyle w:val="FirstParagraph"/>
       </w:pPr>
-      <w:hyperlink r:id="rId208">
+      <w:hyperlink r:id="rId212">
         <w:r>
           <w:rPr>
             <w:rStyle w:val="VerbatimChar"/>
@@ -31344,19 +32168,19 @@
         <w:t xml:space="preserve">.</w:t>
       </w:r>
     </w:p>
-    <w:bookmarkEnd w:id="209"/>
-    <w:bookmarkStart w:id="211" w:name="sec-pak"/>
+    <w:bookmarkEnd w:id="213"/>
+    <w:bookmarkStart w:id="215" w:name="sec-pak"/>
     <w:p>
       <w:pPr>
         <w:pStyle w:val="Heading3"/>
       </w:pPr>
       <w:r>
-        <w:t xml:space="preserve">32.9</w:t>
-      </w:r>
-      <w:r>
-        <w:t xml:space="preserve"> </w:t>
-      </w:r>
-      <w:hyperlink r:id="rId210">
+        <w:t xml:space="preserve">33.9</w:t>
+      </w:r>
+      <w:r>
+        <w:t xml:space="preserve"> </w:t>
+      </w:r>
+      <w:hyperlink r:id="rId214">
         <w:r>
           <w:rPr>
             <w:rStyle w:val="VerbatimChar"/>
@@ -31369,7 +32193,7 @@
       <w:pPr>
         <w:pStyle w:val="FirstParagraph"/>
       </w:pPr>
-      <w:hyperlink r:id="rId210">
+      <w:hyperlink r:id="rId214">
         <w:r>
           <w:rPr>
             <w:rStyle w:val="VerbatimChar"/>
@@ -31426,19 +32250,19 @@
         <w:t xml:space="preserve">for interactive use.</w:t>
       </w:r>
     </w:p>
-    <w:bookmarkEnd w:id="211"/>
-    <w:bookmarkStart w:id="213" w:name="sec-revdepcheck"/>
+    <w:bookmarkEnd w:id="215"/>
+    <w:bookmarkStart w:id="217" w:name="sec-revdepcheck"/>
     <w:p>
       <w:pPr>
         <w:pStyle w:val="Heading3"/>
       </w:pPr>
       <w:r>
-        <w:t xml:space="preserve">32.10</w:t>
-      </w:r>
-      <w:r>
-        <w:t xml:space="preserve"> </w:t>
-      </w:r>
-      <w:hyperlink r:id="rId212">
+        <w:t xml:space="preserve">33.10</w:t>
+      </w:r>
+      <w:r>
+        <w:t xml:space="preserve"> </w:t>
+      </w:r>
+      <w:hyperlink r:id="rId216">
         <w:r>
           <w:rPr>
             <w:rStyle w:val="VerbatimChar"/>
@@ -31451,7 +32275,7 @@
       <w:pPr>
         <w:pStyle w:val="FirstParagraph"/>
       </w:pPr>
-      <w:hyperlink r:id="rId212">
+      <w:hyperlink r:id="rId216">
         <w:r>
           <w:rPr>
             <w:rStyle w:val="VerbatimChar"/>
@@ -31478,19 +32302,19 @@
         <w:t xml:space="preserve">It is used by package maintainers before CRAN releases.</w:t>
       </w:r>
     </w:p>
-    <w:bookmarkEnd w:id="213"/>
-    <w:bookmarkStart w:id="215" w:name="sec-desc"/>
+    <w:bookmarkEnd w:id="217"/>
+    <w:bookmarkStart w:id="219" w:name="sec-desc"/>
     <w:p>
       <w:pPr>
         <w:pStyle w:val="Heading3"/>
       </w:pPr>
       <w:r>
-        <w:t xml:space="preserve">32.11</w:t>
-      </w:r>
-      <w:r>
-        <w:t xml:space="preserve"> </w:t>
-      </w:r>
-      <w:hyperlink r:id="rId214">
+        <w:t xml:space="preserve">33.11</w:t>
+      </w:r>
+      <w:r>
+        <w:t xml:space="preserve"> </w:t>
+      </w:r>
+      <w:hyperlink r:id="rId218">
         <w:r>
           <w:rPr>
             <w:rStyle w:val="VerbatimChar"/>
@@ -31503,7 +32327,7 @@
       <w:pPr>
         <w:pStyle w:val="FirstParagraph"/>
       </w:pPr>
-      <w:hyperlink r:id="rId214">
+      <w:hyperlink r:id="rId218">
         <w:r>
           <w:rPr>
             <w:rStyle w:val="VerbatimChar"/>
@@ -31554,19 +32378,19 @@
         <w:t xml:space="preserve">and other developer-facing tools.</w:t>
       </w:r>
     </w:p>
-    <w:bookmarkEnd w:id="215"/>
-    <w:bookmarkStart w:id="217" w:name="sec-pkgcache"/>
+    <w:bookmarkEnd w:id="219"/>
+    <w:bookmarkStart w:id="221" w:name="sec-pkgcache"/>
     <w:p>
       <w:pPr>
         <w:pStyle w:val="Heading3"/>
       </w:pPr>
       <w:r>
-        <w:t xml:space="preserve">32.12</w:t>
-      </w:r>
-      <w:r>
-        <w:t xml:space="preserve"> </w:t>
-      </w:r>
-      <w:hyperlink r:id="rId216">
+        <w:t xml:space="preserve">33.12</w:t>
+      </w:r>
+      <w:r>
+        <w:t xml:space="preserve"> </w:t>
+      </w:r>
+      <w:hyperlink r:id="rId220">
         <w:r>
           <w:rPr>
             <w:rStyle w:val="VerbatimChar"/>
@@ -31579,7 +32403,7 @@
       <w:pPr>
         <w:pStyle w:val="FirstParagraph"/>
       </w:pPr>
-      <w:hyperlink r:id="rId216">
+      <w:hyperlink r:id="rId220">
         <w:r>
           <w:rPr>
             <w:rStyle w:val="VerbatimChar"/>
@@ -31618,19 +32442,19 @@
         <w:t xml:space="preserve">.</w:t>
       </w:r>
     </w:p>
-    <w:bookmarkEnd w:id="217"/>
-    <w:bookmarkStart w:id="219" w:name="sec-lifecycle"/>
+    <w:bookmarkEnd w:id="221"/>
+    <w:bookmarkStart w:id="223" w:name="sec-lifecycle"/>
     <w:p>
       <w:pPr>
         <w:pStyle w:val="Heading3"/>
       </w:pPr>
       <w:r>
-        <w:t xml:space="preserve">32.13</w:t>
-      </w:r>
-      <w:r>
-        <w:t xml:space="preserve"> </w:t>
-      </w:r>
-      <w:hyperlink r:id="rId218">
+        <w:t xml:space="preserve">33.13</w:t>
+      </w:r>
+      <w:r>
+        <w:t xml:space="preserve"> </w:t>
+      </w:r>
+      <w:hyperlink r:id="rId222">
         <w:r>
           <w:rPr>
             <w:rStyle w:val="VerbatimChar"/>
@@ -31643,7 +32467,7 @@
       <w:pPr>
         <w:pStyle w:val="FirstParagraph"/>
       </w:pPr>
-      <w:hyperlink r:id="rId218">
+      <w:hyperlink r:id="rId222">
         <w:r>
           <w:rPr>
             <w:rStyle w:val="VerbatimChar"/>
@@ -31670,24 +32494,24 @@
         <w:t xml:space="preserve">used across the tidyverse and r-lib ecosystems.</w:t>
       </w:r>
     </w:p>
-    <w:bookmarkEnd w:id="219"/>
-    <w:bookmarkEnd w:id="220"/>
-    <w:bookmarkStart w:id="228" w:name="testing-and-quality"/>
+    <w:bookmarkEnd w:id="223"/>
+    <w:bookmarkEnd w:id="224"/>
+    <w:bookmarkStart w:id="232" w:name="testing-and-quality"/>
     <w:p>
       <w:pPr>
         <w:pStyle w:val="Heading2"/>
       </w:pPr>
       <w:r>
-        <w:t xml:space="preserve">33 Testing and Quality</w:t>
-      </w:r>
-    </w:p>
-    <w:bookmarkStart w:id="221" w:name="sec-testthat"/>
+        <w:t xml:space="preserve">34 Testing and Quality</w:t>
+      </w:r>
+    </w:p>
+    <w:bookmarkStart w:id="225" w:name="sec-testthat"/>
     <w:p>
       <w:pPr>
         <w:pStyle w:val="Heading3"/>
       </w:pPr>
       <w:r>
-        <w:t xml:space="preserve">33.1</w:t>
+        <w:t xml:space="preserve">34.1</w:t>
       </w:r>
       <w:r>
         <w:t xml:space="preserve"> </w:t>
@@ -31768,19 +32592,19 @@
         <w:t xml:space="preserve">.</w:t>
       </w:r>
     </w:p>
-    <w:bookmarkEnd w:id="221"/>
-    <w:bookmarkStart w:id="223" w:name="sec-covr"/>
+    <w:bookmarkEnd w:id="225"/>
+    <w:bookmarkStart w:id="227" w:name="sec-covr"/>
     <w:p>
       <w:pPr>
         <w:pStyle w:val="Heading3"/>
       </w:pPr>
       <w:r>
-        <w:t xml:space="preserve">33.2</w:t>
-      </w:r>
-      <w:r>
-        <w:t xml:space="preserve"> </w:t>
-      </w:r>
-      <w:hyperlink r:id="rId222">
+        <w:t xml:space="preserve">34.2</w:t>
+      </w:r>
+      <w:r>
+        <w:t xml:space="preserve"> </w:t>
+      </w:r>
+      <w:hyperlink r:id="rId226">
         <w:r>
           <w:rPr>
             <w:rStyle w:val="VerbatimChar"/>
@@ -31793,7 +32617,7 @@
       <w:pPr>
         <w:pStyle w:val="FirstParagraph"/>
       </w:pPr>
-      <w:hyperlink r:id="rId222">
+      <w:hyperlink r:id="rId226">
         <w:r>
           <w:rPr>
             <w:rStyle w:val="VerbatimChar"/>
@@ -31820,19 +32644,19 @@
         <w:t xml:space="preserve">and is commonly integrated into CI pipelines.</w:t>
       </w:r>
     </w:p>
-    <w:bookmarkEnd w:id="223"/>
-    <w:bookmarkStart w:id="225" w:name="sec-waldo"/>
+    <w:bookmarkEnd w:id="227"/>
+    <w:bookmarkStart w:id="229" w:name="sec-waldo"/>
     <w:p>
       <w:pPr>
         <w:pStyle w:val="Heading3"/>
       </w:pPr>
       <w:r>
-        <w:t xml:space="preserve">33.3</w:t>
-      </w:r>
-      <w:r>
-        <w:t xml:space="preserve"> </w:t>
-      </w:r>
-      <w:hyperlink r:id="rId224">
+        <w:t xml:space="preserve">34.3</w:t>
+      </w:r>
+      <w:r>
+        <w:t xml:space="preserve"> </w:t>
+      </w:r>
+      <w:hyperlink r:id="rId228">
         <w:r>
           <w:rPr>
             <w:rStyle w:val="VerbatimChar"/>
@@ -31845,7 +32669,7 @@
       <w:pPr>
         <w:pStyle w:val="FirstParagraph"/>
       </w:pPr>
-      <w:hyperlink r:id="rId224">
+      <w:hyperlink r:id="rId228">
         <w:r>
           <w:rPr>
             <w:rStyle w:val="VerbatimChar"/>
@@ -31914,19 +32738,19 @@
         <w:t xml:space="preserve">to display test failures.</w:t>
       </w:r>
     </w:p>
-    <w:bookmarkEnd w:id="225"/>
-    <w:bookmarkStart w:id="227" w:name="sec-lintr"/>
+    <w:bookmarkEnd w:id="229"/>
+    <w:bookmarkStart w:id="231" w:name="sec-lintr"/>
     <w:p>
       <w:pPr>
         <w:pStyle w:val="Heading3"/>
       </w:pPr>
       <w:r>
-        <w:t xml:space="preserve">33.4</w:t>
-      </w:r>
-      <w:r>
-        <w:t xml:space="preserve"> </w:t>
-      </w:r>
-      <w:hyperlink r:id="rId226">
+        <w:t xml:space="preserve">34.4</w:t>
+      </w:r>
+      <w:r>
+        <w:t xml:space="preserve"> </w:t>
+      </w:r>
+      <w:hyperlink r:id="rId230">
         <w:r>
           <w:rPr>
             <w:rStyle w:val="VerbatimChar"/>
@@ -31939,7 +32763,7 @@
       <w:pPr>
         <w:pStyle w:val="FirstParagraph"/>
       </w:pPr>
-      <w:hyperlink r:id="rId226">
+      <w:hyperlink r:id="rId230">
         <w:r>
           <w:rPr>
             <w:rStyle w:val="VerbatimChar"/>
@@ -31966,29 +32790,29 @@
         <w:t xml:space="preserve">and integrates with RStudio, VS Code, and CI pipelines.</w:t>
       </w:r>
     </w:p>
-    <w:bookmarkEnd w:id="227"/>
-    <w:bookmarkEnd w:id="228"/>
-    <w:bookmarkStart w:id="241" w:name="core-language-and-infrastructure"/>
+    <w:bookmarkEnd w:id="231"/>
+    <w:bookmarkEnd w:id="232"/>
+    <w:bookmarkStart w:id="245" w:name="core-language-and-infrastructure"/>
     <w:p>
       <w:pPr>
         <w:pStyle w:val="Heading2"/>
       </w:pPr>
       <w:r>
-        <w:t xml:space="preserve">34 Core Language and Infrastructure</w:t>
-      </w:r>
-    </w:p>
-    <w:bookmarkStart w:id="230" w:name="sec-rlang"/>
+        <w:t xml:space="preserve">35 Core Language and Infrastructure</w:t>
+      </w:r>
+    </w:p>
+    <w:bookmarkStart w:id="234" w:name="sec-rlang"/>
     <w:p>
       <w:pPr>
         <w:pStyle w:val="Heading3"/>
       </w:pPr>
       <w:r>
-        <w:t xml:space="preserve">34.1</w:t>
-      </w:r>
-      <w:r>
-        <w:t xml:space="preserve"> </w:t>
-      </w:r>
-      <w:hyperlink r:id="rId229">
+        <w:t xml:space="preserve">35.1</w:t>
+      </w:r>
+      <w:r>
+        <w:t xml:space="preserve"> </w:t>
+      </w:r>
+      <w:hyperlink r:id="rId233">
         <w:r>
           <w:rPr>
             <w:rStyle w:val="VerbatimChar"/>
@@ -32001,7 +32825,7 @@
       <w:pPr>
         <w:pStyle w:val="FirstParagraph"/>
       </w:pPr>
-      <w:hyperlink r:id="rId229">
+      <w:hyperlink r:id="rId233">
         <w:r>
           <w:rPr>
             <w:rStyle w:val="VerbatimChar"/>
@@ -32028,19 +32852,19 @@
         <w:t xml:space="preserve">It is a foundational dependency for tidyverse packages and tidy eval programming.</w:t>
       </w:r>
     </w:p>
-    <w:bookmarkEnd w:id="230"/>
-    <w:bookmarkStart w:id="232" w:name="sec-vctrs"/>
+    <w:bookmarkEnd w:id="234"/>
+    <w:bookmarkStart w:id="236" w:name="sec-vctrs"/>
     <w:p>
       <w:pPr>
         <w:pStyle w:val="Heading3"/>
       </w:pPr>
       <w:r>
-        <w:t xml:space="preserve">34.2</w:t>
-      </w:r>
-      <w:r>
-        <w:t xml:space="preserve"> </w:t>
-      </w:r>
-      <w:hyperlink r:id="rId231">
+        <w:t xml:space="preserve">35.2</w:t>
+      </w:r>
+      <w:r>
+        <w:t xml:space="preserve"> </w:t>
+      </w:r>
+      <w:hyperlink r:id="rId235">
         <w:r>
           <w:rPr>
             <w:rStyle w:val="VerbatimChar"/>
@@ -32053,7 +32877,7 @@
       <w:pPr>
         <w:pStyle w:val="FirstParagraph"/>
       </w:pPr>
-      <w:hyperlink r:id="rId231">
+      <w:hyperlink r:id="rId235">
         <w:r>
           <w:rPr>
             <w:rStyle w:val="VerbatimChar"/>
@@ -32110,19 +32934,19 @@
         <w:t xml:space="preserve">across vector types.</w:t>
       </w:r>
     </w:p>
-    <w:bookmarkEnd w:id="232"/>
-    <w:bookmarkStart w:id="234" w:name="sec-withr"/>
+    <w:bookmarkEnd w:id="236"/>
+    <w:bookmarkStart w:id="238" w:name="sec-withr"/>
     <w:p>
       <w:pPr>
         <w:pStyle w:val="Heading3"/>
       </w:pPr>
       <w:r>
-        <w:t xml:space="preserve">34.3</w:t>
-      </w:r>
-      <w:r>
-        <w:t xml:space="preserve"> </w:t>
-      </w:r>
-      <w:hyperlink r:id="rId233">
+        <w:t xml:space="preserve">35.3</w:t>
+      </w:r>
+      <w:r>
+        <w:t xml:space="preserve"> </w:t>
+      </w:r>
+      <w:hyperlink r:id="rId237">
         <w:r>
           <w:rPr>
             <w:rStyle w:val="VerbatimChar"/>
@@ -32135,7 +32959,7 @@
       <w:pPr>
         <w:pStyle w:val="FirstParagraph"/>
       </w:pPr>
-      <w:hyperlink r:id="rId233">
+      <w:hyperlink r:id="rId237">
         <w:r>
           <w:rPr>
             <w:rStyle w:val="VerbatimChar"/>
@@ -32168,19 +32992,19 @@
         <w:t xml:space="preserve">Essential for writing side-effect-free tests.</w:t>
       </w:r>
     </w:p>
-    <w:bookmarkEnd w:id="234"/>
-    <w:bookmarkStart w:id="236" w:name="sec-cli"/>
+    <w:bookmarkEnd w:id="238"/>
+    <w:bookmarkStart w:id="240" w:name="sec-cli"/>
     <w:p>
       <w:pPr>
         <w:pStyle w:val="Heading3"/>
       </w:pPr>
       <w:r>
-        <w:t xml:space="preserve">34.4</w:t>
-      </w:r>
-      <w:r>
-        <w:t xml:space="preserve"> </w:t>
-      </w:r>
-      <w:hyperlink r:id="rId235">
+        <w:t xml:space="preserve">35.4</w:t>
+      </w:r>
+      <w:r>
+        <w:t xml:space="preserve"> </w:t>
+      </w:r>
+      <w:hyperlink r:id="rId239">
         <w:r>
           <w:rPr>
             <w:rStyle w:val="VerbatimChar"/>
@@ -32193,7 +33017,7 @@
       <w:pPr>
         <w:pStyle w:val="FirstParagraph"/>
       </w:pPr>
-      <w:hyperlink r:id="rId235">
+      <w:hyperlink r:id="rId239">
         <w:r>
           <w:rPr>
             <w:rStyle w:val="VerbatimChar"/>
@@ -32235,19 +33059,19 @@
         <w:t xml:space="preserve">and is used throughout the tidyverse.</w:t>
       </w:r>
     </w:p>
-    <w:bookmarkEnd w:id="236"/>
-    <w:bookmarkStart w:id="238" w:name="sec-R6"/>
+    <w:bookmarkEnd w:id="240"/>
+    <w:bookmarkStart w:id="242" w:name="sec-R6"/>
     <w:p>
       <w:pPr>
         <w:pStyle w:val="Heading3"/>
       </w:pPr>
       <w:r>
-        <w:t xml:space="preserve">34.5</w:t>
-      </w:r>
-      <w:r>
-        <w:t xml:space="preserve"> </w:t>
-      </w:r>
-      <w:hyperlink r:id="rId237">
+        <w:t xml:space="preserve">35.5</w:t>
+      </w:r>
+      <w:r>
+        <w:t xml:space="preserve"> </w:t>
+      </w:r>
+      <w:hyperlink r:id="rId241">
         <w:r>
           <w:rPr>
             <w:rStyle w:val="VerbatimChar"/>
@@ -32260,7 +33084,7 @@
       <w:pPr>
         <w:pStyle w:val="FirstParagraph"/>
       </w:pPr>
-      <w:hyperlink r:id="rId237">
+      <w:hyperlink r:id="rId241">
         <w:r>
           <w:rPr>
             <w:rStyle w:val="VerbatimChar"/>
@@ -32281,19 +33105,19 @@
         <w:t xml:space="preserve">Unlike S3 or S4, R6 classes support mutable state and inheritance in a style familiar from Python or Java.</w:t>
       </w:r>
     </w:p>
-    <w:bookmarkEnd w:id="238"/>
-    <w:bookmarkStart w:id="240" w:name="sec-cpp11"/>
+    <w:bookmarkEnd w:id="242"/>
+    <w:bookmarkStart w:id="244" w:name="sec-cpp11"/>
     <w:p>
       <w:pPr>
         <w:pStyle w:val="Heading3"/>
       </w:pPr>
       <w:r>
-        <w:t xml:space="preserve">34.6</w:t>
-      </w:r>
-      <w:r>
-        <w:t xml:space="preserve"> </w:t>
-      </w:r>
-      <w:hyperlink r:id="rId239">
+        <w:t xml:space="preserve">35.6</w:t>
+      </w:r>
+      <w:r>
+        <w:t xml:space="preserve"> </w:t>
+      </w:r>
+      <w:hyperlink r:id="rId243">
         <w:r>
           <w:rPr>
             <w:rStyle w:val="VerbatimChar"/>
@@ -32306,7 +33130,7 @@
       <w:pPr>
         <w:pStyle w:val="FirstParagraph"/>
       </w:pPr>
-      <w:hyperlink r:id="rId239">
+      <w:hyperlink r:id="rId243">
         <w:r>
           <w:rPr>
             <w:rStyle w:val="VerbatimChar"/>
@@ -32345,29 +33169,29 @@
         <w:t xml:space="preserve">designed to simplify writing and debugging C++ extensions for R.</w:t>
       </w:r>
     </w:p>
-    <w:bookmarkEnd w:id="240"/>
-    <w:bookmarkEnd w:id="241"/>
-    <w:bookmarkStart w:id="250" w:name="system-and-process"/>
+    <w:bookmarkEnd w:id="244"/>
+    <w:bookmarkEnd w:id="245"/>
+    <w:bookmarkStart w:id="254" w:name="system-and-process"/>
     <w:p>
       <w:pPr>
         <w:pStyle w:val="Heading2"/>
       </w:pPr>
       <w:r>
-        <w:t xml:space="preserve">35 System and Process</w:t>
-      </w:r>
-    </w:p>
-    <w:bookmarkStart w:id="243" w:name="sec-fs"/>
+        <w:t xml:space="preserve">36 System and Process</w:t>
+      </w:r>
+    </w:p>
+    <w:bookmarkStart w:id="247" w:name="sec-fs"/>
     <w:p>
       <w:pPr>
         <w:pStyle w:val="Heading3"/>
       </w:pPr>
       <w:r>
-        <w:t xml:space="preserve">35.1</w:t>
-      </w:r>
-      <w:r>
-        <w:t xml:space="preserve"> </w:t>
-      </w:r>
-      <w:hyperlink r:id="rId242">
+        <w:t xml:space="preserve">36.1</w:t>
+      </w:r>
+      <w:r>
+        <w:t xml:space="preserve"> </w:t>
+      </w:r>
+      <w:hyperlink r:id="rId246">
         <w:r>
           <w:rPr>
             <w:rStyle w:val="VerbatimChar"/>
@@ -32380,7 +33204,7 @@
       <w:pPr>
         <w:pStyle w:val="FirstParagraph"/>
       </w:pPr>
-      <w:hyperlink r:id="rId242">
+      <w:hyperlink r:id="rId246">
         <w:r>
           <w:rPr>
             <w:rStyle w:val="VerbatimChar"/>
@@ -32452,19 +33276,19 @@
         <w:t xml:space="preserve">functions that always return character vectors.</w:t>
       </w:r>
     </w:p>
-    <w:bookmarkEnd w:id="243"/>
-    <w:bookmarkStart w:id="245" w:name="sec-processx"/>
+    <w:bookmarkEnd w:id="247"/>
+    <w:bookmarkStart w:id="249" w:name="sec-processx"/>
     <w:p>
       <w:pPr>
         <w:pStyle w:val="Heading3"/>
       </w:pPr>
       <w:r>
-        <w:t xml:space="preserve">35.2</w:t>
-      </w:r>
-      <w:r>
-        <w:t xml:space="preserve"> </w:t>
-      </w:r>
-      <w:hyperlink r:id="rId244">
+        <w:t xml:space="preserve">36.2</w:t>
+      </w:r>
+      <w:r>
+        <w:t xml:space="preserve"> </w:t>
+      </w:r>
+      <w:hyperlink r:id="rId248">
         <w:r>
           <w:rPr>
             <w:rStyle w:val="VerbatimChar"/>
@@ -32477,7 +33301,7 @@
       <w:pPr>
         <w:pStyle w:val="FirstParagraph"/>
       </w:pPr>
-      <w:hyperlink r:id="rId244">
+      <w:hyperlink r:id="rId248">
         <w:r>
           <w:rPr>
             <w:rStyle w:val="VerbatimChar"/>
@@ -32528,19 +33352,19 @@
         <w:t xml:space="preserve">.</w:t>
       </w:r>
     </w:p>
-    <w:bookmarkEnd w:id="245"/>
-    <w:bookmarkStart w:id="247" w:name="sec-callr"/>
+    <w:bookmarkEnd w:id="249"/>
+    <w:bookmarkStart w:id="251" w:name="sec-callr"/>
     <w:p>
       <w:pPr>
         <w:pStyle w:val="Heading3"/>
       </w:pPr>
       <w:r>
-        <w:t xml:space="preserve">35.3</w:t>
-      </w:r>
-      <w:r>
-        <w:t xml:space="preserve"> </w:t>
-      </w:r>
-      <w:hyperlink r:id="rId246">
+        <w:t xml:space="preserve">36.3</w:t>
+      </w:r>
+      <w:r>
+        <w:t xml:space="preserve"> </w:t>
+      </w:r>
+      <w:hyperlink r:id="rId250">
         <w:r>
           <w:rPr>
             <w:rStyle w:val="VerbatimChar"/>
@@ -32553,7 +33377,7 @@
       <w:pPr>
         <w:pStyle w:val="FirstParagraph"/>
       </w:pPr>
-      <w:hyperlink r:id="rId246">
+      <w:hyperlink r:id="rId250">
         <w:r>
           <w:rPr>
             <w:rStyle w:val="VerbatimChar"/>
@@ -32592,19 +33416,19 @@
         <w:t xml:space="preserve">.</w:t>
       </w:r>
     </w:p>
-    <w:bookmarkEnd w:id="247"/>
-    <w:bookmarkStart w:id="249" w:name="sec-ps"/>
+    <w:bookmarkEnd w:id="251"/>
+    <w:bookmarkStart w:id="253" w:name="sec-ps"/>
     <w:p>
       <w:pPr>
         <w:pStyle w:val="Heading3"/>
       </w:pPr>
       <w:r>
-        <w:t xml:space="preserve">35.4</w:t>
-      </w:r>
-      <w:r>
-        <w:t xml:space="preserve"> </w:t>
-      </w:r>
-      <w:hyperlink r:id="rId248">
+        <w:t xml:space="preserve">36.4</w:t>
+      </w:r>
+      <w:r>
+        <w:t xml:space="preserve"> </w:t>
+      </w:r>
+      <w:hyperlink r:id="rId252">
         <w:r>
           <w:rPr>
             <w:rStyle w:val="VerbatimChar"/>
@@ -32617,7 +33441,7 @@
       <w:pPr>
         <w:pStyle w:val="FirstParagraph"/>
       </w:pPr>
-      <w:hyperlink r:id="rId248">
+      <w:hyperlink r:id="rId252">
         <w:r>
           <w:rPr>
             <w:rStyle w:val="VerbatimChar"/>
@@ -32671,29 +33495,29 @@
         <w:t xml:space="preserve">.</w:t>
       </w:r>
     </w:p>
-    <w:bookmarkEnd w:id="249"/>
-    <w:bookmarkEnd w:id="250"/>
-    <w:bookmarkStart w:id="259" w:name="http-and-web"/>
+    <w:bookmarkEnd w:id="253"/>
+    <w:bookmarkEnd w:id="254"/>
+    <w:bookmarkStart w:id="263" w:name="http-and-web"/>
     <w:p>
       <w:pPr>
         <w:pStyle w:val="Heading2"/>
       </w:pPr>
       <w:r>
-        <w:t xml:space="preserve">36 HTTP and Web</w:t>
-      </w:r>
-    </w:p>
-    <w:bookmarkStart w:id="252" w:name="sec-httr2"/>
+        <w:t xml:space="preserve">37 HTTP and Web</w:t>
+      </w:r>
+    </w:p>
+    <w:bookmarkStart w:id="256" w:name="sec-httr2"/>
     <w:p>
       <w:pPr>
         <w:pStyle w:val="Heading3"/>
       </w:pPr>
       <w:r>
-        <w:t xml:space="preserve">36.1</w:t>
-      </w:r>
-      <w:r>
-        <w:t xml:space="preserve"> </w:t>
-      </w:r>
-      <w:hyperlink r:id="rId251">
+        <w:t xml:space="preserve">37.1</w:t>
+      </w:r>
+      <w:r>
+        <w:t xml:space="preserve"> </w:t>
+      </w:r>
+      <w:hyperlink r:id="rId255">
         <w:r>
           <w:rPr>
             <w:rStyle w:val="VerbatimChar"/>
@@ -32706,7 +33530,7 @@
       <w:pPr>
         <w:pStyle w:val="FirstParagraph"/>
       </w:pPr>
-      <w:hyperlink r:id="rId251">
+      <w:hyperlink r:id="rId255">
         <w:r>
           <w:rPr>
             <w:rStyle w:val="VerbatimChar"/>
@@ -32754,19 +33578,19 @@
         <w:t xml:space="preserve">Preferred for new code.</w:t>
       </w:r>
     </w:p>
-    <w:bookmarkEnd w:id="252"/>
-    <w:bookmarkStart w:id="254" w:name="sec-httr"/>
+    <w:bookmarkEnd w:id="256"/>
+    <w:bookmarkStart w:id="258" w:name="sec-httr"/>
     <w:p>
       <w:pPr>
         <w:pStyle w:val="Heading3"/>
       </w:pPr>
       <w:r>
-        <w:t xml:space="preserve">36.2</w:t>
-      </w:r>
-      <w:r>
-        <w:t xml:space="preserve"> </w:t>
-      </w:r>
-      <w:hyperlink r:id="rId253">
+        <w:t xml:space="preserve">37.2</w:t>
+      </w:r>
+      <w:r>
+        <w:t xml:space="preserve"> </w:t>
+      </w:r>
+      <w:hyperlink r:id="rId257">
         <w:r>
           <w:rPr>
             <w:rStyle w:val="VerbatimChar"/>
@@ -32779,7 +33603,7 @@
       <w:pPr>
         <w:pStyle w:val="FirstParagraph"/>
       </w:pPr>
-      <w:hyperlink r:id="rId253">
+      <w:hyperlink r:id="rId257">
         <w:r>
           <w:rPr>
             <w:rStyle w:val="VerbatimChar"/>
@@ -32863,19 +33687,19 @@
         <w:t xml:space="preserve">for new development.</w:t>
       </w:r>
     </w:p>
-    <w:bookmarkEnd w:id="254"/>
-    <w:bookmarkStart w:id="256" w:name="sec-gh"/>
+    <w:bookmarkEnd w:id="258"/>
+    <w:bookmarkStart w:id="260" w:name="sec-gh"/>
     <w:p>
       <w:pPr>
         <w:pStyle w:val="Heading3"/>
       </w:pPr>
       <w:r>
-        <w:t xml:space="preserve">36.3</w:t>
-      </w:r>
-      <w:r>
-        <w:t xml:space="preserve"> </w:t>
-      </w:r>
-      <w:hyperlink r:id="rId255">
+        <w:t xml:space="preserve">37.3</w:t>
+      </w:r>
+      <w:r>
+        <w:t xml:space="preserve"> </w:t>
+      </w:r>
+      <w:hyperlink r:id="rId259">
         <w:r>
           <w:rPr>
             <w:rStyle w:val="VerbatimChar"/>
@@ -32888,7 +33712,7 @@
       <w:pPr>
         <w:pStyle w:val="FirstParagraph"/>
       </w:pPr>
-      <w:hyperlink r:id="rId255">
+      <w:hyperlink r:id="rId259">
         <w:r>
           <w:rPr>
             <w:rStyle w:val="VerbatimChar"/>
@@ -32924,19 +33748,19 @@
         <w:t xml:space="preserve">for GitHub operations.</w:t>
       </w:r>
     </w:p>
-    <w:bookmarkEnd w:id="256"/>
-    <w:bookmarkStart w:id="258" w:name="sec-gargle"/>
+    <w:bookmarkEnd w:id="260"/>
+    <w:bookmarkStart w:id="262" w:name="sec-gargle"/>
     <w:p>
       <w:pPr>
         <w:pStyle w:val="Heading3"/>
       </w:pPr>
       <w:r>
-        <w:t xml:space="preserve">36.4</w:t>
-      </w:r>
-      <w:r>
-        <w:t xml:space="preserve"> </w:t>
-      </w:r>
-      <w:hyperlink r:id="rId257">
+        <w:t xml:space="preserve">37.4</w:t>
+      </w:r>
+      <w:r>
+        <w:t xml:space="preserve"> </w:t>
+      </w:r>
+      <w:hyperlink r:id="rId261">
         <w:r>
           <w:rPr>
             <w:rStyle w:val="VerbatimChar"/>
@@ -32949,7 +33773,7 @@
       <w:pPr>
         <w:pStyle w:val="FirstParagraph"/>
       </w:pPr>
-      <w:hyperlink r:id="rId257">
+      <w:hyperlink r:id="rId261">
         <w:r>
           <w:rPr>
             <w:rStyle w:val="VerbatimChar"/>
@@ -33000,29 +33824,29 @@
         <w:t xml:space="preserve">, and other Google-backed R packages.</w:t>
       </w:r>
     </w:p>
-    <w:bookmarkEnd w:id="258"/>
-    <w:bookmarkEnd w:id="259"/>
-    <w:bookmarkStart w:id="281" w:name="utilities"/>
+    <w:bookmarkEnd w:id="262"/>
+    <w:bookmarkEnd w:id="263"/>
+    <w:bookmarkStart w:id="285" w:name="utilities"/>
     <w:p>
       <w:pPr>
         <w:pStyle w:val="Heading2"/>
       </w:pPr>
       <w:r>
-        <w:t xml:space="preserve">37 Utilities</w:t>
-      </w:r>
-    </w:p>
-    <w:bookmarkStart w:id="261" w:name="sec-here-pkg"/>
+        <w:t xml:space="preserve">38 Utilities</w:t>
+      </w:r>
+    </w:p>
+    <w:bookmarkStart w:id="265" w:name="sec-here-pkg"/>
     <w:p>
       <w:pPr>
         <w:pStyle w:val="Heading3"/>
       </w:pPr>
       <w:r>
-        <w:t xml:space="preserve">37.1</w:t>
-      </w:r>
-      <w:r>
-        <w:t xml:space="preserve"> </w:t>
-      </w:r>
-      <w:hyperlink r:id="rId260">
+        <w:t xml:space="preserve">38.1</w:t>
+      </w:r>
+      <w:r>
+        <w:t xml:space="preserve"> </w:t>
+      </w:r>
+      <w:hyperlink r:id="rId264">
         <w:r>
           <w:rPr>
             <w:rStyle w:val="VerbatimChar"/>
@@ -33035,7 +33859,7 @@
       <w:pPr>
         <w:pStyle w:val="FirstParagraph"/>
       </w:pPr>
-      <w:hyperlink r:id="rId260">
+      <w:hyperlink r:id="rId264">
         <w:r>
           <w:rPr>
             <w:rStyle w:val="VerbatimChar"/>
@@ -33084,21 +33908,21 @@
           <w:rPr>
             <w:rStyle w:val="Hyperlink"/>
           </w:rPr>
-          <w:t xml:space="preserve">Section 29</w:t>
+          <w:t xml:space="preserve">Section 30</w:t>
         </w:r>
       </w:hyperlink>
       <w:r>
         <w:t xml:space="preserve">).</w:t>
       </w:r>
     </w:p>
-    <w:bookmarkEnd w:id="261"/>
-    <w:bookmarkStart w:id="262" w:name="sec-memoise"/>
+    <w:bookmarkEnd w:id="265"/>
+    <w:bookmarkStart w:id="266" w:name="sec-memoise"/>
     <w:p>
       <w:pPr>
         <w:pStyle w:val="Heading3"/>
       </w:pPr>
       <w:r>
-        <w:t xml:space="preserve">37.2</w:t>
+        <w:t xml:space="preserve">38.2</w:t>
       </w:r>
       <w:r>
         <w:t xml:space="preserve"> </w:t>
@@ -33359,19 +34183,19 @@
         <w:t xml:space="preserve">silently collapsing random variability by returning stale cached draws.</w:t>
       </w:r>
     </w:p>
-    <w:bookmarkEnd w:id="262"/>
-    <w:bookmarkStart w:id="265" w:name="sec-scales"/>
+    <w:bookmarkEnd w:id="266"/>
+    <w:bookmarkStart w:id="269" w:name="sec-scales"/>
     <w:p>
       <w:pPr>
         <w:pStyle w:val="Heading3"/>
       </w:pPr>
       <w:r>
-        <w:t xml:space="preserve">37.3</w:t>
-      </w:r>
-      <w:r>
-        <w:t xml:space="preserve"> </w:t>
-      </w:r>
-      <w:hyperlink r:id="rId263">
+        <w:t xml:space="preserve">38.3</w:t>
+      </w:r>
+      <w:r>
+        <w:t xml:space="preserve"> </w:t>
+      </w:r>
+      <w:hyperlink r:id="rId267">
         <w:r>
           <w:rPr>
             <w:rStyle w:val="VerbatimChar"/>
@@ -33384,7 +34208,7 @@
       <w:pPr>
         <w:pStyle w:val="FirstParagraph"/>
       </w:pPr>
-      <w:hyperlink r:id="rId263">
+      <w:hyperlink r:id="rId267">
         <w:r>
           <w:rPr>
             <w:rStyle w:val="VerbatimChar"/>
@@ -33413,7 +34237,7 @@
       <w:r>
         <w:t xml:space="preserve"> </w:t>
       </w:r>
-      <w:hyperlink r:id="rId264">
+      <w:hyperlink r:id="rId268">
         <w:r>
           <w:rPr>
             <w:rStyle w:val="VerbatimChar"/>
@@ -33425,19 +34249,19 @@
         <w:t xml:space="preserve">.</w:t>
       </w:r>
     </w:p>
-    <w:bookmarkEnd w:id="265"/>
-    <w:bookmarkStart w:id="267" w:name="sec-sessioninfo"/>
+    <w:bookmarkEnd w:id="269"/>
+    <w:bookmarkStart w:id="271" w:name="sec-sessioninfo"/>
     <w:p>
       <w:pPr>
         <w:pStyle w:val="Heading3"/>
       </w:pPr>
       <w:r>
-        <w:t xml:space="preserve">37.4</w:t>
-      </w:r>
-      <w:r>
-        <w:t xml:space="preserve"> </w:t>
-      </w:r>
-      <w:hyperlink r:id="rId266">
+        <w:t xml:space="preserve">38.4</w:t>
+      </w:r>
+      <w:r>
+        <w:t xml:space="preserve"> </w:t>
+      </w:r>
+      <w:hyperlink r:id="rId270">
         <w:r>
           <w:rPr>
             <w:rStyle w:val="VerbatimChar"/>
@@ -33450,7 +34274,7 @@
       <w:pPr>
         <w:pStyle w:val="FirstParagraph"/>
       </w:pPr>
-      <w:hyperlink r:id="rId266">
+      <w:hyperlink r:id="rId270">
         <w:r>
           <w:rPr>
             <w:rStyle w:val="VerbatimChar"/>
@@ -33489,19 +34313,19 @@
         <w:t xml:space="preserve">.</w:t>
       </w:r>
     </w:p>
-    <w:bookmarkEnd w:id="267"/>
-    <w:bookmarkStart w:id="269" w:name="sec-downlit"/>
+    <w:bookmarkEnd w:id="271"/>
+    <w:bookmarkStart w:id="273" w:name="sec-downlit"/>
     <w:p>
       <w:pPr>
         <w:pStyle w:val="Heading3"/>
       </w:pPr>
       <w:r>
-        <w:t xml:space="preserve">37.5</w:t>
-      </w:r>
-      <w:r>
-        <w:t xml:space="preserve"> </w:t>
-      </w:r>
-      <w:hyperlink r:id="rId268">
+        <w:t xml:space="preserve">38.5</w:t>
+      </w:r>
+      <w:r>
+        <w:t xml:space="preserve"> </w:t>
+      </w:r>
+      <w:hyperlink r:id="rId272">
         <w:r>
           <w:rPr>
             <w:rStyle w:val="VerbatimChar"/>
@@ -33514,7 +34338,7 @@
       <w:pPr>
         <w:pStyle w:val="FirstParagraph"/>
       </w:pPr>
-      <w:hyperlink r:id="rId268">
+      <w:hyperlink r:id="rId272">
         <w:r>
           <w:rPr>
             <w:rStyle w:val="VerbatimChar"/>
@@ -33556,19 +34380,19 @@
         <w:t xml:space="preserve">and Quarto for rendering R code in documentation websites.</w:t>
       </w:r>
     </w:p>
-    <w:bookmarkEnd w:id="269"/>
-    <w:bookmarkStart w:id="271" w:name="sec-prettyunits"/>
+    <w:bookmarkEnd w:id="273"/>
+    <w:bookmarkStart w:id="275" w:name="sec-prettyunits"/>
     <w:p>
       <w:pPr>
         <w:pStyle w:val="Heading3"/>
       </w:pPr>
       <w:r>
-        <w:t xml:space="preserve">37.6</w:t>
-      </w:r>
-      <w:r>
-        <w:t xml:space="preserve"> </w:t>
-      </w:r>
-      <w:hyperlink r:id="rId270">
+        <w:t xml:space="preserve">38.6</w:t>
+      </w:r>
+      <w:r>
+        <w:t xml:space="preserve"> </w:t>
+      </w:r>
+      <w:hyperlink r:id="rId274">
         <w:r>
           <w:rPr>
             <w:rStyle w:val="VerbatimChar"/>
@@ -33581,7 +34405,7 @@
       <w:pPr>
         <w:pStyle w:val="FirstParagraph"/>
       </w:pPr>
-      <w:hyperlink r:id="rId270">
+      <w:hyperlink r:id="rId274">
         <w:r>
           <w:rPr>
             <w:rStyle w:val="VerbatimChar"/>
@@ -33632,19 +34456,19 @@
         <w:t xml:space="preserve">, and progress-reporting packages.</w:t>
       </w:r>
     </w:p>
-    <w:bookmarkEnd w:id="271"/>
-    <w:bookmarkStart w:id="273" w:name="sec-lobstr"/>
+    <w:bookmarkEnd w:id="275"/>
+    <w:bookmarkStart w:id="277" w:name="sec-lobstr"/>
     <w:p>
       <w:pPr>
         <w:pStyle w:val="Heading3"/>
       </w:pPr>
       <w:r>
-        <w:t xml:space="preserve">37.7</w:t>
-      </w:r>
-      <w:r>
-        <w:t xml:space="preserve"> </w:t>
-      </w:r>
-      <w:hyperlink r:id="rId272">
+        <w:t xml:space="preserve">38.7</w:t>
+      </w:r>
+      <w:r>
+        <w:t xml:space="preserve"> </w:t>
+      </w:r>
+      <w:hyperlink r:id="rId276">
         <w:r>
           <w:rPr>
             <w:rStyle w:val="VerbatimChar"/>
@@ -33657,7 +34481,7 @@
       <w:pPr>
         <w:pStyle w:val="FirstParagraph"/>
       </w:pPr>
-      <w:hyperlink r:id="rId272">
+      <w:hyperlink r:id="rId276">
         <w:r>
           <w:rPr>
             <w:rStyle w:val="VerbatimChar"/>
@@ -33717,19 +34541,19 @@
         <w:t xml:space="preserve">It is a useful learning and debugging tool.</w:t>
       </w:r>
     </w:p>
-    <w:bookmarkEnd w:id="273"/>
-    <w:bookmarkStart w:id="275" w:name="sec-crayon"/>
+    <w:bookmarkEnd w:id="277"/>
+    <w:bookmarkStart w:id="279" w:name="sec-crayon"/>
     <w:p>
       <w:pPr>
         <w:pStyle w:val="Heading3"/>
       </w:pPr>
       <w:r>
-        <w:t xml:space="preserve">37.8</w:t>
-      </w:r>
-      <w:r>
-        <w:t xml:space="preserve"> </w:t>
-      </w:r>
-      <w:hyperlink r:id="rId274">
+        <w:t xml:space="preserve">38.8</w:t>
+      </w:r>
+      <w:r>
+        <w:t xml:space="preserve"> </w:t>
+      </w:r>
+      <w:hyperlink r:id="rId278">
         <w:r>
           <w:rPr>
             <w:rStyle w:val="VerbatimChar"/>
@@ -33742,7 +34566,7 @@
       <w:pPr>
         <w:pStyle w:val="FirstParagraph"/>
       </w:pPr>
-      <w:hyperlink r:id="rId274">
+      <w:hyperlink r:id="rId278">
         <w:r>
           <w:rPr>
             <w:rStyle w:val="VerbatimChar"/>
@@ -33778,19 +34602,19 @@
         <w:t xml:space="preserve">but remains widely used in older code and packages.</w:t>
       </w:r>
     </w:p>
-    <w:bookmarkEnd w:id="275"/>
-    <w:bookmarkStart w:id="277" w:name="sec-styler"/>
+    <w:bookmarkEnd w:id="279"/>
+    <w:bookmarkStart w:id="281" w:name="sec-styler"/>
     <w:p>
       <w:pPr>
         <w:pStyle w:val="Heading3"/>
       </w:pPr>
       <w:r>
-        <w:t xml:space="preserve">37.9</w:t>
-      </w:r>
-      <w:r>
-        <w:t xml:space="preserve"> </w:t>
-      </w:r>
-      <w:hyperlink r:id="rId276">
+        <w:t xml:space="preserve">38.9</w:t>
+      </w:r>
+      <w:r>
+        <w:t xml:space="preserve"> </w:t>
+      </w:r>
+      <w:hyperlink r:id="rId280">
         <w:r>
           <w:rPr>
             <w:rStyle w:val="VerbatimChar"/>
@@ -33803,7 +34627,7 @@
       <w:pPr>
         <w:pStyle w:val="FirstParagraph"/>
       </w:pPr>
-      <w:hyperlink r:id="rId276">
+      <w:hyperlink r:id="rId280">
         <w:r>
           <w:rPr>
             <w:rStyle w:val="VerbatimChar"/>
@@ -33853,19 +34677,19 @@
         <w:t xml:space="preserve">for more details.</w:t>
       </w:r>
     </w:p>
-    <w:bookmarkEnd w:id="277"/>
-    <w:bookmarkStart w:id="280" w:name="sec-rex"/>
+    <w:bookmarkEnd w:id="281"/>
+    <w:bookmarkStart w:id="284" w:name="sec-rex"/>
     <w:p>
       <w:pPr>
         <w:pStyle w:val="Heading3"/>
       </w:pPr>
       <w:r>
-        <w:t xml:space="preserve">37.10</w:t>
-      </w:r>
-      <w:r>
-        <w:t xml:space="preserve"> </w:t>
-      </w:r>
-      <w:hyperlink r:id="rId278">
+        <w:t xml:space="preserve">38.10</w:t>
+      </w:r>
+      <w:r>
+        <w:t xml:space="preserve"> </w:t>
+      </w:r>
+      <w:hyperlink r:id="rId282">
         <w:r>
           <w:rPr>
             <w:rStyle w:val="VerbatimChar"/>
@@ -33878,7 +34702,7 @@
       <w:pPr>
         <w:pStyle w:val="FirstParagraph"/>
       </w:pPr>
-      <w:hyperlink r:id="rId278">
+      <w:hyperlink r:id="rId282">
         <w:r>
           <w:rPr>
             <w:rStyle w:val="VerbatimChar"/>
@@ -33981,7 +34805,7 @@
         <w:pStyle w:val="Compact"/>
         <w:numPr>
           <w:ilvl w:val="0"/>
-          <w:numId w:val="1062"/>
+          <w:numId w:val="1064"/>
         </w:numPr>
       </w:pPr>
       <w:r>
@@ -34035,7 +34859,7 @@
         <w:pStyle w:val="Compact"/>
         <w:numPr>
           <w:ilvl w:val="0"/>
-          <w:numId w:val="1062"/>
+          <w:numId w:val="1064"/>
         </w:numPr>
       </w:pPr>
       <w:r>
@@ -34107,7 +34931,7 @@
         <w:pStyle w:val="Compact"/>
         <w:numPr>
           <w:ilvl w:val="0"/>
-          <w:numId w:val="1062"/>
+          <w:numId w:val="1064"/>
         </w:numPr>
       </w:pPr>
       <w:r>
@@ -34155,7 +34979,7 @@
       <w:r>
         <w:t xml:space="preserve"> </w:t>
       </w:r>
-      <w:hyperlink r:id="rId279">
+      <w:hyperlink r:id="rId283">
         <w:r>
           <w:rPr>
             <w:rStyle w:val="VerbatimChar"/>
@@ -34170,29 +34994,29 @@
         <w:t xml:space="preserve">functions.</w:t>
       </w:r>
     </w:p>
-    <w:bookmarkEnd w:id="280"/>
-    <w:bookmarkEnd w:id="281"/>
-    <w:bookmarkStart w:id="284" w:name="github-actions"/>
+    <w:bookmarkEnd w:id="284"/>
+    <w:bookmarkEnd w:id="285"/>
+    <w:bookmarkStart w:id="288" w:name="github-actions"/>
     <w:p>
       <w:pPr>
         <w:pStyle w:val="Heading2"/>
       </w:pPr>
       <w:r>
-        <w:t xml:space="preserve">38 GitHub Actions</w:t>
-      </w:r>
-    </w:p>
-    <w:bookmarkStart w:id="283" w:name="sec-r-lib-actions"/>
+        <w:t xml:space="preserve">39 GitHub Actions</w:t>
+      </w:r>
+    </w:p>
+    <w:bookmarkStart w:id="287" w:name="sec-r-lib-actions"/>
     <w:p>
       <w:pPr>
         <w:pStyle w:val="Heading3"/>
       </w:pPr>
       <w:r>
-        <w:t xml:space="preserve">38.1</w:t>
-      </w:r>
-      <w:r>
-        <w:t xml:space="preserve"> </w:t>
-      </w:r>
-      <w:hyperlink r:id="rId282">
+        <w:t xml:space="preserve">39.1</w:t>
+      </w:r>
+      <w:r>
+        <w:t xml:space="preserve"> </w:t>
+      </w:r>
+      <w:hyperlink r:id="rId286">
         <w:r>
           <w:rPr>
             <w:rStyle w:val="Hyperlink"/>
@@ -34211,7 +35035,7 @@
       <w:r>
         <w:t xml:space="preserve"> </w:t>
       </w:r>
-      <w:hyperlink r:id="rId282">
+      <w:hyperlink r:id="rId286">
         <w:r>
           <w:rPr>
             <w:rStyle w:val="VerbatimChar"/>
@@ -34243,7 +35067,7 @@
         <w:pStyle w:val="Compact"/>
         <w:numPr>
           <w:ilvl w:val="0"/>
-          <w:numId w:val="1063"/>
+          <w:numId w:val="1065"/>
         </w:numPr>
       </w:pPr>
       <w:r>
@@ -34264,7 +35088,7 @@
         <w:pStyle w:val="Compact"/>
         <w:numPr>
           <w:ilvl w:val="0"/>
-          <w:numId w:val="1063"/>
+          <w:numId w:val="1065"/>
         </w:numPr>
       </w:pPr>
       <w:r>
@@ -34300,7 +35124,7 @@
         <w:pStyle w:val="Compact"/>
         <w:numPr>
           <w:ilvl w:val="0"/>
-          <w:numId w:val="1063"/>
+          <w:numId w:val="1065"/>
         </w:numPr>
       </w:pPr>
       <w:r>
@@ -34330,7 +35154,7 @@
         <w:pStyle w:val="Compact"/>
         <w:numPr>
           <w:ilvl w:val="0"/>
-          <w:numId w:val="1063"/>
+          <w:numId w:val="1065"/>
         </w:numPr>
       </w:pPr>
       <w:r>
@@ -34354,15 +35178,15 @@
         <w:t xml:space="preserve">These actions are widely used across R packages hosted on GitHub.</w:t>
       </w:r>
     </w:p>
-    <w:bookmarkEnd w:id="283"/>
-    <w:bookmarkEnd w:id="284"/>
-    <w:bookmarkStart w:id="287" w:name="sec-tidyverse"/>
+    <w:bookmarkEnd w:id="287"/>
+    <w:bookmarkEnd w:id="288"/>
+    <w:bookmarkStart w:id="291" w:name="sec-tidyverse"/>
     <w:p>
       <w:pPr>
         <w:pStyle w:val="Heading2"/>
       </w:pPr>
       <w:r>
-        <w:t xml:space="preserve">39 Tidyverse</w:t>
+        <w:t xml:space="preserve">40 Tidyverse</w:t>
       </w:r>
     </w:p>
     <w:p>
@@ -34405,7 +35229,7 @@
       <w:r>
         <w:t xml:space="preserve"> </w:t>
       </w:r>
-      <w:hyperlink r:id="rId285">
+      <w:hyperlink r:id="rId289">
         <w:r>
           <w:rPr>
             <w:rStyle w:val="Hyperlink"/>
@@ -34440,7 +35264,7 @@
       <w:r>
         <w:t xml:space="preserve"> </w:t>
       </w:r>
-      <w:hyperlink r:id="rId286">
+      <w:hyperlink r:id="rId290">
         <w:r>
           <w:rPr>
             <w:rStyle w:val="VerbatimChar"/>
@@ -34484,14 +35308,14 @@
         <w:t xml:space="preserve">which leans heavily on many Tidyverse packages and may be worth checking out.</w:t>
       </w:r>
     </w:p>
-    <w:bookmarkEnd w:id="287"/>
-    <w:bookmarkStart w:id="306" w:name="core-tidyverse-packages"/>
+    <w:bookmarkEnd w:id="291"/>
+    <w:bookmarkStart w:id="310" w:name="core-tidyverse-packages"/>
     <w:p>
       <w:pPr>
         <w:pStyle w:val="Heading2"/>
       </w:pPr>
       <w:r>
-        <w:t xml:space="preserve">40 Core Tidyverse Packages</w:t>
+        <w:t xml:space="preserve">41 Core Tidyverse Packages</w:t>
       </w:r>
     </w:p>
     <w:p>
@@ -34504,7 +35328,7 @@
       <w:r>
         <w:t xml:space="preserve"> </w:t>
       </w:r>
-      <w:hyperlink r:id="rId288">
+      <w:hyperlink r:id="rId292">
         <w:r>
           <w:rPr>
             <w:rStyle w:val="Hyperlink"/>
@@ -34555,18 +35379,18 @@
         <w:t xml:space="preserve">:</w:t>
       </w:r>
     </w:p>
-    <w:bookmarkStart w:id="289" w:name="sec-ggplot2"/>
+    <w:bookmarkStart w:id="293" w:name="sec-ggplot2"/>
     <w:p>
       <w:pPr>
         <w:pStyle w:val="Heading3"/>
       </w:pPr>
       <w:r>
-        <w:t xml:space="preserve">40.1</w:t>
-      </w:r>
-      <w:r>
-        <w:t xml:space="preserve"> </w:t>
-      </w:r>
-      <w:hyperlink r:id="rId264">
+        <w:t xml:space="preserve">41.1</w:t>
+      </w:r>
+      <w:r>
+        <w:t xml:space="preserve"> </w:t>
+      </w:r>
+      <w:hyperlink r:id="rId268">
         <w:r>
           <w:rPr>
             <w:rStyle w:val="Hyperlink"/>
@@ -34579,7 +35403,7 @@
       <w:pPr>
         <w:pStyle w:val="FirstParagraph"/>
       </w:pPr>
-      <w:hyperlink r:id="rId264">
+      <w:hyperlink r:id="rId268">
         <w:r>
           <w:rPr>
             <w:rStyle w:val="VerbatimChar"/>
@@ -34618,19 +35442,19 @@
         <w:t xml:space="preserve">and it takes care of the details.</w:t>
       </w:r>
     </w:p>
-    <w:bookmarkEnd w:id="289"/>
-    <w:bookmarkStart w:id="291" w:name="sec-dplyr"/>
+    <w:bookmarkEnd w:id="293"/>
+    <w:bookmarkStart w:id="295" w:name="sec-dplyr"/>
     <w:p>
       <w:pPr>
         <w:pStyle w:val="Heading3"/>
       </w:pPr>
       <w:r>
-        <w:t xml:space="preserve">40.2</w:t>
-      </w:r>
-      <w:r>
-        <w:t xml:space="preserve"> </w:t>
-      </w:r>
-      <w:hyperlink r:id="rId290">
+        <w:t xml:space="preserve">41.2</w:t>
+      </w:r>
+      <w:r>
+        <w:t xml:space="preserve"> </w:t>
+      </w:r>
+      <w:hyperlink r:id="rId294">
         <w:r>
           <w:rPr>
             <w:rStyle w:val="Hyperlink"/>
@@ -34643,7 +35467,7 @@
       <w:pPr>
         <w:pStyle w:val="FirstParagraph"/>
       </w:pPr>
-      <w:hyperlink r:id="rId290">
+      <w:hyperlink r:id="rId294">
         <w:r>
           <w:rPr>
             <w:rStyle w:val="VerbatimChar"/>
@@ -34730,19 +35554,19 @@
         <w:t xml:space="preserve">.</w:t>
       </w:r>
     </w:p>
-    <w:bookmarkEnd w:id="291"/>
-    <w:bookmarkStart w:id="294" w:name="sec-tidyr"/>
+    <w:bookmarkEnd w:id="295"/>
+    <w:bookmarkStart w:id="298" w:name="sec-tidyr"/>
     <w:p>
       <w:pPr>
         <w:pStyle w:val="Heading3"/>
       </w:pPr>
       <w:r>
-        <w:t xml:space="preserve">40.3</w:t>
-      </w:r>
-      <w:r>
-        <w:t xml:space="preserve"> </w:t>
-      </w:r>
-      <w:hyperlink r:id="rId292">
+        <w:t xml:space="preserve">41.3</w:t>
+      </w:r>
+      <w:r>
+        <w:t xml:space="preserve"> </w:t>
+      </w:r>
+      <w:hyperlink r:id="rId296">
         <w:r>
           <w:rPr>
             <w:rStyle w:val="Hyperlink"/>
@@ -34755,7 +35579,7 @@
       <w:pPr>
         <w:pStyle w:val="FirstParagraph"/>
       </w:pPr>
-      <w:hyperlink r:id="rId292">
+      <w:hyperlink r:id="rId296">
         <w:r>
           <w:rPr>
             <w:rStyle w:val="VerbatimChar"/>
@@ -34836,7 +35660,7 @@
         <w:t xml:space="preserve">.</w:t>
       </w:r>
     </w:p>
-    <w:bookmarkStart w:id="293" w:name="when-to-use-dplyr-vs-tidyr"/>
+    <w:bookmarkStart w:id="297" w:name="when-to-use-dplyr-vs-tidyr"/>
     <w:p>
       <w:pPr>
         <w:pStyle w:val="Heading4"/>
@@ -34855,7 +35679,7 @@
       <w:r>
         <w:t xml:space="preserve"> </w:t>
       </w:r>
-      <w:hyperlink r:id="rId290">
+      <w:hyperlink r:id="rId294">
         <w:r>
           <w:rPr>
             <w:rStyle w:val="VerbatimChar"/>
@@ -34872,7 +35696,7 @@
       <w:r>
         <w:t xml:space="preserve"> </w:t>
       </w:r>
-      <w:hyperlink r:id="rId292">
+      <w:hyperlink r:id="rId296">
         <w:r>
           <w:rPr>
             <w:rStyle w:val="VerbatimChar"/>
@@ -34897,7 +35721,7 @@
       <w:pPr>
         <w:numPr>
           <w:ilvl w:val="0"/>
-          <w:numId w:val="1064"/>
+          <w:numId w:val="1066"/>
         </w:numPr>
       </w:pPr>
       <w:r>
@@ -34930,7 +35754,7 @@
       <w:pPr>
         <w:numPr>
           <w:ilvl w:val="0"/>
-          <w:numId w:val="1064"/>
+          <w:numId w:val="1066"/>
         </w:numPr>
       </w:pPr>
       <w:r>
@@ -35048,20 +35872,20 @@
         <w:t xml:space="preserve">then use dplyr to manipulate and analyze it.</w:t>
       </w:r>
     </w:p>
-    <w:bookmarkEnd w:id="293"/>
-    <w:bookmarkEnd w:id="294"/>
-    <w:bookmarkStart w:id="296" w:name="sec-readr"/>
+    <w:bookmarkEnd w:id="297"/>
+    <w:bookmarkEnd w:id="298"/>
+    <w:bookmarkStart w:id="300" w:name="sec-readr"/>
     <w:p>
       <w:pPr>
         <w:pStyle w:val="Heading3"/>
       </w:pPr>
       <w:r>
-        <w:t xml:space="preserve">40.4</w:t>
-      </w:r>
-      <w:r>
-        <w:t xml:space="preserve"> </w:t>
-      </w:r>
-      <w:hyperlink r:id="rId295">
+        <w:t xml:space="preserve">41.4</w:t>
+      </w:r>
+      <w:r>
+        <w:t xml:space="preserve"> </w:t>
+      </w:r>
+      <w:hyperlink r:id="rId299">
         <w:r>
           <w:rPr>
             <w:rStyle w:val="Hyperlink"/>
@@ -35074,7 +35898,7 @@
       <w:pPr>
         <w:pStyle w:val="FirstParagraph"/>
       </w:pPr>
-      <w:hyperlink r:id="rId295">
+      <w:hyperlink r:id="rId299">
         <w:r>
           <w:rPr>
             <w:rStyle w:val="VerbatimChar"/>
@@ -35107,14 +35931,14 @@
         <w:t xml:space="preserve">while still cleanly failing when data unexpectedly changes.</w:t>
       </w:r>
     </w:p>
-    <w:bookmarkEnd w:id="296"/>
-    <w:bookmarkStart w:id="298" w:name="sec-purrr"/>
+    <w:bookmarkEnd w:id="300"/>
+    <w:bookmarkStart w:id="302" w:name="sec-purrr"/>
     <w:p>
       <w:pPr>
         <w:pStyle w:val="Heading3"/>
       </w:pPr>
       <w:r>
-        <w:t xml:space="preserve">40.5</w:t>
+        <w:t xml:space="preserve">41.5</w:t>
       </w:r>
       <w:r>
         <w:t xml:space="preserve"> </w:t>
@@ -35149,7 +35973,7 @@
       <w:r>
         <w:t xml:space="preserve"> </w:t>
       </w:r>
-      <w:hyperlink r:id="rId297">
+      <w:hyperlink r:id="rId301">
         <w:r>
           <w:rPr>
             <w:rStyle w:val="Hyperlink"/>
@@ -35205,19 +36029,19 @@
         <w:t xml:space="preserve">for more details on using purrr.</w:t>
       </w:r>
     </w:p>
-    <w:bookmarkEnd w:id="298"/>
-    <w:bookmarkStart w:id="300" w:name="sec-tibble"/>
+    <w:bookmarkEnd w:id="302"/>
+    <w:bookmarkStart w:id="304" w:name="sec-tibble"/>
     <w:p>
       <w:pPr>
         <w:pStyle w:val="Heading3"/>
       </w:pPr>
       <w:r>
-        <w:t xml:space="preserve">40.6</w:t>
-      </w:r>
-      <w:r>
-        <w:t xml:space="preserve"> </w:t>
-      </w:r>
-      <w:hyperlink r:id="rId299">
+        <w:t xml:space="preserve">41.6</w:t>
+      </w:r>
+      <w:r>
+        <w:t xml:space="preserve"> </w:t>
+      </w:r>
+      <w:hyperlink r:id="rId303">
         <w:r>
           <w:rPr>
             <w:rStyle w:val="Hyperlink"/>
@@ -35230,7 +36054,7 @@
       <w:pPr>
         <w:pStyle w:val="FirstParagraph"/>
       </w:pPr>
-      <w:hyperlink r:id="rId299">
+      <w:hyperlink r:id="rId303">
         <w:r>
           <w:rPr>
             <w:rStyle w:val="VerbatimChar"/>
@@ -35275,19 +36099,19 @@
         <w:t xml:space="preserve">typically leading to cleaner, more expressive code.</w:t>
       </w:r>
     </w:p>
-    <w:bookmarkEnd w:id="300"/>
-    <w:bookmarkStart w:id="301" w:name="sec-stringr"/>
+    <w:bookmarkEnd w:id="304"/>
+    <w:bookmarkStart w:id="305" w:name="sec-stringr"/>
     <w:p>
       <w:pPr>
         <w:pStyle w:val="Heading3"/>
       </w:pPr>
       <w:r>
-        <w:t xml:space="preserve">40.7</w:t>
-      </w:r>
-      <w:r>
-        <w:t xml:space="preserve"> </w:t>
-      </w:r>
-      <w:hyperlink r:id="rId279">
+        <w:t xml:space="preserve">41.7</w:t>
+      </w:r>
+      <w:r>
+        <w:t xml:space="preserve"> </w:t>
+      </w:r>
+      <w:hyperlink r:id="rId283">
         <w:r>
           <w:rPr>
             <w:rStyle w:val="Hyperlink"/>
@@ -35300,7 +36124,7 @@
       <w:pPr>
         <w:pStyle w:val="FirstParagraph"/>
       </w:pPr>
-      <w:hyperlink r:id="rId279">
+      <w:hyperlink r:id="rId283">
         <w:r>
           <w:rPr>
             <w:rStyle w:val="VerbatimChar"/>
@@ -35339,19 +36163,19 @@
         <w:t xml:space="preserve">correct implementations of common string manipulations.</w:t>
       </w:r>
     </w:p>
-    <w:bookmarkEnd w:id="301"/>
-    <w:bookmarkStart w:id="303" w:name="sec-forcats"/>
+    <w:bookmarkEnd w:id="305"/>
+    <w:bookmarkStart w:id="307" w:name="sec-forcats"/>
     <w:p>
       <w:pPr>
         <w:pStyle w:val="Heading3"/>
       </w:pPr>
       <w:r>
-        <w:t xml:space="preserve">40.8</w:t>
-      </w:r>
-      <w:r>
-        <w:t xml:space="preserve"> </w:t>
-      </w:r>
-      <w:hyperlink r:id="rId302">
+        <w:t xml:space="preserve">41.8</w:t>
+      </w:r>
+      <w:r>
+        <w:t xml:space="preserve"> </w:t>
+      </w:r>
+      <w:hyperlink r:id="rId306">
         <w:r>
           <w:rPr>
             <w:rStyle w:val="Hyperlink"/>
@@ -35364,7 +36188,7 @@
       <w:pPr>
         <w:pStyle w:val="FirstParagraph"/>
       </w:pPr>
-      <w:hyperlink r:id="rId302">
+      <w:hyperlink r:id="rId306">
         <w:r>
           <w:rPr>
             <w:rStyle w:val="VerbatimChar"/>
@@ -35397,19 +36221,19 @@
         <w:t xml:space="preserve">variables that have a fixed and known set of possible values.</w:t>
       </w:r>
     </w:p>
-    <w:bookmarkEnd w:id="303"/>
-    <w:bookmarkStart w:id="305" w:name="sec-lubridate"/>
+    <w:bookmarkEnd w:id="307"/>
+    <w:bookmarkStart w:id="309" w:name="sec-lubridate"/>
     <w:p>
       <w:pPr>
         <w:pStyle w:val="Heading3"/>
       </w:pPr>
       <w:r>
-        <w:t xml:space="preserve">40.9</w:t>
-      </w:r>
-      <w:r>
-        <w:t xml:space="preserve"> </w:t>
-      </w:r>
-      <w:hyperlink r:id="rId304">
+        <w:t xml:space="preserve">41.9</w:t>
+      </w:r>
+      <w:r>
+        <w:t xml:space="preserve"> </w:t>
+      </w:r>
+      <w:hyperlink r:id="rId308">
         <w:r>
           <w:rPr>
             <w:rStyle w:val="Hyperlink"/>
@@ -35422,7 +36246,7 @@
       <w:pPr>
         <w:pStyle w:val="FirstParagraph"/>
       </w:pPr>
-      <w:hyperlink r:id="rId304">
+      <w:hyperlink r:id="rId308">
         <w:r>
           <w:rPr>
             <w:rStyle w:val="VerbatimChar"/>
@@ -35533,15 +36357,15 @@
         <w:t xml:space="preserve">for extracting components.</w:t>
       </w:r>
     </w:p>
-    <w:bookmarkEnd w:id="305"/>
-    <w:bookmarkEnd w:id="306"/>
-    <w:bookmarkStart w:id="308" w:name="base-r-to-tidyverse-translation"/>
+    <w:bookmarkEnd w:id="309"/>
+    <w:bookmarkEnd w:id="310"/>
+    <w:bookmarkStart w:id="312" w:name="base-r-to-tidyverse-translation"/>
     <w:p>
       <w:pPr>
         <w:pStyle w:val="Heading2"/>
       </w:pPr>
       <w:r>
-        <w:t xml:space="preserve">41 Base R to Tidyverse Translation</w:t>
+        <w:t xml:space="preserve">42 Base R to Tidyverse Translation</w:t>
       </w:r>
     </w:p>
     <w:p>
@@ -36450,7 +37274,7 @@
       <w:r>
         <w:t xml:space="preserve"> </w:t>
       </w:r>
-      <w:hyperlink r:id="rId307">
+      <w:hyperlink r:id="rId311">
         <w:r>
           <w:rPr>
             <w:rStyle w:val="Hyperlink"/>
@@ -36462,14 +37286,14 @@
         <w:t xml:space="preserve">.</w:t>
       </w:r>
     </w:p>
-    <w:bookmarkEnd w:id="308"/>
-    <w:bookmarkStart w:id="317" w:name="programming-with-tidyverse"/>
+    <w:bookmarkEnd w:id="312"/>
+    <w:bookmarkStart w:id="321" w:name="programming-with-tidyverse"/>
     <w:p>
       <w:pPr>
         <w:pStyle w:val="Heading2"/>
       </w:pPr>
       <w:r>
-        <w:t xml:space="preserve">42 Programming with Tidyverse</w:t>
+        <w:t xml:space="preserve">43 Programming with Tidyverse</w:t>
       </w:r>
     </w:p>
     <w:p>
@@ -36503,10 +37327,10 @@
         <w:pStyle w:val="Compact"/>
         <w:numPr>
           <w:ilvl w:val="0"/>
-          <w:numId w:val="1065"/>
+          <w:numId w:val="1067"/>
         </w:numPr>
       </w:pPr>
-      <w:hyperlink r:id="rId309">
+      <w:hyperlink r:id="rId313">
         <w:r>
           <w:rPr>
             <w:rStyle w:val="Hyperlink"/>
@@ -36526,10 +37350,10 @@
         <w:pStyle w:val="Compact"/>
         <w:numPr>
           <w:ilvl w:val="0"/>
-          <w:numId w:val="1065"/>
+          <w:numId w:val="1067"/>
         </w:numPr>
       </w:pPr>
-      <w:hyperlink r:id="rId310">
+      <w:hyperlink r:id="rId314">
         <w:r>
           <w:rPr>
             <w:rStyle w:val="Hyperlink"/>
@@ -36549,10 +37373,10 @@
         <w:pStyle w:val="Compact"/>
         <w:numPr>
           <w:ilvl w:val="0"/>
-          <w:numId w:val="1065"/>
+          <w:numId w:val="1067"/>
         </w:numPr>
       </w:pPr>
-      <w:hyperlink r:id="rId311">
+      <w:hyperlink r:id="rId315">
         <w:r>
           <w:rPr>
             <w:rStyle w:val="Hyperlink"/>
@@ -36572,10 +37396,10 @@
         <w:pStyle w:val="Compact"/>
         <w:numPr>
           <w:ilvl w:val="0"/>
-          <w:numId w:val="1065"/>
+          <w:numId w:val="1067"/>
         </w:numPr>
       </w:pPr>
-      <w:hyperlink r:id="rId312">
+      <w:hyperlink r:id="rId316">
         <w:r>
           <w:rPr>
             <w:rStyle w:val="Hyperlink"/>
@@ -36595,10 +37419,10 @@
         <w:pStyle w:val="Compact"/>
         <w:numPr>
           <w:ilvl w:val="0"/>
-          <w:numId w:val="1065"/>
+          <w:numId w:val="1067"/>
         </w:numPr>
       </w:pPr>
-      <w:hyperlink r:id="rId313">
+      <w:hyperlink r:id="rId317">
         <w:r>
           <w:rPr>
             <w:rStyle w:val="Hyperlink"/>
@@ -36618,10 +37442,10 @@
         <w:pStyle w:val="Compact"/>
         <w:numPr>
           <w:ilvl w:val="0"/>
-          <w:numId w:val="1065"/>
+          <w:numId w:val="1067"/>
         </w:numPr>
       </w:pPr>
-      <w:hyperlink r:id="rId314">
+      <w:hyperlink r:id="rId318">
         <w:r>
           <w:rPr>
             <w:rStyle w:val="Hyperlink"/>
@@ -36641,10 +37465,10 @@
         <w:pStyle w:val="Compact"/>
         <w:numPr>
           <w:ilvl w:val="0"/>
-          <w:numId w:val="1065"/>
+          <w:numId w:val="1067"/>
         </w:numPr>
       </w:pPr>
-      <w:hyperlink r:id="rId315">
+      <w:hyperlink r:id="rId319">
         <w:r>
           <w:rPr>
             <w:rStyle w:val="Hyperlink"/>
@@ -36669,7 +37493,7 @@
       <w:r>
         <w:t xml:space="preserve"> </w:t>
       </w:r>
-      <w:hyperlink r:id="rId316">
+      <w:hyperlink r:id="rId320">
         <w:r>
           <w:rPr>
             <w:rStyle w:val="Hyperlink"/>
@@ -36678,14 +37502,14 @@
         </w:r>
       </w:hyperlink>
     </w:p>
-    <w:bookmarkEnd w:id="317"/>
-    <w:bookmarkStart w:id="320" w:name="sec-coding-with-r-and-python"/>
+    <w:bookmarkEnd w:id="321"/>
+    <w:bookmarkStart w:id="324" w:name="sec-coding-with-r-and-python"/>
     <w:p>
       <w:pPr>
         <w:pStyle w:val="Heading2"/>
       </w:pPr>
       <w:r>
-        <w:t xml:space="preserve">43 Coding with R and Python</w:t>
+        <w:t xml:space="preserve">44 Coding with R and Python</w:t>
       </w:r>
     </w:p>
     <w:p>
@@ -36698,7 +37522,7 @@
       <w:r>
         <w:t xml:space="preserve"> </w:t>
       </w:r>
-      <w:hyperlink r:id="rId318">
+      <w:hyperlink r:id="rId322">
         <w:r>
           <w:rPr>
             <w:rStyle w:val="Hyperlink"/>
@@ -36715,7 +37539,7 @@
       <w:r>
         <w:t xml:space="preserve"> </w:t>
       </w:r>
-      <w:hyperlink r:id="rId319">
+      <w:hyperlink r:id="rId323">
         <w:r>
           <w:rPr>
             <w:rStyle w:val="Hyperlink"/>
@@ -36727,14 +37551,14 @@
         <w:t xml:space="preserve">.</w:t>
       </w:r>
     </w:p>
-    <w:bookmarkEnd w:id="320"/>
-    <w:bookmarkStart w:id="326" w:name="X06dce33c5a777f8322711dde05e81eef8b1d1f6"/>
+    <w:bookmarkEnd w:id="324"/>
+    <w:bookmarkStart w:id="330" w:name="X06dce33c5a777f8322711dde05e81eef8b1d1f6"/>
     <w:p>
       <w:pPr>
         <w:pStyle w:val="Heading2"/>
       </w:pPr>
       <w:r>
-        <w:t xml:space="preserve">44 Repeating analyses with different variations</w:t>
+        <w:t xml:space="preserve">45 Repeating analyses with different variations</w:t>
       </w:r>
     </w:p>
     <w:p>
@@ -36783,13 +37607,13 @@
         <w:t xml:space="preserve">Fortunately, R has some functions which implement looping in a compact form to help repeating your analyses with different variations (subgroups, outcomes, covariate sets, etc.) with better performances.</w:t>
       </w:r>
     </w:p>
-    <w:bookmarkStart w:id="321" w:name="lapply-and-sapply-1"/>
+    <w:bookmarkStart w:id="325" w:name="lapply-and-sapply-1"/>
     <w:p>
       <w:pPr>
         <w:pStyle w:val="Heading3"/>
       </w:pPr>
       <w:r>
-        <w:t xml:space="preserve">44.1</w:t>
+        <w:t xml:space="preserve">45.1</w:t>
       </w:r>
       <w:r>
         <w:t xml:space="preserve"> </w:t>
@@ -36906,14 +37730,14 @@
         <w:t xml:space="preserve">will simplify the output to the simplest data structure possible, which will usually be a vector.</w:t>
       </w:r>
     </w:p>
-    <w:bookmarkEnd w:id="321"/>
-    <w:bookmarkStart w:id="322" w:name="mapply-and-pmap"/>
+    <w:bookmarkEnd w:id="325"/>
+    <w:bookmarkStart w:id="326" w:name="mapply-and-pmap"/>
     <w:p>
       <w:pPr>
         <w:pStyle w:val="Heading3"/>
       </w:pPr>
       <w:r>
-        <w:t xml:space="preserve">44.2</w:t>
+        <w:t xml:space="preserve">45.2</w:t>
       </w:r>
       <w:r>
         <w:t xml:space="preserve"> </w:t>
@@ -37833,14 +38657,14 @@
         <w:t xml:space="preserve">to combine them.</w:t>
       </w:r>
     </w:p>
-    <w:bookmarkEnd w:id="322"/>
-    <w:bookmarkStart w:id="325" w:name="Xf551672fa8f1190aa44df63554b00ab4edf5974"/>
+    <w:bookmarkEnd w:id="326"/>
+    <w:bookmarkStart w:id="329" w:name="Xf551672fa8f1190aa44df63554b00ab4edf5974"/>
     <w:p>
       <w:pPr>
         <w:pStyle w:val="Heading3"/>
       </w:pPr>
       <w:r>
-        <w:t xml:space="preserve">44.3 Parallel processing with</w:t>
+        <w:t xml:space="preserve">45.3 Parallel processing with</w:t>
       </w:r>
       <w:r>
         <w:t xml:space="preserve"> </w:t>
@@ -38053,7 +38877,7 @@
         <w:t xml:space="preserve">into smaller chunks and apply the function to each element of the several chunks in parallel in different cores to significantly reduce the run time.</w:t>
       </w:r>
     </w:p>
-    <w:bookmarkStart w:id="323" w:name="parlapply"/>
+    <w:bookmarkStart w:id="327" w:name="parlapply"/>
     <w:p>
       <w:pPr>
         <w:pStyle w:val="Heading4"/>
@@ -38337,8 +39161,8 @@
         <w:t xml:space="preserve">again.</w:t>
       </w:r>
     </w:p>
-    <w:bookmarkEnd w:id="323"/>
-    <w:bookmarkStart w:id="324" w:name="future_lapply"/>
+    <w:bookmarkEnd w:id="327"/>
+    <w:bookmarkStart w:id="328" w:name="future_lapply"/>
     <w:p>
       <w:pPr>
         <w:pStyle w:val="Heading4"/>
@@ -38545,16 +39369,16 @@
         <w:t xml:space="preserve">.</w:t>
       </w:r>
     </w:p>
-    <w:bookmarkEnd w:id="324"/>
-    <w:bookmarkEnd w:id="325"/>
-    <w:bookmarkEnd w:id="326"/>
-    <w:bookmarkStart w:id="335" w:name="sec-reviewing-code"/>
+    <w:bookmarkEnd w:id="328"/>
+    <w:bookmarkEnd w:id="329"/>
+    <w:bookmarkEnd w:id="330"/>
+    <w:bookmarkStart w:id="339" w:name="sec-reviewing-code"/>
     <w:p>
       <w:pPr>
         <w:pStyle w:val="Heading2"/>
       </w:pPr>
       <w:r>
-        <w:t xml:space="preserve">45 Reviewing Code</w:t>
+        <w:t xml:space="preserve">46 Reviewing Code</w:t>
       </w:r>
     </w:p>
     <w:p>
@@ -38591,7 +39415,7 @@
       <w:r>
         <w:t xml:space="preserve"> </w:t>
       </w:r>
-      <w:hyperlink r:id="rId327">
+      <w:hyperlink r:id="rId331">
         <w:r>
           <w:rPr>
             <w:rStyle w:val="Hyperlink"/>
@@ -38603,13 +39427,13 @@
         <w:t xml:space="preserve">.</w:t>
       </w:r>
     </w:p>
-    <w:bookmarkStart w:id="328" w:name="sec-why-review-code"/>
+    <w:bookmarkStart w:id="332" w:name="sec-why-review-code"/>
     <w:p>
       <w:pPr>
         <w:pStyle w:val="Heading3"/>
       </w:pPr>
       <w:r>
-        <w:t xml:space="preserve">45.1 Why We Review Code</w:t>
+        <w:t xml:space="preserve">46.1 Why We Review Code</w:t>
       </w:r>
     </w:p>
     <w:p>
@@ -38625,7 +39449,7 @@
         <w:pStyle w:val="Compact"/>
         <w:numPr>
           <w:ilvl w:val="0"/>
-          <w:numId w:val="1066"/>
+          <w:numId w:val="1068"/>
         </w:numPr>
       </w:pPr>
       <w:r>
@@ -38650,7 +39474,7 @@
         <w:pStyle w:val="Compact"/>
         <w:numPr>
           <w:ilvl w:val="0"/>
-          <w:numId w:val="1066"/>
+          <w:numId w:val="1068"/>
         </w:numPr>
       </w:pPr>
       <w:r>
@@ -38675,7 +39499,7 @@
         <w:pStyle w:val="Compact"/>
         <w:numPr>
           <w:ilvl w:val="0"/>
-          <w:numId w:val="1066"/>
+          <w:numId w:val="1068"/>
         </w:numPr>
       </w:pPr>
       <w:r>
@@ -38700,7 +39524,7 @@
         <w:pStyle w:val="Compact"/>
         <w:numPr>
           <w:ilvl w:val="0"/>
-          <w:numId w:val="1066"/>
+          <w:numId w:val="1068"/>
         </w:numPr>
       </w:pPr>
       <w:r>
@@ -38720,14 +39544,14 @@
         <w:t xml:space="preserve">modified, and extended by other team members in the future.</w:t>
       </w:r>
     </w:p>
-    <w:bookmarkEnd w:id="328"/>
-    <w:bookmarkStart w:id="332" w:name="sec-what-to-look-for"/>
+    <w:bookmarkEnd w:id="332"/>
+    <w:bookmarkStart w:id="336" w:name="sec-what-to-look-for"/>
     <w:p>
       <w:pPr>
         <w:pStyle w:val="Heading3"/>
       </w:pPr>
       <w:r>
-        <w:t xml:space="preserve">45.2 What Reviewers Look For</w:t>
+        <w:t xml:space="preserve">46.2 What Reviewers Look For</w:t>
       </w:r>
     </w:p>
     <w:p>
@@ -38743,7 +39567,7 @@
         <w:pStyle w:val="Compact"/>
         <w:numPr>
           <w:ilvl w:val="0"/>
-          <w:numId w:val="1067"/>
+          <w:numId w:val="1069"/>
         </w:numPr>
       </w:pPr>
       <w:r>
@@ -38762,7 +39586,7 @@
         <w:pStyle w:val="Compact"/>
         <w:numPr>
           <w:ilvl w:val="1"/>
-          <w:numId w:val="1068"/>
+          <w:numId w:val="1070"/>
         </w:numPr>
       </w:pPr>
       <w:r>
@@ -38774,7 +39598,7 @@
         <w:pStyle w:val="Compact"/>
         <w:numPr>
           <w:ilvl w:val="1"/>
-          <w:numId w:val="1068"/>
+          <w:numId w:val="1070"/>
         </w:numPr>
       </w:pPr>
       <w:r>
@@ -38783,7 +39607,7 @@
       <w:r>
         <w:t xml:space="preserve"> </w:t>
       </w:r>
-      <w:hyperlink r:id="rId329">
+      <w:hyperlink r:id="rId333">
         <w:r>
           <w:rPr>
             <w:rStyle w:val="VerbatimChar"/>
@@ -38800,7 +39624,7 @@
       <w:r>
         <w:t xml:space="preserve"> </w:t>
       </w:r>
-      <w:hyperlink r:id="rId330">
+      <w:hyperlink r:id="rId334">
         <w:r>
           <w:rPr>
             <w:rStyle w:val="Hyperlink"/>
@@ -38817,7 +39641,7 @@
         <w:pStyle w:val="Compact"/>
         <w:numPr>
           <w:ilvl w:val="1"/>
-          <w:numId w:val="1068"/>
+          <w:numId w:val="1070"/>
         </w:numPr>
       </w:pPr>
       <w:r>
@@ -38826,7 +39650,7 @@
       <w:r>
         <w:t xml:space="preserve"> </w:t>
       </w:r>
-      <w:hyperlink r:id="rId260">
+      <w:hyperlink r:id="rId264">
         <w:r>
           <w:rPr>
             <w:rStyle w:val="VerbatimChar"/>
@@ -38848,7 +39672,7 @@
           <w:rPr>
             <w:rStyle w:val="Hyperlink"/>
           </w:rPr>
-          <w:t xml:space="preserve">Section 29</w:t>
+          <w:t xml:space="preserve">Section 30</w:t>
         </w:r>
       </w:hyperlink>
       <w:r>
@@ -38866,7 +39690,7 @@
         <w:pStyle w:val="Compact"/>
         <w:numPr>
           <w:ilvl w:val="0"/>
-          <w:numId w:val="1067"/>
+          <w:numId w:val="1069"/>
         </w:numPr>
       </w:pPr>
       <w:r>
@@ -38885,7 +39709,7 @@
         <w:pStyle w:val="Compact"/>
         <w:numPr>
           <w:ilvl w:val="1"/>
-          <w:numId w:val="1069"/>
+          <w:numId w:val="1071"/>
         </w:numPr>
       </w:pPr>
       <w:r>
@@ -38897,7 +39721,7 @@
         <w:pStyle w:val="Compact"/>
         <w:numPr>
           <w:ilvl w:val="1"/>
-          <w:numId w:val="1069"/>
+          <w:numId w:val="1071"/>
         </w:numPr>
       </w:pPr>
       <w:r>
@@ -38918,7 +39742,7 @@
         <w:pStyle w:val="Compact"/>
         <w:numPr>
           <w:ilvl w:val="1"/>
-          <w:numId w:val="1069"/>
+          <w:numId w:val="1071"/>
         </w:numPr>
       </w:pPr>
       <w:r>
@@ -38944,7 +39768,7 @@
         <w:pStyle w:val="Compact"/>
         <w:numPr>
           <w:ilvl w:val="0"/>
-          <w:numId w:val="1067"/>
+          <w:numId w:val="1069"/>
         </w:numPr>
       </w:pPr>
       <w:r>
@@ -38963,7 +39787,7 @@
         <w:pStyle w:val="Compact"/>
         <w:numPr>
           <w:ilvl w:val="1"/>
-          <w:numId w:val="1070"/>
+          <w:numId w:val="1072"/>
         </w:numPr>
       </w:pPr>
       <w:r>
@@ -38972,7 +39796,7 @@
       <w:r>
         <w:t xml:space="preserve"> </w:t>
       </w:r>
-      <w:hyperlink r:id="rId331">
+      <w:hyperlink r:id="rId335">
         <w:r>
           <w:rPr>
             <w:rStyle w:val="Hyperlink"/>
@@ -38989,7 +39813,7 @@
         <w:pStyle w:val="Compact"/>
         <w:numPr>
           <w:ilvl w:val="1"/>
-          <w:numId w:val="1070"/>
+          <w:numId w:val="1072"/>
         </w:numPr>
       </w:pPr>
       <w:r>
@@ -39003,7 +39827,7 @@
           <w:rPr>
             <w:rStyle w:val="Hyperlink"/>
           </w:rPr>
-          <w:t xml:space="preserve">Section 18</w:t>
+          <w:t xml:space="preserve">Section 19</w:t>
         </w:r>
       </w:hyperlink>
       <w:r>
@@ -39015,7 +39839,7 @@
         <w:pStyle w:val="Compact"/>
         <w:numPr>
           <w:ilvl w:val="1"/>
-          <w:numId w:val="1070"/>
+          <w:numId w:val="1072"/>
         </w:numPr>
       </w:pPr>
       <w:r>
@@ -39041,7 +39865,7 @@
         <w:pStyle w:val="Compact"/>
         <w:numPr>
           <w:ilvl w:val="0"/>
-          <w:numId w:val="1067"/>
+          <w:numId w:val="1069"/>
         </w:numPr>
       </w:pPr>
       <w:r>
@@ -39060,7 +39884,7 @@
         <w:pStyle w:val="Compact"/>
         <w:numPr>
           <w:ilvl w:val="1"/>
-          <w:numId w:val="1071"/>
+          <w:numId w:val="1073"/>
         </w:numPr>
       </w:pPr>
       <w:r>
@@ -39086,7 +39910,7 @@
         <w:pStyle w:val="Compact"/>
         <w:numPr>
           <w:ilvl w:val="1"/>
-          <w:numId w:val="1071"/>
+          <w:numId w:val="1073"/>
         </w:numPr>
       </w:pPr>
       <w:r>
@@ -39107,14 +39931,14 @@
         <w:t xml:space="preserve">)?</w:t>
       </w:r>
     </w:p>
-    <w:bookmarkEnd w:id="332"/>
-    <w:bookmarkStart w:id="333" w:name="sec-constructive-feedback"/>
+    <w:bookmarkEnd w:id="336"/>
+    <w:bookmarkStart w:id="337" w:name="sec-constructive-feedback"/>
     <w:p>
       <w:pPr>
         <w:pStyle w:val="Heading3"/>
       </w:pPr>
       <w:r>
-        <w:t xml:space="preserve">45.3 How to Give Constructive Feedback</w:t>
+        <w:t xml:space="preserve">46.3 How to Give Constructive Feedback</w:t>
       </w:r>
     </w:p>
     <w:p>
@@ -39130,7 +39954,7 @@
         <w:pStyle w:val="Compact"/>
         <w:numPr>
           <w:ilvl w:val="0"/>
-          <w:numId w:val="1072"/>
+          <w:numId w:val="1074"/>
         </w:numPr>
       </w:pPr>
       <w:r>
@@ -39155,7 +39979,7 @@
         <w:pStyle w:val="Compact"/>
         <w:numPr>
           <w:ilvl w:val="0"/>
-          <w:numId w:val="1072"/>
+          <w:numId w:val="1074"/>
         </w:numPr>
       </w:pPr>
       <w:r>
@@ -39180,7 +40004,7 @@
         <w:pStyle w:val="Compact"/>
         <w:numPr>
           <w:ilvl w:val="0"/>
-          <w:numId w:val="1072"/>
+          <w:numId w:val="1074"/>
         </w:numPr>
       </w:pPr>
       <w:r>
@@ -39211,7 +40035,7 @@
         <w:pStyle w:val="Compact"/>
         <w:numPr>
           <w:ilvl w:val="0"/>
-          <w:numId w:val="1072"/>
+          <w:numId w:val="1074"/>
         </w:numPr>
       </w:pPr>
       <w:r>
@@ -39231,14 +40055,14 @@
         <w:t xml:space="preserve">ask the author to explain their intent before proposing a rewrite.</w:t>
       </w:r>
     </w:p>
-    <w:bookmarkEnd w:id="333"/>
-    <w:bookmarkStart w:id="334" w:name="sec-when-to-approve"/>
+    <w:bookmarkEnd w:id="337"/>
+    <w:bookmarkStart w:id="338" w:name="sec-when-to-approve"/>
     <w:p>
       <w:pPr>
         <w:pStyle w:val="Heading3"/>
       </w:pPr>
       <w:r>
-        <w:t xml:space="preserve">45.4 When to Approve</w:t>
+        <w:t xml:space="preserve">46.4 When to Approve</w:t>
       </w:r>
     </w:p>
     <w:p>
@@ -39254,7 +40078,7 @@
         <w:pStyle w:val="Compact"/>
         <w:numPr>
           <w:ilvl w:val="0"/>
-          <w:numId w:val="1073"/>
+          <w:numId w:val="1075"/>
         </w:numPr>
       </w:pPr>
       <w:r>
@@ -39266,7 +40090,7 @@
         <w:pStyle w:val="Compact"/>
         <w:numPr>
           <w:ilvl w:val="0"/>
-          <w:numId w:val="1073"/>
+          <w:numId w:val="1075"/>
         </w:numPr>
       </w:pPr>
       <w:r>
@@ -39278,7 +40102,7 @@
         <w:pStyle w:val="Compact"/>
         <w:numPr>
           <w:ilvl w:val="0"/>
-          <w:numId w:val="1073"/>
+          <w:numId w:val="1075"/>
         </w:numPr>
       </w:pPr>
       <w:r>
@@ -39290,7 +40114,7 @@
         <w:pStyle w:val="Compact"/>
         <w:numPr>
           <w:ilvl w:val="0"/>
-          <w:numId w:val="1073"/>
+          <w:numId w:val="1075"/>
         </w:numPr>
       </w:pPr>
       <w:r>
@@ -39311,15 +40135,15 @@
         <w:t xml:space="preserve">.</w:t>
       </w:r>
     </w:p>
-    <w:bookmarkEnd w:id="334"/>
-    <w:bookmarkEnd w:id="335"/>
-    <w:bookmarkStart w:id="338" w:name="sec-getting-help-with-code"/>
+    <w:bookmarkEnd w:id="338"/>
+    <w:bookmarkEnd w:id="339"/>
+    <w:bookmarkStart w:id="342" w:name="sec-getting-help-with-code"/>
     <w:p>
       <w:pPr>
         <w:pStyle w:val="Heading2"/>
       </w:pPr>
       <w:r>
-        <w:t xml:space="preserve">46 Getting Help with Code</w:t>
+        <w:t xml:space="preserve">47 Getting Help with Code</w:t>
       </w:r>
     </w:p>
     <w:p>
@@ -39405,143 +40229,6 @@
       </w:r>
       <w:r>
         <w:t xml:space="preserve">:</w:t>
-      </w:r>
-    </w:p>
-    <w:p>
-      <w:pPr>
-        <w:pStyle w:val="Compact"/>
-        <w:numPr>
-          <w:ilvl w:val="0"/>
-          <w:numId w:val="1074"/>
-        </w:numPr>
-      </w:pPr>
-      <w:r>
-        <w:t xml:space="preserve">Is</w:t>
-      </w:r>
-      <w:r>
-        <w:t xml:space="preserve"> </w:t>
-      </w:r>
-      <w:r>
-        <w:rPr>
-          <w:b/>
-          <w:bCs/>
-        </w:rPr>
-        <w:t xml:space="preserve">reproducible</w:t>
-      </w:r>
-      <w:r>
-        <w:t xml:space="preserve">: Contains all necessary code, including</w:t>
-      </w:r>
-      <w:r>
-        <w:t xml:space="preserve"> </w:t>
-      </w:r>
-      <w:r>
-        <w:rPr>
-          <w:rStyle w:val="VerbatimChar"/>
-        </w:rPr>
-        <w:t xml:space="preserve">library()</w:t>
-      </w:r>
-      <w:r>
-        <w:t xml:space="preserve"> </w:t>
-      </w:r>
-      <w:r>
-        <w:t xml:space="preserve">calls and data</w:t>
-      </w:r>
-    </w:p>
-    <w:p>
-      <w:pPr>
-        <w:pStyle w:val="Compact"/>
-        <w:numPr>
-          <w:ilvl w:val="0"/>
-          <w:numId w:val="1074"/>
-        </w:numPr>
-      </w:pPr>
-      <w:r>
-        <w:t xml:space="preserve">Is</w:t>
-      </w:r>
-      <w:r>
-        <w:t xml:space="preserve"> </w:t>
-      </w:r>
-      <w:r>
-        <w:rPr>
-          <w:b/>
-          <w:bCs/>
-        </w:rPr>
-        <w:t xml:space="preserve">minimal</w:t>
-      </w:r>
-      <w:r>
-        <w:t xml:space="preserve">: Strips away everything not directly related to your problem</w:t>
-      </w:r>
-    </w:p>
-    <w:p>
-      <w:pPr>
-        <w:pStyle w:val="Compact"/>
-        <w:numPr>
-          <w:ilvl w:val="0"/>
-          <w:numId w:val="1074"/>
-        </w:numPr>
-      </w:pPr>
-      <w:r>
-        <w:t xml:space="preserve">Uses small, simple example data (often built-in datasets)</w:t>
-      </w:r>
-    </w:p>
-    <w:p>
-      <w:pPr>
-        <w:pStyle w:val="FirstParagraph"/>
-      </w:pPr>
-      <w:r>
-        <w:rPr>
-          <w:b/>
-          <w:bCs/>
-        </w:rPr>
-        <w:t xml:space="preserve">Why create a reprex:</w:t>
-      </w:r>
-    </w:p>
-    <w:p>
-      <w:pPr>
-        <w:pStyle w:val="Compact"/>
-        <w:numPr>
-          <w:ilvl w:val="0"/>
-          <w:numId w:val="1075"/>
-        </w:numPr>
-      </w:pPr>
-      <w:r>
-        <w:t xml:space="preserve">80% of the time, creating a reprex helps you discover the solution yourself</w:t>
-      </w:r>
-    </w:p>
-    <w:p>
-      <w:pPr>
-        <w:pStyle w:val="Compact"/>
-        <w:numPr>
-          <w:ilvl w:val="0"/>
-          <w:numId w:val="1075"/>
-        </w:numPr>
-      </w:pPr>
-      <w:r>
-        <w:t xml:space="preserve">20% of the time, you’ll have a clear example that makes it easy for others to help you</w:t>
-      </w:r>
-    </w:p>
-    <w:p>
-      <w:pPr>
-        <w:pStyle w:val="Compact"/>
-        <w:numPr>
-          <w:ilvl w:val="0"/>
-          <w:numId w:val="1075"/>
-        </w:numPr>
-      </w:pPr>
-      <w:r>
-        <w:t xml:space="preserve">It respects others’ time by making your problem easy to understand and reproduce</w:t>
-      </w:r>
-    </w:p>
-    <w:p>
-      <w:pPr>
-        <w:pStyle w:val="FirstParagraph"/>
-      </w:pPr>
-      <w:r>
-        <w:rPr>
-          <w:b/>
-          <w:bCs/>
-        </w:rPr>
-        <w:t xml:space="preserve">Resources:</w:t>
       </w:r>
     </w:p>
     <w:p>
@@ -39552,7 +40239,144 @@
           <w:numId w:val="1076"/>
         </w:numPr>
       </w:pPr>
-      <w:hyperlink r:id="rId336">
+      <w:r>
+        <w:t xml:space="preserve">Is</w:t>
+      </w:r>
+      <w:r>
+        <w:t xml:space="preserve"> </w:t>
+      </w:r>
+      <w:r>
+        <w:rPr>
+          <w:b/>
+          <w:bCs/>
+        </w:rPr>
+        <w:t xml:space="preserve">reproducible</w:t>
+      </w:r>
+      <w:r>
+        <w:t xml:space="preserve">: Contains all necessary code, including</w:t>
+      </w:r>
+      <w:r>
+        <w:t xml:space="preserve"> </w:t>
+      </w:r>
+      <w:r>
+        <w:rPr>
+          <w:rStyle w:val="VerbatimChar"/>
+        </w:rPr>
+        <w:t xml:space="preserve">library()</w:t>
+      </w:r>
+      <w:r>
+        <w:t xml:space="preserve"> </w:t>
+      </w:r>
+      <w:r>
+        <w:t xml:space="preserve">calls and data</w:t>
+      </w:r>
+    </w:p>
+    <w:p>
+      <w:pPr>
+        <w:pStyle w:val="Compact"/>
+        <w:numPr>
+          <w:ilvl w:val="0"/>
+          <w:numId w:val="1076"/>
+        </w:numPr>
+      </w:pPr>
+      <w:r>
+        <w:t xml:space="preserve">Is</w:t>
+      </w:r>
+      <w:r>
+        <w:t xml:space="preserve"> </w:t>
+      </w:r>
+      <w:r>
+        <w:rPr>
+          <w:b/>
+          <w:bCs/>
+        </w:rPr>
+        <w:t xml:space="preserve">minimal</w:t>
+      </w:r>
+      <w:r>
+        <w:t xml:space="preserve">: Strips away everything not directly related to your problem</w:t>
+      </w:r>
+    </w:p>
+    <w:p>
+      <w:pPr>
+        <w:pStyle w:val="Compact"/>
+        <w:numPr>
+          <w:ilvl w:val="0"/>
+          <w:numId w:val="1076"/>
+        </w:numPr>
+      </w:pPr>
+      <w:r>
+        <w:t xml:space="preserve">Uses small, simple example data (often built-in datasets)</w:t>
+      </w:r>
+    </w:p>
+    <w:p>
+      <w:pPr>
+        <w:pStyle w:val="FirstParagraph"/>
+      </w:pPr>
+      <w:r>
+        <w:rPr>
+          <w:b/>
+          <w:bCs/>
+        </w:rPr>
+        <w:t xml:space="preserve">Why create a reprex:</w:t>
+      </w:r>
+    </w:p>
+    <w:p>
+      <w:pPr>
+        <w:pStyle w:val="Compact"/>
+        <w:numPr>
+          <w:ilvl w:val="0"/>
+          <w:numId w:val="1077"/>
+        </w:numPr>
+      </w:pPr>
+      <w:r>
+        <w:t xml:space="preserve">80% of the time, creating a reprex helps you discover the solution yourself</w:t>
+      </w:r>
+    </w:p>
+    <w:p>
+      <w:pPr>
+        <w:pStyle w:val="Compact"/>
+        <w:numPr>
+          <w:ilvl w:val="0"/>
+          <w:numId w:val="1077"/>
+        </w:numPr>
+      </w:pPr>
+      <w:r>
+        <w:t xml:space="preserve">20% of the time, you’ll have a clear example that makes it easy for others to help you</w:t>
+      </w:r>
+    </w:p>
+    <w:p>
+      <w:pPr>
+        <w:pStyle w:val="Compact"/>
+        <w:numPr>
+          <w:ilvl w:val="0"/>
+          <w:numId w:val="1077"/>
+        </w:numPr>
+      </w:pPr>
+      <w:r>
+        <w:t xml:space="preserve">It respects others’ time by making your problem easy to understand and reproduce</w:t>
+      </w:r>
+    </w:p>
+    <w:p>
+      <w:pPr>
+        <w:pStyle w:val="FirstParagraph"/>
+      </w:pPr>
+      <w:r>
+        <w:rPr>
+          <w:b/>
+          <w:bCs/>
+        </w:rPr>
+        <w:t xml:space="preserve">Resources:</w:t>
+      </w:r>
+    </w:p>
+    <w:p>
+      <w:pPr>
+        <w:pStyle w:val="Compact"/>
+        <w:numPr>
+          <w:ilvl w:val="0"/>
+          <w:numId w:val="1078"/>
+        </w:numPr>
+      </w:pPr>
+      <w:hyperlink r:id="rId340">
         <w:r>
           <w:rPr>
             <w:rStyle w:val="VerbatimChar"/>
@@ -39572,10 +40396,10 @@
         <w:pStyle w:val="Compact"/>
         <w:numPr>
           <w:ilvl w:val="0"/>
-          <w:numId w:val="1076"/>
+          <w:numId w:val="1078"/>
         </w:numPr>
       </w:pPr>
-      <w:hyperlink r:id="rId337">
+      <w:hyperlink r:id="rId341">
         <w:r>
           <w:rPr>
             <w:rStyle w:val="Hyperlink"/>
@@ -39593,23 +40417,23 @@
         <w:t xml:space="preserve">: Step-by-step guide to creating effective reproducible examples</w:t>
       </w:r>
     </w:p>
-    <w:bookmarkEnd w:id="338"/>
-    <w:bookmarkStart w:id="392" w:name="sec-r-resources"/>
+    <w:bookmarkEnd w:id="342"/>
+    <w:bookmarkStart w:id="404" w:name="sec-r-resources"/>
     <w:p>
       <w:pPr>
         <w:pStyle w:val="Heading2"/>
       </w:pPr>
       <w:r>
-        <w:t xml:space="preserve">47 Additional Resources</w:t>
-      </w:r>
-    </w:p>
-    <w:bookmarkStart w:id="345" w:name="learning-r"/>
+        <w:t xml:space="preserve">48 Additional Resources</w:t>
+      </w:r>
+    </w:p>
+    <w:bookmarkStart w:id="349" w:name="learning-r"/>
     <w:p>
       <w:pPr>
         <w:pStyle w:val="Heading3"/>
       </w:pPr>
       <w:r>
-        <w:t xml:space="preserve">47.1 Learning R</w:t>
+        <w:t xml:space="preserve">48.1 Learning R</w:t>
       </w:r>
     </w:p>
     <w:p>
@@ -39617,7 +40441,7 @@
         <w:pStyle w:val="Compact"/>
         <w:numPr>
           <w:ilvl w:val="0"/>
-          <w:numId w:val="1077"/>
+          <w:numId w:val="1079"/>
         </w:numPr>
       </w:pPr>
       <w:r>
@@ -39641,10 +40465,10 @@
         <w:pStyle w:val="Compact"/>
         <w:numPr>
           <w:ilvl w:val="0"/>
-          <w:numId w:val="1077"/>
+          <w:numId w:val="1079"/>
         </w:numPr>
       </w:pPr>
-      <w:hyperlink r:id="rId339">
+      <w:hyperlink r:id="rId343">
         <w:r>
           <w:rPr>
             <w:rStyle w:val="Hyperlink"/>
@@ -39664,10 +40488,10 @@
         <w:pStyle w:val="Compact"/>
         <w:numPr>
           <w:ilvl w:val="0"/>
-          <w:numId w:val="1077"/>
+          <w:numId w:val="1079"/>
         </w:numPr>
       </w:pPr>
-      <w:hyperlink r:id="rId340">
+      <w:hyperlink r:id="rId344">
         <w:r>
           <w:rPr>
             <w:rStyle w:val="Hyperlink"/>
@@ -39687,10 +40511,10 @@
         <w:pStyle w:val="Compact"/>
         <w:numPr>
           <w:ilvl w:val="0"/>
-          <w:numId w:val="1077"/>
+          <w:numId w:val="1079"/>
         </w:numPr>
       </w:pPr>
-      <w:hyperlink r:id="rId341">
+      <w:hyperlink r:id="rId345">
         <w:r>
           <w:rPr>
             <w:rStyle w:val="Hyperlink"/>
@@ -39725,10 +40549,10 @@
         <w:pStyle w:val="Compact"/>
         <w:numPr>
           <w:ilvl w:val="0"/>
-          <w:numId w:val="1077"/>
+          <w:numId w:val="1079"/>
         </w:numPr>
       </w:pPr>
-      <w:hyperlink r:id="rId342">
+      <w:hyperlink r:id="rId346">
         <w:r>
           <w:rPr>
             <w:rStyle w:val="Hyperlink"/>
@@ -39748,10 +40572,10 @@
         <w:pStyle w:val="Compact"/>
         <w:numPr>
           <w:ilvl w:val="0"/>
-          <w:numId w:val="1077"/>
+          <w:numId w:val="1079"/>
         </w:numPr>
       </w:pPr>
-      <w:hyperlink r:id="rId343">
+      <w:hyperlink r:id="rId347">
         <w:r>
           <w:rPr>
             <w:rStyle w:val="Hyperlink"/>
@@ -39771,10 +40595,10 @@
         <w:pStyle w:val="Compact"/>
         <w:numPr>
           <w:ilvl w:val="0"/>
-          <w:numId w:val="1077"/>
+          <w:numId w:val="1079"/>
         </w:numPr>
       </w:pPr>
-      <w:hyperlink r:id="rId344">
+      <w:hyperlink r:id="rId348">
         <w:r>
           <w:rPr>
             <w:rStyle w:val="Hyperlink"/>
@@ -39789,14 +40613,14 @@
         <w:t xml:space="preserve">- short, task-focused R code snippets</w:t>
       </w:r>
     </w:p>
-    <w:bookmarkEnd w:id="345"/>
-    <w:bookmarkStart w:id="347" w:name="learning-python"/>
+    <w:bookmarkEnd w:id="349"/>
+    <w:bookmarkStart w:id="351" w:name="learning-python"/>
     <w:p>
       <w:pPr>
         <w:pStyle w:val="Heading3"/>
       </w:pPr>
       <w:r>
-        <w:t xml:space="preserve">47.2 Learning Python</w:t>
+        <w:t xml:space="preserve">48.2 Learning Python</w:t>
       </w:r>
     </w:p>
     <w:p>
@@ -39804,10 +40628,10 @@
         <w:pStyle w:val="Compact"/>
         <w:numPr>
           <w:ilvl w:val="0"/>
-          <w:numId w:val="1078"/>
+          <w:numId w:val="1080"/>
         </w:numPr>
       </w:pPr>
-      <w:hyperlink r:id="rId346">
+      <w:hyperlink r:id="rId350">
         <w:r>
           <w:rPr>
             <w:rStyle w:val="Hyperlink"/>
@@ -39834,14 +40658,14 @@
         <w:t xml:space="preserve">it visualizes Python, Java, C, C++ and JavaScript (not R) and limits program length, so use it on small examples</w:t>
       </w:r>
     </w:p>
-    <w:bookmarkEnd w:id="347"/>
-    <w:bookmarkStart w:id="352" w:name="coming-to-r-from-sas"/>
+    <w:bookmarkEnd w:id="351"/>
+    <w:bookmarkStart w:id="356" w:name="coming-to-r-from-sas"/>
     <w:p>
       <w:pPr>
         <w:pStyle w:val="Heading3"/>
       </w:pPr>
       <w:r>
-        <w:t xml:space="preserve">47.3 Coming to R from SAS</w:t>
+        <w:t xml:space="preserve">48.3 Coming to R from SAS</w:t>
       </w:r>
     </w:p>
     <w:p>
@@ -39849,10 +40673,10 @@
         <w:pStyle w:val="Compact"/>
         <w:numPr>
           <w:ilvl w:val="0"/>
-          <w:numId w:val="1079"/>
+          <w:numId w:val="1081"/>
         </w:numPr>
       </w:pPr>
-      <w:hyperlink r:id="rId348">
+      <w:hyperlink r:id="rId352">
         <w:r>
           <w:rPr>
             <w:rStyle w:val="Hyperlink"/>
@@ -39875,7 +40699,7 @@
       <w:r>
         <w:t xml:space="preserve"> </w:t>
       </w:r>
-      <w:hyperlink r:id="rId349">
+      <w:hyperlink r:id="rId353">
         <w:r>
           <w:rPr>
             <w:rStyle w:val="VerbatimChar"/>
@@ -39949,10 +40773,10 @@
         <w:pStyle w:val="Compact"/>
         <w:numPr>
           <w:ilvl w:val="0"/>
-          <w:numId w:val="1079"/>
+          <w:numId w:val="1081"/>
         </w:numPr>
       </w:pPr>
-      <w:hyperlink r:id="rId350">
+      <w:hyperlink r:id="rId354">
         <w:r>
           <w:rPr>
             <w:rStyle w:val="Hyperlink"/>
@@ -39972,10 +40796,10 @@
         <w:pStyle w:val="Compact"/>
         <w:numPr>
           <w:ilvl w:val="0"/>
-          <w:numId w:val="1079"/>
+          <w:numId w:val="1081"/>
         </w:numPr>
       </w:pPr>
-      <w:hyperlink r:id="rId351">
+      <w:hyperlink r:id="rId355">
         <w:r>
           <w:rPr>
             <w:rStyle w:val="Hyperlink"/>
@@ -39990,14 +40814,14 @@
         <w:t xml:space="preserve">(Kleinman and Horton) - side-by-side SAS and R code for data management and analysis</w:t>
       </w:r>
     </w:p>
-    <w:bookmarkEnd w:id="352"/>
-    <w:bookmarkStart w:id="359" w:name="general-r-programming"/>
+    <w:bookmarkEnd w:id="356"/>
+    <w:bookmarkStart w:id="363" w:name="general-r-programming"/>
     <w:p>
       <w:pPr>
         <w:pStyle w:val="Heading3"/>
       </w:pPr>
       <w:r>
-        <w:t xml:space="preserve">47.4 General R Programming</w:t>
+        <w:t xml:space="preserve">48.4 General R Programming</w:t>
       </w:r>
     </w:p>
     <w:p>
@@ -40005,7 +40829,7 @@
         <w:pStyle w:val="Compact"/>
         <w:numPr>
           <w:ilvl w:val="0"/>
-          <w:numId w:val="1080"/>
+          <w:numId w:val="1082"/>
         </w:numPr>
       </w:pPr>
       <w:r>
@@ -40026,7 +40850,7 @@
       <w:r>
         <w:t xml:space="preserve"> </w:t>
       </w:r>
-      <w:hyperlink r:id="rId353">
+      <w:hyperlink r:id="rId357">
         <w:r>
           <w:rPr>
             <w:rStyle w:val="Hyperlink"/>
@@ -40040,7 +40864,7 @@
       <w:r>
         <w:t xml:space="preserve"> </w:t>
       </w:r>
-      <w:hyperlink r:id="rId354">
+      <w:hyperlink r:id="rId358">
         <w:r>
           <w:rPr>
             <w:rStyle w:val="Hyperlink"/>
@@ -40060,7 +40884,7 @@
       <w:r>
         <w:t xml:space="preserve"> </w:t>
       </w:r>
-      <w:hyperlink r:id="rId355">
+      <w:hyperlink r:id="rId359">
         <w:r>
           <w:rPr>
             <w:rStyle w:val="Hyperlink"/>
@@ -40074,10 +40898,10 @@
         <w:pStyle w:val="Compact"/>
         <w:numPr>
           <w:ilvl w:val="0"/>
-          <w:numId w:val="1080"/>
+          <w:numId w:val="1082"/>
         </w:numPr>
       </w:pPr>
-      <w:hyperlink r:id="rId356">
+      <w:hyperlink r:id="rId360">
         <w:r>
           <w:rPr>
             <w:rStyle w:val="Hyperlink"/>
@@ -40103,10 +40927,10 @@
         <w:pStyle w:val="Compact"/>
         <w:numPr>
           <w:ilvl w:val="0"/>
-          <w:numId w:val="1080"/>
+          <w:numId w:val="1082"/>
         </w:numPr>
       </w:pPr>
-      <w:hyperlink r:id="rId357">
+      <w:hyperlink r:id="rId361">
         <w:r>
           <w:rPr>
             <w:rStyle w:val="Hyperlink"/>
@@ -40180,10 +41004,10 @@
         <w:pStyle w:val="Compact"/>
         <w:numPr>
           <w:ilvl w:val="0"/>
-          <w:numId w:val="1080"/>
+          <w:numId w:val="1082"/>
         </w:numPr>
       </w:pPr>
-      <w:hyperlink r:id="rId358">
+      <w:hyperlink r:id="rId362">
         <w:r>
           <w:rPr>
             <w:rStyle w:val="Hyperlink"/>
@@ -40198,14 +41022,14 @@
         <w:t xml:space="preserve">- spatial data analysis in R</w:t>
       </w:r>
     </w:p>
-    <w:bookmarkEnd w:id="359"/>
-    <w:bookmarkStart w:id="362" w:name="summary-tables"/>
+    <w:bookmarkEnd w:id="363"/>
+    <w:bookmarkStart w:id="366" w:name="summary-tables"/>
     <w:p>
       <w:pPr>
         <w:pStyle w:val="Heading3"/>
       </w:pPr>
       <w:r>
-        <w:t xml:space="preserve">47.5 Summary tables</w:t>
+        <w:t xml:space="preserve">48.5 Summary tables</w:t>
       </w:r>
     </w:p>
     <w:p>
@@ -40213,7 +41037,7 @@
         <w:pStyle w:val="Compact"/>
         <w:numPr>
           <w:ilvl w:val="0"/>
-          <w:numId w:val="1081"/>
+          <w:numId w:val="1083"/>
         </w:numPr>
       </w:pPr>
       <w:hyperlink r:id="rId140">
@@ -40236,10 +41060,10 @@
         <w:pStyle w:val="Compact"/>
         <w:numPr>
           <w:ilvl w:val="0"/>
-          <w:numId w:val="1081"/>
+          <w:numId w:val="1083"/>
         </w:numPr>
       </w:pPr>
-      <w:hyperlink r:id="rId360">
+      <w:hyperlink r:id="rId364">
         <w:r>
           <w:rPr>
             <w:rStyle w:val="VerbatimChar"/>
@@ -40271,10 +41095,10 @@
         <w:pStyle w:val="Compact"/>
         <w:numPr>
           <w:ilvl w:val="0"/>
-          <w:numId w:val="1081"/>
+          <w:numId w:val="1083"/>
         </w:numPr>
       </w:pPr>
-      <w:hyperlink r:id="rId361">
+      <w:hyperlink r:id="rId365">
         <w:r>
           <w:rPr>
             <w:rStyle w:val="VerbatimChar"/>
@@ -40294,7 +41118,7 @@
         <w:pStyle w:val="Compact"/>
         <w:numPr>
           <w:ilvl w:val="0"/>
-          <w:numId w:val="1081"/>
+          <w:numId w:val="1083"/>
         </w:numPr>
       </w:pPr>
       <w:r>
@@ -40322,14 +41146,14 @@
         <w:t xml:space="preserve">above) - SAS-style frequency and means tables</w:t>
       </w:r>
     </w:p>
-    <w:bookmarkEnd w:id="362"/>
-    <w:bookmarkStart w:id="367" w:name="r-package-development"/>
+    <w:bookmarkEnd w:id="366"/>
+    <w:bookmarkStart w:id="371" w:name="r-package-development"/>
     <w:p>
       <w:pPr>
         <w:pStyle w:val="Heading3"/>
       </w:pPr>
       <w:r>
-        <w:t xml:space="preserve">47.6 R Package Development</w:t>
+        <w:t xml:space="preserve">48.6 R Package Development</w:t>
       </w:r>
     </w:p>
     <w:p>
@@ -40337,7 +41161,7 @@
         <w:pStyle w:val="Compact"/>
         <w:numPr>
           <w:ilvl w:val="0"/>
-          <w:numId w:val="1082"/>
+          <w:numId w:val="1084"/>
         </w:numPr>
       </w:pPr>
       <w:r>
@@ -40361,7 +41185,7 @@
         <w:pStyle w:val="Compact"/>
         <w:numPr>
           <w:ilvl w:val="0"/>
-          <w:numId w:val="1082"/>
+          <w:numId w:val="1084"/>
         </w:numPr>
       </w:pPr>
       <w:r>
@@ -40385,7 +41209,7 @@
         <w:pStyle w:val="Compact"/>
         <w:numPr>
           <w:ilvl w:val="0"/>
-          <w:numId w:val="1082"/>
+          <w:numId w:val="1084"/>
         </w:numPr>
       </w:pPr>
       <w:hyperlink r:id="rId36">
@@ -40408,7 +41232,7 @@
         <w:pStyle w:val="Compact"/>
         <w:numPr>
           <w:ilvl w:val="0"/>
-          <w:numId w:val="1082"/>
+          <w:numId w:val="1084"/>
         </w:numPr>
       </w:pPr>
       <w:hyperlink r:id="rId37">
@@ -40431,7 +41255,7 @@
         <w:pStyle w:val="Compact"/>
         <w:numPr>
           <w:ilvl w:val="0"/>
-          <w:numId w:val="1082"/>
+          <w:numId w:val="1084"/>
         </w:numPr>
       </w:pPr>
       <w:hyperlink r:id="rId23">
@@ -40454,7 +41278,7 @@
         <w:pStyle w:val="Compact"/>
         <w:numPr>
           <w:ilvl w:val="0"/>
-          <w:numId w:val="1082"/>
+          <w:numId w:val="1084"/>
         </w:numPr>
       </w:pPr>
       <w:hyperlink r:id="rId39">
@@ -40477,10 +41301,10 @@
         <w:pStyle w:val="Compact"/>
         <w:numPr>
           <w:ilvl w:val="0"/>
-          <w:numId w:val="1082"/>
+          <w:numId w:val="1084"/>
         </w:numPr>
       </w:pPr>
-      <w:hyperlink r:id="rId363">
+      <w:hyperlink r:id="rId367">
         <w:r>
           <w:rPr>
             <w:rStyle w:val="Hyperlink"/>
@@ -40497,7 +41321,7 @@
       <w:r>
         <w:t xml:space="preserve"> </w:t>
       </w:r>
-      <w:hyperlink r:id="rId364">
+      <w:hyperlink r:id="rId368">
         <w:r>
           <w:rPr>
             <w:rStyle w:val="Hyperlink"/>
@@ -40520,7 +41344,7 @@
       <w:r>
         <w:t xml:space="preserve"> </w:t>
       </w:r>
-      <w:hyperlink r:id="rId365">
+      <w:hyperlink r:id="rId369">
         <w:r>
           <w:rPr>
             <w:rStyle w:val="Hyperlink"/>
@@ -40537,10 +41361,10 @@
         <w:pStyle w:val="Compact"/>
         <w:numPr>
           <w:ilvl w:val="0"/>
-          <w:numId w:val="1082"/>
+          <w:numId w:val="1084"/>
         </w:numPr>
       </w:pPr>
-      <w:hyperlink r:id="rId366">
+      <w:hyperlink r:id="rId370">
         <w:r>
           <w:rPr>
             <w:rStyle w:val="Hyperlink"/>
@@ -40555,14 +41379,14 @@
         <w:t xml:space="preserve">- getting involved with base R itself</w:t>
       </w:r>
     </w:p>
-    <w:bookmarkEnd w:id="367"/>
-    <w:bookmarkStart w:id="368" w:name="shiny-development"/>
+    <w:bookmarkEnd w:id="371"/>
+    <w:bookmarkStart w:id="372" w:name="shiny-development"/>
     <w:p>
       <w:pPr>
         <w:pStyle w:val="Heading3"/>
       </w:pPr>
       <w:r>
-        <w:t xml:space="preserve">47.7 Shiny Development</w:t>
+        <w:t xml:space="preserve">48.7 Shiny Development</w:t>
       </w:r>
     </w:p>
     <w:p>
@@ -40570,7 +41394,7 @@
         <w:pStyle w:val="Compact"/>
         <w:numPr>
           <w:ilvl w:val="0"/>
-          <w:numId w:val="1083"/>
+          <w:numId w:val="1085"/>
         </w:numPr>
       </w:pPr>
       <w:r>
@@ -40594,7 +41418,7 @@
         <w:pStyle w:val="Compact"/>
         <w:numPr>
           <w:ilvl w:val="0"/>
-          <w:numId w:val="1083"/>
+          <w:numId w:val="1085"/>
         </w:numPr>
       </w:pPr>
       <w:r>
@@ -40613,14 +41437,14 @@
         <w:t xml:space="preserve">- best practices for production Shiny applications</w:t>
       </w:r>
     </w:p>
-    <w:bookmarkEnd w:id="368"/>
-    <w:bookmarkStart w:id="391" w:name="git-and-version-control"/>
+    <w:bookmarkEnd w:id="372"/>
+    <w:bookmarkStart w:id="403" w:name="git-and-version-control"/>
     <w:p>
       <w:pPr>
         <w:pStyle w:val="Heading3"/>
       </w:pPr>
       <w:r>
-        <w:t xml:space="preserve">47.8 Git and Version Control</w:t>
+        <w:t xml:space="preserve">48.8 Git and Version Control</w:t>
       </w:r>
     </w:p>
     <w:p>
@@ -40628,7 +41452,7 @@
         <w:pStyle w:val="Compact"/>
         <w:numPr>
           <w:ilvl w:val="0"/>
-          <w:numId w:val="1084"/>
+          <w:numId w:val="1086"/>
         </w:numPr>
       </w:pPr>
       <w:r>
@@ -40652,10 +41476,10 @@
         <w:pStyle w:val="Compact"/>
         <w:numPr>
           <w:ilvl w:val="0"/>
-          <w:numId w:val="1084"/>
+          <w:numId w:val="1086"/>
         </w:numPr>
       </w:pPr>
-      <w:hyperlink r:id="rId369">
+      <w:hyperlink r:id="rId373">
         <w:r>
           <w:rPr>
             <w:rStyle w:val="Hyperlink"/>
@@ -40702,10 +41526,10 @@
         <w:pStyle w:val="Compact"/>
         <w:numPr>
           <w:ilvl w:val="0"/>
-          <w:numId w:val="1084"/>
+          <w:numId w:val="1086"/>
         </w:numPr>
       </w:pPr>
-      <w:hyperlink r:id="rId370">
+      <w:hyperlink r:id="rId374">
         <w:r>
           <w:rPr>
             <w:rStyle w:val="Hyperlink"/>
@@ -40725,10 +41549,10 @@
         <w:pStyle w:val="Compact"/>
         <w:numPr>
           <w:ilvl w:val="0"/>
-          <w:numId w:val="1084"/>
+          <w:numId w:val="1086"/>
         </w:numPr>
       </w:pPr>
-      <w:hyperlink r:id="rId371">
+      <w:hyperlink r:id="rId375">
         <w:r>
           <w:rPr>
             <w:rStyle w:val="VerbatimChar"/>
@@ -40748,10 +41572,10 @@
         <w:pStyle w:val="Compact"/>
         <w:numPr>
           <w:ilvl w:val="0"/>
-          <w:numId w:val="1084"/>
+          <w:numId w:val="1086"/>
         </w:numPr>
       </w:pPr>
-      <w:hyperlink r:id="rId372">
+      <w:hyperlink r:id="rId376">
         <w:r>
           <w:rPr>
             <w:rStyle w:val="Hyperlink"/>
@@ -40771,10 +41595,10 @@
         <w:pStyle w:val="Compact"/>
         <w:numPr>
           <w:ilvl w:val="0"/>
-          <w:numId w:val="1084"/>
+          <w:numId w:val="1086"/>
         </w:numPr>
       </w:pPr>
-      <w:hyperlink r:id="rId373">
+      <w:hyperlink r:id="rId377">
         <w:r>
           <w:rPr>
             <w:rStyle w:val="VerbatimChar"/>
@@ -40795,8 +41619,8 @@
         <w:t xml:space="preserve">organized by patterns like tags or issues</w:t>
       </w:r>
     </w:p>
-    <w:bookmarkStart w:id="390" w:name="refs"/>
-    <w:bookmarkStart w:id="375" w:name="ref-bryan2023happygit"/>
+    <w:bookmarkStart w:id="402" w:name="refs"/>
+    <w:bookmarkStart w:id="379" w:name="ref-bryan2023happygit"/>
     <w:p>
       <w:pPr>
         <w:pStyle w:val="Bibliography"/>
@@ -40820,7 +41644,7 @@
       <w:r>
         <w:t xml:space="preserve"> </w:t>
       </w:r>
-      <w:hyperlink r:id="rId374">
+      <w:hyperlink r:id="rId378">
         <w:r>
           <w:rPr>
             <w:rStyle w:val="Hyperlink"/>
@@ -40832,8 +41656,8 @@
         <w:t xml:space="preserve">.</w:t>
       </w:r>
     </w:p>
-    <w:bookmarkEnd w:id="375"/>
-    <w:bookmarkStart w:id="376" w:name="ref-reprex"/>
+    <w:bookmarkEnd w:id="379"/>
+    <w:bookmarkStart w:id="380" w:name="ref-reprex"/>
     <w:p>
       <w:pPr>
         <w:pStyle w:val="Bibliography"/>
@@ -40857,7 +41681,7 @@
       <w:r>
         <w:t xml:space="preserve"> </w:t>
       </w:r>
-      <w:hyperlink r:id="rId336">
+      <w:hyperlink r:id="rId340">
         <w:r>
           <w:rPr>
             <w:rStyle w:val="Hyperlink"/>
@@ -40869,8 +41693,8 @@
         <w:t xml:space="preserve">.</w:t>
       </w:r>
     </w:p>
-    <w:bookmarkEnd w:id="376"/>
-    <w:bookmarkStart w:id="378" w:name="ref-fay2021engineering"/>
+    <w:bookmarkEnd w:id="380"/>
+    <w:bookmarkStart w:id="382" w:name="ref-fay2021engineering"/>
     <w:p>
       <w:pPr>
         <w:pStyle w:val="Bibliography"/>
@@ -40894,7 +41718,7 @@
       <w:r>
         <w:t xml:space="preserve"> </w:t>
       </w:r>
-      <w:hyperlink r:id="rId377">
+      <w:hyperlink r:id="rId381">
         <w:r>
           <w:rPr>
             <w:rStyle w:val="Hyperlink"/>
@@ -40906,14 +41730,20 @@
         <w:t xml:space="preserve">.</w:t>
       </w:r>
     </w:p>
-    <w:bookmarkEnd w:id="378"/>
-    <w:bookmarkStart w:id="380" w:name="ref-wickham2019advr"/>
+    <w:bookmarkEnd w:id="382"/>
+    <w:bookmarkStart w:id="384" w:name="ref-parnas1972criteria"/>
     <w:p>
       <w:pPr>
         <w:pStyle w:val="Bibliography"/>
       </w:pPr>
       <w:r>
-        <w:t xml:space="preserve">Wickham, Hadley. 2019.</w:t>
+        <w:t xml:space="preserve">Parnas, D. L. 1972.</w:t>
+      </w:r>
+      <w:r>
+        <w:t xml:space="preserve"> </w:t>
+      </w:r>
+      <w:r>
+        <w:t xml:space="preserve">“On the Criteria to Be Used in Decomposing Systems into Modules.”</w:t>
       </w:r>
       <w:r>
         <w:t xml:space="preserve"> </w:t>
@@ -40923,6 +41753,92 @@
           <w:i/>
           <w:iCs/>
         </w:rPr>
+        <w:t xml:space="preserve">Communications of the ACM</w:t>
+      </w:r>
+      <w:r>
+        <w:t xml:space="preserve"> </w:t>
+      </w:r>
+      <w:r>
+        <w:t xml:space="preserve">15 (12): 1053–58.</w:t>
+      </w:r>
+      <w:r>
+        <w:t xml:space="preserve"> </w:t>
+      </w:r>
+      <w:hyperlink r:id="rId383">
+        <w:r>
+          <w:rPr>
+            <w:rStyle w:val="Hyperlink"/>
+          </w:rPr>
+          <w:t xml:space="preserve">https://doi.org/10.1145/361598.361623</w:t>
+        </w:r>
+      </w:hyperlink>
+      <w:r>
+        <w:t xml:space="preserve">.</w:t>
+      </w:r>
+    </w:p>
+    <w:bookmarkEnd w:id="384"/>
+    <w:bookmarkStart w:id="386" w:name="ref-stevens1974structured"/>
+    <w:p>
+      <w:pPr>
+        <w:pStyle w:val="Bibliography"/>
+      </w:pPr>
+      <w:r>
+        <w:t xml:space="preserve">Stevens, W. P., G. J. Myers, and L. L. Constantine. 1974.</w:t>
+      </w:r>
+      <w:r>
+        <w:t xml:space="preserve"> </w:t>
+      </w:r>
+      <w:r>
+        <w:t xml:space="preserve">“Structured Design.”</w:t>
+      </w:r>
+      <w:r>
+        <w:t xml:space="preserve"> </w:t>
+      </w:r>
+      <w:r>
+        <w:rPr>
+          <w:i/>
+          <w:iCs/>
+        </w:rPr>
+        <w:t xml:space="preserve">IBM Systems Journal</w:t>
+      </w:r>
+      <w:r>
+        <w:t xml:space="preserve"> </w:t>
+      </w:r>
+      <w:r>
+        <w:t xml:space="preserve">13 (2): 115–39.</w:t>
+      </w:r>
+      <w:r>
+        <w:t xml:space="preserve"> </w:t>
+      </w:r>
+      <w:hyperlink r:id="rId385">
+        <w:r>
+          <w:rPr>
+            <w:rStyle w:val="Hyperlink"/>
+          </w:rPr>
+          <w:t xml:space="preserve">https://doi.org/10.1147/sj.132.0115</w:t>
+        </w:r>
+      </w:hyperlink>
+      <w:r>
+        <w:t xml:space="preserve">.</w:t>
+      </w:r>
+    </w:p>
+    <w:bookmarkEnd w:id="386"/>
+    <w:bookmarkStart w:id="388" w:name="ref-wickham2019advr"/>
+    <w:p>
+      <w:pPr>
+        <w:pStyle w:val="Bibliography"/>
+      </w:pPr>
+      <w:r>
+        <w:t xml:space="preserve">Wickham, Hadley. 2019.</w:t>
+      </w:r>
+      <w:r>
+        <w:t xml:space="preserve"> </w:t>
+      </w:r>
+      <w:r>
+        <w:rPr>
+          <w:i/>
+          <w:iCs/>
+        </w:rPr>
         <w:t xml:space="preserve">Advanced r</w:t>
       </w:r>
       <w:r>
@@ -40931,7 +41847,7 @@
       <w:r>
         <w:t xml:space="preserve"> </w:t>
       </w:r>
-      <w:hyperlink r:id="rId379">
+      <w:hyperlink r:id="rId387">
         <w:r>
           <w:rPr>
             <w:rStyle w:val="Hyperlink"/>
@@ -40943,8 +41859,8 @@
         <w:t xml:space="preserve">.</w:t>
       </w:r>
     </w:p>
-    <w:bookmarkEnd w:id="380"/>
-    <w:bookmarkStart w:id="382" w:name="ref-wickham2021shiny"/>
+    <w:bookmarkEnd w:id="388"/>
+    <w:bookmarkStart w:id="390" w:name="ref-wickham2021shiny"/>
     <w:p>
       <w:pPr>
         <w:pStyle w:val="Bibliography"/>
@@ -40968,7 +41884,7 @@
       <w:r>
         <w:t xml:space="preserve"> </w:t>
       </w:r>
-      <w:hyperlink r:id="rId381">
+      <w:hyperlink r:id="rId389">
         <w:r>
           <w:rPr>
             <w:rStyle w:val="Hyperlink"/>
@@ -40980,8 +41896,8 @@
         <w:t xml:space="preserve">.</w:t>
       </w:r>
     </w:p>
-    <w:bookmarkEnd w:id="382"/>
-    <w:bookmarkStart w:id="384" w:name="ref-wickham2023tidydesign"/>
+    <w:bookmarkEnd w:id="390"/>
+    <w:bookmarkStart w:id="392" w:name="ref-wickham2023tidydesign"/>
     <w:p>
       <w:pPr>
         <w:pStyle w:val="Bibliography"/>
@@ -41005,7 +41921,7 @@
       <w:r>
         <w:t xml:space="preserve"> </w:t>
       </w:r>
-      <w:hyperlink r:id="rId383">
+      <w:hyperlink r:id="rId391">
         <w:r>
           <w:rPr>
             <w:rStyle w:val="Hyperlink"/>
@@ -41017,8 +41933,8 @@
         <w:t xml:space="preserve">.</w:t>
       </w:r>
     </w:p>
-    <w:bookmarkEnd w:id="384"/>
-    <w:bookmarkStart w:id="386" w:name="ref-wickham2023rpkgs"/>
+    <w:bookmarkEnd w:id="392"/>
+    <w:bookmarkStart w:id="394" w:name="ref-wickham2023rpkgs"/>
     <w:p>
       <w:pPr>
         <w:pStyle w:val="Bibliography"/>
@@ -41042,7 +41958,7 @@
       <w:r>
         <w:t xml:space="preserve"> </w:t>
       </w:r>
-      <w:hyperlink r:id="rId385">
+      <w:hyperlink r:id="rId393">
         <w:r>
           <w:rPr>
             <w:rStyle w:val="Hyperlink"/>
@@ -41054,8 +41970,8 @@
         <w:t xml:space="preserve">.</w:t>
       </w:r>
     </w:p>
-    <w:bookmarkEnd w:id="386"/>
-    <w:bookmarkStart w:id="388" w:name="ref-wickham2023r4ds"/>
+    <w:bookmarkEnd w:id="394"/>
+    <w:bookmarkStart w:id="396" w:name="ref-wickham2023r4ds"/>
     <w:p>
       <w:pPr>
         <w:pStyle w:val="Bibliography"/>
@@ -41079,7 +41995,7 @@
       <w:r>
         <w:t xml:space="preserve"> </w:t>
       </w:r>
-      <w:hyperlink r:id="rId387">
+      <w:hyperlink r:id="rId395">
         <w:r>
           <w:rPr>
             <w:rStyle w:val="Hyperlink"/>
@@ -41091,8 +42007,8 @@
         <w:t xml:space="preserve">.</w:t>
       </w:r>
     </w:p>
-    <w:bookmarkEnd w:id="388"/>
-    <w:bookmarkStart w:id="389" w:name="ref-R-roxygen2"/>
+    <w:bookmarkEnd w:id="396"/>
+    <w:bookmarkStart w:id="397" w:name="ref-R-roxygen2"/>
     <w:p>
       <w:pPr>
         <w:pStyle w:val="Bibliography"/>
@@ -41128,10 +42044,102 @@
         <w:t xml:space="preserve">.</w:t>
       </w:r>
     </w:p>
-    <w:bookmarkEnd w:id="389"/>
-    <w:bookmarkEnd w:id="390"/>
-    <w:bookmarkEnd w:id="391"/>
-    <w:bookmarkEnd w:id="392"/>
+    <w:bookmarkEnd w:id="397"/>
+    <w:bookmarkStart w:id="399" w:name="ref-wilson2014best"/>
+    <w:p>
+      <w:pPr>
+        <w:pStyle w:val="Bibliography"/>
+      </w:pPr>
+      <w:r>
+        <w:t xml:space="preserve">Wilson, Greg, D. A. Aruliah, C. Titus Brown, et al. 2014.</w:t>
+      </w:r>
+      <w:r>
+        <w:t xml:space="preserve"> </w:t>
+      </w:r>
+      <w:r>
+        <w:t xml:space="preserve">“Best Practices for Scientific Computing.”</w:t>
+      </w:r>
+      <w:r>
+        <w:t xml:space="preserve"> </w:t>
+      </w:r>
+      <w:r>
+        <w:rPr>
+          <w:i/>
+          <w:iCs/>
+        </w:rPr>
+        <w:t xml:space="preserve">PLoS Biology</w:t>
+      </w:r>
+      <w:r>
+        <w:t xml:space="preserve"> </w:t>
+      </w:r>
+      <w:r>
+        <w:t xml:space="preserve">12 (1): e1001745.</w:t>
+      </w:r>
+      <w:r>
+        <w:t xml:space="preserve"> </w:t>
+      </w:r>
+      <w:hyperlink r:id="rId398">
+        <w:r>
+          <w:rPr>
+            <w:rStyle w:val="Hyperlink"/>
+          </w:rPr>
+          <w:t xml:space="preserve">https://doi.org/10.1371/journal.pbio.1001745</w:t>
+        </w:r>
+      </w:hyperlink>
+      <w:r>
+        <w:t xml:space="preserve">.</w:t>
+      </w:r>
+    </w:p>
+    <w:bookmarkEnd w:id="399"/>
+    <w:bookmarkStart w:id="401" w:name="ref-wilson2017good"/>
+    <w:p>
+      <w:pPr>
+        <w:pStyle w:val="Bibliography"/>
+      </w:pPr>
+      <w:r>
+        <w:t xml:space="preserve">Wilson, Greg, Jennifer Bryan, Karen Cranston, Justin Kitzes, Lex Nederbragt, and Tracy K. Teal. 2017.</w:t>
+      </w:r>
+      <w:r>
+        <w:t xml:space="preserve"> </w:t>
+      </w:r>
+      <w:r>
+        <w:t xml:space="preserve">“Good Enough Practices in Scientific Computing.”</w:t>
+      </w:r>
+      <w:r>
+        <w:t xml:space="preserve"> </w:t>
+      </w:r>
+      <w:r>
+        <w:rPr>
+          <w:i/>
+          <w:iCs/>
+        </w:rPr>
+        <w:t xml:space="preserve">PLOS Computational Biology</w:t>
+      </w:r>
+      <w:r>
+        <w:t xml:space="preserve"> </w:t>
+      </w:r>
+      <w:r>
+        <w:t xml:space="preserve">13 (6): e1005510.</w:t>
+      </w:r>
+      <w:r>
+        <w:t xml:space="preserve"> </w:t>
+      </w:r>
+      <w:hyperlink r:id="rId400">
+        <w:r>
+          <w:rPr>
+            <w:rStyle w:val="Hyperlink"/>
+          </w:rPr>
+          <w:t xml:space="preserve">https://doi.org/10.1371/journal.pcbi.1005510</w:t>
+        </w:r>
+      </w:hyperlink>
+      <w:r>
+        <w:t xml:space="preserve">.</w:t>
+      </w:r>
+    </w:p>
+    <w:bookmarkEnd w:id="401"/>
+    <w:bookmarkEnd w:id="402"/>
+    <w:bookmarkEnd w:id="403"/>
+    <w:bookmarkEnd w:id="404"/>
     <w:sectPr>
       <w:footnotePr>
         <w:numRestart w:val="eachSect"/>
@@ -41756,6 +42764,12 @@
     <w:abstractNumId w:val="991"/>
   </w:num>
   <w:num w:numId="1056">
+    <w:abstractNumId w:val="991"/>
+  </w:num>
+  <w:num w:numId="1057">
+    <w:abstractNumId w:val="991"/>
+  </w:num>
+  <w:num w:numId="1058">
     <w:abstractNumId w:val="99411"/>
     <w:lvlOverride w:ilvl="0">
       <w:startOverride w:val="1"/>
@@ -41785,16 +42799,16 @@
       <w:startOverride w:val="1"/>
     </w:lvlOverride>
   </w:num>
-  <w:num w:numId="1057">
-    <w:abstractNumId w:val="991"/>
-  </w:num>
-  <w:num w:numId="1058">
-    <w:abstractNumId w:val="991"/>
-  </w:num>
   <w:num w:numId="1059">
     <w:abstractNumId w:val="991"/>
   </w:num>
   <w:num w:numId="1060">
+    <w:abstractNumId w:val="991"/>
+  </w:num>
+  <w:num w:numId="1061">
+    <w:abstractNumId w:val="991"/>
+  </w:num>
+  <w:num w:numId="1062">
     <w:abstractNumId w:val="99411"/>
     <w:lvlOverride w:ilvl="0">
       <w:startOverride w:val="1"/>
@@ -41824,12 +42838,6 @@
       <w:startOverride w:val="1"/>
     </w:lvlOverride>
   </w:num>
-  <w:num w:numId="1061">
-    <w:abstractNumId w:val="991"/>
-  </w:num>
-  <w:num w:numId="1062">
-    <w:abstractNumId w:val="991"/>
-  </w:num>
   <w:num w:numId="1063">
     <w:abstractNumId w:val="991"/>
   </w:num>
@@ -41843,6 +42851,12 @@
     <w:abstractNumId w:val="991"/>
   </w:num>
   <w:num w:numId="1067">
+    <w:abstractNumId w:val="991"/>
+  </w:num>
+  <w:num w:numId="1068">
+    <w:abstractNumId w:val="991"/>
+  </w:num>
+  <w:num w:numId="1069">
     <w:abstractNumId w:val="99411"/>
     <w:lvlOverride w:ilvl="0">
       <w:startOverride w:val="1"/>
@@ -41871,12 +42885,6 @@
     <w:lvlOverride w:ilvl="8">
       <w:startOverride w:val="1"/>
     </w:lvlOverride>
-  </w:num>
-  <w:num w:numId="1068">
-    <w:abstractNumId w:val="991"/>
-  </w:num>
-  <w:num w:numId="1069">
-    <w:abstractNumId w:val="991"/>
   </w:num>
   <w:num w:numId="1070">
     <w:abstractNumId w:val="991"/>
@@ -41921,6 +42929,12 @@
     <w:abstractNumId w:val="991"/>
   </w:num>
   <w:num w:numId="1084">
+    <w:abstractNumId w:val="991"/>
+  </w:num>
+  <w:num w:numId="1085">
+    <w:abstractNumId w:val="991"/>
+  </w:num>
+  <w:num w:numId="1086">
     <w:abstractNumId w:val="991"/>
   </w:num>
 </w:numbering>

--- a/chapters/coding-practices.docx
+++ b/chapters/coding-practices.docx
@@ -15,7 +15,7 @@
         <w:pStyle w:val="Date"/>
       </w:pPr>
       <w:r>
-        <w:t xml:space="preserve">Last modified: 2026-10-25 19:34:45 (PDT)</w:t>
+        <w:t xml:space="preserve">Last modified: 2026-10-25 19:40:13 (PDT)</w:t>
       </w:r>
     </w:p>
     <w:p>

--- a/chapters/coding-practices.docx
+++ b/chapters/coding-practices.docx
@@ -15,7 +15,7 @@
         <w:pStyle w:val="Date"/>
       </w:pPr>
       <w:r>
-        <w:t xml:space="preserve">Last modified: 2026-10-25 19:40:13 (PDT)</w:t>
+        <w:t xml:space="preserve">Last modified: 2026-10-26 13:05:01 (PDT)</w:t>
       </w:r>
     </w:p>
     <w:p>

--- a/chapters/coding-practices.docx
+++ b/chapters/coding-practices.docx
@@ -15,7 +15,7 @@
         <w:pStyle w:val="Date"/>
       </w:pPr>
       <w:r>
-        <w:t xml:space="preserve">Last modified: 2026-10-26 13:05:01 (PDT)</w:t>
+        <w:t xml:space="preserve">Last modified: 2026-10-26 13:09:35 (PDT)</w:t>
       </w:r>
     </w:p>
     <w:p>

--- a/chapters/coding-practices.docx
+++ b/chapters/coding-practices.docx
@@ -15,7 +15,7 @@
         <w:pStyle w:val="Date"/>
       </w:pPr>
       <w:r>
-        <w:t xml:space="preserve">Last modified: 2026-10-26 13:09:35 (PDT)</w:t>
+        <w:t xml:space="preserve">Last modified: 2026-10-26 13:51:46 (PDT)</w:t>
       </w:r>
     </w:p>
     <w:p>

--- a/chapters/coding-practices.docx
+++ b/chapters/coding-practices.docx
@@ -15,7 +15,7 @@
         <w:pStyle w:val="Date"/>
       </w:pPr>
       <w:r>
-        <w:t xml:space="preserve">Last modified: 2026-10-26 13:51:46 (PDT)</w:t>
+        <w:t xml:space="preserve">Last modified: 2026-10-26 23:11:06 (PDT)</w:t>
       </w:r>
     </w:p>
     <w:p>

--- a/chapters/coding-practices.docx
+++ b/chapters/coding-practices.docx
@@ -15,7 +15,7 @@
         <w:pStyle w:val="Date"/>
       </w:pPr>
       <w:r>
-        <w:t xml:space="preserve">Last modified: 2026-10-26 23:11:06 (PDT)</w:t>
+        <w:t xml:space="preserve">Last modified: 2026-10-27 16:10:40 (PDT)</w:t>
       </w:r>
     </w:p>
     <w:p>
@@ -37503,13 +37503,13 @@
       </w:hyperlink>
     </w:p>
     <w:bookmarkEnd w:id="321"/>
-    <w:bookmarkStart w:id="324" w:name="sec-coding-with-r-and-python"/>
+    <w:bookmarkStart w:id="324" w:name="sec-tidyverse-skeptic"/>
     <w:p>
       <w:pPr>
         <w:pStyle w:val="Heading2"/>
       </w:pPr>
       <w:r>
-        <w:t xml:space="preserve">44 Coding with R and Python</w:t>
+        <w:t xml:space="preserve">44 A Skeptical View</w:t>
       </w:r>
     </w:p>
     <w:p>
@@ -37517,12 +37517,420 @@
         <w:pStyle w:val="FirstParagraph"/>
       </w:pPr>
       <w:r>
+        <w:t xml:space="preserve">Not everyone agrees that the Tidyverse should come first.</w:t>
+      </w:r>
+      <w:r>
+        <w:t xml:space="preserve"> </w:t>
+      </w:r>
+      <w:r>
+        <w:t xml:space="preserve">In</w:t>
+      </w:r>
+      <w:r>
+        <w:t xml:space="preserve"> </w:t>
+      </w:r>
+      <w:hyperlink r:id="rId322">
+        <w:r>
+          <w:rPr>
+            <w:rStyle w:val="Hyperlink"/>
+            <w:i/>
+            <w:iCs/>
+          </w:rPr>
+          <w:t xml:space="preserve">Tidyverse Skeptic</w:t>
+        </w:r>
+      </w:hyperlink>
+      <w:r>
+        <w:t xml:space="preserve"> </w:t>
+      </w:r>
+      <w:r>
+        <w:t xml:space="preserve">(2019, source on</w:t>
+      </w:r>
+      <w:r>
+        <w:t xml:space="preserve"> </w:t>
+      </w:r>
+      <w:hyperlink r:id="rId323">
+        <w:r>
+          <w:rPr>
+            <w:rStyle w:val="Hyperlink"/>
+          </w:rPr>
+          <w:t xml:space="preserve">GitHub</w:t>
+        </w:r>
+      </w:hyperlink>
+      <w:r>
+        <w:t xml:space="preserve">)</w:t>
+      </w:r>
+      <w:r>
+        <w:t xml:space="preserve">,</w:t>
+      </w:r>
+      <w:r>
+        <w:t xml:space="preserve"> </w:t>
+      </w:r>
+      <w:r>
+        <w:t xml:space="preserve">Norm Matloff argues that teaching R to noncoders through the Tidyverse is counterproductive.</w:t>
+      </w:r>
+      <w:r>
+        <w:t xml:space="preserve"> </w:t>
+      </w:r>
+      <w:r>
+        <w:t xml:space="preserve">The essay is about teaching beginners,</w:t>
+      </w:r>
+      <w:r>
+        <w:t xml:space="preserve"> </w:t>
+      </w:r>
+      <w:r>
+        <w:t xml:space="preserve">not about teaching computer science students</w:t>
+      </w:r>
+      <w:r>
+        <w:t xml:space="preserve"> </w:t>
+      </w:r>
+      <w:r>
+        <w:t xml:space="preserve">or about whether R is a good tool for experienced coders</w:t>
+      </w:r>
+      <w:r>
+        <w:t xml:space="preserve"> </w:t>
+      </w:r>
+      <w:r>
+        <w:t xml:space="preserve">(which Matloff calls a matter of personal taste).</w:t>
+      </w:r>
+      <w:r>
+        <w:t xml:space="preserve"> </w:t>
+      </w:r>
+      <w:r>
+        <w:t xml:space="preserve">Its main points:</w:t>
+      </w:r>
+    </w:p>
+    <w:p>
+      <w:pPr>
+        <w:pStyle w:val="Compact"/>
+        <w:numPr>
+          <w:ilvl w:val="0"/>
+          <w:numId w:val="1068"/>
+        </w:numPr>
+      </w:pPr>
+      <w:r>
+        <w:rPr>
+          <w:b/>
+          <w:bCs/>
+        </w:rPr>
+        <w:t xml:space="preserve">Keep it simple.</w:t>
+      </w:r>
+      <w:r>
+        <w:t xml:space="preserve"> </w:t>
+      </w:r>
+      <w:r>
+        <w:t xml:space="preserve">Base R (vectors,</w:t>
+      </w:r>
+      <w:r>
+        <w:t xml:space="preserve"> </w:t>
+      </w:r>
+      <w:r>
+        <w:rPr>
+          <w:rStyle w:val="VerbatimChar"/>
+        </w:rPr>
+        <w:t xml:space="preserve">$</w:t>
+      </w:r>
+      <w:r>
+        <w:t xml:space="preserve">, brackets, loops,</w:t>
+      </w:r>
+      <w:r>
+        <w:t xml:space="preserve"> </w:t>
+      </w:r>
+      <w:r>
+        <w:rPr>
+          <w:rStyle w:val="VerbatimChar"/>
+        </w:rPr>
+        <w:t xml:space="preserve">if</w:t>
+      </w:r>
+      <w:r>
+        <w:t xml:space="preserve">/</w:t>
+      </w:r>
+      <w:r>
+        <w:rPr>
+          <w:rStyle w:val="VerbatimChar"/>
+        </w:rPr>
+        <w:t xml:space="preserve">else</w:t>
+      </w:r>
+      <w:r>
+        <w:t xml:space="preserve">) is less abstract than the Tidyverse,</w:t>
+      </w:r>
+      <w:r>
+        <w:t xml:space="preserve"> </w:t>
+      </w:r>
+      <w:r>
+        <w:t xml:space="preserve">so beginners reach useful analyses sooner.</w:t>
+      </w:r>
+    </w:p>
+    <w:p>
+      <w:pPr>
+        <w:pStyle w:val="Compact"/>
+        <w:numPr>
+          <w:ilvl w:val="0"/>
+          <w:numId w:val="1068"/>
+        </w:numPr>
+      </w:pPr>
+      <w:r>
+        <w:rPr>
+          <w:b/>
+          <w:bCs/>
+        </w:rPr>
+        <w:t xml:space="preserve">Functional programming is hard for beginners.</w:t>
+      </w:r>
+      <w:r>
+        <w:t xml:space="preserve"> </w:t>
+      </w:r>
+      <w:r>
+        <w:t xml:space="preserve">Replacing loops with</w:t>
+      </w:r>
+      <w:r>
+        <w:t xml:space="preserve"> </w:t>
+      </w:r>
+      <w:r>
+        <w:rPr>
+          <w:rStyle w:val="VerbatimChar"/>
+        </w:rPr>
+        <w:t xml:space="preserve">{purrr}</w:t>
+      </w:r>
+      <w:r>
+        <w:t xml:space="preserve">-style function calls asks novices to master functions,</w:t>
+      </w:r>
+      <w:r>
+        <w:t xml:space="preserve"> </w:t>
+      </w:r>
+      <w:r>
+        <w:t xml:space="preserve">which Matloff sees as the hardest part of R for them.</w:t>
+      </w:r>
+    </w:p>
+    <w:p>
+      <w:pPr>
+        <w:pStyle w:val="Compact"/>
+        <w:numPr>
+          <w:ilvl w:val="0"/>
+          <w:numId w:val="1068"/>
+        </w:numPr>
+      </w:pPr>
+      <w:r>
+        <w:rPr>
+          <w:b/>
+          <w:bCs/>
+        </w:rPr>
+        <w:t xml:space="preserve">Pipes hinder debugging.</w:t>
+      </w:r>
+      <w:r>
+        <w:t xml:space="preserve"> </w:t>
+      </w:r>
+      <w:r>
+        <w:t xml:space="preserve">Code written as separate statements can be run and checked one line at a time,</w:t>
+      </w:r>
+      <w:r>
+        <w:t xml:space="preserve"> </w:t>
+      </w:r>
+      <w:r>
+        <w:t xml:space="preserve">but a pipe is harder to step through,</w:t>
+      </w:r>
+      <w:r>
+        <w:t xml:space="preserve"> </w:t>
+      </w:r>
+      <w:r>
+        <w:t xml:space="preserve">and beginners are the ones who make the most mistakes.</w:t>
+      </w:r>
+    </w:p>
+    <w:p>
+      <w:pPr>
+        <w:pStyle w:val="Compact"/>
+        <w:numPr>
+          <w:ilvl w:val="0"/>
+          <w:numId w:val="1068"/>
+        </w:numPr>
+      </w:pPr>
+      <w:r>
+        <w:rPr>
+          <w:b/>
+          <w:bCs/>
+        </w:rPr>
+        <w:t xml:space="preserve">Narrow coverage looks like success.</w:t>
+      </w:r>
+      <w:r>
+        <w:t xml:space="preserve"> </w:t>
+      </w:r>
+      <w:r>
+        <w:t xml:space="preserve">Courses built around a few</w:t>
+      </w:r>
+      <w:r>
+        <w:t xml:space="preserve"> </w:t>
+      </w:r>
+      <w:r>
+        <w:rPr>
+          <w:rStyle w:val="VerbatimChar"/>
+        </w:rPr>
+        <w:t xml:space="preserve">{dplyr}</w:t>
+      </w:r>
+      <w:r>
+        <w:t xml:space="preserve"> </w:t>
+      </w:r>
+      <w:r>
+        <w:t xml:space="preserve">verbs leave students unable to use the many CRAN packages</w:t>
+      </w:r>
+      <w:r>
+        <w:t xml:space="preserve"> </w:t>
+      </w:r>
+      <w:r>
+        <w:t xml:space="preserve">that expect base R idioms such as</w:t>
+      </w:r>
+      <w:r>
+        <w:t xml:space="preserve"> </w:t>
+      </w:r>
+      <w:r>
+        <w:rPr>
+          <w:rStyle w:val="VerbatimChar"/>
+        </w:rPr>
+        <w:t xml:space="preserve">$</w:t>
+      </w:r>
+      <w:r>
+        <w:t xml:space="preserve">, subscripting, and</w:t>
+      </w:r>
+      <w:r>
+        <w:t xml:space="preserve"> </w:t>
+      </w:r>
+      <w:r>
+        <w:rPr>
+          <w:rStyle w:val="VerbatimChar"/>
+        </w:rPr>
+        <w:t xml:space="preserve">summary()</w:t>
+      </w:r>
+      <w:r>
+        <w:t xml:space="preserve">.</w:t>
+      </w:r>
+    </w:p>
+    <w:p>
+      <w:pPr>
+        <w:pStyle w:val="Compact"/>
+        <w:numPr>
+          <w:ilvl w:val="0"/>
+          <w:numId w:val="1068"/>
+        </w:numPr>
+      </w:pPr>
+      <w:r>
+        <w:rPr>
+          <w:b/>
+          <w:bCs/>
+        </w:rPr>
+        <w:t xml:space="preserve">Teach a mix.</w:t>
+      </w:r>
+      <w:r>
+        <w:t xml:space="preserve"> </w:t>
+      </w:r>
+      <w:r>
+        <w:t xml:space="preserve">Start with base R, then cover the Tidyverse (because it is popular)</w:t>
+      </w:r>
+      <w:r>
+        <w:t xml:space="preserve"> </w:t>
+      </w:r>
+      <w:r>
+        <w:t xml:space="preserve">and</w:t>
+      </w:r>
+      <w:r>
+        <w:t xml:space="preserve"> </w:t>
+      </w:r>
+      <w:r>
+        <w:rPr>
+          <w:rStyle w:val="VerbatimChar"/>
+        </w:rPr>
+        <w:t xml:space="preserve">{data.table}</w:t>
+      </w:r>
+      <w:r>
+        <w:t xml:space="preserve"> </w:t>
+      </w:r>
+      <w:r>
+        <w:t xml:space="preserve">(because it is fast),</w:t>
+      </w:r>
+      <w:r>
+        <w:t xml:space="preserve"> </w:t>
+      </w:r>
+      <w:r>
+        <w:t xml:space="preserve">so learners can choose the most convenient tool for each task.</w:t>
+      </w:r>
+    </w:p>
+    <w:p>
+      <w:pPr>
+        <w:pStyle w:val="FirstParagraph"/>
+      </w:pPr>
+      <w:r>
+        <w:t xml:space="preserve">Matloff also notes that</w:t>
+      </w:r>
+      <w:r>
+        <w:t xml:space="preserve"> </w:t>
+      </w:r>
+      <w:r>
+        <w:rPr>
+          <w:rStyle w:val="VerbatimChar"/>
+        </w:rPr>
+        <w:t xml:space="preserve">{ggplot2}</w:t>
+      </w:r>
+      <w:r>
+        <w:t xml:space="preserve"> </w:t>
+      </w:r>
+      <w:r>
+        <w:t xml:space="preserve">predates the Tidyverse,</w:t>
+      </w:r>
+      <w:r>
+        <w:t xml:space="preserve"> </w:t>
+      </w:r>
+      <w:r>
+        <w:t xml:space="preserve">and while he praises Posit’s overall contribution to R,</w:t>
+      </w:r>
+      <w:r>
+        <w:t xml:space="preserve"> </w:t>
+      </w:r>
+      <w:r>
+        <w:t xml:space="preserve">he raises concerns about one company steering an open-source ecosystem.</w:t>
+      </w:r>
+    </w:p>
+    <w:p>
+      <w:pPr>
+        <w:pStyle w:val="BodyText"/>
+      </w:pPr>
+      <w:r>
+        <w:t xml:space="preserve">Our recommendation above still stands for day-to-day project code,</w:t>
+      </w:r>
+      <w:r>
+        <w:t xml:space="preserve"> </w:t>
+      </w:r>
+      <w:r>
+        <w:t xml:space="preserve">but the essay is a useful counterweight:</w:t>
+      </w:r>
+      <w:r>
+        <w:t xml:space="preserve"> </w:t>
+      </w:r>
+      <w:r>
+        <w:t xml:space="preserve">learn enough base R to read other people’s code, debug your own,</w:t>
+      </w:r>
+      <w:r>
+        <w:t xml:space="preserve"> </w:t>
+      </w:r>
+      <w:r>
+        <w:t xml:space="preserve">and use the many packages that are not built around the Tidyverse.</w:t>
+      </w:r>
+    </w:p>
+    <w:bookmarkEnd w:id="324"/>
+    <w:bookmarkStart w:id="327" w:name="sec-coding-with-r-and-python"/>
+    <w:p>
+      <w:pPr>
+        <w:pStyle w:val="Heading2"/>
+      </w:pPr>
+      <w:r>
+        <w:t xml:space="preserve">45 Coding with R and Python</w:t>
+      </w:r>
+    </w:p>
+    <w:p>
+      <w:pPr>
+        <w:pStyle w:val="FirstParagraph"/>
+      </w:pPr>
+      <w:r>
         <w:t xml:space="preserve">If you’re using both R and Python, you may wish to check out the</w:t>
       </w:r>
       <w:r>
         <w:t xml:space="preserve"> </w:t>
       </w:r>
-      <w:hyperlink r:id="rId322">
+      <w:hyperlink r:id="rId325">
         <w:r>
           <w:rPr>
             <w:rStyle w:val="Hyperlink"/>
@@ -37539,7 +37947,7 @@
       <w:r>
         <w:t xml:space="preserve"> </w:t>
       </w:r>
-      <w:hyperlink r:id="rId323">
+      <w:hyperlink r:id="rId326">
         <w:r>
           <w:rPr>
             <w:rStyle w:val="Hyperlink"/>
@@ -37551,14 +37959,14 @@
         <w:t xml:space="preserve">.</w:t>
       </w:r>
     </w:p>
-    <w:bookmarkEnd w:id="324"/>
-    <w:bookmarkStart w:id="330" w:name="X06dce33c5a777f8322711dde05e81eef8b1d1f6"/>
+    <w:bookmarkEnd w:id="327"/>
+    <w:bookmarkStart w:id="333" w:name="X06dce33c5a777f8322711dde05e81eef8b1d1f6"/>
     <w:p>
       <w:pPr>
         <w:pStyle w:val="Heading2"/>
       </w:pPr>
       <w:r>
-        <w:t xml:space="preserve">45 Repeating analyses with different variations</w:t>
+        <w:t xml:space="preserve">46 Repeating analyses with different variations</w:t>
       </w:r>
     </w:p>
     <w:p>
@@ -37607,13 +38015,13 @@
         <w:t xml:space="preserve">Fortunately, R has some functions which implement looping in a compact form to help repeating your analyses with different variations (subgroups, outcomes, covariate sets, etc.) with better performances.</w:t>
       </w:r>
     </w:p>
-    <w:bookmarkStart w:id="325" w:name="lapply-and-sapply-1"/>
+    <w:bookmarkStart w:id="328" w:name="lapply-and-sapply-1"/>
     <w:p>
       <w:pPr>
         <w:pStyle w:val="Heading3"/>
       </w:pPr>
       <w:r>
-        <w:t xml:space="preserve">45.1</w:t>
+        <w:t xml:space="preserve">46.1</w:t>
       </w:r>
       <w:r>
         <w:t xml:space="preserve"> </w:t>
@@ -37730,14 +38138,14 @@
         <w:t xml:space="preserve">will simplify the output to the simplest data structure possible, which will usually be a vector.</w:t>
       </w:r>
     </w:p>
-    <w:bookmarkEnd w:id="325"/>
-    <w:bookmarkStart w:id="326" w:name="mapply-and-pmap"/>
+    <w:bookmarkEnd w:id="328"/>
+    <w:bookmarkStart w:id="329" w:name="mapply-and-pmap"/>
     <w:p>
       <w:pPr>
         <w:pStyle w:val="Heading3"/>
       </w:pPr>
       <w:r>
-        <w:t xml:space="preserve">45.2</w:t>
+        <w:t xml:space="preserve">46.2</w:t>
       </w:r>
       <w:r>
         <w:t xml:space="preserve"> </w:t>
@@ -38657,14 +39065,14 @@
         <w:t xml:space="preserve">to combine them.</w:t>
       </w:r>
     </w:p>
-    <w:bookmarkEnd w:id="326"/>
-    <w:bookmarkStart w:id="329" w:name="Xf551672fa8f1190aa44df63554b00ab4edf5974"/>
+    <w:bookmarkEnd w:id="329"/>
+    <w:bookmarkStart w:id="332" w:name="Xf551672fa8f1190aa44df63554b00ab4edf5974"/>
     <w:p>
       <w:pPr>
         <w:pStyle w:val="Heading3"/>
       </w:pPr>
       <w:r>
-        <w:t xml:space="preserve">45.3 Parallel processing with</w:t>
+        <w:t xml:space="preserve">46.3 Parallel processing with</w:t>
       </w:r>
       <w:r>
         <w:t xml:space="preserve"> </w:t>
@@ -38877,7 +39285,7 @@
         <w:t xml:space="preserve">into smaller chunks and apply the function to each element of the several chunks in parallel in different cores to significantly reduce the run time.</w:t>
       </w:r>
     </w:p>
-    <w:bookmarkStart w:id="327" w:name="parlapply"/>
+    <w:bookmarkStart w:id="330" w:name="parlapply"/>
     <w:p>
       <w:pPr>
         <w:pStyle w:val="Heading4"/>
@@ -39161,8 +39569,8 @@
         <w:t xml:space="preserve">again.</w:t>
       </w:r>
     </w:p>
-    <w:bookmarkEnd w:id="327"/>
-    <w:bookmarkStart w:id="328" w:name="future_lapply"/>
+    <w:bookmarkEnd w:id="330"/>
+    <w:bookmarkStart w:id="331" w:name="future_lapply"/>
     <w:p>
       <w:pPr>
         <w:pStyle w:val="Heading4"/>
@@ -39369,16 +39777,16 @@
         <w:t xml:space="preserve">.</w:t>
       </w:r>
     </w:p>
-    <w:bookmarkEnd w:id="328"/>
-    <w:bookmarkEnd w:id="329"/>
-    <w:bookmarkEnd w:id="330"/>
-    <w:bookmarkStart w:id="339" w:name="sec-reviewing-code"/>
+    <w:bookmarkEnd w:id="331"/>
+    <w:bookmarkEnd w:id="332"/>
+    <w:bookmarkEnd w:id="333"/>
+    <w:bookmarkStart w:id="342" w:name="sec-reviewing-code"/>
     <w:p>
       <w:pPr>
         <w:pStyle w:val="Heading2"/>
       </w:pPr>
       <w:r>
-        <w:t xml:space="preserve">46 Reviewing Code</w:t>
+        <w:t xml:space="preserve">47 Reviewing Code</w:t>
       </w:r>
     </w:p>
     <w:p>
@@ -39415,7 +39823,7 @@
       <w:r>
         <w:t xml:space="preserve"> </w:t>
       </w:r>
-      <w:hyperlink r:id="rId331">
+      <w:hyperlink r:id="rId334">
         <w:r>
           <w:rPr>
             <w:rStyle w:val="Hyperlink"/>
@@ -39427,13 +39835,13 @@
         <w:t xml:space="preserve">.</w:t>
       </w:r>
     </w:p>
-    <w:bookmarkStart w:id="332" w:name="sec-why-review-code"/>
+    <w:bookmarkStart w:id="335" w:name="sec-why-review-code"/>
     <w:p>
       <w:pPr>
         <w:pStyle w:val="Heading3"/>
       </w:pPr>
       <w:r>
-        <w:t xml:space="preserve">46.1 Why We Review Code</w:t>
+        <w:t xml:space="preserve">47.1 Why We Review Code</w:t>
       </w:r>
     </w:p>
     <w:p>
@@ -39442,124 +39850,6 @@
       </w:pPr>
       <w:r>
         <w:t xml:space="preserve">Code review serves several vital purposes:</w:t>
-      </w:r>
-    </w:p>
-    <w:p>
-      <w:pPr>
-        <w:pStyle w:val="Compact"/>
-        <w:numPr>
-          <w:ilvl w:val="0"/>
-          <w:numId w:val="1068"/>
-        </w:numPr>
-      </w:pPr>
-      <w:r>
-        <w:rPr>
-          <w:b/>
-          <w:bCs/>
-        </w:rPr>
-        <w:t xml:space="preserve">Error prevention</w:t>
-      </w:r>
-      <w:r>
-        <w:t xml:space="preserve">: Catching data processing and analytical bugs early,</w:t>
-      </w:r>
-      <w:r>
-        <w:t xml:space="preserve"> </w:t>
-      </w:r>
-      <w:r>
-        <w:t xml:space="preserve">before findings enter manuscripts or reports.</w:t>
-      </w:r>
-    </w:p>
-    <w:p>
-      <w:pPr>
-        <w:pStyle w:val="Compact"/>
-        <w:numPr>
-          <w:ilvl w:val="0"/>
-          <w:numId w:val="1068"/>
-        </w:numPr>
-      </w:pPr>
-      <w:r>
-        <w:rPr>
-          <w:b/>
-          <w:bCs/>
-        </w:rPr>
-        <w:t xml:space="preserve">Reproducibility</w:t>
-      </w:r>
-      <w:r>
-        <w:t xml:space="preserve">: Verifying that scripts execute cleanly from scratch</w:t>
-      </w:r>
-      <w:r>
-        <w:t xml:space="preserve"> </w:t>
-      </w:r>
-      <w:r>
-        <w:t xml:space="preserve">without undocumented manual interventions or environment-specific dependencies.</w:t>
-      </w:r>
-    </w:p>
-    <w:p>
-      <w:pPr>
-        <w:pStyle w:val="Compact"/>
-        <w:numPr>
-          <w:ilvl w:val="0"/>
-          <w:numId w:val="1068"/>
-        </w:numPr>
-      </w:pPr>
-      <w:r>
-        <w:rPr>
-          <w:b/>
-          <w:bCs/>
-        </w:rPr>
-        <w:t xml:space="preserve">Knowledge transfer</w:t>
-      </w:r>
-      <w:r>
-        <w:t xml:space="preserve">: Sharing analytical methods, R idioms,</w:t>
-      </w:r>
-      <w:r>
-        <w:t xml:space="preserve"> </w:t>
-      </w:r>
-      <w:r>
-        <w:t xml:space="preserve">and package features across the team.</w:t>
-      </w:r>
-    </w:p>
-    <w:p>
-      <w:pPr>
-        <w:pStyle w:val="Compact"/>
-        <w:numPr>
-          <w:ilvl w:val="0"/>
-          <w:numId w:val="1068"/>
-        </w:numPr>
-      </w:pPr>
-      <w:r>
-        <w:rPr>
-          <w:b/>
-          <w:bCs/>
-        </w:rPr>
-        <w:t xml:space="preserve">Maintainability</w:t>
-      </w:r>
-      <w:r>
-        <w:t xml:space="preserve">: Ensuring that analysis pipelines can be understood,</w:t>
-      </w:r>
-      <w:r>
-        <w:t xml:space="preserve"> </w:t>
-      </w:r>
-      <w:r>
-        <w:t xml:space="preserve">modified, and extended by other team members in the future.</w:t>
-      </w:r>
-    </w:p>
-    <w:bookmarkEnd w:id="332"/>
-    <w:bookmarkStart w:id="336" w:name="sec-what-to-look-for"/>
-    <w:p>
-      <w:pPr>
-        <w:pStyle w:val="Heading3"/>
-      </w:pPr>
-      <w:r>
-        <w:t xml:space="preserve">46.2 What Reviewers Look For</w:t>
-      </w:r>
-    </w:p>
-    <w:p>
-      <w:pPr>
-        <w:pStyle w:val="FirstParagraph"/>
-      </w:pPr>
-      <w:r>
-        <w:t xml:space="preserve">When reviewing a colleague’s code, evaluate these key dimensions:</w:t>
       </w:r>
     </w:p>
     <w:p>
@@ -39575,6 +39865,124 @@
           <w:b/>
           <w:bCs/>
         </w:rPr>
+        <w:t xml:space="preserve">Error prevention</w:t>
+      </w:r>
+      <w:r>
+        <w:t xml:space="preserve">: Catching data processing and analytical bugs early,</w:t>
+      </w:r>
+      <w:r>
+        <w:t xml:space="preserve"> </w:t>
+      </w:r>
+      <w:r>
+        <w:t xml:space="preserve">before findings enter manuscripts or reports.</w:t>
+      </w:r>
+    </w:p>
+    <w:p>
+      <w:pPr>
+        <w:pStyle w:val="Compact"/>
+        <w:numPr>
+          <w:ilvl w:val="0"/>
+          <w:numId w:val="1069"/>
+        </w:numPr>
+      </w:pPr>
+      <w:r>
+        <w:rPr>
+          <w:b/>
+          <w:bCs/>
+        </w:rPr>
+        <w:t xml:space="preserve">Reproducibility</w:t>
+      </w:r>
+      <w:r>
+        <w:t xml:space="preserve">: Verifying that scripts execute cleanly from scratch</w:t>
+      </w:r>
+      <w:r>
+        <w:t xml:space="preserve"> </w:t>
+      </w:r>
+      <w:r>
+        <w:t xml:space="preserve">without undocumented manual interventions or environment-specific dependencies.</w:t>
+      </w:r>
+    </w:p>
+    <w:p>
+      <w:pPr>
+        <w:pStyle w:val="Compact"/>
+        <w:numPr>
+          <w:ilvl w:val="0"/>
+          <w:numId w:val="1069"/>
+        </w:numPr>
+      </w:pPr>
+      <w:r>
+        <w:rPr>
+          <w:b/>
+          <w:bCs/>
+        </w:rPr>
+        <w:t xml:space="preserve">Knowledge transfer</w:t>
+      </w:r>
+      <w:r>
+        <w:t xml:space="preserve">: Sharing analytical methods, R idioms,</w:t>
+      </w:r>
+      <w:r>
+        <w:t xml:space="preserve"> </w:t>
+      </w:r>
+      <w:r>
+        <w:t xml:space="preserve">and package features across the team.</w:t>
+      </w:r>
+    </w:p>
+    <w:p>
+      <w:pPr>
+        <w:pStyle w:val="Compact"/>
+        <w:numPr>
+          <w:ilvl w:val="0"/>
+          <w:numId w:val="1069"/>
+        </w:numPr>
+      </w:pPr>
+      <w:r>
+        <w:rPr>
+          <w:b/>
+          <w:bCs/>
+        </w:rPr>
+        <w:t xml:space="preserve">Maintainability</w:t>
+      </w:r>
+      <w:r>
+        <w:t xml:space="preserve">: Ensuring that analysis pipelines can be understood,</w:t>
+      </w:r>
+      <w:r>
+        <w:t xml:space="preserve"> </w:t>
+      </w:r>
+      <w:r>
+        <w:t xml:space="preserve">modified, and extended by other team members in the future.</w:t>
+      </w:r>
+    </w:p>
+    <w:bookmarkEnd w:id="335"/>
+    <w:bookmarkStart w:id="339" w:name="sec-what-to-look-for"/>
+    <w:p>
+      <w:pPr>
+        <w:pStyle w:val="Heading3"/>
+      </w:pPr>
+      <w:r>
+        <w:t xml:space="preserve">47.2 What Reviewers Look For</w:t>
+      </w:r>
+    </w:p>
+    <w:p>
+      <w:pPr>
+        <w:pStyle w:val="FirstParagraph"/>
+      </w:pPr>
+      <w:r>
+        <w:t xml:space="preserve">When reviewing a colleague’s code, evaluate these key dimensions:</w:t>
+      </w:r>
+    </w:p>
+    <w:p>
+      <w:pPr>
+        <w:pStyle w:val="Compact"/>
+        <w:numPr>
+          <w:ilvl w:val="0"/>
+          <w:numId w:val="1070"/>
+        </w:numPr>
+      </w:pPr>
+      <w:r>
+        <w:rPr>
+          <w:b/>
+          <w:bCs/>
+        </w:rPr>
         <w:t xml:space="preserve">Reproducibility</w:t>
       </w:r>
       <w:r>
@@ -39586,7 +39994,7 @@
         <w:pStyle w:val="Compact"/>
         <w:numPr>
           <w:ilvl w:val="1"/>
-          <w:numId w:val="1070"/>
+          <w:numId w:val="1071"/>
         </w:numPr>
       </w:pPr>
       <w:r>
@@ -39598,7 +40006,7 @@
         <w:pStyle w:val="Compact"/>
         <w:numPr>
           <w:ilvl w:val="1"/>
-          <w:numId w:val="1070"/>
+          <w:numId w:val="1071"/>
         </w:numPr>
       </w:pPr>
       <w:r>
@@ -39607,7 +40015,7 @@
       <w:r>
         <w:t xml:space="preserve"> </w:t>
       </w:r>
-      <w:hyperlink r:id="rId333">
+      <w:hyperlink r:id="rId336">
         <w:r>
           <w:rPr>
             <w:rStyle w:val="VerbatimChar"/>
@@ -39624,7 +40032,7 @@
       <w:r>
         <w:t xml:space="preserve"> </w:t>
       </w:r>
-      <w:hyperlink r:id="rId334">
+      <w:hyperlink r:id="rId337">
         <w:r>
           <w:rPr>
             <w:rStyle w:val="Hyperlink"/>
@@ -39641,7 +40049,7 @@
         <w:pStyle w:val="Compact"/>
         <w:numPr>
           <w:ilvl w:val="1"/>
-          <w:numId w:val="1070"/>
+          <w:numId w:val="1071"/>
         </w:numPr>
       </w:pPr>
       <w:r>
@@ -39690,7 +40098,7 @@
         <w:pStyle w:val="Compact"/>
         <w:numPr>
           <w:ilvl w:val="0"/>
-          <w:numId w:val="1069"/>
+          <w:numId w:val="1070"/>
         </w:numPr>
       </w:pPr>
       <w:r>
@@ -39709,7 +40117,7 @@
         <w:pStyle w:val="Compact"/>
         <w:numPr>
           <w:ilvl w:val="1"/>
-          <w:numId w:val="1071"/>
+          <w:numId w:val="1072"/>
         </w:numPr>
       </w:pPr>
       <w:r>
@@ -39721,7 +40129,7 @@
         <w:pStyle w:val="Compact"/>
         <w:numPr>
           <w:ilvl w:val="1"/>
-          <w:numId w:val="1071"/>
+          <w:numId w:val="1072"/>
         </w:numPr>
       </w:pPr>
       <w:r>
@@ -39742,7 +40150,7 @@
         <w:pStyle w:val="Compact"/>
         <w:numPr>
           <w:ilvl w:val="1"/>
-          <w:numId w:val="1071"/>
+          <w:numId w:val="1072"/>
         </w:numPr>
       </w:pPr>
       <w:r>
@@ -39768,7 +40176,7 @@
         <w:pStyle w:val="Compact"/>
         <w:numPr>
           <w:ilvl w:val="0"/>
-          <w:numId w:val="1069"/>
+          <w:numId w:val="1070"/>
         </w:numPr>
       </w:pPr>
       <w:r>
@@ -39787,7 +40195,7 @@
         <w:pStyle w:val="Compact"/>
         <w:numPr>
           <w:ilvl w:val="1"/>
-          <w:numId w:val="1072"/>
+          <w:numId w:val="1073"/>
         </w:numPr>
       </w:pPr>
       <w:r>
@@ -39796,7 +40204,7 @@
       <w:r>
         <w:t xml:space="preserve"> </w:t>
       </w:r>
-      <w:hyperlink r:id="rId335">
+      <w:hyperlink r:id="rId338">
         <w:r>
           <w:rPr>
             <w:rStyle w:val="Hyperlink"/>
@@ -39813,7 +40221,7 @@
         <w:pStyle w:val="Compact"/>
         <w:numPr>
           <w:ilvl w:val="1"/>
-          <w:numId w:val="1072"/>
+          <w:numId w:val="1073"/>
         </w:numPr>
       </w:pPr>
       <w:r>
@@ -39839,7 +40247,7 @@
         <w:pStyle w:val="Compact"/>
         <w:numPr>
           <w:ilvl w:val="1"/>
-          <w:numId w:val="1072"/>
+          <w:numId w:val="1073"/>
         </w:numPr>
       </w:pPr>
       <w:r>
@@ -39865,7 +40273,7 @@
         <w:pStyle w:val="Compact"/>
         <w:numPr>
           <w:ilvl w:val="0"/>
-          <w:numId w:val="1069"/>
+          <w:numId w:val="1070"/>
         </w:numPr>
       </w:pPr>
       <w:r>
@@ -39884,7 +40292,7 @@
         <w:pStyle w:val="Compact"/>
         <w:numPr>
           <w:ilvl w:val="1"/>
-          <w:numId w:val="1073"/>
+          <w:numId w:val="1074"/>
         </w:numPr>
       </w:pPr>
       <w:r>
@@ -39910,7 +40318,7 @@
         <w:pStyle w:val="Compact"/>
         <w:numPr>
           <w:ilvl w:val="1"/>
-          <w:numId w:val="1073"/>
+          <w:numId w:val="1074"/>
         </w:numPr>
       </w:pPr>
       <w:r>
@@ -39931,14 +40339,14 @@
         <w:t xml:space="preserve">)?</w:t>
       </w:r>
     </w:p>
-    <w:bookmarkEnd w:id="336"/>
-    <w:bookmarkStart w:id="337" w:name="sec-constructive-feedback"/>
+    <w:bookmarkEnd w:id="339"/>
+    <w:bookmarkStart w:id="340" w:name="sec-constructive-feedback"/>
     <w:p>
       <w:pPr>
         <w:pStyle w:val="Heading3"/>
       </w:pPr>
       <w:r>
-        <w:t xml:space="preserve">46.3 How to Give Constructive Feedback</w:t>
+        <w:t xml:space="preserve">47.3 How to Give Constructive Feedback</w:t>
       </w:r>
     </w:p>
     <w:p>
@@ -39947,130 +40355,6 @@
       </w:pPr>
       <w:r>
         <w:t xml:space="preserve">Effective code review builds a supportive, high-trust research culture:</w:t>
-      </w:r>
-    </w:p>
-    <w:p>
-      <w:pPr>
-        <w:pStyle w:val="Compact"/>
-        <w:numPr>
-          <w:ilvl w:val="0"/>
-          <w:numId w:val="1074"/>
-        </w:numPr>
-      </w:pPr>
-      <w:r>
-        <w:rPr>
-          <w:b/>
-          <w:bCs/>
-        </w:rPr>
-        <w:t xml:space="preserve">Be kind and respectful</w:t>
-      </w:r>
-      <w:r>
-        <w:t xml:space="preserve">: Critique the code, not the author.</w:t>
-      </w:r>
-      <w:r>
-        <w:t xml:space="preserve"> </w:t>
-      </w:r>
-      <w:r>
-        <w:t xml:space="preserve">Assume positive intent and acknowledge elegant solutions or clear documentation.</w:t>
-      </w:r>
-    </w:p>
-    <w:p>
-      <w:pPr>
-        <w:pStyle w:val="Compact"/>
-        <w:numPr>
-          <w:ilvl w:val="0"/>
-          <w:numId w:val="1074"/>
-        </w:numPr>
-      </w:pPr>
-      <w:r>
-        <w:rPr>
-          <w:b/>
-          <w:bCs/>
-        </w:rPr>
-        <w:t xml:space="preserve">Be specific and actionable</w:t>
-      </w:r>
-      <w:r>
-        <w:t xml:space="preserve">: Explain why a change is recommended</w:t>
-      </w:r>
-      <w:r>
-        <w:t xml:space="preserve"> </w:t>
-      </w:r>
-      <w:r>
-        <w:t xml:space="preserve">and provide concrete code suggestions or examples where possible.</w:t>
-      </w:r>
-    </w:p>
-    <w:p>
-      <w:pPr>
-        <w:pStyle w:val="Compact"/>
-        <w:numPr>
-          <w:ilvl w:val="0"/>
-          <w:numId w:val="1074"/>
-        </w:numPr>
-      </w:pPr>
-      <w:r>
-        <w:rPr>
-          <w:b/>
-          <w:bCs/>
-        </w:rPr>
-        <w:t xml:space="preserve">Distinguish blocking vs. non-blocking comments</w:t>
-      </w:r>
-      <w:r>
-        <w:t xml:space="preserve">:</w:t>
-      </w:r>
-      <w:r>
-        <w:t xml:space="preserve"> </w:t>
-      </w:r>
-      <w:r>
-        <w:t xml:space="preserve">Clearly separate essential correctness or reproducibility issues (blocking)</w:t>
-      </w:r>
-      <w:r>
-        <w:t xml:space="preserve"> </w:t>
-      </w:r>
-      <w:r>
-        <w:t xml:space="preserve">from optional stylistic preferences or ideas for future exploration (non-blocking nits).</w:t>
-      </w:r>
-    </w:p>
-    <w:p>
-      <w:pPr>
-        <w:pStyle w:val="Compact"/>
-        <w:numPr>
-          <w:ilvl w:val="0"/>
-          <w:numId w:val="1074"/>
-        </w:numPr>
-      </w:pPr>
-      <w:r>
-        <w:rPr>
-          <w:b/>
-          <w:bCs/>
-        </w:rPr>
-        <w:t xml:space="preserve">Ask clarifying questions</w:t>
-      </w:r>
-      <w:r>
-        <w:t xml:space="preserve">: When logic is unclear,</w:t>
-      </w:r>
-      <w:r>
-        <w:t xml:space="preserve"> </w:t>
-      </w:r>
-      <w:r>
-        <w:t xml:space="preserve">ask the author to explain their intent before proposing a rewrite.</w:t>
-      </w:r>
-    </w:p>
-    <w:bookmarkEnd w:id="337"/>
-    <w:bookmarkStart w:id="338" w:name="sec-when-to-approve"/>
-    <w:p>
-      <w:pPr>
-        <w:pStyle w:val="Heading3"/>
-      </w:pPr>
-      <w:r>
-        <w:t xml:space="preserve">46.4 When to Approve</w:t>
-      </w:r>
-    </w:p>
-    <w:p>
-      <w:pPr>
-        <w:pStyle w:val="FirstParagraph"/>
-      </w:pPr>
-      <w:r>
-        <w:t xml:space="preserve">Approve a pull request when:</w:t>
       </w:r>
     </w:p>
     <w:p>
@@ -40082,7 +40366,20 @@
         </w:numPr>
       </w:pPr>
       <w:r>
-        <w:t xml:space="preserve">All automated CI checks and workflows pass cleanly.</w:t>
+        <w:rPr>
+          <w:b/>
+          <w:bCs/>
+        </w:rPr>
+        <w:t xml:space="preserve">Be kind and respectful</w:t>
+      </w:r>
+      <w:r>
+        <w:t xml:space="preserve">: Critique the code, not the author.</w:t>
+      </w:r>
+      <w:r>
+        <w:t xml:space="preserve"> </w:t>
+      </w:r>
+      <w:r>
+        <w:t xml:space="preserve">Assume positive intent and acknowledge elegant solutions or clear documentation.</w:t>
       </w:r>
     </w:p>
     <w:p>
@@ -40094,7 +40391,20 @@
         </w:numPr>
       </w:pPr>
       <w:r>
-        <w:t xml:space="preserve">The code runs end-to-end and produces expected outputs.</w:t>
+        <w:rPr>
+          <w:b/>
+          <w:bCs/>
+        </w:rPr>
+        <w:t xml:space="preserve">Be specific and actionable</w:t>
+      </w:r>
+      <w:r>
+        <w:t xml:space="preserve">: Explain why a change is recommended</w:t>
+      </w:r>
+      <w:r>
+        <w:t xml:space="preserve"> </w:t>
+      </w:r>
+      <w:r>
+        <w:t xml:space="preserve">and provide concrete code suggestions or examples where possible.</w:t>
       </w:r>
     </w:p>
     <w:p>
@@ -40106,7 +40416,26 @@
         </w:numPr>
       </w:pPr>
       <w:r>
-        <w:t xml:space="preserve">All blocking review findings have been resolved or explicitly deferred to a tracked follow-up issue.</w:t>
+        <w:rPr>
+          <w:b/>
+          <w:bCs/>
+        </w:rPr>
+        <w:t xml:space="preserve">Distinguish blocking vs. non-blocking comments</w:t>
+      </w:r>
+      <w:r>
+        <w:t xml:space="preserve">:</w:t>
+      </w:r>
+      <w:r>
+        <w:t xml:space="preserve"> </w:t>
+      </w:r>
+      <w:r>
+        <w:t xml:space="preserve">Clearly separate essential correctness or reproducibility issues (blocking)</w:t>
+      </w:r>
+      <w:r>
+        <w:t xml:space="preserve"> </w:t>
+      </w:r>
+      <w:r>
+        <w:t xml:space="preserve">from optional stylistic preferences or ideas for future exploration (non-blocking nits).</w:t>
       </w:r>
     </w:p>
     <w:p>
@@ -40115,6 +40444,85 @@
         <w:numPr>
           <w:ilvl w:val="0"/>
           <w:numId w:val="1075"/>
+        </w:numPr>
+      </w:pPr>
+      <w:r>
+        <w:rPr>
+          <w:b/>
+          <w:bCs/>
+        </w:rPr>
+        <w:t xml:space="preserve">Ask clarifying questions</w:t>
+      </w:r>
+      <w:r>
+        <w:t xml:space="preserve">: When logic is unclear,</w:t>
+      </w:r>
+      <w:r>
+        <w:t xml:space="preserve"> </w:t>
+      </w:r>
+      <w:r>
+        <w:t xml:space="preserve">ask the author to explain their intent before proposing a rewrite.</w:t>
+      </w:r>
+    </w:p>
+    <w:bookmarkEnd w:id="340"/>
+    <w:bookmarkStart w:id="341" w:name="sec-when-to-approve"/>
+    <w:p>
+      <w:pPr>
+        <w:pStyle w:val="Heading3"/>
+      </w:pPr>
+      <w:r>
+        <w:t xml:space="preserve">47.4 When to Approve</w:t>
+      </w:r>
+    </w:p>
+    <w:p>
+      <w:pPr>
+        <w:pStyle w:val="FirstParagraph"/>
+      </w:pPr>
+      <w:r>
+        <w:t xml:space="preserve">Approve a pull request when:</w:t>
+      </w:r>
+    </w:p>
+    <w:p>
+      <w:pPr>
+        <w:pStyle w:val="Compact"/>
+        <w:numPr>
+          <w:ilvl w:val="0"/>
+          <w:numId w:val="1076"/>
+        </w:numPr>
+      </w:pPr>
+      <w:r>
+        <w:t xml:space="preserve">All automated CI checks and workflows pass cleanly.</w:t>
+      </w:r>
+    </w:p>
+    <w:p>
+      <w:pPr>
+        <w:pStyle w:val="Compact"/>
+        <w:numPr>
+          <w:ilvl w:val="0"/>
+          <w:numId w:val="1076"/>
+        </w:numPr>
+      </w:pPr>
+      <w:r>
+        <w:t xml:space="preserve">The code runs end-to-end and produces expected outputs.</w:t>
+      </w:r>
+    </w:p>
+    <w:p>
+      <w:pPr>
+        <w:pStyle w:val="Compact"/>
+        <w:numPr>
+          <w:ilvl w:val="0"/>
+          <w:numId w:val="1076"/>
+        </w:numPr>
+      </w:pPr>
+      <w:r>
+        <w:t xml:space="preserve">All blocking review findings have been resolved or explicitly deferred to a tracked follow-up issue.</w:t>
+      </w:r>
+    </w:p>
+    <w:p>
+      <w:pPr>
+        <w:pStyle w:val="Compact"/>
+        <w:numPr>
+          <w:ilvl w:val="0"/>
+          <w:numId w:val="1076"/>
         </w:numPr>
       </w:pPr>
       <w:r>
@@ -40135,15 +40543,15 @@
         <w:t xml:space="preserve">.</w:t>
       </w:r>
     </w:p>
-    <w:bookmarkEnd w:id="338"/>
-    <w:bookmarkEnd w:id="339"/>
-    <w:bookmarkStart w:id="342" w:name="sec-getting-help-with-code"/>
+    <w:bookmarkEnd w:id="341"/>
+    <w:bookmarkEnd w:id="342"/>
+    <w:bookmarkStart w:id="345" w:name="sec-getting-help-with-code"/>
     <w:p>
       <w:pPr>
         <w:pStyle w:val="Heading2"/>
       </w:pPr>
       <w:r>
-        <w:t xml:space="preserve">47 Getting Help with Code</w:t>
+        <w:t xml:space="preserve">48 Getting Help with Code</w:t>
       </w:r>
     </w:p>
     <w:p>
@@ -40229,95 +40637,6 @@
       </w:r>
       <w:r>
         <w:t xml:space="preserve">:</w:t>
-      </w:r>
-    </w:p>
-    <w:p>
-      <w:pPr>
-        <w:pStyle w:val="Compact"/>
-        <w:numPr>
-          <w:ilvl w:val="0"/>
-          <w:numId w:val="1076"/>
-        </w:numPr>
-      </w:pPr>
-      <w:r>
-        <w:t xml:space="preserve">Is</w:t>
-      </w:r>
-      <w:r>
-        <w:t xml:space="preserve"> </w:t>
-      </w:r>
-      <w:r>
-        <w:rPr>
-          <w:b/>
-          <w:bCs/>
-        </w:rPr>
-        <w:t xml:space="preserve">reproducible</w:t>
-      </w:r>
-      <w:r>
-        <w:t xml:space="preserve">: Contains all necessary code, including</w:t>
-      </w:r>
-      <w:r>
-        <w:t xml:space="preserve"> </w:t>
-      </w:r>
-      <w:r>
-        <w:rPr>
-          <w:rStyle w:val="VerbatimChar"/>
-        </w:rPr>
-        <w:t xml:space="preserve">library()</w:t>
-      </w:r>
-      <w:r>
-        <w:t xml:space="preserve"> </w:t>
-      </w:r>
-      <w:r>
-        <w:t xml:space="preserve">calls and data</w:t>
-      </w:r>
-    </w:p>
-    <w:p>
-      <w:pPr>
-        <w:pStyle w:val="Compact"/>
-        <w:numPr>
-          <w:ilvl w:val="0"/>
-          <w:numId w:val="1076"/>
-        </w:numPr>
-      </w:pPr>
-      <w:r>
-        <w:t xml:space="preserve">Is</w:t>
-      </w:r>
-      <w:r>
-        <w:t xml:space="preserve"> </w:t>
-      </w:r>
-      <w:r>
-        <w:rPr>
-          <w:b/>
-          <w:bCs/>
-        </w:rPr>
-        <w:t xml:space="preserve">minimal</w:t>
-      </w:r>
-      <w:r>
-        <w:t xml:space="preserve">: Strips away everything not directly related to your problem</w:t>
-      </w:r>
-    </w:p>
-    <w:p>
-      <w:pPr>
-        <w:pStyle w:val="Compact"/>
-        <w:numPr>
-          <w:ilvl w:val="0"/>
-          <w:numId w:val="1076"/>
-        </w:numPr>
-      </w:pPr>
-      <w:r>
-        <w:t xml:space="preserve">Uses small, simple example data (often built-in datasets)</w:t>
-      </w:r>
-    </w:p>
-    <w:p>
-      <w:pPr>
-        <w:pStyle w:val="FirstParagraph"/>
-      </w:pPr>
-      <w:r>
-        <w:rPr>
-          <w:b/>
-          <w:bCs/>
-        </w:rPr>
-        <w:t xml:space="preserve">Why create a reprex:</w:t>
       </w:r>
     </w:p>
     <w:p>
@@ -40329,7 +40648,35 @@
         </w:numPr>
       </w:pPr>
       <w:r>
-        <w:t xml:space="preserve">80% of the time, creating a reprex helps you discover the solution yourself</w:t>
+        <w:t xml:space="preserve">Is</w:t>
+      </w:r>
+      <w:r>
+        <w:t xml:space="preserve"> </w:t>
+      </w:r>
+      <w:r>
+        <w:rPr>
+          <w:b/>
+          <w:bCs/>
+        </w:rPr>
+        <w:t xml:space="preserve">reproducible</w:t>
+      </w:r>
+      <w:r>
+        <w:t xml:space="preserve">: Contains all necessary code, including</w:t>
+      </w:r>
+      <w:r>
+        <w:t xml:space="preserve"> </w:t>
+      </w:r>
+      <w:r>
+        <w:rPr>
+          <w:rStyle w:val="VerbatimChar"/>
+        </w:rPr>
+        <w:t xml:space="preserve">library()</w:t>
+      </w:r>
+      <w:r>
+        <w:t xml:space="preserve"> </w:t>
+      </w:r>
+      <w:r>
+        <w:t xml:space="preserve">calls and data</w:t>
       </w:r>
     </w:p>
     <w:p>
@@ -40341,7 +40688,20 @@
         </w:numPr>
       </w:pPr>
       <w:r>
-        <w:t xml:space="preserve">20% of the time, you’ll have a clear example that makes it easy for others to help you</w:t>
+        <w:t xml:space="preserve">Is</w:t>
+      </w:r>
+      <w:r>
+        <w:t xml:space="preserve"> </w:t>
+      </w:r>
+      <w:r>
+        <w:rPr>
+          <w:b/>
+          <w:bCs/>
+        </w:rPr>
+        <w:t xml:space="preserve">minimal</w:t>
+      </w:r>
+      <w:r>
+        <w:t xml:space="preserve">: Strips away everything not directly related to your problem</w:t>
       </w:r>
     </w:p>
     <w:p>
@@ -40353,7 +40713,7 @@
         </w:numPr>
       </w:pPr>
       <w:r>
-        <w:t xml:space="preserve">It respects others’ time by making your problem easy to understand and reproduce</w:t>
+        <w:t xml:space="preserve">Uses small, simple example data (often built-in datasets)</w:t>
       </w:r>
     </w:p>
     <w:p>
@@ -40365,7 +40725,7 @@
           <w:b/>
           <w:bCs/>
         </w:rPr>
-        <w:t xml:space="preserve">Resources:</w:t>
+        <w:t xml:space="preserve">Why create a reprex:</w:t>
       </w:r>
     </w:p>
     <w:p>
@@ -40376,7 +40736,55 @@
           <w:numId w:val="1078"/>
         </w:numPr>
       </w:pPr>
-      <w:hyperlink r:id="rId340">
+      <w:r>
+        <w:t xml:space="preserve">80% of the time, creating a reprex helps you discover the solution yourself</w:t>
+      </w:r>
+    </w:p>
+    <w:p>
+      <w:pPr>
+        <w:pStyle w:val="Compact"/>
+        <w:numPr>
+          <w:ilvl w:val="0"/>
+          <w:numId w:val="1078"/>
+        </w:numPr>
+      </w:pPr>
+      <w:r>
+        <w:t xml:space="preserve">20% of the time, you’ll have a clear example that makes it easy for others to help you</w:t>
+      </w:r>
+    </w:p>
+    <w:p>
+      <w:pPr>
+        <w:pStyle w:val="Compact"/>
+        <w:numPr>
+          <w:ilvl w:val="0"/>
+          <w:numId w:val="1078"/>
+        </w:numPr>
+      </w:pPr>
+      <w:r>
+        <w:t xml:space="preserve">It respects others’ time by making your problem easy to understand and reproduce</w:t>
+      </w:r>
+    </w:p>
+    <w:p>
+      <w:pPr>
+        <w:pStyle w:val="FirstParagraph"/>
+      </w:pPr>
+      <w:r>
+        <w:rPr>
+          <w:b/>
+          <w:bCs/>
+        </w:rPr>
+        <w:t xml:space="preserve">Resources:</w:t>
+      </w:r>
+    </w:p>
+    <w:p>
+      <w:pPr>
+        <w:pStyle w:val="Compact"/>
+        <w:numPr>
+          <w:ilvl w:val="0"/>
+          <w:numId w:val="1079"/>
+        </w:numPr>
+      </w:pPr>
+      <w:hyperlink r:id="rId343">
         <w:r>
           <w:rPr>
             <w:rStyle w:val="VerbatimChar"/>
@@ -40396,10 +40804,10 @@
         <w:pStyle w:val="Compact"/>
         <w:numPr>
           <w:ilvl w:val="0"/>
-          <w:numId w:val="1078"/>
+          <w:numId w:val="1079"/>
         </w:numPr>
       </w:pPr>
-      <w:hyperlink r:id="rId341">
+      <w:hyperlink r:id="rId344">
         <w:r>
           <w:rPr>
             <w:rStyle w:val="Hyperlink"/>
@@ -40417,23 +40825,23 @@
         <w:t xml:space="preserve">: Step-by-step guide to creating effective reproducible examples</w:t>
       </w:r>
     </w:p>
-    <w:bookmarkEnd w:id="342"/>
-    <w:bookmarkStart w:id="404" w:name="sec-r-resources"/>
+    <w:bookmarkEnd w:id="345"/>
+    <w:bookmarkStart w:id="408" w:name="sec-r-resources"/>
     <w:p>
       <w:pPr>
         <w:pStyle w:val="Heading2"/>
       </w:pPr>
       <w:r>
-        <w:t xml:space="preserve">48 Additional Resources</w:t>
-      </w:r>
-    </w:p>
-    <w:bookmarkStart w:id="349" w:name="learning-r"/>
+        <w:t xml:space="preserve">49 Additional Resources</w:t>
+      </w:r>
+    </w:p>
+    <w:bookmarkStart w:id="352" w:name="learning-r"/>
     <w:p>
       <w:pPr>
         <w:pStyle w:val="Heading3"/>
       </w:pPr>
       <w:r>
-        <w:t xml:space="preserve">48.1 Learning R</w:t>
+        <w:t xml:space="preserve">49.1 Learning R</w:t>
       </w:r>
     </w:p>
     <w:p>
@@ -40441,7 +40849,7 @@
         <w:pStyle w:val="Compact"/>
         <w:numPr>
           <w:ilvl w:val="0"/>
-          <w:numId w:val="1079"/>
+          <w:numId w:val="1080"/>
         </w:numPr>
       </w:pPr>
       <w:r>
@@ -40465,10 +40873,10 @@
         <w:pStyle w:val="Compact"/>
         <w:numPr>
           <w:ilvl w:val="0"/>
-          <w:numId w:val="1079"/>
+          <w:numId w:val="1080"/>
         </w:numPr>
       </w:pPr>
-      <w:hyperlink r:id="rId343">
+      <w:hyperlink r:id="rId346">
         <w:r>
           <w:rPr>
             <w:rStyle w:val="Hyperlink"/>
@@ -40488,10 +40896,10 @@
         <w:pStyle w:val="Compact"/>
         <w:numPr>
           <w:ilvl w:val="0"/>
-          <w:numId w:val="1079"/>
+          <w:numId w:val="1080"/>
         </w:numPr>
       </w:pPr>
-      <w:hyperlink r:id="rId344">
+      <w:hyperlink r:id="rId347">
         <w:r>
           <w:rPr>
             <w:rStyle w:val="Hyperlink"/>
@@ -40511,10 +40919,10 @@
         <w:pStyle w:val="Compact"/>
         <w:numPr>
           <w:ilvl w:val="0"/>
-          <w:numId w:val="1079"/>
+          <w:numId w:val="1080"/>
         </w:numPr>
       </w:pPr>
-      <w:hyperlink r:id="rId345">
+      <w:hyperlink r:id="rId348">
         <w:r>
           <w:rPr>
             <w:rStyle w:val="Hyperlink"/>
@@ -40549,10 +40957,10 @@
         <w:pStyle w:val="Compact"/>
         <w:numPr>
           <w:ilvl w:val="0"/>
-          <w:numId w:val="1079"/>
+          <w:numId w:val="1080"/>
         </w:numPr>
       </w:pPr>
-      <w:hyperlink r:id="rId346">
+      <w:hyperlink r:id="rId349">
         <w:r>
           <w:rPr>
             <w:rStyle w:val="Hyperlink"/>
@@ -40572,10 +40980,10 @@
         <w:pStyle w:val="Compact"/>
         <w:numPr>
           <w:ilvl w:val="0"/>
-          <w:numId w:val="1079"/>
+          <w:numId w:val="1080"/>
         </w:numPr>
       </w:pPr>
-      <w:hyperlink r:id="rId347">
+      <w:hyperlink r:id="rId350">
         <w:r>
           <w:rPr>
             <w:rStyle w:val="Hyperlink"/>
@@ -40595,10 +41003,10 @@
         <w:pStyle w:val="Compact"/>
         <w:numPr>
           <w:ilvl w:val="0"/>
-          <w:numId w:val="1079"/>
+          <w:numId w:val="1080"/>
         </w:numPr>
       </w:pPr>
-      <w:hyperlink r:id="rId348">
+      <w:hyperlink r:id="rId351">
         <w:r>
           <w:rPr>
             <w:rStyle w:val="Hyperlink"/>
@@ -40613,14 +41021,14 @@
         <w:t xml:space="preserve">- short, task-focused R code snippets</w:t>
       </w:r>
     </w:p>
-    <w:bookmarkEnd w:id="349"/>
-    <w:bookmarkStart w:id="351" w:name="learning-python"/>
+    <w:bookmarkEnd w:id="352"/>
+    <w:bookmarkStart w:id="354" w:name="learning-python"/>
     <w:p>
       <w:pPr>
         <w:pStyle w:val="Heading3"/>
       </w:pPr>
       <w:r>
-        <w:t xml:space="preserve">48.2 Learning Python</w:t>
+        <w:t xml:space="preserve">49.2 Learning Python</w:t>
       </w:r>
     </w:p>
     <w:p>
@@ -40628,10 +41036,10 @@
         <w:pStyle w:val="Compact"/>
         <w:numPr>
           <w:ilvl w:val="0"/>
-          <w:numId w:val="1080"/>
+          <w:numId w:val="1081"/>
         </w:numPr>
       </w:pPr>
-      <w:hyperlink r:id="rId350">
+      <w:hyperlink r:id="rId353">
         <w:r>
           <w:rPr>
             <w:rStyle w:val="Hyperlink"/>
@@ -40658,14 +41066,14 @@
         <w:t xml:space="preserve">it visualizes Python, Java, C, C++ and JavaScript (not R) and limits program length, so use it on small examples</w:t>
       </w:r>
     </w:p>
-    <w:bookmarkEnd w:id="351"/>
-    <w:bookmarkStart w:id="356" w:name="coming-to-r-from-sas"/>
+    <w:bookmarkEnd w:id="354"/>
+    <w:bookmarkStart w:id="359" w:name="coming-to-r-from-sas"/>
     <w:p>
       <w:pPr>
         <w:pStyle w:val="Heading3"/>
       </w:pPr>
       <w:r>
-        <w:t xml:space="preserve">48.3 Coming to R from SAS</w:t>
+        <w:t xml:space="preserve">49.3 Coming to R from SAS</w:t>
       </w:r>
     </w:p>
     <w:p>
@@ -40673,10 +41081,10 @@
         <w:pStyle w:val="Compact"/>
         <w:numPr>
           <w:ilvl w:val="0"/>
-          <w:numId w:val="1081"/>
+          <w:numId w:val="1082"/>
         </w:numPr>
       </w:pPr>
-      <w:hyperlink r:id="rId352">
+      <w:hyperlink r:id="rId355">
         <w:r>
           <w:rPr>
             <w:rStyle w:val="Hyperlink"/>
@@ -40699,7 +41107,7 @@
       <w:r>
         <w:t xml:space="preserve"> </w:t>
       </w:r>
-      <w:hyperlink r:id="rId353">
+      <w:hyperlink r:id="rId356">
         <w:r>
           <w:rPr>
             <w:rStyle w:val="VerbatimChar"/>
@@ -40773,10 +41181,10 @@
         <w:pStyle w:val="Compact"/>
         <w:numPr>
           <w:ilvl w:val="0"/>
-          <w:numId w:val="1081"/>
+          <w:numId w:val="1082"/>
         </w:numPr>
       </w:pPr>
-      <w:hyperlink r:id="rId354">
+      <w:hyperlink r:id="rId357">
         <w:r>
           <w:rPr>
             <w:rStyle w:val="Hyperlink"/>
@@ -40796,10 +41204,10 @@
         <w:pStyle w:val="Compact"/>
         <w:numPr>
           <w:ilvl w:val="0"/>
-          <w:numId w:val="1081"/>
+          <w:numId w:val="1082"/>
         </w:numPr>
       </w:pPr>
-      <w:hyperlink r:id="rId355">
+      <w:hyperlink r:id="rId358">
         <w:r>
           <w:rPr>
             <w:rStyle w:val="Hyperlink"/>
@@ -40814,14 +41222,14 @@
         <w:t xml:space="preserve">(Kleinman and Horton) - side-by-side SAS and R code for data management and analysis</w:t>
       </w:r>
     </w:p>
-    <w:bookmarkEnd w:id="356"/>
-    <w:bookmarkStart w:id="363" w:name="general-r-programming"/>
+    <w:bookmarkEnd w:id="359"/>
+    <w:bookmarkStart w:id="366" w:name="general-r-programming"/>
     <w:p>
       <w:pPr>
         <w:pStyle w:val="Heading3"/>
       </w:pPr>
       <w:r>
-        <w:t xml:space="preserve">48.4 General R Programming</w:t>
+        <w:t xml:space="preserve">49.4 General R Programming</w:t>
       </w:r>
     </w:p>
     <w:p>
@@ -40829,7 +41237,7 @@
         <w:pStyle w:val="Compact"/>
         <w:numPr>
           <w:ilvl w:val="0"/>
-          <w:numId w:val="1082"/>
+          <w:numId w:val="1083"/>
         </w:numPr>
       </w:pPr>
       <w:r>
@@ -40850,7 +41258,7 @@
       <w:r>
         <w:t xml:space="preserve"> </w:t>
       </w:r>
-      <w:hyperlink r:id="rId357">
+      <w:hyperlink r:id="rId360">
         <w:r>
           <w:rPr>
             <w:rStyle w:val="Hyperlink"/>
@@ -40864,7 +41272,7 @@
       <w:r>
         <w:t xml:space="preserve"> </w:t>
       </w:r>
-      <w:hyperlink r:id="rId358">
+      <w:hyperlink r:id="rId361">
         <w:r>
           <w:rPr>
             <w:rStyle w:val="Hyperlink"/>
@@ -40884,7 +41292,7 @@
       <w:r>
         <w:t xml:space="preserve"> </w:t>
       </w:r>
-      <w:hyperlink r:id="rId359">
+      <w:hyperlink r:id="rId362">
         <w:r>
           <w:rPr>
             <w:rStyle w:val="Hyperlink"/>
@@ -40898,10 +41306,10 @@
         <w:pStyle w:val="Compact"/>
         <w:numPr>
           <w:ilvl w:val="0"/>
-          <w:numId w:val="1082"/>
+          <w:numId w:val="1083"/>
         </w:numPr>
       </w:pPr>
-      <w:hyperlink r:id="rId360">
+      <w:hyperlink r:id="rId363">
         <w:r>
           <w:rPr>
             <w:rStyle w:val="Hyperlink"/>
@@ -40927,10 +41335,10 @@
         <w:pStyle w:val="Compact"/>
         <w:numPr>
           <w:ilvl w:val="0"/>
-          <w:numId w:val="1082"/>
+          <w:numId w:val="1083"/>
         </w:numPr>
       </w:pPr>
-      <w:hyperlink r:id="rId361">
+      <w:hyperlink r:id="rId364">
         <w:r>
           <w:rPr>
             <w:rStyle w:val="Hyperlink"/>
@@ -41004,10 +41412,10 @@
         <w:pStyle w:val="Compact"/>
         <w:numPr>
           <w:ilvl w:val="0"/>
-          <w:numId w:val="1082"/>
+          <w:numId w:val="1083"/>
         </w:numPr>
       </w:pPr>
-      <w:hyperlink r:id="rId362">
+      <w:hyperlink r:id="rId365">
         <w:r>
           <w:rPr>
             <w:rStyle w:val="Hyperlink"/>
@@ -41022,14 +41430,14 @@
         <w:t xml:space="preserve">- spatial data analysis in R</w:t>
       </w:r>
     </w:p>
-    <w:bookmarkEnd w:id="363"/>
-    <w:bookmarkStart w:id="366" w:name="summary-tables"/>
+    <w:bookmarkEnd w:id="366"/>
+    <w:bookmarkStart w:id="369" w:name="summary-tables"/>
     <w:p>
       <w:pPr>
         <w:pStyle w:val="Heading3"/>
       </w:pPr>
       <w:r>
-        <w:t xml:space="preserve">48.5 Summary tables</w:t>
+        <w:t xml:space="preserve">49.5 Summary tables</w:t>
       </w:r>
     </w:p>
     <w:p>
@@ -41037,7 +41445,7 @@
         <w:pStyle w:val="Compact"/>
         <w:numPr>
           <w:ilvl w:val="0"/>
-          <w:numId w:val="1083"/>
+          <w:numId w:val="1084"/>
         </w:numPr>
       </w:pPr>
       <w:hyperlink r:id="rId140">
@@ -41060,10 +41468,10 @@
         <w:pStyle w:val="Compact"/>
         <w:numPr>
           <w:ilvl w:val="0"/>
-          <w:numId w:val="1083"/>
+          <w:numId w:val="1084"/>
         </w:numPr>
       </w:pPr>
-      <w:hyperlink r:id="rId364">
+      <w:hyperlink r:id="rId367">
         <w:r>
           <w:rPr>
             <w:rStyle w:val="VerbatimChar"/>
@@ -41095,10 +41503,10 @@
         <w:pStyle w:val="Compact"/>
         <w:numPr>
           <w:ilvl w:val="0"/>
-          <w:numId w:val="1083"/>
+          <w:numId w:val="1084"/>
         </w:numPr>
       </w:pPr>
-      <w:hyperlink r:id="rId365">
+      <w:hyperlink r:id="rId368">
         <w:r>
           <w:rPr>
             <w:rStyle w:val="VerbatimChar"/>
@@ -41118,7 +41526,7 @@
         <w:pStyle w:val="Compact"/>
         <w:numPr>
           <w:ilvl w:val="0"/>
-          <w:numId w:val="1083"/>
+          <w:numId w:val="1084"/>
         </w:numPr>
       </w:pPr>
       <w:r>
@@ -41146,14 +41554,14 @@
         <w:t xml:space="preserve">above) - SAS-style frequency and means tables</w:t>
       </w:r>
     </w:p>
-    <w:bookmarkEnd w:id="366"/>
-    <w:bookmarkStart w:id="371" w:name="r-package-development"/>
+    <w:bookmarkEnd w:id="369"/>
+    <w:bookmarkStart w:id="374" w:name="r-package-development"/>
     <w:p>
       <w:pPr>
         <w:pStyle w:val="Heading3"/>
       </w:pPr>
       <w:r>
-        <w:t xml:space="preserve">48.6 R Package Development</w:t>
+        <w:t xml:space="preserve">49.6 R Package Development</w:t>
       </w:r>
     </w:p>
     <w:p>
@@ -41161,7 +41569,7 @@
         <w:pStyle w:val="Compact"/>
         <w:numPr>
           <w:ilvl w:val="0"/>
-          <w:numId w:val="1084"/>
+          <w:numId w:val="1085"/>
         </w:numPr>
       </w:pPr>
       <w:r>
@@ -41185,7 +41593,7 @@
         <w:pStyle w:val="Compact"/>
         <w:numPr>
           <w:ilvl w:val="0"/>
-          <w:numId w:val="1084"/>
+          <w:numId w:val="1085"/>
         </w:numPr>
       </w:pPr>
       <w:r>
@@ -41209,7 +41617,7 @@
         <w:pStyle w:val="Compact"/>
         <w:numPr>
           <w:ilvl w:val="0"/>
-          <w:numId w:val="1084"/>
+          <w:numId w:val="1085"/>
         </w:numPr>
       </w:pPr>
       <w:hyperlink r:id="rId36">
@@ -41232,7 +41640,7 @@
         <w:pStyle w:val="Compact"/>
         <w:numPr>
           <w:ilvl w:val="0"/>
-          <w:numId w:val="1084"/>
+          <w:numId w:val="1085"/>
         </w:numPr>
       </w:pPr>
       <w:hyperlink r:id="rId37">
@@ -41255,7 +41663,7 @@
         <w:pStyle w:val="Compact"/>
         <w:numPr>
           <w:ilvl w:val="0"/>
-          <w:numId w:val="1084"/>
+          <w:numId w:val="1085"/>
         </w:numPr>
       </w:pPr>
       <w:hyperlink r:id="rId23">
@@ -41278,7 +41686,7 @@
         <w:pStyle w:val="Compact"/>
         <w:numPr>
           <w:ilvl w:val="0"/>
-          <w:numId w:val="1084"/>
+          <w:numId w:val="1085"/>
         </w:numPr>
       </w:pPr>
       <w:hyperlink r:id="rId39">
@@ -41301,10 +41709,10 @@
         <w:pStyle w:val="Compact"/>
         <w:numPr>
           <w:ilvl w:val="0"/>
-          <w:numId w:val="1084"/>
+          <w:numId w:val="1085"/>
         </w:numPr>
       </w:pPr>
-      <w:hyperlink r:id="rId367">
+      <w:hyperlink r:id="rId370">
         <w:r>
           <w:rPr>
             <w:rStyle w:val="Hyperlink"/>
@@ -41321,7 +41729,7 @@
       <w:r>
         <w:t xml:space="preserve"> </w:t>
       </w:r>
-      <w:hyperlink r:id="rId368">
+      <w:hyperlink r:id="rId371">
         <w:r>
           <w:rPr>
             <w:rStyle w:val="Hyperlink"/>
@@ -41344,7 +41752,7 @@
       <w:r>
         <w:t xml:space="preserve"> </w:t>
       </w:r>
-      <w:hyperlink r:id="rId369">
+      <w:hyperlink r:id="rId372">
         <w:r>
           <w:rPr>
             <w:rStyle w:val="Hyperlink"/>
@@ -41361,10 +41769,10 @@
         <w:pStyle w:val="Compact"/>
         <w:numPr>
           <w:ilvl w:val="0"/>
-          <w:numId w:val="1084"/>
+          <w:numId w:val="1085"/>
         </w:numPr>
       </w:pPr>
-      <w:hyperlink r:id="rId370">
+      <w:hyperlink r:id="rId373">
         <w:r>
           <w:rPr>
             <w:rStyle w:val="Hyperlink"/>
@@ -41379,72 +41787,14 @@
         <w:t xml:space="preserve">- getting involved with base R itself</w:t>
       </w:r>
     </w:p>
-    <w:bookmarkEnd w:id="371"/>
-    <w:bookmarkStart w:id="372" w:name="shiny-development"/>
+    <w:bookmarkEnd w:id="374"/>
+    <w:bookmarkStart w:id="375" w:name="shiny-development"/>
     <w:p>
       <w:pPr>
         <w:pStyle w:val="Heading3"/>
       </w:pPr>
       <w:r>
-        <w:t xml:space="preserve">48.7 Shiny Development</w:t>
-      </w:r>
-    </w:p>
-    <w:p>
-      <w:pPr>
-        <w:pStyle w:val="Compact"/>
-        <w:numPr>
-          <w:ilvl w:val="0"/>
-          <w:numId w:val="1085"/>
-        </w:numPr>
-      </w:pPr>
-      <w:r>
-        <w:t xml:space="preserve">Mastering Shiny</w:t>
-      </w:r>
-      <w:r>
-        <w:t xml:space="preserve"> </w:t>
-      </w:r>
-      <w:r>
-        <w:t xml:space="preserve">(Wickham 2021)</w:t>
-      </w:r>
-      <w:r>
-        <w:t xml:space="preserve"> </w:t>
-      </w:r>
-      <w:r>
-        <w:t xml:space="preserve">- comprehensive guide to building web applications with Shiny</w:t>
-      </w:r>
-    </w:p>
-    <w:p>
-      <w:pPr>
-        <w:pStyle w:val="Compact"/>
-        <w:numPr>
-          <w:ilvl w:val="0"/>
-          <w:numId w:val="1085"/>
-        </w:numPr>
-      </w:pPr>
-      <w:r>
-        <w:t xml:space="preserve">Engineering Production-Grade Shiny Apps</w:t>
-      </w:r>
-      <w:r>
-        <w:t xml:space="preserve"> </w:t>
-      </w:r>
-      <w:r>
-        <w:t xml:space="preserve">(Fay et al. 2021)</w:t>
-      </w:r>
-      <w:r>
-        <w:t xml:space="preserve"> </w:t>
-      </w:r>
-      <w:r>
-        <w:t xml:space="preserve">- best practices for production Shiny applications</w:t>
-      </w:r>
-    </w:p>
-    <w:bookmarkEnd w:id="372"/>
-    <w:bookmarkStart w:id="403" w:name="git-and-version-control"/>
-    <w:p>
-      <w:pPr>
-        <w:pStyle w:val="Heading3"/>
-      </w:pPr>
-      <w:r>
-        <w:t xml:space="preserve">48.8 Git and Version Control</w:t>
+        <w:t xml:space="preserve">49.7 Shiny Development</w:t>
       </w:r>
     </w:p>
     <w:p>
@@ -41456,19 +41806,19 @@
         </w:numPr>
       </w:pPr>
       <w:r>
-        <w:t xml:space="preserve">Happy Git and GitHub for the useR</w:t>
-      </w:r>
-      <w:r>
-        <w:t xml:space="preserve"> </w:t>
-      </w:r>
-      <w:r>
-        <w:t xml:space="preserve">(Bryan 2023)</w:t>
-      </w:r>
-      <w:r>
-        <w:t xml:space="preserve"> </w:t>
-      </w:r>
-      <w:r>
-        <w:t xml:space="preserve">- essential guide to using Git and GitHub with R</w:t>
+        <w:t xml:space="preserve">Mastering Shiny</w:t>
+      </w:r>
+      <w:r>
+        <w:t xml:space="preserve"> </w:t>
+      </w:r>
+      <w:r>
+        <w:t xml:space="preserve">(Wickham 2021)</w:t>
+      </w:r>
+      <w:r>
+        <w:t xml:space="preserve"> </w:t>
+      </w:r>
+      <w:r>
+        <w:t xml:space="preserve">- comprehensive guide to building web applications with Shiny</w:t>
       </w:r>
     </w:p>
     <w:p>
@@ -41479,7 +41829,65 @@
           <w:numId w:val="1086"/>
         </w:numPr>
       </w:pPr>
-      <w:hyperlink r:id="rId373">
+      <w:r>
+        <w:t xml:space="preserve">Engineering Production-Grade Shiny Apps</w:t>
+      </w:r>
+      <w:r>
+        <w:t xml:space="preserve"> </w:t>
+      </w:r>
+      <w:r>
+        <w:t xml:space="preserve">(Fay et al. 2021)</w:t>
+      </w:r>
+      <w:r>
+        <w:t xml:space="preserve"> </w:t>
+      </w:r>
+      <w:r>
+        <w:t xml:space="preserve">- best practices for production Shiny applications</w:t>
+      </w:r>
+    </w:p>
+    <w:bookmarkEnd w:id="375"/>
+    <w:bookmarkStart w:id="407" w:name="git-and-version-control"/>
+    <w:p>
+      <w:pPr>
+        <w:pStyle w:val="Heading3"/>
+      </w:pPr>
+      <w:r>
+        <w:t xml:space="preserve">49.8 Git and Version Control</w:t>
+      </w:r>
+    </w:p>
+    <w:p>
+      <w:pPr>
+        <w:pStyle w:val="Compact"/>
+        <w:numPr>
+          <w:ilvl w:val="0"/>
+          <w:numId w:val="1087"/>
+        </w:numPr>
+      </w:pPr>
+      <w:r>
+        <w:t xml:space="preserve">Happy Git and GitHub for the useR</w:t>
+      </w:r>
+      <w:r>
+        <w:t xml:space="preserve"> </w:t>
+      </w:r>
+      <w:r>
+        <w:t xml:space="preserve">(Bryan 2023)</w:t>
+      </w:r>
+      <w:r>
+        <w:t xml:space="preserve"> </w:t>
+      </w:r>
+      <w:r>
+        <w:t xml:space="preserve">- essential guide to using Git and GitHub with R</w:t>
+      </w:r>
+    </w:p>
+    <w:p>
+      <w:pPr>
+        <w:pStyle w:val="Compact"/>
+        <w:numPr>
+          <w:ilvl w:val="0"/>
+          <w:numId w:val="1087"/>
+        </w:numPr>
+      </w:pPr>
+      <w:hyperlink r:id="rId376">
         <w:r>
           <w:rPr>
             <w:rStyle w:val="Hyperlink"/>
@@ -41526,10 +41934,10 @@
         <w:pStyle w:val="Compact"/>
         <w:numPr>
           <w:ilvl w:val="0"/>
-          <w:numId w:val="1086"/>
+          <w:numId w:val="1087"/>
         </w:numPr>
       </w:pPr>
-      <w:hyperlink r:id="rId374">
+      <w:hyperlink r:id="rId377">
         <w:r>
           <w:rPr>
             <w:rStyle w:val="Hyperlink"/>
@@ -41549,10 +41957,10 @@
         <w:pStyle w:val="Compact"/>
         <w:numPr>
           <w:ilvl w:val="0"/>
-          <w:numId w:val="1086"/>
+          <w:numId w:val="1087"/>
         </w:numPr>
       </w:pPr>
-      <w:hyperlink r:id="rId375">
+      <w:hyperlink r:id="rId378">
         <w:r>
           <w:rPr>
             <w:rStyle w:val="VerbatimChar"/>
@@ -41572,10 +41980,10 @@
         <w:pStyle w:val="Compact"/>
         <w:numPr>
           <w:ilvl w:val="0"/>
-          <w:numId w:val="1086"/>
+          <w:numId w:val="1087"/>
         </w:numPr>
       </w:pPr>
-      <w:hyperlink r:id="rId376">
+      <w:hyperlink r:id="rId379">
         <w:r>
           <w:rPr>
             <w:rStyle w:val="Hyperlink"/>
@@ -41595,10 +42003,10 @@
         <w:pStyle w:val="Compact"/>
         <w:numPr>
           <w:ilvl w:val="0"/>
-          <w:numId w:val="1086"/>
+          <w:numId w:val="1087"/>
         </w:numPr>
       </w:pPr>
-      <w:hyperlink r:id="rId377">
+      <w:hyperlink r:id="rId380">
         <w:r>
           <w:rPr>
             <w:rStyle w:val="VerbatimChar"/>
@@ -41619,8 +42027,8 @@
         <w:t xml:space="preserve">organized by patterns like tags or issues</w:t>
       </w:r>
     </w:p>
-    <w:bookmarkStart w:id="402" w:name="refs"/>
-    <w:bookmarkStart w:id="379" w:name="ref-bryan2023happygit"/>
+    <w:bookmarkStart w:id="406" w:name="refs"/>
+    <w:bookmarkStart w:id="382" w:name="ref-bryan2023happygit"/>
     <w:p>
       <w:pPr>
         <w:pStyle w:val="Bibliography"/>
@@ -41644,7 +42052,7 @@
       <w:r>
         <w:t xml:space="preserve"> </w:t>
       </w:r>
-      <w:hyperlink r:id="rId378">
+      <w:hyperlink r:id="rId381">
         <w:r>
           <w:rPr>
             <w:rStyle w:val="Hyperlink"/>
@@ -41656,8 +42064,8 @@
         <w:t xml:space="preserve">.</w:t>
       </w:r>
     </w:p>
-    <w:bookmarkEnd w:id="379"/>
-    <w:bookmarkStart w:id="380" w:name="ref-reprex"/>
+    <w:bookmarkEnd w:id="382"/>
+    <w:bookmarkStart w:id="383" w:name="ref-reprex"/>
     <w:p>
       <w:pPr>
         <w:pStyle w:val="Bibliography"/>
@@ -41681,7 +42089,7 @@
       <w:r>
         <w:t xml:space="preserve"> </w:t>
       </w:r>
-      <w:hyperlink r:id="rId340">
+      <w:hyperlink r:id="rId343">
         <w:r>
           <w:rPr>
             <w:rStyle w:val="Hyperlink"/>
@@ -41693,8 +42101,8 @@
         <w:t xml:space="preserve">.</w:t>
       </w:r>
     </w:p>
-    <w:bookmarkEnd w:id="380"/>
-    <w:bookmarkStart w:id="382" w:name="ref-fay2021engineering"/>
+    <w:bookmarkEnd w:id="383"/>
+    <w:bookmarkStart w:id="385" w:name="ref-fay2021engineering"/>
     <w:p>
       <w:pPr>
         <w:pStyle w:val="Bibliography"/>
@@ -41718,7 +42126,7 @@
       <w:r>
         <w:t xml:space="preserve"> </w:t>
       </w:r>
-      <w:hyperlink r:id="rId381">
+      <w:hyperlink r:id="rId384">
         <w:r>
           <w:rPr>
             <w:rStyle w:val="Hyperlink"/>
@@ -41730,8 +42138,38 @@
         <w:t xml:space="preserve">.</w:t>
       </w:r>
     </w:p>
-    <w:bookmarkEnd w:id="382"/>
-    <w:bookmarkStart w:id="384" w:name="ref-parnas1972criteria"/>
+    <w:bookmarkEnd w:id="385"/>
+    <w:bookmarkStart w:id="386" w:name="ref-matloff-tidyverse-skeptic"/>
+    <w:p>
+      <w:pPr>
+        <w:pStyle w:val="Bibliography"/>
+      </w:pPr>
+      <w:r>
+        <w:t xml:space="preserve">Matloff, Norm. 2019.</w:t>
+      </w:r>
+      <w:r>
+        <w:t xml:space="preserve"> </w:t>
+      </w:r>
+      <w:r>
+        <w:t xml:space="preserve">“Tidyverse Skeptic: Why the Tidyverse Is Not a Good Vehicle for Teaching Noncoders.”</w:t>
+      </w:r>
+      <w:r>
+        <w:t xml:space="preserve"> </w:t>
+      </w:r>
+      <w:hyperlink r:id="rId322">
+        <w:r>
+          <w:rPr>
+            <w:rStyle w:val="Hyperlink"/>
+          </w:rPr>
+          <w:t xml:space="preserve">https://matloff.github.io/TidyverseSkeptic/Skeptic.html</w:t>
+        </w:r>
+      </w:hyperlink>
+      <w:r>
+        <w:t xml:space="preserve">.</w:t>
+      </w:r>
+    </w:p>
+    <w:bookmarkEnd w:id="386"/>
+    <w:bookmarkStart w:id="388" w:name="ref-parnas1972criteria"/>
     <w:p>
       <w:pPr>
         <w:pStyle w:val="Bibliography"/>
@@ -41764,7 +42202,7 @@
       <w:r>
         <w:t xml:space="preserve"> </w:t>
       </w:r>
-      <w:hyperlink r:id="rId383">
+      <w:hyperlink r:id="rId387">
         <w:r>
           <w:rPr>
             <w:rStyle w:val="Hyperlink"/>
@@ -41776,8 +42214,8 @@
         <w:t xml:space="preserve">.</w:t>
       </w:r>
     </w:p>
-    <w:bookmarkEnd w:id="384"/>
-    <w:bookmarkStart w:id="386" w:name="ref-stevens1974structured"/>
+    <w:bookmarkEnd w:id="388"/>
+    <w:bookmarkStart w:id="390" w:name="ref-stevens1974structured"/>
     <w:p>
       <w:pPr>
         <w:pStyle w:val="Bibliography"/>
@@ -41810,7 +42248,7 @@
       <w:r>
         <w:t xml:space="preserve"> </w:t>
       </w:r>
-      <w:hyperlink r:id="rId385">
+      <w:hyperlink r:id="rId389">
         <w:r>
           <w:rPr>
             <w:rStyle w:val="Hyperlink"/>
@@ -41822,8 +42260,8 @@
         <w:t xml:space="preserve">.</w:t>
       </w:r>
     </w:p>
-    <w:bookmarkEnd w:id="386"/>
-    <w:bookmarkStart w:id="388" w:name="ref-wickham2019advr"/>
+    <w:bookmarkEnd w:id="390"/>
+    <w:bookmarkStart w:id="392" w:name="ref-wickham2019advr"/>
     <w:p>
       <w:pPr>
         <w:pStyle w:val="Bibliography"/>
@@ -41847,7 +42285,7 @@
       <w:r>
         <w:t xml:space="preserve"> </w:t>
       </w:r>
-      <w:hyperlink r:id="rId387">
+      <w:hyperlink r:id="rId391">
         <w:r>
           <w:rPr>
             <w:rStyle w:val="Hyperlink"/>
@@ -41859,8 +42297,8 @@
         <w:t xml:space="preserve">.</w:t>
       </w:r>
     </w:p>
-    <w:bookmarkEnd w:id="388"/>
-    <w:bookmarkStart w:id="390" w:name="ref-wickham2021shiny"/>
+    <w:bookmarkEnd w:id="392"/>
+    <w:bookmarkStart w:id="394" w:name="ref-wickham2021shiny"/>
     <w:p>
       <w:pPr>
         <w:pStyle w:val="Bibliography"/>
@@ -41884,7 +42322,7 @@
       <w:r>
         <w:t xml:space="preserve"> </w:t>
       </w:r>
-      <w:hyperlink r:id="rId389">
+      <w:hyperlink r:id="rId393">
         <w:r>
           <w:rPr>
             <w:rStyle w:val="Hyperlink"/>
@@ -41896,8 +42334,8 @@
         <w:t xml:space="preserve">.</w:t>
       </w:r>
     </w:p>
-    <w:bookmarkEnd w:id="390"/>
-    <w:bookmarkStart w:id="392" w:name="ref-wickham2023tidydesign"/>
+    <w:bookmarkEnd w:id="394"/>
+    <w:bookmarkStart w:id="396" w:name="ref-wickham2023tidydesign"/>
     <w:p>
       <w:pPr>
         <w:pStyle w:val="Bibliography"/>
@@ -41921,7 +42359,7 @@
       <w:r>
         <w:t xml:space="preserve"> </w:t>
       </w:r>
-      <w:hyperlink r:id="rId391">
+      <w:hyperlink r:id="rId395">
         <w:r>
           <w:rPr>
             <w:rStyle w:val="Hyperlink"/>
@@ -41933,8 +42371,8 @@
         <w:t xml:space="preserve">.</w:t>
       </w:r>
     </w:p>
-    <w:bookmarkEnd w:id="392"/>
-    <w:bookmarkStart w:id="394" w:name="ref-wickham2023rpkgs"/>
+    <w:bookmarkEnd w:id="396"/>
+    <w:bookmarkStart w:id="398" w:name="ref-wickham2023rpkgs"/>
     <w:p>
       <w:pPr>
         <w:pStyle w:val="Bibliography"/>
@@ -41958,7 +42396,7 @@
       <w:r>
         <w:t xml:space="preserve"> </w:t>
       </w:r>
-      <w:hyperlink r:id="rId393">
+      <w:hyperlink r:id="rId397">
         <w:r>
           <w:rPr>
             <w:rStyle w:val="Hyperlink"/>
@@ -41970,8 +42408,8 @@
         <w:t xml:space="preserve">.</w:t>
       </w:r>
     </w:p>
-    <w:bookmarkEnd w:id="394"/>
-    <w:bookmarkStart w:id="396" w:name="ref-wickham2023r4ds"/>
+    <w:bookmarkEnd w:id="398"/>
+    <w:bookmarkStart w:id="400" w:name="ref-wickham2023r4ds"/>
     <w:p>
       <w:pPr>
         <w:pStyle w:val="Bibliography"/>
@@ -41995,7 +42433,7 @@
       <w:r>
         <w:t xml:space="preserve"> </w:t>
       </w:r>
-      <w:hyperlink r:id="rId395">
+      <w:hyperlink r:id="rId399">
         <w:r>
           <w:rPr>
             <w:rStyle w:val="Hyperlink"/>
@@ -42007,8 +42445,8 @@
         <w:t xml:space="preserve">.</w:t>
       </w:r>
     </w:p>
-    <w:bookmarkEnd w:id="396"/>
-    <w:bookmarkStart w:id="397" w:name="ref-R-roxygen2"/>
+    <w:bookmarkEnd w:id="400"/>
+    <w:bookmarkStart w:id="401" w:name="ref-R-roxygen2"/>
     <w:p>
       <w:pPr>
         <w:pStyle w:val="Bibliography"/>
@@ -42044,8 +42482,8 @@
         <w:t xml:space="preserve">.</w:t>
       </w:r>
     </w:p>
-    <w:bookmarkEnd w:id="397"/>
-    <w:bookmarkStart w:id="399" w:name="ref-wilson2014best"/>
+    <w:bookmarkEnd w:id="401"/>
+    <w:bookmarkStart w:id="403" w:name="ref-wilson2014best"/>
     <w:p>
       <w:pPr>
         <w:pStyle w:val="Bibliography"/>
@@ -42078,7 +42516,7 @@
       <w:r>
         <w:t xml:space="preserve"> </w:t>
       </w:r>
-      <w:hyperlink r:id="rId398">
+      <w:hyperlink r:id="rId402">
         <w:r>
           <w:rPr>
             <w:rStyle w:val="Hyperlink"/>
@@ -42090,8 +42528,8 @@
         <w:t xml:space="preserve">.</w:t>
       </w:r>
     </w:p>
-    <w:bookmarkEnd w:id="399"/>
-    <w:bookmarkStart w:id="401" w:name="ref-wilson2017good"/>
+    <w:bookmarkEnd w:id="403"/>
+    <w:bookmarkStart w:id="405" w:name="ref-wilson2017good"/>
     <w:p>
       <w:pPr>
         <w:pStyle w:val="Bibliography"/>
@@ -42124,7 +42562,7 @@
       <w:r>
         <w:t xml:space="preserve"> </w:t>
       </w:r>
-      <w:hyperlink r:id="rId400">
+      <w:hyperlink r:id="rId404">
         <w:r>
           <w:rPr>
             <w:rStyle w:val="Hyperlink"/>
@@ -42136,10 +42574,10 @@
         <w:t xml:space="preserve">.</w:t>
       </w:r>
     </w:p>
-    <w:bookmarkEnd w:id="401"/>
-    <w:bookmarkEnd w:id="402"/>
-    <w:bookmarkEnd w:id="403"/>
-    <w:bookmarkEnd w:id="404"/>
+    <w:bookmarkEnd w:id="405"/>
+    <w:bookmarkEnd w:id="406"/>
+    <w:bookmarkEnd w:id="407"/>
+    <w:bookmarkEnd w:id="408"/>
     <w:sectPr>
       <w:footnotePr>
         <w:numRestart w:val="eachSect"/>
@@ -42857,6 +43295,9 @@
     <w:abstractNumId w:val="991"/>
   </w:num>
   <w:num w:numId="1069">
+    <w:abstractNumId w:val="991"/>
+  </w:num>
+  <w:num w:numId="1070">
     <w:abstractNumId w:val="99411"/>
     <w:lvlOverride w:ilvl="0">
       <w:startOverride w:val="1"/>
@@ -42885,9 +43326,6 @@
     <w:lvlOverride w:ilvl="8">
       <w:startOverride w:val="1"/>
     </w:lvlOverride>
-  </w:num>
-  <w:num w:numId="1070">
-    <w:abstractNumId w:val="991"/>
   </w:num>
   <w:num w:numId="1071">
     <w:abstractNumId w:val="991"/>
@@ -42935,6 +43373,9 @@
     <w:abstractNumId w:val="991"/>
   </w:num>
   <w:num w:numId="1086">
+    <w:abstractNumId w:val="991"/>
+  </w:num>
+  <w:num w:numId="1087">
     <w:abstractNumId w:val="991"/>
   </w:num>
 </w:numbering>

--- a/chapters/coding-practices.docx
+++ b/chapters/coding-practices.docx
@@ -15,7 +15,7 @@
         <w:pStyle w:val="Date"/>
       </w:pPr>
       <w:r>
-        <w:t xml:space="preserve">Last modified: 2026-10-27 16:10:40 (PDT)</w:t>
+        <w:t xml:space="preserve">Last modified: 2026-10-27 16:56:59 (PDT)</w:t>
       </w:r>
     </w:p>
     <w:p>

--- a/chapters/coding-practices.docx
+++ b/chapters/coding-practices.docx
@@ -15,7 +15,7 @@
         <w:pStyle w:val="Date"/>
       </w:pPr>
       <w:r>
-        <w:t xml:space="preserve">Last modified: 2026-10-27 16:56:59 (PDT)</w:t>
+        <w:t xml:space="preserve">Last modified: 2026-10-28 16:01:38 (PDT)</w:t>
       </w:r>
     </w:p>
     <w:p>

--- a/chapters/coding-practices.docx
+++ b/chapters/coding-practices.docx
@@ -15,7 +15,7 @@
         <w:pStyle w:val="Date"/>
       </w:pPr>
       <w:r>
-        <w:t xml:space="preserve">Last modified: 2026-10-28 16:01:38 (PDT)</w:t>
+        <w:t xml:space="preserve">Last modified: 2026-10-29 09:14:27 (PDT)</w:t>
       </w:r>
     </w:p>
     <w:p>
